--- a/.NET веселые вопросы.docx
+++ b/.NET веселые вопросы.docx
@@ -1,10 +1,10 @@
 
 <file path=word/document.xml><?xml version="1.0" encoding="utf-8"?>
-<w:document xmlns:wpc="http://schemas.microsoft.com/office/word/2010/wordprocessingCanvas" xmlns:cx="http://schemas.microsoft.com/office/drawing/2014/chartex" xmlns:cx1="http://schemas.microsoft.com/office/drawing/2015/9/8/chartex" xmlns:cx2="http://schemas.microsoft.com/office/drawing/2015/10/21/chartex" xmlns:cx3="http://schemas.microsoft.com/office/drawing/2016/5/9/chartex" xmlns:cx4="http://schemas.microsoft.com/office/drawing/2016/5/10/chartex" xmlns:cx5="http://schemas.microsoft.com/office/drawing/2016/5/11/chartex" xmlns:cx6="http://schemas.microsoft.com/office/drawing/2016/5/12/chartex" xmlns:cx7="http://schemas.microsoft.com/office/drawing/2016/5/13/chartex" xmlns:cx8="http://schemas.microsoft.com/office/drawing/2016/5/14/chartex" xmlns:mc="http://schemas.openxmlformats.org/markup-compatibility/2006" xmlns:aink="http://schemas.microsoft.com/office/drawing/2016/ink" xmlns:am3d="http://schemas.microsoft.com/office/drawing/2017/model3d" xmlns:o="urn:schemas-microsoft-com:office:office" xmlns:r="http://schemas.openxmlformats.org/officeDocument/2006/relationships" xmlns:m="http://schemas.openxmlformats.org/officeDocument/2006/math" xmlns:v="urn:schemas-microsoft-com:vml" xmlns:wp14="http://schemas.microsoft.com/office/word/2010/wordprocessingDrawing" xmlns:wp="http://schemas.openxmlformats.org/drawingml/2006/wordprocessingDrawing" xmlns:w10="urn:schemas-microsoft-com:office:word" xmlns:w="http://schemas.openxmlformats.org/wordprocessingml/2006/main" xmlns:w14="http://schemas.microsoft.com/office/word/2010/wordml" xmlns:w15="http://schemas.microsoft.com/office/word/2012/wordml" xmlns:w16cex="http://schemas.microsoft.com/office/word/2018/wordml/cex" xmlns:w16cid="http://schemas.microsoft.com/office/word/2016/wordml/cid" xmlns:w16="http://schemas.microsoft.com/office/word/2018/wordml" xmlns:w16sdtdh="http://schemas.microsoft.com/office/word/2020/wordml/sdtdatahash" xmlns:w16se="http://schemas.microsoft.com/office/word/2015/wordml/symex" xmlns:wpg="http://schemas.microsoft.com/office/word/2010/wordprocessingGroup" xmlns:wpi="http://schemas.microsoft.com/office/word/2010/wordprocessingInk" xmlns:wne="http://schemas.microsoft.com/office/word/2006/wordml" xmlns:wps="http://schemas.microsoft.com/office/word/2010/wordprocessingShape" mc:Ignorable="w14 w15 w16se w16cid w16 w16cex w16sdtdh wp14">
+<w:document xmlns:wpc="http://schemas.microsoft.com/office/word/2010/wordprocessingCanvas" xmlns:cx="http://schemas.microsoft.com/office/drawing/2014/chartex" xmlns:cx1="http://schemas.microsoft.com/office/drawing/2015/9/8/chartex" xmlns:cx2="http://schemas.microsoft.com/office/drawing/2015/10/21/chartex" xmlns:cx3="http://schemas.microsoft.com/office/drawing/2016/5/9/chartex" xmlns:cx4="http://schemas.microsoft.com/office/drawing/2016/5/10/chartex" xmlns:cx5="http://schemas.microsoft.com/office/drawing/2016/5/11/chartex" xmlns:cx6="http://schemas.microsoft.com/office/drawing/2016/5/12/chartex" xmlns:cx7="http://schemas.microsoft.com/office/drawing/2016/5/13/chartex" xmlns:cx8="http://schemas.microsoft.com/office/drawing/2016/5/14/chartex" xmlns:mc="http://schemas.openxmlformats.org/markup-compatibility/2006" xmlns:aink="http://schemas.microsoft.com/office/drawing/2016/ink" xmlns:am3d="http://schemas.microsoft.com/office/drawing/2017/model3d" xmlns:o="urn:schemas-microsoft-com:office:office" xmlns:r="http://schemas.openxmlformats.org/officeDocument/2006/relationships" xmlns:m="http://schemas.openxmlformats.org/officeDocument/2006/math" xmlns:v="urn:schemas-microsoft-com:vml" xmlns:wp14="http://schemas.microsoft.com/office/word/2010/wordprocessingDrawing" xmlns:wp="http://schemas.openxmlformats.org/drawingml/2006/wordprocessingDrawing" xmlns:w10="urn:schemas-microsoft-com:office:word" xmlns:w="http://schemas.openxmlformats.org/wordprocessingml/2006/main" xmlns:w14="http://schemas.microsoft.com/office/word/2010/wordml" xmlns:w15="http://schemas.microsoft.com/office/word/2012/wordml" xmlns:w16cid="http://schemas.microsoft.com/office/word/2016/wordml/cid" xmlns:w16se="http://schemas.microsoft.com/office/word/2015/wordml/symex" xmlns:wpg="http://schemas.microsoft.com/office/word/2010/wordprocessingGroup" xmlns:wpi="http://schemas.microsoft.com/office/word/2010/wordprocessingInk" xmlns:wne="http://schemas.microsoft.com/office/word/2006/wordml" xmlns:wps="http://schemas.microsoft.com/office/word/2010/wordprocessingShape" mc:Ignorable="w14 w15 w16se w16cid wp14">
   <w:body>
     <w:p>
       <w:pPr>
-        <w:pStyle w:val="Heading1"/>
+        <w:pStyle w:val="1"/>
         <w:rPr>
           <w:rFonts w:eastAsia="Times New Roman"/>
           <w:lang w:eastAsia="ru-RU"/>
@@ -1993,7 +1993,7 @@
     <w:p/>
     <w:p>
       <w:pPr>
-        <w:pStyle w:val="Heading1"/>
+        <w:pStyle w:val="1"/>
       </w:pPr>
       <w:r>
         <w:t xml:space="preserve">Почему быстрее создать лист классов, чем лист </w:t>
@@ -2009,7 +2009,7 @@
     </w:p>
     <w:p>
       <w:pPr>
-        <w:pStyle w:val="NormalWeb"/>
+        <w:pStyle w:val="a3"/>
         <w:shd w:val="clear" w:color="auto" w:fill="FFFFFF"/>
         <w:spacing w:before="0" w:beforeAutospacing="0" w:after="264" w:afterAutospacing="0"/>
         <w:textAlignment w:val="baseline"/>
@@ -2034,7 +2034,7 @@
     </w:p>
     <w:p>
       <w:pPr>
-        <w:pStyle w:val="NormalWeb"/>
+        <w:pStyle w:val="a3"/>
         <w:shd w:val="clear" w:color="auto" w:fill="FFFFFF"/>
         <w:spacing w:before="0" w:beforeAutospacing="0" w:after="264" w:afterAutospacing="0"/>
         <w:textAlignment w:val="baseline"/>
@@ -2081,7 +2081,7 @@
     </w:p>
     <w:p>
       <w:pPr>
-        <w:pStyle w:val="NormalWeb"/>
+        <w:pStyle w:val="a3"/>
         <w:shd w:val="clear" w:color="auto" w:fill="FFFFFF"/>
         <w:spacing w:before="0" w:beforeAutospacing="0" w:after="0" w:afterAutospacing="0"/>
         <w:textAlignment w:val="baseline"/>
@@ -2106,7 +2106,7 @@
       <w:hyperlink r:id="rId6" w:history="1">
         <w:r>
           <w:rPr>
-            <w:rStyle w:val="Hyperlink"/>
+            <w:rStyle w:val="a5"/>
             <w:rFonts w:ascii="inherit" w:hAnsi="inherit" w:cs="Segoe UI"/>
             <w:sz w:val="23"/>
             <w:szCs w:val="23"/>
@@ -2151,7 +2151,7 @@
       <w:hyperlink r:id="rId7" w:history="1">
         <w:r>
           <w:rPr>
-            <w:rStyle w:val="Hyperlink"/>
+            <w:rStyle w:val="a5"/>
             <w:rFonts w:ascii="inherit" w:hAnsi="inherit" w:cs="Segoe UI"/>
             <w:sz w:val="23"/>
             <w:szCs w:val="23"/>
@@ -2174,7 +2174,7 @@
       <w:hyperlink r:id="rId8" w:history="1">
         <w:r>
           <w:rPr>
-            <w:rStyle w:val="Hyperlink"/>
+            <w:rStyle w:val="a5"/>
             <w:rFonts w:ascii="inherit" w:hAnsi="inherit" w:cs="Segoe UI"/>
             <w:sz w:val="23"/>
             <w:szCs w:val="23"/>
@@ -2197,7 +2197,7 @@
     </w:p>
     <w:p>
       <w:pPr>
-        <w:pStyle w:val="NormalWeb"/>
+        <w:pStyle w:val="a3"/>
         <w:shd w:val="clear" w:color="auto" w:fill="FFFFFF"/>
         <w:spacing w:before="0" w:beforeAutospacing="0" w:after="0" w:afterAutospacing="0"/>
         <w:textAlignment w:val="baseline"/>
@@ -2217,34 +2217,12 @@
           <w:szCs w:val="23"/>
           <w:lang w:val="en-US"/>
         </w:rPr>
-        <w:t xml:space="preserve">In some specific cases it can be an idea to separate values into different arrays, </w:t>
-      </w:r>
-      <w:proofErr w:type="gramStart"/>
-      <w:r>
-        <w:rPr>
-          <w:rFonts w:ascii="Segoe UI" w:hAnsi="Segoe UI" w:cs="Segoe UI"/>
-          <w:color w:val="0C0D0E"/>
-          <w:sz w:val="23"/>
-          <w:szCs w:val="23"/>
-          <w:lang w:val="en-US"/>
-        </w:rPr>
-        <w:t>i.e.</w:t>
-      </w:r>
-      <w:proofErr w:type="gramEnd"/>
-      <w:r>
-        <w:rPr>
-          <w:rFonts w:ascii="Segoe UI" w:hAnsi="Segoe UI" w:cs="Segoe UI"/>
-          <w:color w:val="0C0D0E"/>
-          <w:sz w:val="23"/>
-          <w:szCs w:val="23"/>
-          <w:lang w:val="en-US"/>
-        </w:rPr>
-        <w:t xml:space="preserve"> one for all the </w:t>
-      </w:r>
-      <w:proofErr w:type="spellStart"/>
-      <w:r>
-        <w:rPr>
-          <w:rStyle w:val="HTMLCode"/>
+        <w:t>In some specific cases it can be an idea to separate values into different arrays, i.e. one for all the </w:t>
+      </w:r>
+      <w:proofErr w:type="spellStart"/>
+      <w:r>
+        <w:rPr>
+          <w:rStyle w:val="HTML1"/>
           <w:rFonts w:ascii="var(--ff-mono)" w:hAnsi="var(--ff-mono)"/>
           <w:color w:val="0C0D0E"/>
           <w:bdr w:val="none" w:sz="0" w:space="0" w:color="auto" w:frame="1"/>
@@ -2266,7 +2244,7 @@
       <w:proofErr w:type="spellStart"/>
       <w:r>
         <w:rPr>
-          <w:rStyle w:val="HTMLCode"/>
+          <w:rStyle w:val="HTML1"/>
           <w:rFonts w:ascii="var(--ff-mono)" w:hAnsi="var(--ff-mono)"/>
           <w:color w:val="0C0D0E"/>
           <w:bdr w:val="none" w:sz="0" w:space="0" w:color="auto" w:frame="1"/>
@@ -2288,7 +2266,7 @@
     </w:p>
     <w:p>
       <w:pPr>
-        <w:pStyle w:val="NormalWeb"/>
+        <w:pStyle w:val="a3"/>
         <w:shd w:val="clear" w:color="auto" w:fill="FFFFFF"/>
         <w:spacing w:before="0" w:beforeAutospacing="0" w:after="0" w:afterAutospacing="0"/>
         <w:textAlignment w:val="baseline"/>
@@ -2308,34 +2286,32 @@
           <w:szCs w:val="23"/>
           <w:lang w:val="en-US"/>
         </w:rPr>
-        <w:t xml:space="preserve">Moreover, when </w:t>
-      </w:r>
-      <w:proofErr w:type="spellStart"/>
-      <w:r>
-        <w:rPr>
-          <w:rFonts w:ascii="Segoe UI" w:hAnsi="Segoe UI" w:cs="Segoe UI"/>
-          <w:color w:val="0C0D0E"/>
-          <w:sz w:val="23"/>
-          <w:szCs w:val="23"/>
-          <w:lang w:val="en-US"/>
-        </w:rPr>
-        <w:t>when</w:t>
-      </w:r>
-      <w:proofErr w:type="spellEnd"/>
-      <w:r>
-        <w:rPr>
-          <w:rFonts w:ascii="Segoe UI" w:hAnsi="Segoe UI" w:cs="Segoe UI"/>
-          <w:color w:val="0C0D0E"/>
-          <w:sz w:val="23"/>
-          <w:szCs w:val="23"/>
-          <w:lang w:val="en-US"/>
-        </w:rPr>
-        <w:t xml:space="preserve"> measuring performance, at least use a </w:t>
+        <w:t>Moreover, when</w:t>
+      </w:r>
+      <w:r>
+        <w:rPr>
+          <w:rFonts w:ascii="Segoe UI" w:hAnsi="Segoe UI" w:cs="Segoe UI"/>
+          <w:color w:val="0C0D0E"/>
+          <w:sz w:val="23"/>
+          <w:szCs w:val="23"/>
+          <w:lang w:val="en-US"/>
+        </w:rPr>
+        <w:t xml:space="preserve"> </w:t>
+      </w:r>
+      <w:r>
+        <w:rPr>
+          <w:rFonts w:ascii="Segoe UI" w:hAnsi="Segoe UI" w:cs="Segoe UI"/>
+          <w:color w:val="0C0D0E"/>
+          <w:sz w:val="23"/>
+          <w:szCs w:val="23"/>
+          <w:lang w:val="en-US"/>
+        </w:rPr>
+        <w:t>measuring performance, at least use a </w:t>
       </w:r>
       <w:hyperlink r:id="rId9" w:history="1">
         <w:r>
           <w:rPr>
-            <w:rStyle w:val="Hyperlink"/>
+            <w:rStyle w:val="a5"/>
             <w:rFonts w:ascii="inherit" w:hAnsi="inherit" w:cs="Segoe UI"/>
             <w:sz w:val="23"/>
             <w:szCs w:val="23"/>
@@ -2394,7 +2370,7 @@
     </w:p>
     <w:p>
       <w:pPr>
-        <w:pStyle w:val="Heading1"/>
+        <w:pStyle w:val="1"/>
       </w:pPr>
       <w:r>
         <w:t xml:space="preserve">Как уменьшить количество </w:t>
@@ -2421,7 +2397,7 @@
     </w:p>
     <w:p>
       <w:pPr>
-        <w:pStyle w:val="NormalWeb"/>
+        <w:pStyle w:val="a3"/>
         <w:shd w:val="clear" w:color="auto" w:fill="FFFFFF"/>
         <w:spacing w:before="0" w:beforeAutospacing="0" w:after="0" w:afterAutospacing="0"/>
         <w:textAlignment w:val="baseline"/>
@@ -2446,7 +2422,7 @@
       <w:proofErr w:type="spellStart"/>
       <w:r>
         <w:rPr>
-          <w:rStyle w:val="HTMLCode"/>
+          <w:rStyle w:val="HTML1"/>
           <w:rFonts w:ascii="var(--ff-mono)" w:hAnsi="var(--ff-mono)"/>
           <w:color w:val="0C0D0E"/>
           <w:bdr w:val="none" w:sz="0" w:space="0" w:color="auto" w:frame="1"/>
@@ -2467,7 +2443,7 @@
       </w:r>
       <w:r>
         <w:rPr>
-          <w:rStyle w:val="HTMLCode"/>
+          <w:rStyle w:val="HTML1"/>
           <w:rFonts w:ascii="var(--ff-mono)" w:hAnsi="var(--ff-mono)"/>
           <w:color w:val="0C0D0E"/>
           <w:bdr w:val="none" w:sz="0" w:space="0" w:color="auto" w:frame="1"/>
@@ -2488,7 +2464,7 @@
       <w:proofErr w:type="spellStart"/>
       <w:r>
         <w:rPr>
-          <w:rStyle w:val="HTMLCode"/>
+          <w:rStyle w:val="HTML1"/>
           <w:rFonts w:ascii="var(--ff-mono)" w:hAnsi="var(--ff-mono)"/>
           <w:color w:val="0C0D0E"/>
           <w:bdr w:val="none" w:sz="0" w:space="0" w:color="auto" w:frame="1"/>
@@ -2510,7 +2486,7 @@
       <w:proofErr w:type="spellStart"/>
       <w:r>
         <w:rPr>
-          <w:rStyle w:val="HTMLCode"/>
+          <w:rStyle w:val="HTML1"/>
           <w:rFonts w:ascii="var(--ff-mono)" w:hAnsi="var(--ff-mono)"/>
           <w:color w:val="0C0D0E"/>
           <w:bdr w:val="none" w:sz="0" w:space="0" w:color="auto" w:frame="1"/>
@@ -2532,7 +2508,7 @@
     </w:p>
     <w:p>
       <w:pPr>
-        <w:pStyle w:val="NormalWeb"/>
+        <w:pStyle w:val="a3"/>
         <w:shd w:val="clear" w:color="auto" w:fill="FFFFFF"/>
         <w:spacing w:before="0" w:beforeAutospacing="0" w:after="264" w:afterAutospacing="0"/>
         <w:textAlignment w:val="baseline"/>
@@ -2557,10 +2533,10 @@
     </w:p>
     <w:p>
       <w:pPr>
-        <w:pStyle w:val="HTMLPreformatted"/>
+        <w:pStyle w:val="HTML"/>
         <w:textAlignment w:val="baseline"/>
         <w:rPr>
-          <w:rStyle w:val="HTMLCode"/>
+          <w:rStyle w:val="HTML1"/>
           <w:rFonts w:ascii="inherit" w:hAnsi="inherit"/>
           <w:color w:val="0C0D0E"/>
           <w:bdr w:val="none" w:sz="0" w:space="0" w:color="auto" w:frame="1"/>
@@ -2696,19 +2672,19 @@
     </w:p>
     <w:p>
       <w:pPr>
-        <w:pStyle w:val="HTMLPreformatted"/>
+        <w:pStyle w:val="HTML"/>
         <w:textAlignment w:val="baseline"/>
         <w:rPr>
-          <w:rStyle w:val="HTMLCode"/>
-          <w:rFonts w:ascii="inherit" w:hAnsi="inherit"/>
-          <w:color w:val="0C0D0E"/>
-          <w:bdr w:val="none" w:sz="0" w:space="0" w:color="auto" w:frame="1"/>
-          <w:lang w:val="en-US"/>
-        </w:rPr>
-      </w:pPr>
-      <w:r>
-        <w:rPr>
-          <w:rStyle w:val="HTMLCode"/>
+          <w:rStyle w:val="HTML1"/>
+          <w:rFonts w:ascii="inherit" w:hAnsi="inherit"/>
+          <w:color w:val="0C0D0E"/>
+          <w:bdr w:val="none" w:sz="0" w:space="0" w:color="auto" w:frame="1"/>
+          <w:lang w:val="en-US"/>
+        </w:rPr>
+      </w:pPr>
+      <w:r>
+        <w:rPr>
+          <w:rStyle w:val="HTML1"/>
           <w:rFonts w:ascii="inherit" w:hAnsi="inherit"/>
           <w:color w:val="0C0D0E"/>
           <w:bdr w:val="none" w:sz="0" w:space="0" w:color="auto" w:frame="1"/>
@@ -2719,19 +2695,19 @@
     </w:p>
     <w:p>
       <w:pPr>
-        <w:pStyle w:val="HTMLPreformatted"/>
+        <w:pStyle w:val="HTML"/>
         <w:textAlignment w:val="baseline"/>
         <w:rPr>
-          <w:rStyle w:val="HTMLCode"/>
-          <w:rFonts w:ascii="inherit" w:hAnsi="inherit"/>
-          <w:color w:val="0C0D0E"/>
-          <w:bdr w:val="none" w:sz="0" w:space="0" w:color="auto" w:frame="1"/>
-          <w:lang w:val="en-US"/>
-        </w:rPr>
-      </w:pPr>
-      <w:r>
-        <w:rPr>
-          <w:rStyle w:val="HTMLCode"/>
+          <w:rStyle w:val="HTML1"/>
+          <w:rFonts w:ascii="inherit" w:hAnsi="inherit"/>
+          <w:color w:val="0C0D0E"/>
+          <w:bdr w:val="none" w:sz="0" w:space="0" w:color="auto" w:frame="1"/>
+          <w:lang w:val="en-US"/>
+        </w:rPr>
+      </w:pPr>
+      <w:r>
+        <w:rPr>
+          <w:rStyle w:val="HTML1"/>
           <w:rFonts w:ascii="inherit" w:hAnsi="inherit"/>
           <w:color w:val="0C0D0E"/>
           <w:bdr w:val="none" w:sz="0" w:space="0" w:color="auto" w:frame="1"/>
@@ -2752,7 +2728,7 @@
       </w:r>
       <w:r>
         <w:rPr>
-          <w:rStyle w:val="HTMLCode"/>
+          <w:rStyle w:val="HTML1"/>
           <w:rFonts w:ascii="inherit" w:hAnsi="inherit"/>
           <w:color w:val="0C0D0E"/>
           <w:bdr w:val="none" w:sz="0" w:space="0" w:color="auto" w:frame="1"/>
@@ -2763,7 +2739,7 @@
       <w:proofErr w:type="gramEnd"/>
       <w:r>
         <w:rPr>
-          <w:rStyle w:val="HTMLCode"/>
+          <w:rStyle w:val="HTML1"/>
           <w:rFonts w:ascii="inherit" w:hAnsi="inherit"/>
           <w:color w:val="0C0D0E"/>
           <w:bdr w:val="none" w:sz="0" w:space="0" w:color="auto" w:frame="1"/>
@@ -2774,7 +2750,7 @@
       <w:proofErr w:type="spellStart"/>
       <w:r>
         <w:rPr>
-          <w:rStyle w:val="HTMLCode"/>
+          <w:rStyle w:val="HTML1"/>
           <w:rFonts w:ascii="inherit" w:hAnsi="inherit"/>
           <w:color w:val="0C0D0E"/>
           <w:bdr w:val="none" w:sz="0" w:space="0" w:color="auto" w:frame="1"/>
@@ -2785,7 +2761,7 @@
       <w:proofErr w:type="spellEnd"/>
       <w:r>
         <w:rPr>
-          <w:rStyle w:val="HTMLCode"/>
+          <w:rStyle w:val="HTML1"/>
           <w:rFonts w:ascii="inherit" w:hAnsi="inherit"/>
           <w:color w:val="0C0D0E"/>
           <w:bdr w:val="none" w:sz="0" w:space="0" w:color="auto" w:frame="1"/>
@@ -2796,7 +2772,7 @@
       <w:proofErr w:type="spellStart"/>
       <w:r>
         <w:rPr>
-          <w:rStyle w:val="HTMLCode"/>
+          <w:rStyle w:val="HTML1"/>
           <w:rFonts w:ascii="inherit" w:hAnsi="inherit"/>
           <w:color w:val="0C0D0E"/>
           <w:bdr w:val="none" w:sz="0" w:space="0" w:color="auto" w:frame="1"/>
@@ -2807,7 +2783,7 @@
       <w:proofErr w:type="spellEnd"/>
       <w:r>
         <w:rPr>
-          <w:rStyle w:val="HTMLCode"/>
+          <w:rStyle w:val="HTML1"/>
           <w:rFonts w:ascii="inherit" w:hAnsi="inherit"/>
           <w:color w:val="0C0D0E"/>
           <w:bdr w:val="none" w:sz="0" w:space="0" w:color="auto" w:frame="1"/>
@@ -2827,7 +2803,7 @@
       </w:r>
       <w:r>
         <w:rPr>
-          <w:rStyle w:val="HTMLCode"/>
+          <w:rStyle w:val="HTML1"/>
           <w:rFonts w:ascii="inherit" w:hAnsi="inherit"/>
           <w:color w:val="0C0D0E"/>
           <w:bdr w:val="none" w:sz="0" w:space="0" w:color="auto" w:frame="1"/>
@@ -2838,7 +2814,7 @@
       <w:proofErr w:type="spellStart"/>
       <w:r>
         <w:rPr>
-          <w:rStyle w:val="HTMLCode"/>
+          <w:rStyle w:val="HTML1"/>
           <w:rFonts w:ascii="inherit" w:hAnsi="inherit"/>
           <w:color w:val="0C0D0E"/>
           <w:bdr w:val="none" w:sz="0" w:space="0" w:color="auto" w:frame="1"/>
@@ -2849,7 +2825,7 @@
       <w:proofErr w:type="spellEnd"/>
       <w:r>
         <w:rPr>
-          <w:rStyle w:val="HTMLCode"/>
+          <w:rStyle w:val="HTML1"/>
           <w:rFonts w:ascii="inherit" w:hAnsi="inherit"/>
           <w:color w:val="0C0D0E"/>
           <w:bdr w:val="none" w:sz="0" w:space="0" w:color="auto" w:frame="1"/>
@@ -2860,19 +2836,19 @@
     </w:p>
     <w:p>
       <w:pPr>
-        <w:pStyle w:val="HTMLPreformatted"/>
+        <w:pStyle w:val="HTML"/>
         <w:textAlignment w:val="baseline"/>
         <w:rPr>
-          <w:rStyle w:val="HTMLCode"/>
-          <w:rFonts w:ascii="inherit" w:hAnsi="inherit"/>
-          <w:color w:val="0C0D0E"/>
-          <w:bdr w:val="none" w:sz="0" w:space="0" w:color="auto" w:frame="1"/>
-          <w:lang w:val="en-US"/>
-        </w:rPr>
-      </w:pPr>
-      <w:r>
-        <w:rPr>
-          <w:rStyle w:val="HTMLCode"/>
+          <w:rStyle w:val="HTML1"/>
+          <w:rFonts w:ascii="inherit" w:hAnsi="inherit"/>
+          <w:color w:val="0C0D0E"/>
+          <w:bdr w:val="none" w:sz="0" w:space="0" w:color="auto" w:frame="1"/>
+          <w:lang w:val="en-US"/>
+        </w:rPr>
+      </w:pPr>
+      <w:r>
+        <w:rPr>
+          <w:rStyle w:val="HTML1"/>
           <w:rFonts w:ascii="inherit" w:hAnsi="inherit"/>
           <w:color w:val="0C0D0E"/>
           <w:bdr w:val="none" w:sz="0" w:space="0" w:color="auto" w:frame="1"/>
@@ -2894,19 +2870,19 @@
     </w:p>
     <w:p>
       <w:pPr>
-        <w:pStyle w:val="HTMLPreformatted"/>
+        <w:pStyle w:val="HTML"/>
         <w:textAlignment w:val="baseline"/>
         <w:rPr>
-          <w:rStyle w:val="HTMLCode"/>
-          <w:rFonts w:ascii="inherit" w:hAnsi="inherit"/>
-          <w:color w:val="0C0D0E"/>
-          <w:bdr w:val="none" w:sz="0" w:space="0" w:color="auto" w:frame="1"/>
-          <w:lang w:val="en-US"/>
-        </w:rPr>
-      </w:pPr>
-      <w:r>
-        <w:rPr>
-          <w:rStyle w:val="HTMLCode"/>
+          <w:rStyle w:val="HTML1"/>
+          <w:rFonts w:ascii="inherit" w:hAnsi="inherit"/>
+          <w:color w:val="0C0D0E"/>
+          <w:bdr w:val="none" w:sz="0" w:space="0" w:color="auto" w:frame="1"/>
+          <w:lang w:val="en-US"/>
+        </w:rPr>
+      </w:pPr>
+      <w:r>
+        <w:rPr>
+          <w:rStyle w:val="HTML1"/>
           <w:rFonts w:ascii="inherit" w:hAnsi="inherit"/>
           <w:color w:val="0C0D0E"/>
           <w:bdr w:val="none" w:sz="0" w:space="0" w:color="auto" w:frame="1"/>
@@ -2917,19 +2893,19 @@
     </w:p>
     <w:p>
       <w:pPr>
-        <w:pStyle w:val="HTMLPreformatted"/>
+        <w:pStyle w:val="HTML"/>
         <w:textAlignment w:val="baseline"/>
         <w:rPr>
-          <w:rStyle w:val="HTMLCode"/>
-          <w:rFonts w:ascii="inherit" w:hAnsi="inherit"/>
-          <w:color w:val="0C0D0E"/>
-          <w:bdr w:val="none" w:sz="0" w:space="0" w:color="auto" w:frame="1"/>
-          <w:lang w:val="en-US"/>
-        </w:rPr>
-      </w:pPr>
-      <w:r>
-        <w:rPr>
-          <w:rStyle w:val="HTMLCode"/>
+          <w:rStyle w:val="HTML1"/>
+          <w:rFonts w:ascii="inherit" w:hAnsi="inherit"/>
+          <w:color w:val="0C0D0E"/>
+          <w:bdr w:val="none" w:sz="0" w:space="0" w:color="auto" w:frame="1"/>
+          <w:lang w:val="en-US"/>
+        </w:rPr>
+      </w:pPr>
+      <w:r>
+        <w:rPr>
+          <w:rStyle w:val="HTML1"/>
           <w:rFonts w:ascii="inherit" w:hAnsi="inherit"/>
           <w:color w:val="0C0D0E"/>
           <w:bdr w:val="none" w:sz="0" w:space="0" w:color="auto" w:frame="1"/>
@@ -2941,7 +2917,7 @@
       <w:proofErr w:type="gramStart"/>
       <w:r>
         <w:rPr>
-          <w:rStyle w:val="HTMLCode"/>
+          <w:rStyle w:val="HTML1"/>
           <w:rFonts w:ascii="inherit" w:hAnsi="inherit"/>
           <w:color w:val="0C0D0E"/>
           <w:bdr w:val="none" w:sz="0" w:space="0" w:color="auto" w:frame="1"/>
@@ -2952,7 +2928,7 @@
       <w:proofErr w:type="spellEnd"/>
       <w:r>
         <w:rPr>
-          <w:rStyle w:val="HTMLCode"/>
+          <w:rStyle w:val="HTML1"/>
           <w:rFonts w:ascii="inherit" w:hAnsi="inherit"/>
           <w:color w:val="0C0D0E"/>
           <w:bdr w:val="none" w:sz="0" w:space="0" w:color="auto" w:frame="1"/>
@@ -3015,7 +2991,7 @@
       </w:r>
       <w:r>
         <w:rPr>
-          <w:rStyle w:val="HTMLCode"/>
+          <w:rStyle w:val="HTML1"/>
           <w:rFonts w:ascii="inherit" w:hAnsi="inherit"/>
           <w:color w:val="0C0D0E"/>
           <w:bdr w:val="none" w:sz="0" w:space="0" w:color="auto" w:frame="1"/>
@@ -3026,7 +3002,7 @@
       <w:proofErr w:type="spellStart"/>
       <w:r>
         <w:rPr>
-          <w:rStyle w:val="HTMLCode"/>
+          <w:rStyle w:val="HTML1"/>
           <w:rFonts w:ascii="inherit" w:hAnsi="inherit"/>
           <w:color w:val="0C0D0E"/>
           <w:bdr w:val="none" w:sz="0" w:space="0" w:color="auto" w:frame="1"/>
@@ -3037,7 +3013,7 @@
       <w:proofErr w:type="spellEnd"/>
       <w:r>
         <w:rPr>
-          <w:rStyle w:val="HTMLCode"/>
+          <w:rStyle w:val="HTML1"/>
           <w:rFonts w:ascii="inherit" w:hAnsi="inherit"/>
           <w:color w:val="0C0D0E"/>
           <w:bdr w:val="none" w:sz="0" w:space="0" w:color="auto" w:frame="1"/>
@@ -3048,19 +3024,19 @@
     </w:p>
     <w:p>
       <w:pPr>
-        <w:pStyle w:val="HTMLPreformatted"/>
+        <w:pStyle w:val="HTML"/>
         <w:textAlignment w:val="baseline"/>
         <w:rPr>
-          <w:rStyle w:val="HTMLCode"/>
-          <w:rFonts w:ascii="inherit" w:hAnsi="inherit"/>
-          <w:color w:val="0C0D0E"/>
-          <w:bdr w:val="none" w:sz="0" w:space="0" w:color="auto" w:frame="1"/>
-          <w:lang w:val="en-US"/>
-        </w:rPr>
-      </w:pPr>
-      <w:r>
-        <w:rPr>
-          <w:rStyle w:val="HTMLCode"/>
+          <w:rStyle w:val="HTML1"/>
+          <w:rFonts w:ascii="inherit" w:hAnsi="inherit"/>
+          <w:color w:val="0C0D0E"/>
+          <w:bdr w:val="none" w:sz="0" w:space="0" w:color="auto" w:frame="1"/>
+          <w:lang w:val="en-US"/>
+        </w:rPr>
+      </w:pPr>
+      <w:r>
+        <w:rPr>
+          <w:rStyle w:val="HTML1"/>
           <w:rFonts w:ascii="inherit" w:hAnsi="inherit"/>
           <w:color w:val="0C0D0E"/>
           <w:bdr w:val="none" w:sz="0" w:space="0" w:color="auto" w:frame="1"/>
@@ -3071,7 +3047,7 @@
       <w:proofErr w:type="spellStart"/>
       <w:r>
         <w:rPr>
-          <w:rStyle w:val="HTMLCode"/>
+          <w:rStyle w:val="HTML1"/>
           <w:rFonts w:ascii="inherit" w:hAnsi="inherit"/>
           <w:color w:val="0C0D0E"/>
           <w:bdr w:val="none" w:sz="0" w:space="0" w:color="auto" w:frame="1"/>
@@ -3082,7 +3058,7 @@
       <w:proofErr w:type="spellEnd"/>
       <w:r>
         <w:rPr>
-          <w:rStyle w:val="HTMLCode"/>
+          <w:rStyle w:val="HTML1"/>
           <w:rFonts w:ascii="inherit" w:hAnsi="inherit"/>
           <w:color w:val="0C0D0E"/>
           <w:bdr w:val="none" w:sz="0" w:space="0" w:color="auto" w:frame="1"/>
@@ -3093,7 +3069,7 @@
       <w:proofErr w:type="spellStart"/>
       <w:r>
         <w:rPr>
-          <w:rStyle w:val="HTMLCode"/>
+          <w:rStyle w:val="HTML1"/>
           <w:rFonts w:ascii="inherit" w:hAnsi="inherit"/>
           <w:color w:val="0C0D0E"/>
           <w:bdr w:val="none" w:sz="0" w:space="0" w:color="auto" w:frame="1"/>
@@ -3104,7 +3080,7 @@
       <w:proofErr w:type="spellEnd"/>
       <w:r>
         <w:rPr>
-          <w:rStyle w:val="HTMLCode"/>
+          <w:rStyle w:val="HTML1"/>
           <w:rFonts w:ascii="inherit" w:hAnsi="inherit"/>
           <w:color w:val="0C0D0E"/>
           <w:bdr w:val="none" w:sz="0" w:space="0" w:color="auto" w:frame="1"/>
@@ -3115,19 +3091,19 @@
     </w:p>
     <w:p>
       <w:pPr>
-        <w:pStyle w:val="HTMLPreformatted"/>
+        <w:pStyle w:val="HTML"/>
         <w:textAlignment w:val="baseline"/>
         <w:rPr>
-          <w:rStyle w:val="HTMLCode"/>
-          <w:rFonts w:ascii="inherit" w:hAnsi="inherit"/>
-          <w:color w:val="0C0D0E"/>
-          <w:bdr w:val="none" w:sz="0" w:space="0" w:color="auto" w:frame="1"/>
-          <w:lang w:val="en-US"/>
-        </w:rPr>
-      </w:pPr>
-      <w:r>
-        <w:rPr>
-          <w:rStyle w:val="HTMLCode"/>
+          <w:rStyle w:val="HTML1"/>
+          <w:rFonts w:ascii="inherit" w:hAnsi="inherit"/>
+          <w:color w:val="0C0D0E"/>
+          <w:bdr w:val="none" w:sz="0" w:space="0" w:color="auto" w:frame="1"/>
+          <w:lang w:val="en-US"/>
+        </w:rPr>
+      </w:pPr>
+      <w:r>
+        <w:rPr>
+          <w:rStyle w:val="HTML1"/>
           <w:rFonts w:ascii="inherit" w:hAnsi="inherit"/>
           <w:color w:val="0C0D0E"/>
           <w:bdr w:val="none" w:sz="0" w:space="0" w:color="auto" w:frame="1"/>
@@ -3138,7 +3114,7 @@
       <w:proofErr w:type="spellStart"/>
       <w:r>
         <w:rPr>
-          <w:rStyle w:val="HTMLCode"/>
+          <w:rStyle w:val="HTML1"/>
           <w:rFonts w:ascii="inherit" w:hAnsi="inherit"/>
           <w:color w:val="0C0D0E"/>
           <w:bdr w:val="none" w:sz="0" w:space="0" w:color="auto" w:frame="1"/>
@@ -3149,7 +3125,7 @@
       <w:proofErr w:type="spellEnd"/>
       <w:r>
         <w:rPr>
-          <w:rStyle w:val="HTMLCode"/>
+          <w:rStyle w:val="HTML1"/>
           <w:rFonts w:ascii="inherit" w:hAnsi="inherit"/>
           <w:color w:val="0C0D0E"/>
           <w:bdr w:val="none" w:sz="0" w:space="0" w:color="auto" w:frame="1"/>
@@ -3160,7 +3136,7 @@
       <w:proofErr w:type="spellStart"/>
       <w:r>
         <w:rPr>
-          <w:rStyle w:val="HTMLCode"/>
+          <w:rStyle w:val="HTML1"/>
           <w:rFonts w:ascii="inherit" w:hAnsi="inherit"/>
           <w:color w:val="0C0D0E"/>
           <w:bdr w:val="none" w:sz="0" w:space="0" w:color="auto" w:frame="1"/>
@@ -3171,7 +3147,7 @@
       <w:proofErr w:type="spellEnd"/>
       <w:r>
         <w:rPr>
-          <w:rStyle w:val="HTMLCode"/>
+          <w:rStyle w:val="HTML1"/>
           <w:rFonts w:ascii="inherit" w:hAnsi="inherit"/>
           <w:color w:val="0C0D0E"/>
           <w:bdr w:val="none" w:sz="0" w:space="0" w:color="auto" w:frame="1"/>
@@ -3182,19 +3158,19 @@
     </w:p>
     <w:p>
       <w:pPr>
-        <w:pStyle w:val="HTMLPreformatted"/>
+        <w:pStyle w:val="HTML"/>
         <w:textAlignment w:val="baseline"/>
         <w:rPr>
-          <w:rStyle w:val="HTMLCode"/>
-          <w:rFonts w:ascii="inherit" w:hAnsi="inherit"/>
-          <w:color w:val="0C0D0E"/>
-          <w:bdr w:val="none" w:sz="0" w:space="0" w:color="auto" w:frame="1"/>
-          <w:lang w:val="en-US"/>
-        </w:rPr>
-      </w:pPr>
-      <w:r>
-        <w:rPr>
-          <w:rStyle w:val="HTMLCode"/>
+          <w:rStyle w:val="HTML1"/>
+          <w:rFonts w:ascii="inherit" w:hAnsi="inherit"/>
+          <w:color w:val="0C0D0E"/>
+          <w:bdr w:val="none" w:sz="0" w:space="0" w:color="auto" w:frame="1"/>
+          <w:lang w:val="en-US"/>
+        </w:rPr>
+      </w:pPr>
+      <w:r>
+        <w:rPr>
+          <w:rStyle w:val="HTML1"/>
           <w:rFonts w:ascii="inherit" w:hAnsi="inherit"/>
           <w:color w:val="0C0D0E"/>
           <w:bdr w:val="none" w:sz="0" w:space="0" w:color="auto" w:frame="1"/>
@@ -3205,19 +3181,19 @@
     </w:p>
     <w:p>
       <w:pPr>
-        <w:pStyle w:val="HTMLPreformatted"/>
+        <w:pStyle w:val="HTML"/>
         <w:textAlignment w:val="baseline"/>
         <w:rPr>
-          <w:rStyle w:val="HTMLCode"/>
-          <w:rFonts w:ascii="inherit" w:hAnsi="inherit"/>
-          <w:color w:val="0C0D0E"/>
-          <w:bdr w:val="none" w:sz="0" w:space="0" w:color="auto" w:frame="1"/>
-          <w:lang w:val="en-US"/>
-        </w:rPr>
-      </w:pPr>
-      <w:r>
-        <w:rPr>
-          <w:rStyle w:val="HTMLCode"/>
+          <w:rStyle w:val="HTML1"/>
+          <w:rFonts w:ascii="inherit" w:hAnsi="inherit"/>
+          <w:color w:val="0C0D0E"/>
+          <w:bdr w:val="none" w:sz="0" w:space="0" w:color="auto" w:frame="1"/>
+          <w:lang w:val="en-US"/>
+        </w:rPr>
+      </w:pPr>
+      <w:r>
+        <w:rPr>
+          <w:rStyle w:val="HTML1"/>
           <w:rFonts w:ascii="inherit" w:hAnsi="inherit"/>
           <w:color w:val="0C0D0E"/>
           <w:bdr w:val="none" w:sz="0" w:space="0" w:color="auto" w:frame="1"/>
@@ -3238,19 +3214,19 @@
     </w:p>
     <w:p>
       <w:pPr>
-        <w:pStyle w:val="HTMLPreformatted"/>
+        <w:pStyle w:val="HTML"/>
         <w:textAlignment w:val="baseline"/>
         <w:rPr>
-          <w:rStyle w:val="HTMLCode"/>
-          <w:rFonts w:ascii="inherit" w:hAnsi="inherit"/>
-          <w:color w:val="0C0D0E"/>
-          <w:bdr w:val="none" w:sz="0" w:space="0" w:color="auto" w:frame="1"/>
-          <w:lang w:val="en-US"/>
-        </w:rPr>
-      </w:pPr>
-      <w:r>
-        <w:rPr>
-          <w:rStyle w:val="HTMLCode"/>
+          <w:rStyle w:val="HTML1"/>
+          <w:rFonts w:ascii="inherit" w:hAnsi="inherit"/>
+          <w:color w:val="0C0D0E"/>
+          <w:bdr w:val="none" w:sz="0" w:space="0" w:color="auto" w:frame="1"/>
+          <w:lang w:val="en-US"/>
+        </w:rPr>
+      </w:pPr>
+      <w:r>
+        <w:rPr>
+          <w:rStyle w:val="HTML1"/>
           <w:rFonts w:ascii="inherit" w:hAnsi="inherit"/>
           <w:color w:val="0C0D0E"/>
           <w:bdr w:val="none" w:sz="0" w:space="0" w:color="auto" w:frame="1"/>
@@ -3261,19 +3237,19 @@
     </w:p>
     <w:p>
       <w:pPr>
-        <w:pStyle w:val="HTMLPreformatted"/>
+        <w:pStyle w:val="HTML"/>
         <w:textAlignment w:val="baseline"/>
         <w:rPr>
-          <w:rStyle w:val="HTMLCode"/>
-          <w:rFonts w:ascii="inherit" w:hAnsi="inherit"/>
-          <w:color w:val="0C0D0E"/>
-          <w:bdr w:val="none" w:sz="0" w:space="0" w:color="auto" w:frame="1"/>
-          <w:lang w:val="en-US"/>
-        </w:rPr>
-      </w:pPr>
-      <w:r>
-        <w:rPr>
-          <w:rStyle w:val="HTMLCode"/>
+          <w:rStyle w:val="HTML1"/>
+          <w:rFonts w:ascii="inherit" w:hAnsi="inherit"/>
+          <w:color w:val="0C0D0E"/>
+          <w:bdr w:val="none" w:sz="0" w:space="0" w:color="auto" w:frame="1"/>
+          <w:lang w:val="en-US"/>
+        </w:rPr>
+      </w:pPr>
+      <w:r>
+        <w:rPr>
+          <w:rStyle w:val="HTML1"/>
           <w:rFonts w:ascii="inherit" w:hAnsi="inherit"/>
           <w:color w:val="0C0D0E"/>
           <w:bdr w:val="none" w:sz="0" w:space="0" w:color="auto" w:frame="1"/>
@@ -3285,7 +3261,7 @@
       <w:proofErr w:type="gramStart"/>
       <w:r>
         <w:rPr>
-          <w:rStyle w:val="HTMLCode"/>
+          <w:rStyle w:val="HTML1"/>
           <w:rFonts w:ascii="inherit" w:hAnsi="inherit"/>
           <w:color w:val="0C0D0E"/>
           <w:bdr w:val="none" w:sz="0" w:space="0" w:color="auto" w:frame="1"/>
@@ -3296,7 +3272,7 @@
       <w:proofErr w:type="spellEnd"/>
       <w:r>
         <w:rPr>
-          <w:rStyle w:val="HTMLCode"/>
+          <w:rStyle w:val="HTML1"/>
           <w:rFonts w:ascii="inherit" w:hAnsi="inherit"/>
           <w:color w:val="0C0D0E"/>
           <w:bdr w:val="none" w:sz="0" w:space="0" w:color="auto" w:frame="1"/>
@@ -3316,7 +3292,7 @@
       </w:r>
       <w:r>
         <w:rPr>
-          <w:rStyle w:val="HTMLCode"/>
+          <w:rStyle w:val="HTML1"/>
           <w:rFonts w:ascii="inherit" w:hAnsi="inherit"/>
           <w:color w:val="0C0D0E"/>
           <w:bdr w:val="none" w:sz="0" w:space="0" w:color="auto" w:frame="1"/>
@@ -3327,7 +3303,7 @@
       <w:proofErr w:type="spellStart"/>
       <w:r>
         <w:rPr>
-          <w:rStyle w:val="HTMLCode"/>
+          <w:rStyle w:val="HTML1"/>
           <w:rFonts w:ascii="inherit" w:hAnsi="inherit"/>
           <w:color w:val="0C0D0E"/>
           <w:bdr w:val="none" w:sz="0" w:space="0" w:color="auto" w:frame="1"/>
@@ -3339,7 +3315,7 @@
       <w:proofErr w:type="gramEnd"/>
       <w:r>
         <w:rPr>
-          <w:rStyle w:val="HTMLCode"/>
+          <w:rStyle w:val="HTML1"/>
           <w:rFonts w:ascii="inherit" w:hAnsi="inherit"/>
           <w:color w:val="0C0D0E"/>
           <w:bdr w:val="none" w:sz="0" w:space="0" w:color="auto" w:frame="1"/>
@@ -3350,7 +3326,7 @@
       <w:proofErr w:type="spellStart"/>
       <w:r>
         <w:rPr>
-          <w:rStyle w:val="HTMLCode"/>
+          <w:rStyle w:val="HTML1"/>
           <w:rFonts w:ascii="inherit" w:hAnsi="inherit"/>
           <w:color w:val="0C0D0E"/>
           <w:bdr w:val="none" w:sz="0" w:space="0" w:color="auto" w:frame="1"/>
@@ -3361,7 +3337,7 @@
       <w:proofErr w:type="spellEnd"/>
       <w:r>
         <w:rPr>
-          <w:rStyle w:val="HTMLCode"/>
+          <w:rStyle w:val="HTML1"/>
           <w:rFonts w:ascii="inherit" w:hAnsi="inherit"/>
           <w:color w:val="0C0D0E"/>
           <w:bdr w:val="none" w:sz="0" w:space="0" w:color="auto" w:frame="1"/>
@@ -3372,19 +3348,19 @@
     </w:p>
     <w:p>
       <w:pPr>
-        <w:pStyle w:val="HTMLPreformatted"/>
+        <w:pStyle w:val="HTML"/>
         <w:textAlignment w:val="baseline"/>
         <w:rPr>
-          <w:rStyle w:val="HTMLCode"/>
-          <w:rFonts w:ascii="inherit" w:hAnsi="inherit"/>
-          <w:color w:val="0C0D0E"/>
-          <w:bdr w:val="none" w:sz="0" w:space="0" w:color="auto" w:frame="1"/>
-          <w:lang w:val="en-US"/>
-        </w:rPr>
-      </w:pPr>
-      <w:r>
-        <w:rPr>
-          <w:rStyle w:val="HTMLCode"/>
+          <w:rStyle w:val="HTML1"/>
+          <w:rFonts w:ascii="inherit" w:hAnsi="inherit"/>
+          <w:color w:val="0C0D0E"/>
+          <w:bdr w:val="none" w:sz="0" w:space="0" w:color="auto" w:frame="1"/>
+          <w:lang w:val="en-US"/>
+        </w:rPr>
+      </w:pPr>
+      <w:r>
+        <w:rPr>
+          <w:rStyle w:val="HTML1"/>
           <w:rFonts w:ascii="inherit" w:hAnsi="inherit"/>
           <w:color w:val="0C0D0E"/>
           <w:bdr w:val="none" w:sz="0" w:space="0" w:color="auto" w:frame="1"/>
@@ -3395,19 +3371,19 @@
     </w:p>
     <w:p>
       <w:pPr>
-        <w:pStyle w:val="HTMLPreformatted"/>
+        <w:pStyle w:val="HTML"/>
         <w:textAlignment w:val="baseline"/>
         <w:rPr>
-          <w:rStyle w:val="HTMLCode"/>
-          <w:rFonts w:ascii="inherit" w:hAnsi="inherit"/>
-          <w:color w:val="0C0D0E"/>
-          <w:bdr w:val="none" w:sz="0" w:space="0" w:color="auto" w:frame="1"/>
-          <w:lang w:val="en-US"/>
-        </w:rPr>
-      </w:pPr>
-      <w:r>
-        <w:rPr>
-          <w:rStyle w:val="HTMLCode"/>
+          <w:rStyle w:val="HTML1"/>
+          <w:rFonts w:ascii="inherit" w:hAnsi="inherit"/>
+          <w:color w:val="0C0D0E"/>
+          <w:bdr w:val="none" w:sz="0" w:space="0" w:color="auto" w:frame="1"/>
+          <w:lang w:val="en-US"/>
+        </w:rPr>
+      </w:pPr>
+      <w:r>
+        <w:rPr>
+          <w:rStyle w:val="HTML1"/>
           <w:rFonts w:ascii="inherit" w:hAnsi="inherit"/>
           <w:color w:val="0C0D0E"/>
           <w:bdr w:val="none" w:sz="0" w:space="0" w:color="auto" w:frame="1"/>
@@ -3418,7 +3394,7 @@
     </w:p>
     <w:p>
       <w:pPr>
-        <w:pStyle w:val="NormalWeb"/>
+        <w:pStyle w:val="a3"/>
         <w:shd w:val="clear" w:color="auto" w:fill="FFFFFF"/>
         <w:spacing w:before="0" w:beforeAutospacing="0" w:after="264" w:afterAutospacing="0"/>
         <w:textAlignment w:val="baseline"/>
@@ -3443,7 +3419,7 @@
     </w:p>
     <w:p>
       <w:pPr>
-        <w:pStyle w:val="NormalWeb"/>
+        <w:pStyle w:val="a3"/>
         <w:shd w:val="clear" w:color="auto" w:fill="FFFFFF"/>
         <w:spacing w:before="0" w:beforeAutospacing="0" w:after="0" w:afterAutospacing="0"/>
         <w:textAlignment w:val="baseline"/>
@@ -3468,7 +3444,7 @@
       <w:proofErr w:type="gramStart"/>
       <w:r>
         <w:rPr>
-          <w:rStyle w:val="HTMLCode"/>
+          <w:rStyle w:val="HTML1"/>
           <w:rFonts w:ascii="var(--ff-mono)" w:hAnsi="var(--ff-mono)"/>
           <w:color w:val="0C0D0E"/>
           <w:bdr w:val="none" w:sz="0" w:space="0" w:color="auto" w:frame="1"/>
@@ -3499,7 +3475,7 @@
       </w:r>
       <w:r>
         <w:rPr>
-          <w:rStyle w:val="HTMLCode"/>
+          <w:rStyle w:val="HTML1"/>
           <w:rFonts w:ascii="var(--ff-mono)" w:hAnsi="var(--ff-mono)"/>
           <w:color w:val="0C0D0E"/>
           <w:bdr w:val="none" w:sz="0" w:space="0" w:color="auto" w:frame="1"/>
@@ -3520,7 +3496,7 @@
       <w:proofErr w:type="spellStart"/>
       <w:r>
         <w:rPr>
-          <w:rStyle w:val="HTMLCode"/>
+          <w:rStyle w:val="HTML1"/>
           <w:rFonts w:ascii="var(--ff-mono)" w:hAnsi="var(--ff-mono)"/>
           <w:color w:val="0C0D0E"/>
           <w:bdr w:val="none" w:sz="0" w:space="0" w:color="auto" w:frame="1"/>
@@ -3531,7 +3507,7 @@
       <w:proofErr w:type="spellEnd"/>
       <w:r>
         <w:rPr>
-          <w:rStyle w:val="HTMLCode"/>
+          <w:rStyle w:val="HTML1"/>
           <w:rFonts w:ascii="var(--ff-mono)" w:hAnsi="var(--ff-mono)"/>
           <w:color w:val="0C0D0E"/>
           <w:bdr w:val="none" w:sz="0" w:space="0" w:color="auto" w:frame="1"/>
@@ -3552,7 +3528,7 @@
     </w:p>
     <w:p>
       <w:pPr>
-        <w:pStyle w:val="NormalWeb"/>
+        <w:pStyle w:val="a3"/>
         <w:shd w:val="clear" w:color="auto" w:fill="FFFFFF"/>
         <w:spacing w:before="0" w:beforeAutospacing="0" w:after="0" w:afterAutospacing="0"/>
         <w:textAlignment w:val="baseline"/>
@@ -3577,7 +3553,7 @@
       <w:proofErr w:type="spellStart"/>
       <w:r>
         <w:rPr>
-          <w:rStyle w:val="HTMLCode"/>
+          <w:rStyle w:val="HTML1"/>
           <w:rFonts w:ascii="var(--ff-mono)" w:hAnsi="var(--ff-mono)"/>
           <w:color w:val="0C0D0E"/>
           <w:bdr w:val="none" w:sz="0" w:space="0" w:color="auto" w:frame="1"/>
@@ -3606,52 +3582,45 @@
     </w:p>
     <w:p>
       <w:pPr>
-        <w:pStyle w:val="Heading1"/>
+        <w:pStyle w:val="1"/>
         <w:rPr>
           <w:rFonts w:asciiTheme="minorHAnsi" w:hAnsiTheme="minorHAnsi" w:cstheme="minorBidi"/>
           <w:color w:val="auto"/>
           <w:sz w:val="22"/>
           <w:szCs w:val="22"/>
-          <w:lang w:val="en-US"/>
         </w:rPr>
       </w:pPr>
       <w:r>
         <w:t>Когда</w:t>
       </w:r>
       <w:r>
-        <w:rPr>
-          <w:lang w:val="en-US"/>
-        </w:rPr>
         <w:t xml:space="preserve"> </w:t>
       </w:r>
       <w:r>
         <w:t>не</w:t>
       </w:r>
       <w:r>
-        <w:rPr>
-          <w:lang w:val="en-US"/>
-        </w:rPr>
         <w:t xml:space="preserve"> </w:t>
       </w:r>
       <w:r>
         <w:t>сработает</w:t>
       </w:r>
       <w:r>
-        <w:rPr>
-          <w:lang w:val="en-US"/>
-        </w:rPr>
         <w:t xml:space="preserve"> </w:t>
       </w:r>
       <w:r>
         <w:rPr>
           <w:lang w:val="en-US"/>
         </w:rPr>
-        <w:t>finally?</w:t>
-      </w:r>
-    </w:p>
-    <w:p>
-      <w:pPr>
-        <w:pStyle w:val="NormalWeb"/>
+        <w:t>finally</w:t>
+      </w:r>
+      <w:r>
+        <w:t>?</w:t>
+      </w:r>
+    </w:p>
+    <w:p>
+      <w:pPr>
+        <w:pStyle w:val="a3"/>
         <w:numPr>
           <w:ilvl w:val="0"/>
           <w:numId w:val="2"/>
@@ -3715,7 +3684,7 @@
     </w:p>
     <w:p>
       <w:pPr>
-        <w:pStyle w:val="NormalWeb"/>
+        <w:pStyle w:val="a3"/>
         <w:numPr>
           <w:ilvl w:val="0"/>
           <w:numId w:val="2"/>
@@ -3747,7 +3716,7 @@
     </w:p>
     <w:p>
       <w:pPr>
-        <w:pStyle w:val="NormalWeb"/>
+        <w:pStyle w:val="a3"/>
         <w:numPr>
           <w:ilvl w:val="0"/>
           <w:numId w:val="2"/>
@@ -3778,7 +3747,7 @@
     </w:p>
     <w:p>
       <w:pPr>
-        <w:pStyle w:val="NormalWeb"/>
+        <w:pStyle w:val="a3"/>
         <w:numPr>
           <w:ilvl w:val="0"/>
           <w:numId w:val="2"/>
@@ -3809,7 +3778,7 @@
     </w:p>
     <w:p>
       <w:pPr>
-        <w:pStyle w:val="NormalWeb"/>
+        <w:pStyle w:val="a3"/>
         <w:numPr>
           <w:ilvl w:val="0"/>
           <w:numId w:val="2"/>
@@ -3839,7 +3808,7 @@
     </w:p>
     <w:p>
       <w:pPr>
-        <w:pStyle w:val="NormalWeb"/>
+        <w:pStyle w:val="a3"/>
         <w:shd w:val="clear" w:color="auto" w:fill="FFFFFF"/>
         <w:spacing w:after="0"/>
         <w:textAlignment w:val="baseline"/>
@@ -3854,7 +3823,7 @@
       <w:hyperlink r:id="rId10" w:history="1">
         <w:r>
           <w:rPr>
-            <w:rStyle w:val="Hyperlink"/>
+            <w:rStyle w:val="a5"/>
             <w:rFonts w:asciiTheme="minorHAnsi" w:hAnsiTheme="minorHAnsi" w:cstheme="minorHAnsi"/>
             <w:sz w:val="23"/>
             <w:szCs w:val="23"/>
@@ -3866,7 +3835,7 @@
     </w:p>
     <w:p>
       <w:pPr>
-        <w:pStyle w:val="NormalWeb"/>
+        <w:pStyle w:val="a3"/>
         <w:shd w:val="clear" w:color="auto" w:fill="FFFFFF"/>
         <w:spacing w:after="0"/>
         <w:textAlignment w:val="baseline"/>
@@ -3881,7 +3850,7 @@
     </w:p>
     <w:p>
       <w:pPr>
-        <w:pStyle w:val="NormalWeb"/>
+        <w:pStyle w:val="a3"/>
         <w:shd w:val="clear" w:color="auto" w:fill="FFFFFF"/>
         <w:spacing w:after="0"/>
         <w:textAlignment w:val="baseline"/>
@@ -3909,7 +3878,7 @@
     </w:p>
     <w:p>
       <w:pPr>
-        <w:pStyle w:val="Heading1"/>
+        <w:pStyle w:val="1"/>
         <w:rPr>
           <w:lang w:val="en-US"/>
         </w:rPr>
@@ -3946,7 +3915,7 @@
     </w:p>
     <w:p>
       <w:pPr>
-        <w:pStyle w:val="NormalWeb"/>
+        <w:pStyle w:val="a3"/>
         <w:pBdr>
           <w:top w:val="single" w:sz="2" w:space="0" w:color="E5E7EB"/>
           <w:left w:val="single" w:sz="2" w:space="0" w:color="E5E7EB"/>
@@ -3976,7 +3945,7 @@
       <w:hyperlink r:id="rId11" w:tgtFrame="_blank" w:history="1">
         <w:r>
           <w:rPr>
-            <w:rStyle w:val="Hyperlink"/>
+            <w:rStyle w:val="a5"/>
             <w:rFonts w:ascii="Segoe UI" w:hAnsi="Segoe UI" w:cs="Segoe UI"/>
             <w:color w:val="111111"/>
             <w:sz w:val="30"/>
@@ -4000,7 +3969,7 @@
       <w:proofErr w:type="spellStart"/>
       <w:r>
         <w:rPr>
-          <w:rStyle w:val="HTMLCode"/>
+          <w:rStyle w:val="HTML1"/>
           <w:rFonts w:ascii="Consolas" w:hAnsi="Consolas"/>
           <w:color w:val="111111"/>
           <w:bdr w:val="single" w:sz="2" w:space="0" w:color="E5E7EB" w:frame="1"/>
@@ -4047,7 +4016,7 @@
       <w:proofErr w:type="spellStart"/>
       <w:r>
         <w:rPr>
-          <w:rStyle w:val="HTMLCode"/>
+          <w:rStyle w:val="HTML1"/>
           <w:rFonts w:ascii="Consolas" w:hAnsi="Consolas"/>
           <w:color w:val="111111"/>
           <w:bdr w:val="single" w:sz="2" w:space="0" w:color="E5E7EB" w:frame="1"/>
@@ -4070,7 +4039,7 @@
       <w:proofErr w:type="spellStart"/>
       <w:r>
         <w:rPr>
-          <w:rStyle w:val="HTMLCode"/>
+          <w:rStyle w:val="HTML1"/>
           <w:rFonts w:ascii="Consolas" w:hAnsi="Consolas"/>
           <w:color w:val="111111"/>
           <w:bdr w:val="single" w:sz="2" w:space="0" w:color="E5E7EB" w:frame="1"/>
@@ -4093,7 +4062,7 @@
       <w:proofErr w:type="spellStart"/>
       <w:r>
         <w:rPr>
-          <w:rStyle w:val="HTMLCode"/>
+          <w:rStyle w:val="HTML1"/>
           <w:rFonts w:ascii="Consolas" w:hAnsi="Consolas"/>
           <w:color w:val="111111"/>
           <w:bdr w:val="single" w:sz="2" w:space="0" w:color="E5E7EB" w:frame="1"/>
@@ -4116,7 +4085,7 @@
     </w:p>
     <w:p>
       <w:pPr>
-        <w:pStyle w:val="NormalWeb"/>
+        <w:pStyle w:val="a3"/>
         <w:pBdr>
           <w:top w:val="single" w:sz="2" w:space="0" w:color="E5E7EB"/>
           <w:left w:val="single" w:sz="2" w:space="0" w:color="E5E7EB"/>
@@ -4192,7 +4161,7 @@
     </w:p>
     <w:p>
       <w:pPr>
-        <w:pStyle w:val="Heading2"/>
+        <w:pStyle w:val="2"/>
         <w:pBdr>
           <w:top w:val="single" w:sz="2" w:space="0" w:color="E5E7EB"/>
           <w:left w:val="single" w:sz="2" w:space="0" w:color="E5E7EB"/>
@@ -4221,7 +4190,7 @@
     </w:p>
     <w:p>
       <w:pPr>
-        <w:pStyle w:val="NormalWeb"/>
+        <w:pStyle w:val="a3"/>
         <w:pBdr>
           <w:top w:val="single" w:sz="2" w:space="0" w:color="E5E7EB"/>
           <w:left w:val="single" w:sz="2" w:space="0" w:color="E5E7EB"/>
@@ -4251,7 +4220,7 @@
       <w:proofErr w:type="spellStart"/>
       <w:r>
         <w:rPr>
-          <w:rStyle w:val="HTMLCode"/>
+          <w:rStyle w:val="HTML1"/>
           <w:rFonts w:ascii="Consolas" w:hAnsi="Consolas"/>
           <w:color w:val="111111"/>
           <w:bdr w:val="single" w:sz="2" w:space="0" w:color="E5E7EB" w:frame="1"/>
@@ -4274,7 +4243,7 @@
       <w:proofErr w:type="spellStart"/>
       <w:r>
         <w:rPr>
-          <w:rStyle w:val="HTMLCode"/>
+          <w:rStyle w:val="HTML1"/>
           <w:rFonts w:ascii="Consolas" w:hAnsi="Consolas"/>
           <w:color w:val="111111"/>
           <w:bdr w:val="single" w:sz="2" w:space="0" w:color="E5E7EB" w:frame="1"/>
@@ -4297,7 +4266,7 @@
       <w:proofErr w:type="spellStart"/>
       <w:r>
         <w:rPr>
-          <w:rStyle w:val="HTMLCode"/>
+          <w:rStyle w:val="HTML1"/>
           <w:rFonts w:ascii="Consolas" w:hAnsi="Consolas"/>
           <w:color w:val="111111"/>
           <w:bdr w:val="single" w:sz="2" w:space="0" w:color="E5E7EB" w:frame="1"/>
@@ -4320,7 +4289,7 @@
       <w:proofErr w:type="spellStart"/>
       <w:r>
         <w:rPr>
-          <w:rStyle w:val="HTMLCode"/>
+          <w:rStyle w:val="HTML1"/>
           <w:rFonts w:ascii="Consolas" w:hAnsi="Consolas"/>
           <w:color w:val="111111"/>
           <w:bdr w:val="single" w:sz="2" w:space="0" w:color="E5E7EB" w:frame="1"/>
@@ -4343,64 +4312,10 @@
     </w:p>
     <w:p>
       <w:pPr>
-        <w:shd w:val="clear" w:color="auto" w:fill="FFFFFF"/>
-        <w:rPr>
-          <w:rFonts w:ascii="Segoe UI" w:hAnsi="Segoe UI" w:cs="Segoe UI"/>
-          <w:color w:val="111111"/>
-          <w:sz w:val="30"/>
-          <w:szCs w:val="30"/>
-          <w:lang w:val="en-US"/>
-        </w:rPr>
-      </w:pPr>
-      <w:r>
-        <w:rPr>
-          <w:rStyle w:val="mr-1"/>
-          <w:rFonts w:ascii="Segoe UI" w:hAnsi="Segoe UI" w:cs="Segoe UI"/>
-          <w:color w:val="111111"/>
-          <w:sz w:val="30"/>
-          <w:szCs w:val="30"/>
-          <w:bdr w:val="single" w:sz="2" w:space="0" w:color="E5E7EB" w:frame="1"/>
-          <w:lang w:val="en-US"/>
-        </w:rPr>
-        <w:t>COPY</w:t>
-      </w:r>
-    </w:p>
-    <w:p>
-      <w:pPr>
-        <w:shd w:val="clear" w:color="auto" w:fill="FFFFFF"/>
-        <w:rPr>
-          <w:rFonts w:ascii="Segoe UI" w:hAnsi="Segoe UI" w:cs="Segoe UI"/>
-          <w:color w:val="111111"/>
-          <w:sz w:val="30"/>
-          <w:szCs w:val="30"/>
-          <w:lang w:val="en-US"/>
-        </w:rPr>
-      </w:pPr>
-      <w:r>
-        <w:rPr>
-          <w:rStyle w:val="mr-1"/>
-          <w:rFonts w:ascii="Segoe UI" w:hAnsi="Segoe UI" w:cs="Segoe UI"/>
-          <w:color w:val="111111"/>
-          <w:sz w:val="30"/>
-          <w:szCs w:val="30"/>
-          <w:bdr w:val="single" w:sz="2" w:space="0" w:color="E5E7EB" w:frame="1"/>
-          <w:lang w:val="en-US"/>
-        </w:rPr>
-        <w:t>COPY</w:t>
-      </w:r>
-    </w:p>
-    <w:p>
-      <w:pPr>
-        <w:pStyle w:val="HTMLPreformatted"/>
-        <w:pBdr>
-          <w:top w:val="single" w:sz="2" w:space="0" w:color="E5E7EB"/>
-          <w:left w:val="single" w:sz="2" w:space="16" w:color="E5E7EB"/>
-          <w:bottom w:val="single" w:sz="2" w:space="0" w:color="E5E7EB"/>
-          <w:right w:val="single" w:sz="2" w:space="16" w:color="E5E7EB"/>
-        </w:pBdr>
+        <w:pStyle w:val="HTML"/>
         <w:shd w:val="clear" w:color="auto" w:fill="806000" w:themeFill="accent4" w:themeFillShade="80"/>
         <w:rPr>
-          <w:rStyle w:val="HTMLCode"/>
+          <w:rStyle w:val="HTML1"/>
           <w:rFonts w:ascii="inherit" w:hAnsi="inherit"/>
           <w:color w:val="FAFAFA"/>
           <w:sz w:val="27"/>
@@ -4423,7 +4338,7 @@
       </w:r>
       <w:r>
         <w:rPr>
-          <w:rStyle w:val="HTMLCode"/>
+          <w:rStyle w:val="HTML1"/>
           <w:rFonts w:ascii="inherit" w:hAnsi="inherit"/>
           <w:color w:val="FAFAFA"/>
           <w:sz w:val="27"/>
@@ -4447,7 +4362,7 @@
       </w:r>
       <w:r>
         <w:rPr>
-          <w:rStyle w:val="HTMLCode"/>
+          <w:rStyle w:val="HTML1"/>
           <w:rFonts w:ascii="inherit" w:hAnsi="inherit"/>
           <w:color w:val="FAFAFA"/>
           <w:sz w:val="27"/>
@@ -4474,16 +4389,35 @@
     </w:p>
     <w:p>
       <w:pPr>
-        <w:pStyle w:val="HTMLPreformatted"/>
-        <w:pBdr>
-          <w:top w:val="single" w:sz="2" w:space="0" w:color="E5E7EB"/>
-          <w:left w:val="single" w:sz="2" w:space="16" w:color="E5E7EB"/>
-          <w:bottom w:val="single" w:sz="2" w:space="0" w:color="E5E7EB"/>
-          <w:right w:val="single" w:sz="2" w:space="16" w:color="E5E7EB"/>
-        </w:pBdr>
+        <w:pStyle w:val="HTML"/>
         <w:shd w:val="clear" w:color="auto" w:fill="806000" w:themeFill="accent4" w:themeFillShade="80"/>
         <w:rPr>
-          <w:rStyle w:val="HTMLCode"/>
+          <w:rStyle w:val="HTML1"/>
+          <w:rFonts w:ascii="inherit" w:hAnsi="inherit"/>
+          <w:color w:val="FAFAFA"/>
+          <w:sz w:val="27"/>
+          <w:szCs w:val="27"/>
+          <w:lang w:val="en-US"/>
+        </w:rPr>
+      </w:pPr>
+      <w:r>
+        <w:rPr>
+          <w:rStyle w:val="HTML1"/>
+          <w:rFonts w:ascii="inherit" w:hAnsi="inherit"/>
+          <w:color w:val="FAFAFA"/>
+          <w:sz w:val="27"/>
+          <w:szCs w:val="27"/>
+          <w:lang w:val="en-US"/>
+        </w:rPr>
+        <w:t>{</w:t>
+      </w:r>
+    </w:p>
+    <w:p>
+      <w:pPr>
+        <w:pStyle w:val="HTML"/>
+        <w:shd w:val="clear" w:color="auto" w:fill="806000" w:themeFill="accent4" w:themeFillShade="80"/>
+        <w:rPr>
+          <w:rStyle w:val="HTML1"/>
           <w:rFonts w:ascii="inherit" w:hAnsi="inherit"/>
           <w:color w:val="FAFAFA"/>
           <w:sz w:val="27"/>
@@ -4494,7 +4428,127 @@
       </w:pPr>
       <w:r>
         <w:rPr>
-          <w:rStyle w:val="HTMLCode"/>
+          <w:rStyle w:val="hljs-keyword"/>
+          <w:rFonts w:ascii="inherit" w:hAnsi="inherit"/>
+          <w:color w:val="F92672"/>
+          <w:sz w:val="27"/>
+          <w:szCs w:val="27"/>
+          <w:lang w:val="en-US"/>
+        </w:rPr>
+        <w:t xml:space="preserve">  </w:t>
+      </w:r>
+      <w:r>
+        <w:rPr>
+          <w:rStyle w:val="hljs-keyword"/>
+          <w:rFonts w:ascii="inherit" w:hAnsi="inherit"/>
+          <w:color w:val="F92672"/>
+          <w:sz w:val="27"/>
+          <w:szCs w:val="27"/>
+          <w:lang w:val="en-US"/>
+        </w:rPr>
+        <w:t>private</w:t>
+      </w:r>
+      <w:r>
+        <w:rPr>
+          <w:rStyle w:val="HTML1"/>
+          <w:rFonts w:ascii="inherit" w:hAnsi="inherit"/>
+          <w:color w:val="FAFAFA"/>
+          <w:sz w:val="27"/>
+          <w:szCs w:val="27"/>
+          <w:lang w:val="en-US"/>
+        </w:rPr>
+        <w:t xml:space="preserve"> </w:t>
+      </w:r>
+      <w:proofErr w:type="spellStart"/>
+      <w:r>
+        <w:rPr>
+          <w:rStyle w:val="hljs-keyword"/>
+          <w:rFonts w:ascii="inherit" w:hAnsi="inherit"/>
+          <w:color w:val="F92672"/>
+          <w:sz w:val="27"/>
+          <w:szCs w:val="27"/>
+          <w:lang w:val="en-US"/>
+        </w:rPr>
+        <w:t>readonl</w:t>
+      </w:r>
+      <w:r>
+        <w:rPr>
+          <w:rStyle w:val="hljs-keyword"/>
+          <w:rFonts w:ascii="inherit" w:hAnsi="inherit"/>
+          <w:color w:val="F92672"/>
+          <w:sz w:val="27"/>
+          <w:szCs w:val="27"/>
+          <w:lang w:val="en-US"/>
+        </w:rPr>
+        <w:t>y</w:t>
+      </w:r>
+      <w:proofErr w:type="spellEnd"/>
+      <w:r>
+        <w:rPr>
+          <w:rStyle w:val="hljs-keyword"/>
+          <w:rFonts w:ascii="inherit" w:hAnsi="inherit"/>
+          <w:color w:val="F92672"/>
+          <w:sz w:val="27"/>
+          <w:szCs w:val="27"/>
+          <w:lang w:val="en-US"/>
+        </w:rPr>
+        <w:t xml:space="preserve"> </w:t>
+      </w:r>
+      <w:proofErr w:type="spellStart"/>
+      <w:r>
+        <w:rPr>
+          <w:rStyle w:val="HTML1"/>
+          <w:rFonts w:ascii="inherit" w:hAnsi="inherit"/>
+          <w:color w:val="FAFAFA"/>
+          <w:sz w:val="27"/>
+          <w:szCs w:val="27"/>
+          <w:lang w:val="en-US"/>
+        </w:rPr>
+        <w:t>IServiceScopeFactory</w:t>
+      </w:r>
+      <w:proofErr w:type="spellEnd"/>
+      <w:r>
+        <w:rPr>
+          <w:rStyle w:val="HTML1"/>
+          <w:rFonts w:ascii="inherit" w:hAnsi="inherit"/>
+          <w:color w:val="FAFAFA"/>
+          <w:sz w:val="27"/>
+          <w:szCs w:val="27"/>
+          <w:lang w:val="en-US"/>
+        </w:rPr>
+        <w:t xml:space="preserve"> _</w:t>
+      </w:r>
+      <w:proofErr w:type="spellStart"/>
+      <w:r>
+        <w:rPr>
+          <w:rStyle w:val="HTML1"/>
+          <w:rFonts w:ascii="inherit" w:hAnsi="inherit"/>
+          <w:color w:val="FAFAFA"/>
+          <w:sz w:val="27"/>
+          <w:szCs w:val="27"/>
+          <w:lang w:val="en-US"/>
+        </w:rPr>
+        <w:t>serviceScopeFactory</w:t>
+      </w:r>
+      <w:proofErr w:type="spellEnd"/>
+      <w:r>
+        <w:rPr>
+          <w:rStyle w:val="HTML1"/>
+          <w:rFonts w:ascii="inherit" w:hAnsi="inherit"/>
+          <w:color w:val="FAFAFA"/>
+          <w:sz w:val="27"/>
+          <w:szCs w:val="27"/>
+          <w:lang w:val="en-US"/>
+        </w:rPr>
+        <w:t>;</w:t>
+      </w:r>
+    </w:p>
+    <w:p>
+      <w:pPr>
+        <w:pStyle w:val="HTML"/>
+        <w:shd w:val="clear" w:color="auto" w:fill="806000" w:themeFill="accent4" w:themeFillShade="80"/>
+        <w:rPr>
+          <w:rStyle w:val="HTML1"/>
           <w:rFonts w:ascii="inherit" w:hAnsi="inherit"/>
           <w:color w:val="FAFAFA"/>
           <w:sz w:val="27"/>
@@ -4502,21 +4556,24 @@
           <w:bdr w:val="single" w:sz="2" w:space="0" w:color="E5E7EB" w:frame="1"/>
           <w:lang w:val="en-US"/>
         </w:rPr>
-        <w:t>{</w:t>
-      </w:r>
-    </w:p>
-    <w:p>
-      <w:pPr>
-        <w:pStyle w:val="HTMLPreformatted"/>
-        <w:pBdr>
-          <w:top w:val="single" w:sz="2" w:space="0" w:color="E5E7EB"/>
-          <w:left w:val="single" w:sz="2" w:space="16" w:color="E5E7EB"/>
-          <w:bottom w:val="single" w:sz="2" w:space="0" w:color="E5E7EB"/>
-          <w:right w:val="single" w:sz="2" w:space="16" w:color="E5E7EB"/>
-        </w:pBdr>
+      </w:pPr>
+    </w:p>
+    <w:p>
+      <w:pPr>
+        <w:pStyle w:val="HTML"/>
         <w:shd w:val="clear" w:color="auto" w:fill="806000" w:themeFill="accent4" w:themeFillShade="80"/>
         <w:rPr>
-          <w:rStyle w:val="HTMLCode"/>
+          <w:rStyle w:val="HTML1"/>
+          <w:rFonts w:ascii="inherit" w:hAnsi="inherit"/>
+          <w:color w:val="FAFAFA"/>
+          <w:sz w:val="27"/>
+          <w:szCs w:val="27"/>
+          <w:lang w:val="en-US"/>
+        </w:rPr>
+      </w:pPr>
+      <w:r>
+        <w:rPr>
+          <w:rStyle w:val="HTML1"/>
           <w:rFonts w:ascii="inherit" w:hAnsi="inherit"/>
           <w:color w:val="FAFAFA"/>
           <w:sz w:val="27"/>
@@ -4524,10 +4581,23 @@
           <w:bdr w:val="single" w:sz="2" w:space="0" w:color="E5E7EB" w:frame="1"/>
           <w:lang w:val="en-US"/>
         </w:rPr>
-      </w:pPr>
-      <w:r>
-        <w:rPr>
-          <w:rStyle w:val="HTMLCode"/>
+        <w:t xml:space="preserve">  </w:t>
+      </w:r>
+      <w:r>
+        <w:rPr>
+          <w:rStyle w:val="hljs-keyword"/>
+          <w:rFonts w:ascii="inherit" w:hAnsi="inherit"/>
+          <w:color w:val="F92672"/>
+          <w:sz w:val="27"/>
+          <w:szCs w:val="27"/>
+          <w:bdr w:val="single" w:sz="2" w:space="0" w:color="E5E7EB" w:frame="1"/>
+          <w:lang w:val="en-US"/>
+        </w:rPr>
+        <w:t>public</w:t>
+      </w:r>
+      <w:r>
+        <w:rPr>
+          <w:rStyle w:val="hljs-function"/>
           <w:rFonts w:ascii="inherit" w:hAnsi="inherit"/>
           <w:color w:val="FAFAFA"/>
           <w:sz w:val="27"/>
@@ -4535,6 +4605,238 @@
           <w:bdr w:val="single" w:sz="2" w:space="0" w:color="E5E7EB" w:frame="1"/>
           <w:lang w:val="en-US"/>
         </w:rPr>
+        <w:t xml:space="preserve"> </w:t>
+      </w:r>
+      <w:proofErr w:type="spellStart"/>
+      <w:proofErr w:type="gramStart"/>
+      <w:r>
+        <w:rPr>
+          <w:rStyle w:val="hljs-title"/>
+          <w:rFonts w:ascii="inherit" w:hAnsi="inherit"/>
+          <w:color w:val="A6E22E"/>
+          <w:sz w:val="27"/>
+          <w:szCs w:val="27"/>
+          <w:bdr w:val="single" w:sz="2" w:space="0" w:color="E5E7EB" w:frame="1"/>
+          <w:lang w:val="en-US"/>
+        </w:rPr>
+        <w:t>MySingletonService</w:t>
+      </w:r>
+      <w:proofErr w:type="spellEnd"/>
+      <w:r>
+        <w:rPr>
+          <w:rStyle w:val="HTML1"/>
+          <w:rFonts w:ascii="inherit" w:hAnsi="inherit"/>
+          <w:sz w:val="27"/>
+          <w:szCs w:val="27"/>
+        </w:rPr>
+        <w:t>(</w:t>
+      </w:r>
+      <w:proofErr w:type="spellStart"/>
+      <w:proofErr w:type="gramEnd"/>
+      <w:r>
+        <w:rPr>
+          <w:rStyle w:val="HTML1"/>
+          <w:rFonts w:ascii="inherit" w:hAnsi="inherit"/>
+          <w:color w:val="FAFAFA"/>
+          <w:sz w:val="27"/>
+          <w:szCs w:val="27"/>
+        </w:rPr>
+        <w:t>IServiceScopeFactory</w:t>
+      </w:r>
+      <w:proofErr w:type="spellEnd"/>
+      <w:r>
+        <w:rPr>
+          <w:rStyle w:val="HTML1"/>
+          <w:rFonts w:ascii="inherit" w:hAnsi="inherit"/>
+          <w:color w:val="FAFAFA"/>
+          <w:sz w:val="27"/>
+          <w:szCs w:val="27"/>
+        </w:rPr>
+        <w:t xml:space="preserve"> </w:t>
+      </w:r>
+      <w:proofErr w:type="spellStart"/>
+      <w:r>
+        <w:rPr>
+          <w:rStyle w:val="HTML1"/>
+          <w:rFonts w:ascii="inherit" w:hAnsi="inherit"/>
+          <w:color w:val="FAFAFA"/>
+          <w:sz w:val="27"/>
+          <w:szCs w:val="27"/>
+        </w:rPr>
+        <w:t>serviceScopeFactory</w:t>
+      </w:r>
+      <w:proofErr w:type="spellEnd"/>
+      <w:r>
+        <w:rPr>
+          <w:rStyle w:val="HTML1"/>
+          <w:rFonts w:ascii="inherit" w:hAnsi="inherit"/>
+          <w:sz w:val="27"/>
+          <w:szCs w:val="27"/>
+        </w:rPr>
+        <w:t>)</w:t>
+      </w:r>
+    </w:p>
+    <w:p>
+      <w:pPr>
+        <w:pStyle w:val="HTML"/>
+        <w:shd w:val="clear" w:color="auto" w:fill="806000" w:themeFill="accent4" w:themeFillShade="80"/>
+        <w:rPr>
+          <w:rStyle w:val="HTML1"/>
+          <w:rFonts w:ascii="inherit" w:hAnsi="inherit"/>
+          <w:color w:val="FAFAFA"/>
+          <w:sz w:val="27"/>
+          <w:szCs w:val="27"/>
+          <w:lang w:val="en-US"/>
+        </w:rPr>
+      </w:pPr>
+      <w:r>
+        <w:rPr>
+          <w:rStyle w:val="HTML1"/>
+          <w:rFonts w:ascii="inherit" w:hAnsi="inherit"/>
+          <w:color w:val="FAFAFA"/>
+          <w:sz w:val="27"/>
+          <w:szCs w:val="27"/>
+          <w:lang w:val="en-US"/>
+        </w:rPr>
+        <w:t xml:space="preserve">  {</w:t>
+      </w:r>
+    </w:p>
+    <w:p>
+      <w:pPr>
+        <w:pStyle w:val="HTML"/>
+        <w:shd w:val="clear" w:color="auto" w:fill="806000" w:themeFill="accent4" w:themeFillShade="80"/>
+        <w:rPr>
+          <w:rStyle w:val="HTML1"/>
+          <w:rFonts w:ascii="inherit" w:hAnsi="inherit"/>
+          <w:color w:val="FAFAFA"/>
+          <w:sz w:val="27"/>
+          <w:szCs w:val="27"/>
+          <w:lang w:val="en-US"/>
+        </w:rPr>
+      </w:pPr>
+      <w:r>
+        <w:rPr>
+          <w:rStyle w:val="HTML1"/>
+          <w:rFonts w:ascii="inherit" w:hAnsi="inherit"/>
+          <w:color w:val="FAFAFA"/>
+          <w:sz w:val="27"/>
+          <w:szCs w:val="27"/>
+          <w:lang w:val="en-US"/>
+        </w:rPr>
+        <w:t xml:space="preserve">    _</w:t>
+      </w:r>
+      <w:proofErr w:type="spellStart"/>
+      <w:r>
+        <w:rPr>
+          <w:rStyle w:val="HTML1"/>
+          <w:rFonts w:ascii="inherit" w:hAnsi="inherit"/>
+          <w:color w:val="FAFAFA"/>
+          <w:sz w:val="27"/>
+          <w:szCs w:val="27"/>
+          <w:lang w:val="en-US"/>
+        </w:rPr>
+        <w:t>serviceScopeFactory</w:t>
+      </w:r>
+      <w:proofErr w:type="spellEnd"/>
+      <w:r>
+        <w:rPr>
+          <w:rStyle w:val="HTML1"/>
+          <w:rFonts w:ascii="inherit" w:hAnsi="inherit"/>
+          <w:color w:val="FAFAFA"/>
+          <w:sz w:val="27"/>
+          <w:szCs w:val="27"/>
+          <w:lang w:val="en-US"/>
+        </w:rPr>
+        <w:t xml:space="preserve"> = </w:t>
+      </w:r>
+      <w:proofErr w:type="spellStart"/>
+      <w:r>
+        <w:rPr>
+          <w:rStyle w:val="HTML1"/>
+          <w:rFonts w:ascii="inherit" w:hAnsi="inherit"/>
+          <w:color w:val="FAFAFA"/>
+          <w:sz w:val="27"/>
+          <w:szCs w:val="27"/>
+          <w:lang w:val="en-US"/>
+        </w:rPr>
+        <w:t>serviceScopeFactory</w:t>
+      </w:r>
+      <w:proofErr w:type="spellEnd"/>
+      <w:r>
+        <w:rPr>
+          <w:rStyle w:val="HTML1"/>
+          <w:rFonts w:ascii="inherit" w:hAnsi="inherit"/>
+          <w:color w:val="FAFAFA"/>
+          <w:sz w:val="27"/>
+          <w:szCs w:val="27"/>
+          <w:lang w:val="en-US"/>
+        </w:rPr>
+        <w:t>;</w:t>
+      </w:r>
+    </w:p>
+    <w:p>
+      <w:pPr>
+        <w:pStyle w:val="HTML"/>
+        <w:shd w:val="clear" w:color="auto" w:fill="806000" w:themeFill="accent4" w:themeFillShade="80"/>
+        <w:rPr>
+          <w:rStyle w:val="HTML1"/>
+          <w:rFonts w:ascii="inherit" w:hAnsi="inherit"/>
+          <w:color w:val="FAFAFA"/>
+          <w:sz w:val="27"/>
+          <w:szCs w:val="27"/>
+          <w:lang w:val="en-US"/>
+        </w:rPr>
+      </w:pPr>
+      <w:r>
+        <w:rPr>
+          <w:rStyle w:val="HTML1"/>
+          <w:rFonts w:ascii="inherit" w:hAnsi="inherit"/>
+          <w:color w:val="FAFAFA"/>
+          <w:sz w:val="27"/>
+          <w:szCs w:val="27"/>
+          <w:lang w:val="en-US"/>
+        </w:rPr>
+        <w:t xml:space="preserve">  }</w:t>
+      </w:r>
+    </w:p>
+    <w:p>
+      <w:pPr>
+        <w:pStyle w:val="HTML"/>
+        <w:shd w:val="clear" w:color="auto" w:fill="806000" w:themeFill="accent4" w:themeFillShade="80"/>
+        <w:rPr>
+          <w:rStyle w:val="HTML1"/>
+          <w:rFonts w:ascii="inherit" w:hAnsi="inherit"/>
+          <w:color w:val="FAFAFA"/>
+          <w:sz w:val="27"/>
+          <w:szCs w:val="27"/>
+          <w:lang w:val="en-US"/>
+        </w:rPr>
+      </w:pPr>
+    </w:p>
+    <w:p>
+      <w:pPr>
+        <w:pStyle w:val="HTML"/>
+        <w:shd w:val="clear" w:color="auto" w:fill="806000" w:themeFill="accent4" w:themeFillShade="80"/>
+        <w:rPr>
+          <w:rStyle w:val="HTML1"/>
+          <w:rFonts w:ascii="inherit" w:hAnsi="inherit"/>
+          <w:color w:val="FAFAFA"/>
+          <w:sz w:val="27"/>
+          <w:szCs w:val="27"/>
+          <w:bdr w:val="single" w:sz="2" w:space="0" w:color="E5E7EB" w:frame="1"/>
+          <w:lang w:val="en-US"/>
+        </w:rPr>
+      </w:pPr>
+      <w:r>
+        <w:rPr>
+          <w:rStyle w:val="HTML1"/>
+          <w:rFonts w:ascii="inherit" w:hAnsi="inherit"/>
+          <w:color w:val="FAFAFA"/>
+          <w:sz w:val="27"/>
+          <w:szCs w:val="27"/>
+          <w:bdr w:val="single" w:sz="2" w:space="0" w:color="E5E7EB" w:frame="1"/>
+          <w:lang w:val="en-US"/>
+        </w:rPr>
         <w:t xml:space="preserve">  </w:t>
       </w:r>
       <w:r>
@@ -4547,11 +4849,11 @@
           <w:bdr w:val="single" w:sz="2" w:space="0" w:color="E5E7EB" w:frame="1"/>
           <w:lang w:val="en-US"/>
         </w:rPr>
-        <w:t>private</w:t>
-      </w:r>
-      <w:r>
-        <w:rPr>
-          <w:rStyle w:val="HTMLCode"/>
+        <w:t>public</w:t>
+      </w:r>
+      <w:r>
+        <w:rPr>
+          <w:rStyle w:val="hljs-function"/>
           <w:rFonts w:ascii="inherit" w:hAnsi="inherit"/>
           <w:color w:val="FAFAFA"/>
           <w:sz w:val="27"/>
@@ -4561,7 +4863,6 @@
         </w:rPr>
         <w:t xml:space="preserve"> </w:t>
       </w:r>
-      <w:proofErr w:type="spellStart"/>
       <w:r>
         <w:rPr>
           <w:rStyle w:val="hljs-keyword"/>
@@ -4572,12 +4873,11 @@
           <w:bdr w:val="single" w:sz="2" w:space="0" w:color="E5E7EB" w:frame="1"/>
           <w:lang w:val="en-US"/>
         </w:rPr>
-        <w:t>readonly</w:t>
-      </w:r>
-      <w:proofErr w:type="spellEnd"/>
-      <w:r>
-        <w:rPr>
-          <w:rStyle w:val="HTMLCode"/>
+        <w:t>void</w:t>
+      </w:r>
+      <w:r>
+        <w:rPr>
+          <w:rStyle w:val="hljs-function"/>
           <w:rFonts w:ascii="inherit" w:hAnsi="inherit"/>
           <w:color w:val="FAFAFA"/>
           <w:sz w:val="27"/>
@@ -4587,10 +4887,22 @@
         </w:rPr>
         <w:t xml:space="preserve"> </w:t>
       </w:r>
-      <w:proofErr w:type="spellStart"/>
-      <w:r>
-        <w:rPr>
-          <w:rStyle w:val="HTMLCode"/>
+      <w:proofErr w:type="gramStart"/>
+      <w:r>
+        <w:rPr>
+          <w:rStyle w:val="hljs-title"/>
+          <w:rFonts w:ascii="inherit" w:hAnsi="inherit"/>
+          <w:color w:val="A6E22E"/>
+          <w:sz w:val="27"/>
+          <w:szCs w:val="27"/>
+          <w:bdr w:val="single" w:sz="2" w:space="0" w:color="E5E7EB" w:frame="1"/>
+          <w:lang w:val="en-US"/>
+        </w:rPr>
+        <w:t>Execute</w:t>
+      </w:r>
+      <w:r>
+        <w:rPr>
+          <w:rStyle w:val="hljs-function"/>
           <w:rFonts w:ascii="inherit" w:hAnsi="inherit"/>
           <w:color w:val="FAFAFA"/>
           <w:sz w:val="27"/>
@@ -4598,12 +4910,12 @@
           <w:bdr w:val="single" w:sz="2" w:space="0" w:color="E5E7EB" w:frame="1"/>
           <w:lang w:val="en-US"/>
         </w:rPr>
-        <w:t>IServiceScopeFactory</w:t>
-      </w:r>
-      <w:proofErr w:type="spellEnd"/>
-      <w:r>
-        <w:rPr>
-          <w:rStyle w:val="HTMLCode"/>
+        <w:t>(</w:t>
+      </w:r>
+      <w:proofErr w:type="gramEnd"/>
+      <w:r>
+        <w:rPr>
+          <w:rStyle w:val="hljs-function"/>
           <w:rFonts w:ascii="inherit" w:hAnsi="inherit"/>
           <w:color w:val="FAFAFA"/>
           <w:sz w:val="27"/>
@@ -4611,12 +4923,15 @@
           <w:bdr w:val="single" w:sz="2" w:space="0" w:color="E5E7EB" w:frame="1"/>
           <w:lang w:val="en-US"/>
         </w:rPr>
-        <w:t xml:space="preserve"> _</w:t>
-      </w:r>
-      <w:proofErr w:type="spellStart"/>
-      <w:r>
-        <w:rPr>
-          <w:rStyle w:val="HTMLCode"/>
+        <w:t>)</w:t>
+      </w:r>
+    </w:p>
+    <w:p>
+      <w:pPr>
+        <w:pStyle w:val="HTML"/>
+        <w:shd w:val="clear" w:color="auto" w:fill="806000" w:themeFill="accent4" w:themeFillShade="80"/>
+        <w:rPr>
+          <w:rStyle w:val="HTML1"/>
           <w:rFonts w:ascii="inherit" w:hAnsi="inherit"/>
           <w:color w:val="FAFAFA"/>
           <w:sz w:val="27"/>
@@ -4624,12 +4939,10 @@
           <w:bdr w:val="single" w:sz="2" w:space="0" w:color="E5E7EB" w:frame="1"/>
           <w:lang w:val="en-US"/>
         </w:rPr>
-        <w:t>serviceScopeFactory</w:t>
-      </w:r>
-      <w:proofErr w:type="spellEnd"/>
-      <w:r>
-        <w:rPr>
-          <w:rStyle w:val="HTMLCode"/>
+      </w:pPr>
+      <w:r>
+        <w:rPr>
+          <w:rStyle w:val="HTML1"/>
           <w:rFonts w:ascii="inherit" w:hAnsi="inherit"/>
           <w:color w:val="FAFAFA"/>
           <w:sz w:val="27"/>
@@ -4637,21 +4950,25 @@
           <w:bdr w:val="single" w:sz="2" w:space="0" w:color="E5E7EB" w:frame="1"/>
           <w:lang w:val="en-US"/>
         </w:rPr>
-        <w:t>;</w:t>
-      </w:r>
-    </w:p>
-    <w:p>
-      <w:pPr>
-        <w:pStyle w:val="HTMLPreformatted"/>
-        <w:pBdr>
-          <w:top w:val="single" w:sz="2" w:space="0" w:color="E5E7EB"/>
-          <w:left w:val="single" w:sz="2" w:space="16" w:color="E5E7EB"/>
-          <w:bottom w:val="single" w:sz="2" w:space="0" w:color="E5E7EB"/>
-          <w:right w:val="single" w:sz="2" w:space="16" w:color="E5E7EB"/>
-        </w:pBdr>
+        <w:t xml:space="preserve">  {</w:t>
+      </w:r>
+    </w:p>
+    <w:p>
+      <w:pPr>
+        <w:pStyle w:val="HTML"/>
         <w:shd w:val="clear" w:color="auto" w:fill="806000" w:themeFill="accent4" w:themeFillShade="80"/>
         <w:rPr>
-          <w:rStyle w:val="HTMLCode"/>
+          <w:rStyle w:val="HTML1"/>
+          <w:rFonts w:ascii="inherit" w:hAnsi="inherit"/>
+          <w:color w:val="FAFAFA"/>
+          <w:sz w:val="27"/>
+          <w:szCs w:val="27"/>
+          <w:lang w:val="en-US"/>
+        </w:rPr>
+      </w:pPr>
+      <w:r>
+        <w:rPr>
+          <w:rStyle w:val="HTML1"/>
           <w:rFonts w:ascii="inherit" w:hAnsi="inherit"/>
           <w:color w:val="FAFAFA"/>
           <w:sz w:val="27"/>
@@ -4659,20 +4976,23 @@
           <w:bdr w:val="single" w:sz="2" w:space="0" w:color="E5E7EB" w:frame="1"/>
           <w:lang w:val="en-US"/>
         </w:rPr>
-      </w:pPr>
-    </w:p>
-    <w:p>
-      <w:pPr>
-        <w:pStyle w:val="HTMLPreformatted"/>
-        <w:pBdr>
-          <w:top w:val="single" w:sz="2" w:space="0" w:color="E5E7EB"/>
-          <w:left w:val="single" w:sz="2" w:space="16" w:color="E5E7EB"/>
-          <w:bottom w:val="single" w:sz="2" w:space="0" w:color="E5E7EB"/>
-          <w:right w:val="single" w:sz="2" w:space="16" w:color="E5E7EB"/>
-        </w:pBdr>
-        <w:shd w:val="clear" w:color="auto" w:fill="806000" w:themeFill="accent4" w:themeFillShade="80"/>
-        <w:rPr>
-          <w:rStyle w:val="HTMLCode"/>
+        <w:t xml:space="preserve">    </w:t>
+      </w:r>
+      <w:r>
+        <w:rPr>
+          <w:rStyle w:val="hljs-keyword"/>
+          <w:rFonts w:ascii="inherit" w:hAnsi="inherit"/>
+          <w:color w:val="F92672"/>
+          <w:sz w:val="27"/>
+          <w:szCs w:val="27"/>
+          <w:bdr w:val="single" w:sz="2" w:space="0" w:color="E5E7EB" w:frame="1"/>
+          <w:lang w:val="en-US"/>
+        </w:rPr>
+        <w:t>using</w:t>
+      </w:r>
+      <w:r>
+        <w:rPr>
+          <w:rStyle w:val="HTML1"/>
           <w:rFonts w:ascii="inherit" w:hAnsi="inherit"/>
           <w:color w:val="FAFAFA"/>
           <w:sz w:val="27"/>
@@ -4680,10 +5000,23 @@
           <w:bdr w:val="single" w:sz="2" w:space="0" w:color="E5E7EB" w:frame="1"/>
           <w:lang w:val="en-US"/>
         </w:rPr>
-      </w:pPr>
-      <w:r>
-        <w:rPr>
-          <w:rStyle w:val="HTMLCode"/>
+        <w:t xml:space="preserve"> (</w:t>
+      </w:r>
+      <w:r>
+        <w:rPr>
+          <w:rStyle w:val="hljs-keyword"/>
+          <w:rFonts w:ascii="inherit" w:hAnsi="inherit"/>
+          <w:color w:val="F92672"/>
+          <w:sz w:val="27"/>
+          <w:szCs w:val="27"/>
+          <w:bdr w:val="single" w:sz="2" w:space="0" w:color="E5E7EB" w:frame="1"/>
+          <w:lang w:val="en-US"/>
+        </w:rPr>
+        <w:t>var</w:t>
+      </w:r>
+      <w:r>
+        <w:rPr>
+          <w:rStyle w:val="HTML1"/>
           <w:rFonts w:ascii="inherit" w:hAnsi="inherit"/>
           <w:color w:val="FAFAFA"/>
           <w:sz w:val="27"/>
@@ -4691,24 +5024,85 @@
           <w:bdr w:val="single" w:sz="2" w:space="0" w:color="E5E7EB" w:frame="1"/>
           <w:lang w:val="en-US"/>
         </w:rPr>
-        <w:lastRenderedPageBreak/>
-        <w:t xml:space="preserve">  </w:t>
-      </w:r>
-      <w:r>
-        <w:rPr>
-          <w:rStyle w:val="hljs-keyword"/>
-          <w:rFonts w:ascii="inherit" w:hAnsi="inherit"/>
-          <w:color w:val="F92672"/>
+        <w:t xml:space="preserve"> </w:t>
+      </w:r>
+      <w:r>
+        <w:rPr>
+          <w:rStyle w:val="HTML1"/>
+          <w:rFonts w:ascii="inherit" w:hAnsi="inherit"/>
+          <w:color w:val="FAFAFA"/>
           <w:sz w:val="27"/>
           <w:szCs w:val="27"/>
-          <w:bdr w:val="single" w:sz="2" w:space="0" w:color="E5E7EB" w:frame="1"/>
-          <w:lang w:val="en-US"/>
-        </w:rPr>
-        <w:t>public</w:t>
-      </w:r>
-      <w:r>
-        <w:rPr>
-          <w:rStyle w:val="hljs-function"/>
+          <w:lang w:val="en-US"/>
+        </w:rPr>
+        <w:t>scope = _</w:t>
+      </w:r>
+      <w:proofErr w:type="spellStart"/>
+      <w:r>
+        <w:rPr>
+          <w:rStyle w:val="HTML1"/>
+          <w:rFonts w:ascii="inherit" w:hAnsi="inherit"/>
+          <w:color w:val="FAFAFA"/>
+          <w:sz w:val="27"/>
+          <w:szCs w:val="27"/>
+          <w:lang w:val="en-US"/>
+        </w:rPr>
+        <w:t>serviceScopeFactory.CreateScope</w:t>
+      </w:r>
+      <w:proofErr w:type="spellEnd"/>
+      <w:r>
+        <w:rPr>
+          <w:rStyle w:val="HTML1"/>
+          <w:rFonts w:ascii="inherit" w:hAnsi="inherit"/>
+          <w:color w:val="FAFAFA"/>
+          <w:sz w:val="27"/>
+          <w:szCs w:val="27"/>
+          <w:lang w:val="en-US"/>
+        </w:rPr>
+        <w:t>())</w:t>
+      </w:r>
+    </w:p>
+    <w:p>
+      <w:pPr>
+        <w:pStyle w:val="HTML"/>
+        <w:shd w:val="clear" w:color="auto" w:fill="806000" w:themeFill="accent4" w:themeFillShade="80"/>
+        <w:rPr>
+          <w:rStyle w:val="HTML1"/>
+          <w:rFonts w:ascii="inherit" w:hAnsi="inherit"/>
+          <w:color w:val="FAFAFA"/>
+          <w:sz w:val="27"/>
+          <w:szCs w:val="27"/>
+          <w:lang w:val="en-US"/>
+        </w:rPr>
+      </w:pPr>
+      <w:r>
+        <w:rPr>
+          <w:rStyle w:val="HTML1"/>
+          <w:rFonts w:ascii="inherit" w:hAnsi="inherit"/>
+          <w:color w:val="FAFAFA"/>
+          <w:sz w:val="27"/>
+          <w:szCs w:val="27"/>
+          <w:lang w:val="en-US"/>
+        </w:rPr>
+        <w:t xml:space="preserve">    {</w:t>
+      </w:r>
+    </w:p>
+    <w:p>
+      <w:pPr>
+        <w:pStyle w:val="HTML"/>
+        <w:shd w:val="clear" w:color="auto" w:fill="806000" w:themeFill="accent4" w:themeFillShade="80"/>
+        <w:rPr>
+          <w:rStyle w:val="HTML1"/>
+          <w:rFonts w:ascii="inherit" w:hAnsi="inherit"/>
+          <w:color w:val="FAFAFA"/>
+          <w:sz w:val="27"/>
+          <w:szCs w:val="27"/>
+          <w:lang w:val="en-US"/>
+        </w:rPr>
+      </w:pPr>
+      <w:r>
+        <w:rPr>
+          <w:rStyle w:val="HTML1"/>
           <w:rFonts w:ascii="inherit" w:hAnsi="inherit"/>
           <w:color w:val="FAFAFA"/>
           <w:sz w:val="27"/>
@@ -4716,864 +5110,237 @@
           <w:bdr w:val="single" w:sz="2" w:space="0" w:color="E5E7EB" w:frame="1"/>
           <w:lang w:val="en-US"/>
         </w:rPr>
-        <w:t xml:space="preserve"> </w:t>
-      </w:r>
-      <w:proofErr w:type="spellStart"/>
-      <w:proofErr w:type="gramStart"/>
-      <w:r>
-        <w:rPr>
-          <w:rStyle w:val="hljs-title"/>
-          <w:rFonts w:ascii="inherit" w:hAnsi="inherit"/>
-          <w:color w:val="A6E22E"/>
-          <w:sz w:val="27"/>
-          <w:szCs w:val="27"/>
-          <w:bdr w:val="single" w:sz="2" w:space="0" w:color="E5E7EB" w:frame="1"/>
-          <w:lang w:val="en-US"/>
-        </w:rPr>
-        <w:t>MySingletonService</w:t>
-      </w:r>
-      <w:proofErr w:type="spellEnd"/>
-      <w:r>
-        <w:rPr>
-          <w:rStyle w:val="hljs-function"/>
+        <w:t xml:space="preserve">      </w:t>
+      </w:r>
+      <w:r>
+        <w:rPr>
+          <w:rStyle w:val="HTML1"/>
           <w:rFonts w:ascii="inherit" w:hAnsi="inherit"/>
           <w:color w:val="FAFAFA"/>
           <w:sz w:val="27"/>
           <w:szCs w:val="27"/>
-          <w:bdr w:val="single" w:sz="2" w:space="0" w:color="E5E7EB" w:frame="1"/>
-          <w:lang w:val="en-US"/>
-        </w:rPr>
-        <w:t>(</w:t>
-      </w:r>
-      <w:proofErr w:type="spellStart"/>
-      <w:proofErr w:type="gramEnd"/>
-      <w:r>
-        <w:rPr>
-          <w:rStyle w:val="hljs-params"/>
-          <w:rFonts w:ascii="inherit" w:hAnsi="inherit"/>
-          <w:color w:val="F8F8F2"/>
-          <w:sz w:val="27"/>
-          <w:szCs w:val="27"/>
-          <w:bdr w:val="single" w:sz="2" w:space="0" w:color="E5E7EB" w:frame="1"/>
-          <w:lang w:val="en-US"/>
-        </w:rPr>
-        <w:t>IServiceScopeFactory</w:t>
-      </w:r>
-      <w:proofErr w:type="spellEnd"/>
-      <w:r>
-        <w:rPr>
-          <w:rStyle w:val="hljs-params"/>
-          <w:rFonts w:ascii="inherit" w:hAnsi="inherit"/>
-          <w:color w:val="F8F8F2"/>
-          <w:sz w:val="27"/>
-          <w:szCs w:val="27"/>
-          <w:bdr w:val="single" w:sz="2" w:space="0" w:color="E5E7EB" w:frame="1"/>
-          <w:lang w:val="en-US"/>
-        </w:rPr>
-        <w:t xml:space="preserve"> </w:t>
-      </w:r>
-      <w:proofErr w:type="spellStart"/>
-      <w:r>
-        <w:rPr>
-          <w:rStyle w:val="hljs-params"/>
-          <w:rFonts w:ascii="inherit" w:hAnsi="inherit"/>
-          <w:color w:val="F8F8F2"/>
-          <w:sz w:val="27"/>
-          <w:szCs w:val="27"/>
-          <w:bdr w:val="single" w:sz="2" w:space="0" w:color="E5E7EB" w:frame="1"/>
-          <w:lang w:val="en-US"/>
-        </w:rPr>
-        <w:t>serviceScopeFactory</w:t>
-      </w:r>
-      <w:proofErr w:type="spellEnd"/>
-      <w:r>
-        <w:rPr>
-          <w:rStyle w:val="hljs-function"/>
+        </w:rPr>
+        <w:t>var</w:t>
+      </w:r>
+      <w:r>
+        <w:rPr>
+          <w:rStyle w:val="HTML1"/>
           <w:rFonts w:ascii="inherit" w:hAnsi="inherit"/>
           <w:color w:val="FAFAFA"/>
           <w:sz w:val="27"/>
           <w:szCs w:val="27"/>
-          <w:bdr w:val="single" w:sz="2" w:space="0" w:color="E5E7EB" w:frame="1"/>
-          <w:lang w:val="en-US"/>
-        </w:rPr>
-        <w:t>)</w:t>
-      </w:r>
-    </w:p>
-    <w:p>
-      <w:pPr>
-        <w:pStyle w:val="HTMLPreformatted"/>
-        <w:pBdr>
-          <w:top w:val="single" w:sz="2" w:space="0" w:color="E5E7EB"/>
-          <w:left w:val="single" w:sz="2" w:space="16" w:color="E5E7EB"/>
-          <w:bottom w:val="single" w:sz="2" w:space="0" w:color="E5E7EB"/>
-          <w:right w:val="single" w:sz="2" w:space="16" w:color="E5E7EB"/>
-        </w:pBdr>
-        <w:shd w:val="clear" w:color="auto" w:fill="806000" w:themeFill="accent4" w:themeFillShade="80"/>
-        <w:rPr>
-          <w:rStyle w:val="HTMLCode"/>
+          <w:lang w:val="en-US"/>
+        </w:rPr>
+        <w:t xml:space="preserve"> </w:t>
+      </w:r>
+      <w:proofErr w:type="spellStart"/>
+      <w:r>
+        <w:rPr>
+          <w:rStyle w:val="HTML1"/>
           <w:rFonts w:ascii="inherit" w:hAnsi="inherit"/>
           <w:color w:val="FAFAFA"/>
           <w:sz w:val="27"/>
           <w:szCs w:val="27"/>
-          <w:bdr w:val="single" w:sz="2" w:space="0" w:color="E5E7EB" w:frame="1"/>
-          <w:lang w:val="en-US"/>
-        </w:rPr>
-      </w:pPr>
-      <w:r>
-        <w:rPr>
-          <w:rStyle w:val="HTMLCode"/>
+          <w:lang w:val="en-US"/>
+        </w:rPr>
+        <w:t>myScopedService</w:t>
+      </w:r>
+      <w:proofErr w:type="spellEnd"/>
+      <w:r>
+        <w:rPr>
+          <w:rStyle w:val="HTML1"/>
           <w:rFonts w:ascii="inherit" w:hAnsi="inherit"/>
           <w:color w:val="FAFAFA"/>
           <w:sz w:val="27"/>
           <w:szCs w:val="27"/>
-          <w:bdr w:val="single" w:sz="2" w:space="0" w:color="E5E7EB" w:frame="1"/>
-          <w:lang w:val="en-US"/>
-        </w:rPr>
-        <w:t xml:space="preserve">  {</w:t>
-      </w:r>
-    </w:p>
-    <w:p>
-      <w:pPr>
-        <w:pStyle w:val="HTMLPreformatted"/>
-        <w:pBdr>
-          <w:top w:val="single" w:sz="2" w:space="0" w:color="E5E7EB"/>
-          <w:left w:val="single" w:sz="2" w:space="16" w:color="E5E7EB"/>
-          <w:bottom w:val="single" w:sz="2" w:space="0" w:color="E5E7EB"/>
-          <w:right w:val="single" w:sz="2" w:space="16" w:color="E5E7EB"/>
-        </w:pBdr>
-        <w:shd w:val="clear" w:color="auto" w:fill="806000" w:themeFill="accent4" w:themeFillShade="80"/>
-        <w:rPr>
-          <w:rStyle w:val="HTMLCode"/>
+          <w:lang w:val="en-US"/>
+        </w:rPr>
+        <w:t xml:space="preserve"> = </w:t>
+      </w:r>
+      <w:proofErr w:type="spellStart"/>
+      <w:proofErr w:type="gramStart"/>
+      <w:r>
+        <w:rPr>
+          <w:rStyle w:val="HTML1"/>
           <w:rFonts w:ascii="inherit" w:hAnsi="inherit"/>
           <w:color w:val="FAFAFA"/>
           <w:sz w:val="27"/>
           <w:szCs w:val="27"/>
-          <w:bdr w:val="single" w:sz="2" w:space="0" w:color="E5E7EB" w:frame="1"/>
-          <w:lang w:val="en-US"/>
-        </w:rPr>
-      </w:pPr>
-      <w:r>
-        <w:rPr>
-          <w:rStyle w:val="HTMLCode"/>
+          <w:lang w:val="en-US"/>
+        </w:rPr>
+        <w:t>scope.ServiceProvider.GetService</w:t>
+      </w:r>
+      <w:proofErr w:type="spellEnd"/>
+      <w:proofErr w:type="gramEnd"/>
+      <w:r>
+        <w:rPr>
+          <w:rStyle w:val="HTML1"/>
           <w:rFonts w:ascii="inherit" w:hAnsi="inherit"/>
           <w:color w:val="FAFAFA"/>
           <w:sz w:val="27"/>
           <w:szCs w:val="27"/>
-          <w:bdr w:val="single" w:sz="2" w:space="0" w:color="E5E7EB" w:frame="1"/>
-          <w:lang w:val="en-US"/>
-        </w:rPr>
-        <w:t xml:space="preserve">    _</w:t>
-      </w:r>
-      <w:proofErr w:type="spellStart"/>
-      <w:r>
-        <w:rPr>
-          <w:rStyle w:val="HTMLCode"/>
+          <w:lang w:val="en-US"/>
+        </w:rPr>
+        <w:t>&lt;</w:t>
+      </w:r>
+      <w:proofErr w:type="spellStart"/>
+      <w:r>
+        <w:rPr>
+          <w:rStyle w:val="HTML1"/>
           <w:rFonts w:ascii="inherit" w:hAnsi="inherit"/>
           <w:color w:val="FAFAFA"/>
           <w:sz w:val="27"/>
           <w:szCs w:val="27"/>
-          <w:bdr w:val="single" w:sz="2" w:space="0" w:color="E5E7EB" w:frame="1"/>
-          <w:lang w:val="en-US"/>
-        </w:rPr>
-        <w:t>serviceScopeFactory</w:t>
-      </w:r>
-      <w:proofErr w:type="spellEnd"/>
-      <w:r>
-        <w:rPr>
-          <w:rStyle w:val="HTMLCode"/>
+          <w:lang w:val="en-US"/>
+        </w:rPr>
+        <w:t>IMyScopedService</w:t>
+      </w:r>
+      <w:proofErr w:type="spellEnd"/>
+      <w:r>
+        <w:rPr>
+          <w:rStyle w:val="HTML1"/>
           <w:rFonts w:ascii="inherit" w:hAnsi="inherit"/>
           <w:color w:val="FAFAFA"/>
           <w:sz w:val="27"/>
           <w:szCs w:val="27"/>
-          <w:bdr w:val="single" w:sz="2" w:space="0" w:color="E5E7EB" w:frame="1"/>
-          <w:lang w:val="en-US"/>
-        </w:rPr>
-        <w:t xml:space="preserve"> = </w:t>
-      </w:r>
-      <w:proofErr w:type="spellStart"/>
-      <w:r>
-        <w:rPr>
-          <w:rStyle w:val="HTMLCode"/>
+          <w:lang w:val="en-US"/>
+        </w:rPr>
+        <w:t>&gt;();</w:t>
+      </w:r>
+    </w:p>
+    <w:p>
+      <w:pPr>
+        <w:pStyle w:val="HTML"/>
+        <w:shd w:val="clear" w:color="auto" w:fill="806000" w:themeFill="accent4" w:themeFillShade="80"/>
+        <w:rPr>
+          <w:rStyle w:val="HTML1"/>
           <w:rFonts w:ascii="inherit" w:hAnsi="inherit"/>
           <w:color w:val="FAFAFA"/>
           <w:sz w:val="27"/>
           <w:szCs w:val="27"/>
-          <w:bdr w:val="single" w:sz="2" w:space="0" w:color="E5E7EB" w:frame="1"/>
-          <w:lang w:val="en-US"/>
-        </w:rPr>
-        <w:t>serviceScopeFactory</w:t>
-      </w:r>
-      <w:proofErr w:type="spellEnd"/>
-      <w:r>
-        <w:rPr>
-          <w:rStyle w:val="HTMLCode"/>
+          <w:lang w:val="en-US"/>
+        </w:rPr>
+      </w:pPr>
+    </w:p>
+    <w:p>
+      <w:pPr>
+        <w:pStyle w:val="HTML"/>
+        <w:shd w:val="clear" w:color="auto" w:fill="806000" w:themeFill="accent4" w:themeFillShade="80"/>
+        <w:rPr>
+          <w:rStyle w:val="HTML1"/>
           <w:rFonts w:ascii="inherit" w:hAnsi="inherit"/>
           <w:color w:val="FAFAFA"/>
           <w:sz w:val="27"/>
           <w:szCs w:val="27"/>
-          <w:bdr w:val="single" w:sz="2" w:space="0" w:color="E5E7EB" w:frame="1"/>
-          <w:lang w:val="en-US"/>
-        </w:rPr>
-        <w:t>;</w:t>
-      </w:r>
-    </w:p>
-    <w:p>
-      <w:pPr>
-        <w:pStyle w:val="HTMLPreformatted"/>
-        <w:pBdr>
-          <w:top w:val="single" w:sz="2" w:space="0" w:color="E5E7EB"/>
-          <w:left w:val="single" w:sz="2" w:space="16" w:color="E5E7EB"/>
-          <w:bottom w:val="single" w:sz="2" w:space="0" w:color="E5E7EB"/>
-          <w:right w:val="single" w:sz="2" w:space="16" w:color="E5E7EB"/>
-        </w:pBdr>
-        <w:shd w:val="clear" w:color="auto" w:fill="806000" w:themeFill="accent4" w:themeFillShade="80"/>
-        <w:rPr>
-          <w:rStyle w:val="HTMLCode"/>
+          <w:lang w:val="en-US"/>
+        </w:rPr>
+      </w:pPr>
+      <w:r>
+        <w:rPr>
+          <w:rStyle w:val="HTML1"/>
           <w:rFonts w:ascii="inherit" w:hAnsi="inherit"/>
           <w:color w:val="FAFAFA"/>
           <w:sz w:val="27"/>
           <w:szCs w:val="27"/>
-          <w:bdr w:val="single" w:sz="2" w:space="0" w:color="E5E7EB" w:frame="1"/>
-          <w:lang w:val="en-US"/>
-        </w:rPr>
-      </w:pPr>
-      <w:r>
-        <w:rPr>
-          <w:rStyle w:val="HTMLCode"/>
+          <w:lang w:val="en-US"/>
+        </w:rPr>
+        <w:t xml:space="preserve">      </w:t>
+      </w:r>
+      <w:proofErr w:type="spellStart"/>
+      <w:r>
+        <w:rPr>
+          <w:rStyle w:val="HTML1"/>
           <w:rFonts w:ascii="inherit" w:hAnsi="inherit"/>
           <w:color w:val="FAFAFA"/>
           <w:sz w:val="27"/>
           <w:szCs w:val="27"/>
-          <w:bdr w:val="single" w:sz="2" w:space="0" w:color="E5E7EB" w:frame="1"/>
-          <w:lang w:val="en-US"/>
-        </w:rPr>
-        <w:t xml:space="preserve">  }</w:t>
-      </w:r>
-    </w:p>
-    <w:p>
-      <w:pPr>
-        <w:pStyle w:val="HTMLPreformatted"/>
-        <w:pBdr>
-          <w:top w:val="single" w:sz="2" w:space="0" w:color="E5E7EB"/>
-          <w:left w:val="single" w:sz="2" w:space="16" w:color="E5E7EB"/>
-          <w:bottom w:val="single" w:sz="2" w:space="0" w:color="E5E7EB"/>
-          <w:right w:val="single" w:sz="2" w:space="16" w:color="E5E7EB"/>
-        </w:pBdr>
-        <w:shd w:val="clear" w:color="auto" w:fill="806000" w:themeFill="accent4" w:themeFillShade="80"/>
-        <w:rPr>
-          <w:rStyle w:val="HTMLCode"/>
+          <w:lang w:val="en-US"/>
+        </w:rPr>
+        <w:t>myScopedService.DoSomething</w:t>
+      </w:r>
+      <w:proofErr w:type="spellEnd"/>
+      <w:r>
+        <w:rPr>
+          <w:rStyle w:val="HTML1"/>
           <w:rFonts w:ascii="inherit" w:hAnsi="inherit"/>
           <w:color w:val="FAFAFA"/>
           <w:sz w:val="27"/>
           <w:szCs w:val="27"/>
-          <w:bdr w:val="single" w:sz="2" w:space="0" w:color="E5E7EB" w:frame="1"/>
-          <w:lang w:val="en-US"/>
-        </w:rPr>
-      </w:pPr>
-    </w:p>
-    <w:p>
-      <w:pPr>
-        <w:pStyle w:val="HTMLPreformatted"/>
-        <w:pBdr>
-          <w:top w:val="single" w:sz="2" w:space="0" w:color="E5E7EB"/>
-          <w:left w:val="single" w:sz="2" w:space="16" w:color="E5E7EB"/>
-          <w:bottom w:val="single" w:sz="2" w:space="0" w:color="E5E7EB"/>
-          <w:right w:val="single" w:sz="2" w:space="16" w:color="E5E7EB"/>
-        </w:pBdr>
+          <w:lang w:val="en-US"/>
+        </w:rPr>
+        <w:t>();</w:t>
+      </w:r>
+    </w:p>
+    <w:p>
+      <w:pPr>
+        <w:pStyle w:val="HTML"/>
         <w:shd w:val="clear" w:color="auto" w:fill="806000" w:themeFill="accent4" w:themeFillShade="80"/>
         <w:rPr>
-          <w:rStyle w:val="HTMLCode"/>
+          <w:rStyle w:val="HTML1"/>
           <w:rFonts w:ascii="inherit" w:hAnsi="inherit"/>
           <w:color w:val="FAFAFA"/>
           <w:sz w:val="27"/>
           <w:szCs w:val="27"/>
-          <w:bdr w:val="single" w:sz="2" w:space="0" w:color="E5E7EB" w:frame="1"/>
-          <w:lang w:val="en-US"/>
-        </w:rPr>
-      </w:pPr>
-      <w:r>
-        <w:rPr>
-          <w:rStyle w:val="HTMLCode"/>
+          <w:lang w:val="en-US"/>
+        </w:rPr>
+      </w:pPr>
+      <w:r>
+        <w:rPr>
+          <w:rStyle w:val="HTML1"/>
           <w:rFonts w:ascii="inherit" w:hAnsi="inherit"/>
           <w:color w:val="FAFAFA"/>
           <w:sz w:val="27"/>
           <w:szCs w:val="27"/>
-          <w:bdr w:val="single" w:sz="2" w:space="0" w:color="E5E7EB" w:frame="1"/>
-          <w:lang w:val="en-US"/>
-        </w:rPr>
-        <w:t xml:space="preserve">  </w:t>
-      </w:r>
-      <w:r>
-        <w:rPr>
-          <w:rStyle w:val="hljs-keyword"/>
-          <w:rFonts w:ascii="inherit" w:hAnsi="inherit"/>
-          <w:color w:val="F92672"/>
-          <w:sz w:val="27"/>
-          <w:szCs w:val="27"/>
-          <w:bdr w:val="single" w:sz="2" w:space="0" w:color="E5E7EB" w:frame="1"/>
-          <w:lang w:val="en-US"/>
-        </w:rPr>
-        <w:t>public</w:t>
-      </w:r>
-      <w:r>
-        <w:rPr>
-          <w:rStyle w:val="hljs-function"/>
+          <w:lang w:val="en-US"/>
+        </w:rPr>
+        <w:t xml:space="preserve">    }</w:t>
+      </w:r>
+    </w:p>
+    <w:p>
+      <w:pPr>
+        <w:pStyle w:val="HTML"/>
+        <w:shd w:val="clear" w:color="auto" w:fill="806000" w:themeFill="accent4" w:themeFillShade="80"/>
+        <w:rPr>
+          <w:rStyle w:val="HTML1"/>
           <w:rFonts w:ascii="inherit" w:hAnsi="inherit"/>
           <w:color w:val="FAFAFA"/>
           <w:sz w:val="27"/>
           <w:szCs w:val="27"/>
-          <w:bdr w:val="single" w:sz="2" w:space="0" w:color="E5E7EB" w:frame="1"/>
-          <w:lang w:val="en-US"/>
-        </w:rPr>
-        <w:t xml:space="preserve"> </w:t>
-      </w:r>
-      <w:r>
-        <w:rPr>
-          <w:rStyle w:val="hljs-keyword"/>
-          <w:rFonts w:ascii="inherit" w:hAnsi="inherit"/>
-          <w:color w:val="F92672"/>
-          <w:sz w:val="27"/>
-          <w:szCs w:val="27"/>
-          <w:bdr w:val="single" w:sz="2" w:space="0" w:color="E5E7EB" w:frame="1"/>
-          <w:lang w:val="en-US"/>
-        </w:rPr>
-        <w:t>void</w:t>
-      </w:r>
-      <w:r>
-        <w:rPr>
-          <w:rStyle w:val="hljs-function"/>
+          <w:lang w:val="en-US"/>
+        </w:rPr>
+      </w:pPr>
+      <w:r>
+        <w:rPr>
+          <w:rStyle w:val="HTML1"/>
           <w:rFonts w:ascii="inherit" w:hAnsi="inherit"/>
           <w:color w:val="FAFAFA"/>
           <w:sz w:val="27"/>
           <w:szCs w:val="27"/>
-          <w:bdr w:val="single" w:sz="2" w:space="0" w:color="E5E7EB" w:frame="1"/>
-          <w:lang w:val="en-US"/>
-        </w:rPr>
-        <w:t xml:space="preserve"> </w:t>
-      </w:r>
-      <w:proofErr w:type="gramStart"/>
-      <w:r>
-        <w:rPr>
-          <w:rStyle w:val="hljs-title"/>
-          <w:rFonts w:ascii="inherit" w:hAnsi="inherit"/>
-          <w:color w:val="A6E22E"/>
-          <w:sz w:val="27"/>
-          <w:szCs w:val="27"/>
-          <w:bdr w:val="single" w:sz="2" w:space="0" w:color="E5E7EB" w:frame="1"/>
-          <w:lang w:val="en-US"/>
-        </w:rPr>
-        <w:t>Execute</w:t>
-      </w:r>
-      <w:r>
-        <w:rPr>
-          <w:rStyle w:val="hljs-function"/>
+          <w:lang w:val="en-US"/>
+        </w:rPr>
+        <w:t xml:space="preserve">  }</w:t>
+      </w:r>
+    </w:p>
+    <w:p>
+      <w:pPr>
+        <w:pStyle w:val="HTML"/>
+        <w:shd w:val="clear" w:color="auto" w:fill="806000" w:themeFill="accent4" w:themeFillShade="80"/>
+        <w:rPr>
+          <w:rStyle w:val="HTML1"/>
           <w:rFonts w:ascii="inherit" w:hAnsi="inherit"/>
           <w:color w:val="FAFAFA"/>
           <w:sz w:val="27"/>
           <w:szCs w:val="27"/>
-          <w:bdr w:val="single" w:sz="2" w:space="0" w:color="E5E7EB" w:frame="1"/>
-          <w:lang w:val="en-US"/>
-        </w:rPr>
-        <w:t>(</w:t>
-      </w:r>
-      <w:proofErr w:type="gramEnd"/>
-      <w:r>
-        <w:rPr>
-          <w:rStyle w:val="hljs-function"/>
+          <w:lang w:val="en-US"/>
+        </w:rPr>
+      </w:pPr>
+      <w:r>
+        <w:rPr>
+          <w:rStyle w:val="HTML1"/>
           <w:rFonts w:ascii="inherit" w:hAnsi="inherit"/>
           <w:color w:val="FAFAFA"/>
           <w:sz w:val="27"/>
           <w:szCs w:val="27"/>
-          <w:bdr w:val="single" w:sz="2" w:space="0" w:color="E5E7EB" w:frame="1"/>
-          <w:lang w:val="en-US"/>
-        </w:rPr>
-        <w:t>)</w:t>
-      </w:r>
-    </w:p>
-    <w:p>
-      <w:pPr>
-        <w:pStyle w:val="HTMLPreformatted"/>
-        <w:pBdr>
-          <w:top w:val="single" w:sz="2" w:space="0" w:color="E5E7EB"/>
-          <w:left w:val="single" w:sz="2" w:space="16" w:color="E5E7EB"/>
-          <w:bottom w:val="single" w:sz="2" w:space="0" w:color="E5E7EB"/>
-          <w:right w:val="single" w:sz="2" w:space="16" w:color="E5E7EB"/>
-        </w:pBdr>
-        <w:shd w:val="clear" w:color="auto" w:fill="806000" w:themeFill="accent4" w:themeFillShade="80"/>
-        <w:rPr>
-          <w:rStyle w:val="HTMLCode"/>
-          <w:rFonts w:ascii="inherit" w:hAnsi="inherit"/>
-          <w:color w:val="FAFAFA"/>
-          <w:sz w:val="27"/>
-          <w:szCs w:val="27"/>
-          <w:bdr w:val="single" w:sz="2" w:space="0" w:color="E5E7EB" w:frame="1"/>
-          <w:lang w:val="en-US"/>
-        </w:rPr>
-      </w:pPr>
-      <w:r>
-        <w:rPr>
-          <w:rStyle w:val="HTMLCode"/>
-          <w:rFonts w:ascii="inherit" w:hAnsi="inherit"/>
-          <w:color w:val="FAFAFA"/>
-          <w:sz w:val="27"/>
-          <w:szCs w:val="27"/>
-          <w:bdr w:val="single" w:sz="2" w:space="0" w:color="E5E7EB" w:frame="1"/>
-          <w:lang w:val="en-US"/>
-        </w:rPr>
-        <w:t xml:space="preserve">  {</w:t>
-      </w:r>
-    </w:p>
-    <w:p>
-      <w:pPr>
-        <w:pStyle w:val="HTMLPreformatted"/>
-        <w:pBdr>
-          <w:top w:val="single" w:sz="2" w:space="0" w:color="E5E7EB"/>
-          <w:left w:val="single" w:sz="2" w:space="16" w:color="E5E7EB"/>
-          <w:bottom w:val="single" w:sz="2" w:space="0" w:color="E5E7EB"/>
-          <w:right w:val="single" w:sz="2" w:space="16" w:color="E5E7EB"/>
-        </w:pBdr>
-        <w:shd w:val="clear" w:color="auto" w:fill="806000" w:themeFill="accent4" w:themeFillShade="80"/>
-        <w:rPr>
-          <w:rStyle w:val="HTMLCode"/>
-          <w:rFonts w:ascii="inherit" w:hAnsi="inherit"/>
-          <w:color w:val="FAFAFA"/>
-          <w:sz w:val="27"/>
-          <w:szCs w:val="27"/>
-          <w:bdr w:val="single" w:sz="2" w:space="0" w:color="E5E7EB" w:frame="1"/>
-          <w:lang w:val="en-US"/>
-        </w:rPr>
-      </w:pPr>
-      <w:r>
-        <w:rPr>
-          <w:rStyle w:val="HTMLCode"/>
-          <w:rFonts w:ascii="inherit" w:hAnsi="inherit"/>
-          <w:color w:val="FAFAFA"/>
-          <w:sz w:val="27"/>
-          <w:szCs w:val="27"/>
-          <w:bdr w:val="single" w:sz="2" w:space="0" w:color="E5E7EB" w:frame="1"/>
-          <w:lang w:val="en-US"/>
-        </w:rPr>
-        <w:t xml:space="preserve">    </w:t>
-      </w:r>
-      <w:r>
-        <w:rPr>
-          <w:rStyle w:val="hljs-keyword"/>
-          <w:rFonts w:ascii="inherit" w:hAnsi="inherit"/>
-          <w:color w:val="F92672"/>
-          <w:sz w:val="27"/>
-          <w:szCs w:val="27"/>
-          <w:bdr w:val="single" w:sz="2" w:space="0" w:color="E5E7EB" w:frame="1"/>
-          <w:lang w:val="en-US"/>
-        </w:rPr>
-        <w:t>using</w:t>
-      </w:r>
-      <w:r>
-        <w:rPr>
-          <w:rStyle w:val="HTMLCode"/>
-          <w:rFonts w:ascii="inherit" w:hAnsi="inherit"/>
-          <w:color w:val="FAFAFA"/>
-          <w:sz w:val="27"/>
-          <w:szCs w:val="27"/>
-          <w:bdr w:val="single" w:sz="2" w:space="0" w:color="E5E7EB" w:frame="1"/>
-          <w:lang w:val="en-US"/>
-        </w:rPr>
-        <w:t xml:space="preserve"> (</w:t>
-      </w:r>
-      <w:r>
-        <w:rPr>
-          <w:rStyle w:val="hljs-keyword"/>
-          <w:rFonts w:ascii="inherit" w:hAnsi="inherit"/>
-          <w:color w:val="F92672"/>
-          <w:sz w:val="27"/>
-          <w:szCs w:val="27"/>
-          <w:bdr w:val="single" w:sz="2" w:space="0" w:color="E5E7EB" w:frame="1"/>
-          <w:lang w:val="en-US"/>
-        </w:rPr>
-        <w:t>var</w:t>
-      </w:r>
-      <w:r>
-        <w:rPr>
-          <w:rStyle w:val="HTMLCode"/>
-          <w:rFonts w:ascii="inherit" w:hAnsi="inherit"/>
-          <w:color w:val="FAFAFA"/>
-          <w:sz w:val="27"/>
-          <w:szCs w:val="27"/>
-          <w:bdr w:val="single" w:sz="2" w:space="0" w:color="E5E7EB" w:frame="1"/>
-          <w:lang w:val="en-US"/>
-        </w:rPr>
-        <w:t xml:space="preserve"> scope = _</w:t>
-      </w:r>
-      <w:proofErr w:type="spellStart"/>
-      <w:r>
-        <w:rPr>
-          <w:rStyle w:val="HTMLCode"/>
-          <w:rFonts w:ascii="inherit" w:hAnsi="inherit"/>
-          <w:color w:val="FAFAFA"/>
-          <w:sz w:val="27"/>
-          <w:szCs w:val="27"/>
-          <w:bdr w:val="single" w:sz="2" w:space="0" w:color="E5E7EB" w:frame="1"/>
-          <w:lang w:val="en-US"/>
-        </w:rPr>
-        <w:t>serviceScopeFactory.CreateScope</w:t>
-      </w:r>
-      <w:proofErr w:type="spellEnd"/>
-      <w:r>
-        <w:rPr>
-          <w:rStyle w:val="HTMLCode"/>
-          <w:rFonts w:ascii="inherit" w:hAnsi="inherit"/>
-          <w:color w:val="FAFAFA"/>
-          <w:sz w:val="27"/>
-          <w:szCs w:val="27"/>
-          <w:bdr w:val="single" w:sz="2" w:space="0" w:color="E5E7EB" w:frame="1"/>
-          <w:lang w:val="en-US"/>
-        </w:rPr>
-        <w:t>())</w:t>
-      </w:r>
-    </w:p>
-    <w:p>
-      <w:pPr>
-        <w:pStyle w:val="HTMLPreformatted"/>
-        <w:pBdr>
-          <w:top w:val="single" w:sz="2" w:space="0" w:color="E5E7EB"/>
-          <w:left w:val="single" w:sz="2" w:space="16" w:color="E5E7EB"/>
-          <w:bottom w:val="single" w:sz="2" w:space="0" w:color="E5E7EB"/>
-          <w:right w:val="single" w:sz="2" w:space="16" w:color="E5E7EB"/>
-        </w:pBdr>
-        <w:shd w:val="clear" w:color="auto" w:fill="806000" w:themeFill="accent4" w:themeFillShade="80"/>
-        <w:rPr>
-          <w:rStyle w:val="HTMLCode"/>
-          <w:rFonts w:ascii="inherit" w:hAnsi="inherit"/>
-          <w:color w:val="FAFAFA"/>
-          <w:sz w:val="27"/>
-          <w:szCs w:val="27"/>
-          <w:bdr w:val="single" w:sz="2" w:space="0" w:color="E5E7EB" w:frame="1"/>
-          <w:lang w:val="en-US"/>
-        </w:rPr>
-      </w:pPr>
-      <w:r>
-        <w:rPr>
-          <w:rStyle w:val="HTMLCode"/>
-          <w:rFonts w:ascii="inherit" w:hAnsi="inherit"/>
-          <w:color w:val="FAFAFA"/>
-          <w:sz w:val="27"/>
-          <w:szCs w:val="27"/>
-          <w:bdr w:val="single" w:sz="2" w:space="0" w:color="E5E7EB" w:frame="1"/>
-          <w:lang w:val="en-US"/>
-        </w:rPr>
-        <w:t xml:space="preserve">    {</w:t>
-      </w:r>
-    </w:p>
-    <w:p>
-      <w:pPr>
-        <w:pStyle w:val="HTMLPreformatted"/>
-        <w:pBdr>
-          <w:top w:val="single" w:sz="2" w:space="0" w:color="E5E7EB"/>
-          <w:left w:val="single" w:sz="2" w:space="16" w:color="E5E7EB"/>
-          <w:bottom w:val="single" w:sz="2" w:space="0" w:color="E5E7EB"/>
-          <w:right w:val="single" w:sz="2" w:space="16" w:color="E5E7EB"/>
-        </w:pBdr>
-        <w:shd w:val="clear" w:color="auto" w:fill="806000" w:themeFill="accent4" w:themeFillShade="80"/>
-        <w:rPr>
-          <w:rStyle w:val="HTMLCode"/>
-          <w:rFonts w:ascii="inherit" w:hAnsi="inherit"/>
-          <w:color w:val="FAFAFA"/>
-          <w:sz w:val="27"/>
-          <w:szCs w:val="27"/>
-          <w:bdr w:val="single" w:sz="2" w:space="0" w:color="E5E7EB" w:frame="1"/>
-          <w:lang w:val="en-US"/>
-        </w:rPr>
-      </w:pPr>
-      <w:r>
-        <w:rPr>
-          <w:rStyle w:val="HTMLCode"/>
-          <w:rFonts w:ascii="inherit" w:hAnsi="inherit"/>
-          <w:color w:val="FAFAFA"/>
-          <w:sz w:val="27"/>
-          <w:szCs w:val="27"/>
-          <w:bdr w:val="single" w:sz="2" w:space="0" w:color="E5E7EB" w:frame="1"/>
-          <w:lang w:val="en-US"/>
-        </w:rPr>
-        <w:t xml:space="preserve">      </w:t>
-      </w:r>
-      <w:r>
-        <w:rPr>
-          <w:rStyle w:val="hljs-keyword"/>
-          <w:rFonts w:ascii="inherit" w:hAnsi="inherit"/>
-          <w:color w:val="F92672"/>
-          <w:sz w:val="27"/>
-          <w:szCs w:val="27"/>
-          <w:bdr w:val="single" w:sz="2" w:space="0" w:color="E5E7EB" w:frame="1"/>
-          <w:lang w:val="en-US"/>
-        </w:rPr>
-        <w:t>var</w:t>
-      </w:r>
-      <w:r>
-        <w:rPr>
-          <w:rStyle w:val="HTMLCode"/>
-          <w:rFonts w:ascii="inherit" w:hAnsi="inherit"/>
-          <w:color w:val="FAFAFA"/>
-          <w:sz w:val="27"/>
-          <w:szCs w:val="27"/>
-          <w:bdr w:val="single" w:sz="2" w:space="0" w:color="E5E7EB" w:frame="1"/>
-          <w:lang w:val="en-US"/>
-        </w:rPr>
-        <w:t xml:space="preserve"> </w:t>
-      </w:r>
-      <w:proofErr w:type="spellStart"/>
-      <w:r>
-        <w:rPr>
-          <w:rStyle w:val="HTMLCode"/>
-          <w:rFonts w:ascii="inherit" w:hAnsi="inherit"/>
-          <w:color w:val="FAFAFA"/>
-          <w:sz w:val="27"/>
-          <w:szCs w:val="27"/>
-          <w:bdr w:val="single" w:sz="2" w:space="0" w:color="E5E7EB" w:frame="1"/>
-          <w:lang w:val="en-US"/>
-        </w:rPr>
-        <w:t>myScopedService</w:t>
-      </w:r>
-      <w:proofErr w:type="spellEnd"/>
-      <w:r>
-        <w:rPr>
-          <w:rStyle w:val="HTMLCode"/>
-          <w:rFonts w:ascii="inherit" w:hAnsi="inherit"/>
-          <w:color w:val="FAFAFA"/>
-          <w:sz w:val="27"/>
-          <w:szCs w:val="27"/>
-          <w:bdr w:val="single" w:sz="2" w:space="0" w:color="E5E7EB" w:frame="1"/>
-          <w:lang w:val="en-US"/>
-        </w:rPr>
-        <w:t xml:space="preserve"> = </w:t>
-      </w:r>
-      <w:proofErr w:type="spellStart"/>
-      <w:proofErr w:type="gramStart"/>
-      <w:r>
-        <w:rPr>
-          <w:rStyle w:val="HTMLCode"/>
-          <w:rFonts w:ascii="inherit" w:hAnsi="inherit"/>
-          <w:color w:val="FAFAFA"/>
-          <w:sz w:val="27"/>
-          <w:szCs w:val="27"/>
-          <w:bdr w:val="single" w:sz="2" w:space="0" w:color="E5E7EB" w:frame="1"/>
-          <w:lang w:val="en-US"/>
-        </w:rPr>
-        <w:t>scope.ServiceProvider.GetService</w:t>
-      </w:r>
-      <w:proofErr w:type="spellEnd"/>
-      <w:proofErr w:type="gramEnd"/>
-      <w:r>
-        <w:rPr>
-          <w:rStyle w:val="HTMLCode"/>
-          <w:rFonts w:ascii="inherit" w:hAnsi="inherit"/>
-          <w:color w:val="FAFAFA"/>
-          <w:sz w:val="27"/>
-          <w:szCs w:val="27"/>
-          <w:bdr w:val="single" w:sz="2" w:space="0" w:color="E5E7EB" w:frame="1"/>
-          <w:lang w:val="en-US"/>
-        </w:rPr>
-        <w:t>&lt;</w:t>
-      </w:r>
-      <w:proofErr w:type="spellStart"/>
-      <w:r>
-        <w:rPr>
-          <w:rStyle w:val="HTMLCode"/>
-          <w:rFonts w:ascii="inherit" w:hAnsi="inherit"/>
-          <w:color w:val="FAFAFA"/>
-          <w:sz w:val="27"/>
-          <w:szCs w:val="27"/>
-          <w:bdr w:val="single" w:sz="2" w:space="0" w:color="E5E7EB" w:frame="1"/>
-          <w:lang w:val="en-US"/>
-        </w:rPr>
-        <w:t>IMyScopedService</w:t>
-      </w:r>
-      <w:proofErr w:type="spellEnd"/>
-      <w:r>
-        <w:rPr>
-          <w:rStyle w:val="HTMLCode"/>
-          <w:rFonts w:ascii="inherit" w:hAnsi="inherit"/>
-          <w:color w:val="FAFAFA"/>
-          <w:sz w:val="27"/>
-          <w:szCs w:val="27"/>
-          <w:bdr w:val="single" w:sz="2" w:space="0" w:color="E5E7EB" w:frame="1"/>
-          <w:lang w:val="en-US"/>
-        </w:rPr>
-        <w:t>&gt;();</w:t>
-      </w:r>
-    </w:p>
-    <w:p>
-      <w:pPr>
-        <w:pStyle w:val="HTMLPreformatted"/>
-        <w:pBdr>
-          <w:top w:val="single" w:sz="2" w:space="0" w:color="E5E7EB"/>
-          <w:left w:val="single" w:sz="2" w:space="16" w:color="E5E7EB"/>
-          <w:bottom w:val="single" w:sz="2" w:space="0" w:color="E5E7EB"/>
-          <w:right w:val="single" w:sz="2" w:space="16" w:color="E5E7EB"/>
-        </w:pBdr>
-        <w:shd w:val="clear" w:color="auto" w:fill="806000" w:themeFill="accent4" w:themeFillShade="80"/>
-        <w:rPr>
-          <w:rStyle w:val="HTMLCode"/>
-          <w:rFonts w:ascii="inherit" w:hAnsi="inherit"/>
-          <w:color w:val="FAFAFA"/>
-          <w:sz w:val="27"/>
-          <w:szCs w:val="27"/>
-          <w:bdr w:val="single" w:sz="2" w:space="0" w:color="E5E7EB" w:frame="1"/>
-          <w:lang w:val="en-US"/>
-        </w:rPr>
-      </w:pPr>
-    </w:p>
-    <w:p>
-      <w:pPr>
-        <w:pStyle w:val="HTMLPreformatted"/>
-        <w:pBdr>
-          <w:top w:val="single" w:sz="2" w:space="0" w:color="E5E7EB"/>
-          <w:left w:val="single" w:sz="2" w:space="16" w:color="E5E7EB"/>
-          <w:bottom w:val="single" w:sz="2" w:space="0" w:color="E5E7EB"/>
-          <w:right w:val="single" w:sz="2" w:space="16" w:color="E5E7EB"/>
-        </w:pBdr>
-        <w:shd w:val="clear" w:color="auto" w:fill="806000" w:themeFill="accent4" w:themeFillShade="80"/>
-        <w:rPr>
-          <w:rStyle w:val="HTMLCode"/>
-          <w:rFonts w:ascii="inherit" w:hAnsi="inherit"/>
-          <w:color w:val="FAFAFA"/>
-          <w:sz w:val="27"/>
-          <w:szCs w:val="27"/>
-          <w:bdr w:val="single" w:sz="2" w:space="0" w:color="E5E7EB" w:frame="1"/>
-          <w:lang w:val="en-US"/>
-        </w:rPr>
-      </w:pPr>
-      <w:r>
-        <w:rPr>
-          <w:rStyle w:val="HTMLCode"/>
-          <w:rFonts w:ascii="inherit" w:hAnsi="inherit"/>
-          <w:color w:val="FAFAFA"/>
-          <w:sz w:val="27"/>
-          <w:szCs w:val="27"/>
-          <w:bdr w:val="single" w:sz="2" w:space="0" w:color="E5E7EB" w:frame="1"/>
-          <w:lang w:val="en-US"/>
-        </w:rPr>
-        <w:t xml:space="preserve">      </w:t>
-      </w:r>
-      <w:proofErr w:type="spellStart"/>
-      <w:r>
-        <w:rPr>
-          <w:rStyle w:val="HTMLCode"/>
-          <w:rFonts w:ascii="inherit" w:hAnsi="inherit"/>
-          <w:color w:val="FAFAFA"/>
-          <w:sz w:val="27"/>
-          <w:szCs w:val="27"/>
-          <w:bdr w:val="single" w:sz="2" w:space="0" w:color="E5E7EB" w:frame="1"/>
-          <w:lang w:val="en-US"/>
-        </w:rPr>
-        <w:t>myScopedService.DoSomething</w:t>
-      </w:r>
-      <w:proofErr w:type="spellEnd"/>
-      <w:r>
-        <w:rPr>
-          <w:rStyle w:val="HTMLCode"/>
-          <w:rFonts w:ascii="inherit" w:hAnsi="inherit"/>
-          <w:color w:val="FAFAFA"/>
-          <w:sz w:val="27"/>
-          <w:szCs w:val="27"/>
-          <w:bdr w:val="single" w:sz="2" w:space="0" w:color="E5E7EB" w:frame="1"/>
-          <w:lang w:val="en-US"/>
-        </w:rPr>
-        <w:t>();</w:t>
-      </w:r>
-    </w:p>
-    <w:p>
-      <w:pPr>
-        <w:pStyle w:val="HTMLPreformatted"/>
-        <w:pBdr>
-          <w:top w:val="single" w:sz="2" w:space="0" w:color="E5E7EB"/>
-          <w:left w:val="single" w:sz="2" w:space="16" w:color="E5E7EB"/>
-          <w:bottom w:val="single" w:sz="2" w:space="0" w:color="E5E7EB"/>
-          <w:right w:val="single" w:sz="2" w:space="16" w:color="E5E7EB"/>
-        </w:pBdr>
-        <w:shd w:val="clear" w:color="auto" w:fill="806000" w:themeFill="accent4" w:themeFillShade="80"/>
-        <w:rPr>
-          <w:rStyle w:val="HTMLCode"/>
-          <w:rFonts w:ascii="inherit" w:hAnsi="inherit"/>
-          <w:color w:val="FAFAFA"/>
-          <w:sz w:val="27"/>
-          <w:szCs w:val="27"/>
-          <w:bdr w:val="single" w:sz="2" w:space="0" w:color="E5E7EB" w:frame="1"/>
-          <w:lang w:val="en-US"/>
-        </w:rPr>
-      </w:pPr>
-      <w:r>
-        <w:rPr>
-          <w:rStyle w:val="HTMLCode"/>
-          <w:rFonts w:ascii="inherit" w:hAnsi="inherit"/>
-          <w:color w:val="FAFAFA"/>
-          <w:sz w:val="27"/>
-          <w:szCs w:val="27"/>
-          <w:bdr w:val="single" w:sz="2" w:space="0" w:color="E5E7EB" w:frame="1"/>
-          <w:lang w:val="en-US"/>
-        </w:rPr>
-        <w:t xml:space="preserve">    }</w:t>
-      </w:r>
-    </w:p>
-    <w:p>
-      <w:pPr>
-        <w:pStyle w:val="HTMLPreformatted"/>
-        <w:pBdr>
-          <w:top w:val="single" w:sz="2" w:space="0" w:color="E5E7EB"/>
-          <w:left w:val="single" w:sz="2" w:space="16" w:color="E5E7EB"/>
-          <w:bottom w:val="single" w:sz="2" w:space="0" w:color="E5E7EB"/>
-          <w:right w:val="single" w:sz="2" w:space="16" w:color="E5E7EB"/>
-        </w:pBdr>
-        <w:shd w:val="clear" w:color="auto" w:fill="806000" w:themeFill="accent4" w:themeFillShade="80"/>
-        <w:rPr>
-          <w:rStyle w:val="HTMLCode"/>
-          <w:rFonts w:ascii="inherit" w:hAnsi="inherit"/>
-          <w:color w:val="FAFAFA"/>
-          <w:sz w:val="27"/>
-          <w:szCs w:val="27"/>
-          <w:bdr w:val="single" w:sz="2" w:space="0" w:color="E5E7EB" w:frame="1"/>
-          <w:lang w:val="en-US"/>
-        </w:rPr>
-      </w:pPr>
-      <w:r>
-        <w:rPr>
-          <w:rStyle w:val="HTMLCode"/>
-          <w:rFonts w:ascii="inherit" w:hAnsi="inherit"/>
-          <w:color w:val="FAFAFA"/>
-          <w:sz w:val="27"/>
-          <w:szCs w:val="27"/>
-          <w:bdr w:val="single" w:sz="2" w:space="0" w:color="E5E7EB" w:frame="1"/>
-          <w:lang w:val="en-US"/>
-        </w:rPr>
-        <w:t xml:space="preserve">  }</w:t>
-      </w:r>
-    </w:p>
-    <w:p>
-      <w:pPr>
-        <w:pStyle w:val="HTMLPreformatted"/>
-        <w:pBdr>
-          <w:top w:val="single" w:sz="2" w:space="0" w:color="E5E7EB"/>
-          <w:left w:val="single" w:sz="2" w:space="16" w:color="E5E7EB"/>
-          <w:bottom w:val="single" w:sz="2" w:space="0" w:color="E5E7EB"/>
-          <w:right w:val="single" w:sz="2" w:space="16" w:color="E5E7EB"/>
-        </w:pBdr>
-        <w:shd w:val="clear" w:color="auto" w:fill="806000" w:themeFill="accent4" w:themeFillShade="80"/>
-        <w:rPr>
-          <w:rStyle w:val="HTMLCode"/>
-          <w:rFonts w:ascii="inherit" w:hAnsi="inherit"/>
-          <w:color w:val="FAFAFA"/>
-          <w:sz w:val="27"/>
-          <w:szCs w:val="27"/>
-          <w:bdr w:val="single" w:sz="2" w:space="0" w:color="E5E7EB" w:frame="1"/>
-          <w:lang w:val="en-US"/>
-        </w:rPr>
-      </w:pPr>
-      <w:r>
-        <w:rPr>
-          <w:rStyle w:val="HTMLCode"/>
-          <w:rFonts w:ascii="inherit" w:hAnsi="inherit"/>
-          <w:color w:val="FAFAFA"/>
-          <w:sz w:val="27"/>
-          <w:szCs w:val="27"/>
-          <w:bdr w:val="single" w:sz="2" w:space="0" w:color="E5E7EB" w:frame="1"/>
           <w:lang w:val="en-US"/>
         </w:rPr>
         <w:t>}</w:t>
@@ -5581,7 +5348,7 @@
     </w:p>
     <w:p>
       <w:pPr>
-        <w:pStyle w:val="NormalWeb"/>
+        <w:pStyle w:val="a3"/>
         <w:pBdr>
           <w:top w:val="single" w:sz="2" w:space="0" w:color="E5E7EB"/>
           <w:left w:val="single" w:sz="2" w:space="0" w:color="E5E7EB"/>
@@ -5635,7 +5402,7 @@
       <w:proofErr w:type="spellStart"/>
       <w:r>
         <w:rPr>
-          <w:rStyle w:val="HTMLCode"/>
+          <w:rStyle w:val="HTML1"/>
           <w:rFonts w:ascii="Consolas" w:hAnsi="Consolas"/>
           <w:color w:val="111111"/>
           <w:bdr w:val="single" w:sz="2" w:space="0" w:color="E5E7EB" w:frame="1"/>
@@ -5658,7 +5425,7 @@
     </w:p>
     <w:p>
       <w:pPr>
-        <w:pStyle w:val="NormalWeb"/>
+        <w:pStyle w:val="a3"/>
         <w:pBdr>
           <w:top w:val="single" w:sz="2" w:space="0" w:color="E5E7EB"/>
           <w:left w:val="single" w:sz="2" w:space="0" w:color="E5E7EB"/>
@@ -5812,7 +5579,7 @@
       </w:r>
       <w:r>
         <w:rPr>
-          <w:rStyle w:val="HTMLCode"/>
+          <w:rStyle w:val="HTML1"/>
           <w:rFonts w:ascii="Consolas" w:eastAsiaTheme="minorHAnsi" w:hAnsi="Consolas"/>
           <w:color w:val="111111"/>
           <w:sz w:val="24"/>
@@ -5850,7 +5617,7 @@
     </w:p>
     <w:p>
       <w:pPr>
-        <w:pStyle w:val="Heading1"/>
+        <w:pStyle w:val="1"/>
       </w:pPr>
       <w:r>
         <w:t xml:space="preserve">Как </w:t>
@@ -5885,13 +5652,1900 @@
       <w:hyperlink r:id="rId13" w:history="1">
         <w:r>
           <w:rPr>
-            <w:rStyle w:val="Hyperlink"/>
+            <w:rStyle w:val="a5"/>
           </w:rPr>
           <w:t>https://learn.microsoft.com/en-us/dotnet/core/extensions/scoped-service</w:t>
         </w:r>
       </w:hyperlink>
     </w:p>
     <w:p/>
+    <w:p>
+      <w:pPr>
+        <w:pStyle w:val="1"/>
+        <w:rPr>
+          <w:lang w:val="en-US"/>
+        </w:rPr>
+      </w:pPr>
+      <w:r>
+        <w:rPr>
+          <w:lang w:val="en-US"/>
+        </w:rPr>
+        <w:t xml:space="preserve">const vs </w:t>
+      </w:r>
+      <w:proofErr w:type="spellStart"/>
+      <w:r>
+        <w:rPr>
+          <w:lang w:val="en-US"/>
+        </w:rPr>
+        <w:t>readonly</w:t>
+      </w:r>
+      <w:proofErr w:type="spellEnd"/>
+    </w:p>
+    <w:p>
+      <w:pPr>
+        <w:rPr>
+          <w:lang w:val="en-US"/>
+        </w:rPr>
+      </w:pPr>
+    </w:p>
+    <w:p>
+      <w:pPr>
+        <w:pStyle w:val="a3"/>
+        <w:shd w:val="clear" w:color="auto" w:fill="FFFFFF"/>
+        <w:spacing w:before="0" w:beforeAutospacing="0" w:after="264" w:afterAutospacing="0"/>
+        <w:textAlignment w:val="baseline"/>
+        <w:rPr>
+          <w:rFonts w:ascii="Segoe UI" w:hAnsi="Segoe UI" w:cs="Segoe UI"/>
+          <w:color w:val="0C0D0E"/>
+          <w:sz w:val="23"/>
+          <w:szCs w:val="23"/>
+          <w:lang w:val="en-US"/>
+        </w:rPr>
+      </w:pPr>
+      <w:r>
+        <w:rPr>
+          <w:rFonts w:ascii="Segoe UI" w:hAnsi="Segoe UI" w:cs="Segoe UI"/>
+          <w:color w:val="0C0D0E"/>
+          <w:sz w:val="23"/>
+          <w:szCs w:val="23"/>
+          <w:lang w:val="en-US"/>
+        </w:rPr>
+        <w:t>Apart from the apparent difference of</w:t>
+      </w:r>
+    </w:p>
+    <w:p>
+      <w:pPr>
+        <w:numPr>
+          <w:ilvl w:val="0"/>
+          <w:numId w:val="4"/>
+        </w:numPr>
+        <w:shd w:val="clear" w:color="auto" w:fill="FFFFFF"/>
+        <w:spacing w:beforeAutospacing="1" w:after="0" w:afterAutospacing="1" w:line="240" w:lineRule="auto"/>
+        <w:ind w:left="450"/>
+        <w:textAlignment w:val="baseline"/>
+        <w:rPr>
+          <w:rFonts w:ascii="inherit" w:hAnsi="inherit" w:cs="Segoe UI"/>
+          <w:color w:val="0C0D0E"/>
+          <w:sz w:val="23"/>
+          <w:szCs w:val="23"/>
+        </w:rPr>
+      </w:pPr>
+      <w:r>
+        <w:rPr>
+          <w:rFonts w:ascii="inherit" w:hAnsi="inherit" w:cs="Segoe UI"/>
+          <w:color w:val="0C0D0E"/>
+          <w:sz w:val="23"/>
+          <w:szCs w:val="23"/>
+          <w:lang w:val="en-US"/>
+        </w:rPr>
+        <w:t>having to declare the value at the time of a definition for a </w:t>
+      </w:r>
+      <w:r>
+        <w:rPr>
+          <w:rStyle w:val="HTML1"/>
+          <w:rFonts w:ascii="Consolas" w:eastAsiaTheme="minorHAnsi" w:hAnsi="Consolas"/>
+          <w:color w:val="0C0D0E"/>
+          <w:bdr w:val="none" w:sz="0" w:space="0" w:color="auto" w:frame="1"/>
+          <w:shd w:val="clear" w:color="auto" w:fill="E3E6E8"/>
+          <w:lang w:val="en-US"/>
+        </w:rPr>
+        <w:t>const</w:t>
+      </w:r>
+      <w:r>
+        <w:rPr>
+          <w:rFonts w:ascii="inherit" w:hAnsi="inherit" w:cs="Segoe UI"/>
+          <w:color w:val="0C0D0E"/>
+          <w:sz w:val="23"/>
+          <w:szCs w:val="23"/>
+          <w:lang w:val="en-US"/>
+        </w:rPr>
+        <w:t> VS </w:t>
+      </w:r>
+      <w:proofErr w:type="spellStart"/>
+      <w:r>
+        <w:rPr>
+          <w:rStyle w:val="HTML1"/>
+          <w:rFonts w:ascii="Consolas" w:eastAsiaTheme="minorHAnsi" w:hAnsi="Consolas"/>
+          <w:color w:val="0C0D0E"/>
+          <w:bdr w:val="none" w:sz="0" w:space="0" w:color="auto" w:frame="1"/>
+          <w:shd w:val="clear" w:color="auto" w:fill="E3E6E8"/>
+          <w:lang w:val="en-US"/>
+        </w:rPr>
+        <w:t>readonly</w:t>
+      </w:r>
+      <w:proofErr w:type="spellEnd"/>
+      <w:r>
+        <w:rPr>
+          <w:rFonts w:ascii="inherit" w:hAnsi="inherit" w:cs="Segoe UI"/>
+          <w:color w:val="0C0D0E"/>
+          <w:sz w:val="23"/>
+          <w:szCs w:val="23"/>
+          <w:lang w:val="en-US"/>
+        </w:rPr>
+        <w:t xml:space="preserve"> values can be computed dynamically but need to be assigned before the constructor exits. </w:t>
+      </w:r>
+      <w:proofErr w:type="spellStart"/>
+      <w:r>
+        <w:rPr>
+          <w:rFonts w:ascii="inherit" w:hAnsi="inherit" w:cs="Segoe UI"/>
+          <w:color w:val="0C0D0E"/>
+          <w:sz w:val="23"/>
+          <w:szCs w:val="23"/>
+        </w:rPr>
+        <w:t>After</w:t>
+      </w:r>
+      <w:proofErr w:type="spellEnd"/>
+      <w:r>
+        <w:rPr>
+          <w:rFonts w:ascii="inherit" w:hAnsi="inherit" w:cs="Segoe UI"/>
+          <w:color w:val="0C0D0E"/>
+          <w:sz w:val="23"/>
+          <w:szCs w:val="23"/>
+        </w:rPr>
+        <w:t xml:space="preserve"> </w:t>
+      </w:r>
+      <w:proofErr w:type="spellStart"/>
+      <w:r>
+        <w:rPr>
+          <w:rFonts w:ascii="inherit" w:hAnsi="inherit" w:cs="Segoe UI"/>
+          <w:color w:val="0C0D0E"/>
+          <w:sz w:val="23"/>
+          <w:szCs w:val="23"/>
+        </w:rPr>
+        <w:t>that</w:t>
+      </w:r>
+      <w:proofErr w:type="spellEnd"/>
+      <w:r>
+        <w:rPr>
+          <w:rFonts w:ascii="inherit" w:hAnsi="inherit" w:cs="Segoe UI"/>
+          <w:color w:val="0C0D0E"/>
+          <w:sz w:val="23"/>
+          <w:szCs w:val="23"/>
+        </w:rPr>
+        <w:t xml:space="preserve"> </w:t>
+      </w:r>
+      <w:proofErr w:type="spellStart"/>
+      <w:r>
+        <w:rPr>
+          <w:rFonts w:ascii="inherit" w:hAnsi="inherit" w:cs="Segoe UI"/>
+          <w:color w:val="0C0D0E"/>
+          <w:sz w:val="23"/>
+          <w:szCs w:val="23"/>
+        </w:rPr>
+        <w:t>it</w:t>
+      </w:r>
+      <w:proofErr w:type="spellEnd"/>
+      <w:r>
+        <w:rPr>
+          <w:rFonts w:ascii="inherit" w:hAnsi="inherit" w:cs="Segoe UI"/>
+          <w:color w:val="0C0D0E"/>
+          <w:sz w:val="23"/>
+          <w:szCs w:val="23"/>
+        </w:rPr>
+        <w:t xml:space="preserve"> </w:t>
+      </w:r>
+      <w:proofErr w:type="spellStart"/>
+      <w:r>
+        <w:rPr>
+          <w:rFonts w:ascii="inherit" w:hAnsi="inherit" w:cs="Segoe UI"/>
+          <w:color w:val="0C0D0E"/>
+          <w:sz w:val="23"/>
+          <w:szCs w:val="23"/>
+        </w:rPr>
+        <w:t>is</w:t>
+      </w:r>
+      <w:proofErr w:type="spellEnd"/>
+      <w:r>
+        <w:rPr>
+          <w:rFonts w:ascii="inherit" w:hAnsi="inherit" w:cs="Segoe UI"/>
+          <w:color w:val="0C0D0E"/>
+          <w:sz w:val="23"/>
+          <w:szCs w:val="23"/>
+        </w:rPr>
+        <w:t xml:space="preserve"> </w:t>
+      </w:r>
+      <w:proofErr w:type="spellStart"/>
+      <w:r>
+        <w:rPr>
+          <w:rFonts w:ascii="inherit" w:hAnsi="inherit" w:cs="Segoe UI"/>
+          <w:color w:val="0C0D0E"/>
+          <w:sz w:val="23"/>
+          <w:szCs w:val="23"/>
+        </w:rPr>
+        <w:t>frozen</w:t>
+      </w:r>
+      <w:proofErr w:type="spellEnd"/>
+      <w:r>
+        <w:rPr>
+          <w:rFonts w:ascii="inherit" w:hAnsi="inherit" w:cs="Segoe UI"/>
+          <w:color w:val="0C0D0E"/>
+          <w:sz w:val="23"/>
+          <w:szCs w:val="23"/>
+        </w:rPr>
+        <w:t>.</w:t>
+      </w:r>
+    </w:p>
+    <w:p>
+      <w:pPr>
+        <w:numPr>
+          <w:ilvl w:val="0"/>
+          <w:numId w:val="4"/>
+        </w:numPr>
+        <w:shd w:val="clear" w:color="auto" w:fill="FFFFFF"/>
+        <w:spacing w:after="0" w:line="240" w:lineRule="auto"/>
+        <w:ind w:left="450"/>
+        <w:textAlignment w:val="baseline"/>
+        <w:rPr>
+          <w:rFonts w:ascii="inherit" w:hAnsi="inherit" w:cs="Segoe UI"/>
+          <w:color w:val="0C0D0E"/>
+          <w:sz w:val="23"/>
+          <w:szCs w:val="23"/>
+          <w:lang w:val="en-US"/>
+        </w:rPr>
+      </w:pPr>
+      <w:r>
+        <w:rPr>
+          <w:rStyle w:val="HTML1"/>
+          <w:rFonts w:ascii="Consolas" w:eastAsiaTheme="minorHAnsi" w:hAnsi="Consolas"/>
+          <w:color w:val="0C0D0E"/>
+          <w:bdr w:val="none" w:sz="0" w:space="0" w:color="auto" w:frame="1"/>
+          <w:shd w:val="clear" w:color="auto" w:fill="E3E6E8"/>
+          <w:lang w:val="en-US"/>
+        </w:rPr>
+        <w:t>const</w:t>
+      </w:r>
+      <w:r>
+        <w:rPr>
+          <w:rFonts w:ascii="inherit" w:hAnsi="inherit" w:cs="Segoe UI"/>
+          <w:color w:val="0C0D0E"/>
+          <w:sz w:val="23"/>
+          <w:szCs w:val="23"/>
+          <w:lang w:val="en-US"/>
+        </w:rPr>
+        <w:t>'s are implicitly </w:t>
+      </w:r>
+      <w:r>
+        <w:rPr>
+          <w:rStyle w:val="HTML1"/>
+          <w:rFonts w:ascii="Consolas" w:eastAsiaTheme="minorHAnsi" w:hAnsi="Consolas"/>
+          <w:color w:val="0C0D0E"/>
+          <w:bdr w:val="none" w:sz="0" w:space="0" w:color="auto" w:frame="1"/>
+          <w:shd w:val="clear" w:color="auto" w:fill="E3E6E8"/>
+          <w:lang w:val="en-US"/>
+        </w:rPr>
+        <w:t>static</w:t>
+      </w:r>
+      <w:r>
+        <w:rPr>
+          <w:rFonts w:ascii="inherit" w:hAnsi="inherit" w:cs="Segoe UI"/>
+          <w:color w:val="0C0D0E"/>
+          <w:sz w:val="23"/>
+          <w:szCs w:val="23"/>
+          <w:lang w:val="en-US"/>
+        </w:rPr>
+        <w:t>. You use a </w:t>
+      </w:r>
+      <w:proofErr w:type="spellStart"/>
+      <w:r>
+        <w:rPr>
+          <w:rStyle w:val="HTML1"/>
+          <w:rFonts w:ascii="Consolas" w:eastAsiaTheme="minorHAnsi" w:hAnsi="Consolas"/>
+          <w:color w:val="0C0D0E"/>
+          <w:bdr w:val="none" w:sz="0" w:space="0" w:color="auto" w:frame="1"/>
+          <w:shd w:val="clear" w:color="auto" w:fill="E3E6E8"/>
+          <w:lang w:val="en-US"/>
+        </w:rPr>
+        <w:t>ClassName.ConstantName</w:t>
+      </w:r>
+      <w:proofErr w:type="spellEnd"/>
+      <w:r>
+        <w:rPr>
+          <w:rFonts w:ascii="inherit" w:hAnsi="inherit" w:cs="Segoe UI"/>
+          <w:color w:val="0C0D0E"/>
+          <w:sz w:val="23"/>
+          <w:szCs w:val="23"/>
+          <w:lang w:val="en-US"/>
+        </w:rPr>
+        <w:t> notation to access them.</w:t>
+      </w:r>
+    </w:p>
+    <w:p>
+      <w:pPr>
+        <w:pStyle w:val="a3"/>
+        <w:shd w:val="clear" w:color="auto" w:fill="FFFFFF"/>
+        <w:spacing w:before="0" w:beforeAutospacing="0" w:after="0" w:afterAutospacing="0"/>
+        <w:textAlignment w:val="baseline"/>
+        <w:rPr>
+          <w:rFonts w:ascii="Segoe UI" w:hAnsi="Segoe UI" w:cs="Segoe UI"/>
+          <w:color w:val="0C0D0E"/>
+          <w:sz w:val="23"/>
+          <w:szCs w:val="23"/>
+          <w:lang w:val="en-US"/>
+        </w:rPr>
+      </w:pPr>
+      <w:r>
+        <w:rPr>
+          <w:rFonts w:ascii="Segoe UI" w:hAnsi="Segoe UI" w:cs="Segoe UI"/>
+          <w:color w:val="0C0D0E"/>
+          <w:sz w:val="23"/>
+          <w:szCs w:val="23"/>
+          <w:lang w:val="en-US"/>
+        </w:rPr>
+        <w:lastRenderedPageBreak/>
+        <w:t>There is a subtle difference. Consider a class defined in </w:t>
+      </w:r>
+      <w:proofErr w:type="spellStart"/>
+      <w:r>
+        <w:rPr>
+          <w:rStyle w:val="HTML1"/>
+          <w:rFonts w:ascii="Consolas" w:hAnsi="Consolas"/>
+          <w:color w:val="0C0D0E"/>
+          <w:bdr w:val="none" w:sz="0" w:space="0" w:color="auto" w:frame="1"/>
+          <w:shd w:val="clear" w:color="auto" w:fill="E3E6E8"/>
+          <w:lang w:val="en-US"/>
+        </w:rPr>
+        <w:t>AssemblyA</w:t>
+      </w:r>
+      <w:proofErr w:type="spellEnd"/>
+      <w:r>
+        <w:rPr>
+          <w:rFonts w:ascii="Segoe UI" w:hAnsi="Segoe UI" w:cs="Segoe UI"/>
+          <w:color w:val="0C0D0E"/>
+          <w:sz w:val="23"/>
+          <w:szCs w:val="23"/>
+          <w:lang w:val="en-US"/>
+        </w:rPr>
+        <w:t>.</w:t>
+      </w:r>
+    </w:p>
+    <w:p>
+      <w:pPr>
+        <w:pStyle w:val="HTML"/>
+        <w:shd w:val="clear" w:color="auto" w:fill="F6F6F6"/>
+        <w:textAlignment w:val="baseline"/>
+        <w:rPr>
+          <w:rStyle w:val="HTML1"/>
+          <w:rFonts w:ascii="inherit" w:hAnsi="inherit"/>
+          <w:color w:val="0C0D0E"/>
+          <w:bdr w:val="none" w:sz="0" w:space="0" w:color="auto" w:frame="1"/>
+          <w:lang w:val="en-US"/>
+        </w:rPr>
+      </w:pPr>
+      <w:r>
+        <w:rPr>
+          <w:rStyle w:val="hljs-keyword"/>
+          <w:rFonts w:ascii="inherit" w:hAnsi="inherit"/>
+          <w:color w:val="015493"/>
+          <w:bdr w:val="none" w:sz="0" w:space="0" w:color="auto" w:frame="1"/>
+          <w:lang w:val="en-US"/>
+        </w:rPr>
+        <w:t>public</w:t>
+      </w:r>
+      <w:r>
+        <w:rPr>
+          <w:rStyle w:val="HTML1"/>
+          <w:rFonts w:ascii="inherit" w:hAnsi="inherit"/>
+          <w:color w:val="0C0D0E"/>
+          <w:bdr w:val="none" w:sz="0" w:space="0" w:color="auto" w:frame="1"/>
+          <w:lang w:val="en-US"/>
+        </w:rPr>
+        <w:t xml:space="preserve"> </w:t>
+      </w:r>
+      <w:r>
+        <w:rPr>
+          <w:rStyle w:val="hljs-keyword"/>
+          <w:rFonts w:ascii="inherit" w:hAnsi="inherit"/>
+          <w:color w:val="015493"/>
+          <w:bdr w:val="none" w:sz="0" w:space="0" w:color="auto" w:frame="1"/>
+          <w:lang w:val="en-US"/>
+        </w:rPr>
+        <w:t>class</w:t>
+      </w:r>
+      <w:r>
+        <w:rPr>
+          <w:rStyle w:val="HTML1"/>
+          <w:rFonts w:ascii="inherit" w:hAnsi="inherit"/>
+          <w:color w:val="0C0D0E"/>
+          <w:bdr w:val="none" w:sz="0" w:space="0" w:color="auto" w:frame="1"/>
+          <w:lang w:val="en-US"/>
+        </w:rPr>
+        <w:t xml:space="preserve"> </w:t>
+      </w:r>
+      <w:proofErr w:type="spellStart"/>
+      <w:r>
+        <w:rPr>
+          <w:rStyle w:val="hljs-title"/>
+          <w:rFonts w:ascii="inherit" w:hAnsi="inherit"/>
+          <w:color w:val="B75301"/>
+          <w:bdr w:val="none" w:sz="0" w:space="0" w:color="auto" w:frame="1"/>
+          <w:lang w:val="en-US"/>
+        </w:rPr>
+        <w:t>Const_V_Readonly</w:t>
+      </w:r>
+      <w:proofErr w:type="spellEnd"/>
+    </w:p>
+    <w:p>
+      <w:pPr>
+        <w:pStyle w:val="HTML"/>
+        <w:shd w:val="clear" w:color="auto" w:fill="F6F6F6"/>
+        <w:textAlignment w:val="baseline"/>
+        <w:rPr>
+          <w:rStyle w:val="HTML1"/>
+          <w:rFonts w:ascii="inherit" w:hAnsi="inherit"/>
+          <w:color w:val="0C0D0E"/>
+          <w:bdr w:val="none" w:sz="0" w:space="0" w:color="auto" w:frame="1"/>
+          <w:lang w:val="en-US"/>
+        </w:rPr>
+      </w:pPr>
+      <w:r>
+        <w:rPr>
+          <w:rStyle w:val="HTML1"/>
+          <w:rFonts w:ascii="inherit" w:hAnsi="inherit"/>
+          <w:color w:val="0C0D0E"/>
+          <w:bdr w:val="none" w:sz="0" w:space="0" w:color="auto" w:frame="1"/>
+          <w:lang w:val="en-US"/>
+        </w:rPr>
+        <w:t>{</w:t>
+      </w:r>
+    </w:p>
+    <w:p>
+      <w:pPr>
+        <w:pStyle w:val="HTML"/>
+        <w:shd w:val="clear" w:color="auto" w:fill="F6F6F6"/>
+        <w:textAlignment w:val="baseline"/>
+        <w:rPr>
+          <w:rStyle w:val="HTML1"/>
+          <w:rFonts w:ascii="inherit" w:hAnsi="inherit"/>
+          <w:color w:val="0C0D0E"/>
+          <w:bdr w:val="none" w:sz="0" w:space="0" w:color="auto" w:frame="1"/>
+          <w:lang w:val="en-US"/>
+        </w:rPr>
+      </w:pPr>
+      <w:r>
+        <w:rPr>
+          <w:rStyle w:val="HTML1"/>
+          <w:rFonts w:ascii="inherit" w:hAnsi="inherit"/>
+          <w:color w:val="0C0D0E"/>
+          <w:bdr w:val="none" w:sz="0" w:space="0" w:color="auto" w:frame="1"/>
+          <w:lang w:val="en-US"/>
+        </w:rPr>
+        <w:t xml:space="preserve">  </w:t>
+      </w:r>
+      <w:r>
+        <w:rPr>
+          <w:rStyle w:val="hljs-keyword"/>
+          <w:rFonts w:ascii="inherit" w:hAnsi="inherit"/>
+          <w:color w:val="015493"/>
+          <w:bdr w:val="none" w:sz="0" w:space="0" w:color="auto" w:frame="1"/>
+          <w:lang w:val="en-US"/>
+        </w:rPr>
+        <w:t>public</w:t>
+      </w:r>
+      <w:r>
+        <w:rPr>
+          <w:rStyle w:val="HTML1"/>
+          <w:rFonts w:ascii="inherit" w:hAnsi="inherit"/>
+          <w:color w:val="0C0D0E"/>
+          <w:bdr w:val="none" w:sz="0" w:space="0" w:color="auto" w:frame="1"/>
+          <w:lang w:val="en-US"/>
+        </w:rPr>
+        <w:t xml:space="preserve"> </w:t>
+      </w:r>
+      <w:r>
+        <w:rPr>
+          <w:rStyle w:val="hljs-keyword"/>
+          <w:rFonts w:ascii="inherit" w:hAnsi="inherit"/>
+          <w:color w:val="015493"/>
+          <w:bdr w:val="none" w:sz="0" w:space="0" w:color="auto" w:frame="1"/>
+          <w:lang w:val="en-US"/>
+        </w:rPr>
+        <w:t>const</w:t>
+      </w:r>
+      <w:r>
+        <w:rPr>
+          <w:rStyle w:val="HTML1"/>
+          <w:rFonts w:ascii="inherit" w:hAnsi="inherit"/>
+          <w:color w:val="0C0D0E"/>
+          <w:bdr w:val="none" w:sz="0" w:space="0" w:color="auto" w:frame="1"/>
+          <w:lang w:val="en-US"/>
+        </w:rPr>
+        <w:t xml:space="preserve"> </w:t>
+      </w:r>
+      <w:r>
+        <w:rPr>
+          <w:rStyle w:val="hljs-builtin"/>
+          <w:rFonts w:ascii="inherit" w:hAnsi="inherit"/>
+          <w:color w:val="B75301"/>
+          <w:bdr w:val="none" w:sz="0" w:space="0" w:color="auto" w:frame="1"/>
+          <w:lang w:val="en-US"/>
+        </w:rPr>
+        <w:t>int</w:t>
+      </w:r>
+      <w:r>
+        <w:rPr>
+          <w:rStyle w:val="HTML1"/>
+          <w:rFonts w:ascii="inherit" w:hAnsi="inherit"/>
+          <w:color w:val="0C0D0E"/>
+          <w:bdr w:val="none" w:sz="0" w:space="0" w:color="auto" w:frame="1"/>
+          <w:lang w:val="en-US"/>
+        </w:rPr>
+        <w:t xml:space="preserve"> I_CONST_VALUE = </w:t>
+      </w:r>
+      <w:r>
+        <w:rPr>
+          <w:rStyle w:val="hljs-number"/>
+          <w:rFonts w:ascii="inherit" w:hAnsi="inherit"/>
+          <w:color w:val="B75301"/>
+          <w:bdr w:val="none" w:sz="0" w:space="0" w:color="auto" w:frame="1"/>
+          <w:lang w:val="en-US"/>
+        </w:rPr>
+        <w:t>2</w:t>
+      </w:r>
+      <w:r>
+        <w:rPr>
+          <w:rStyle w:val="HTML1"/>
+          <w:rFonts w:ascii="inherit" w:hAnsi="inherit"/>
+          <w:color w:val="0C0D0E"/>
+          <w:bdr w:val="none" w:sz="0" w:space="0" w:color="auto" w:frame="1"/>
+          <w:lang w:val="en-US"/>
+        </w:rPr>
+        <w:t>;</w:t>
+      </w:r>
+    </w:p>
+    <w:p>
+      <w:pPr>
+        <w:pStyle w:val="HTML"/>
+        <w:shd w:val="clear" w:color="auto" w:fill="F6F6F6"/>
+        <w:textAlignment w:val="baseline"/>
+        <w:rPr>
+          <w:rStyle w:val="HTML1"/>
+          <w:rFonts w:ascii="inherit" w:hAnsi="inherit"/>
+          <w:color w:val="0C0D0E"/>
+          <w:bdr w:val="none" w:sz="0" w:space="0" w:color="auto" w:frame="1"/>
+          <w:lang w:val="en-US"/>
+        </w:rPr>
+      </w:pPr>
+      <w:r>
+        <w:rPr>
+          <w:rStyle w:val="HTML1"/>
+          <w:rFonts w:ascii="inherit" w:hAnsi="inherit"/>
+          <w:color w:val="0C0D0E"/>
+          <w:bdr w:val="none" w:sz="0" w:space="0" w:color="auto" w:frame="1"/>
+          <w:lang w:val="en-US"/>
+        </w:rPr>
+        <w:t xml:space="preserve">  </w:t>
+      </w:r>
+      <w:r>
+        <w:rPr>
+          <w:rStyle w:val="hljs-keyword"/>
+          <w:rFonts w:ascii="inherit" w:hAnsi="inherit"/>
+          <w:color w:val="015493"/>
+          <w:bdr w:val="none" w:sz="0" w:space="0" w:color="auto" w:frame="1"/>
+          <w:lang w:val="en-US"/>
+        </w:rPr>
+        <w:t>public</w:t>
+      </w:r>
+      <w:r>
+        <w:rPr>
+          <w:rStyle w:val="HTML1"/>
+          <w:rFonts w:ascii="inherit" w:hAnsi="inherit"/>
+          <w:color w:val="0C0D0E"/>
+          <w:bdr w:val="none" w:sz="0" w:space="0" w:color="auto" w:frame="1"/>
+          <w:lang w:val="en-US"/>
+        </w:rPr>
+        <w:t xml:space="preserve"> </w:t>
+      </w:r>
+      <w:proofErr w:type="spellStart"/>
+      <w:r>
+        <w:rPr>
+          <w:rStyle w:val="hljs-keyword"/>
+          <w:rFonts w:ascii="inherit" w:hAnsi="inherit"/>
+          <w:color w:val="015493"/>
+          <w:bdr w:val="none" w:sz="0" w:space="0" w:color="auto" w:frame="1"/>
+          <w:lang w:val="en-US"/>
+        </w:rPr>
+        <w:t>readonly</w:t>
+      </w:r>
+      <w:proofErr w:type="spellEnd"/>
+      <w:r>
+        <w:rPr>
+          <w:rStyle w:val="HTML1"/>
+          <w:rFonts w:ascii="inherit" w:hAnsi="inherit"/>
+          <w:color w:val="0C0D0E"/>
+          <w:bdr w:val="none" w:sz="0" w:space="0" w:color="auto" w:frame="1"/>
+          <w:lang w:val="en-US"/>
+        </w:rPr>
+        <w:t xml:space="preserve"> </w:t>
+      </w:r>
+      <w:r>
+        <w:rPr>
+          <w:rStyle w:val="hljs-builtin"/>
+          <w:rFonts w:ascii="inherit" w:hAnsi="inherit"/>
+          <w:color w:val="B75301"/>
+          <w:bdr w:val="none" w:sz="0" w:space="0" w:color="auto" w:frame="1"/>
+          <w:lang w:val="en-US"/>
+        </w:rPr>
+        <w:t>int</w:t>
+      </w:r>
+      <w:r>
+        <w:rPr>
+          <w:rStyle w:val="HTML1"/>
+          <w:rFonts w:ascii="inherit" w:hAnsi="inherit"/>
+          <w:color w:val="0C0D0E"/>
+          <w:bdr w:val="none" w:sz="0" w:space="0" w:color="auto" w:frame="1"/>
+          <w:lang w:val="en-US"/>
+        </w:rPr>
+        <w:t xml:space="preserve"> I_RO_VALUE;</w:t>
+      </w:r>
+    </w:p>
+    <w:p>
+      <w:pPr>
+        <w:pStyle w:val="HTML"/>
+        <w:shd w:val="clear" w:color="auto" w:fill="F6F6F6"/>
+        <w:textAlignment w:val="baseline"/>
+        <w:rPr>
+          <w:rStyle w:val="HTML1"/>
+          <w:rFonts w:ascii="inherit" w:hAnsi="inherit"/>
+          <w:color w:val="0C0D0E"/>
+          <w:bdr w:val="none" w:sz="0" w:space="0" w:color="auto" w:frame="1"/>
+          <w:lang w:val="en-US"/>
+        </w:rPr>
+      </w:pPr>
+      <w:r>
+        <w:rPr>
+          <w:rStyle w:val="HTML1"/>
+          <w:rFonts w:ascii="inherit" w:hAnsi="inherit"/>
+          <w:color w:val="0C0D0E"/>
+          <w:bdr w:val="none" w:sz="0" w:space="0" w:color="auto" w:frame="1"/>
+          <w:lang w:val="en-US"/>
+        </w:rPr>
+        <w:t xml:space="preserve">  </w:t>
+      </w:r>
+      <w:r>
+        <w:rPr>
+          <w:rStyle w:val="hljs-keyword"/>
+          <w:rFonts w:ascii="inherit" w:hAnsi="inherit"/>
+          <w:color w:val="015493"/>
+          <w:bdr w:val="none" w:sz="0" w:space="0" w:color="auto" w:frame="1"/>
+          <w:lang w:val="en-US"/>
+        </w:rPr>
+        <w:t>public</w:t>
+      </w:r>
+      <w:r>
+        <w:rPr>
+          <w:rStyle w:val="hljs-function"/>
+          <w:rFonts w:ascii="inherit" w:eastAsiaTheme="majorEastAsia" w:hAnsi="inherit"/>
+          <w:color w:val="0C0D0E"/>
+          <w:bdr w:val="none" w:sz="0" w:space="0" w:color="auto" w:frame="1"/>
+          <w:lang w:val="en-US"/>
+        </w:rPr>
+        <w:t xml:space="preserve"> </w:t>
+      </w:r>
+      <w:proofErr w:type="spellStart"/>
+      <w:r>
+        <w:rPr>
+          <w:rStyle w:val="hljs-title"/>
+          <w:rFonts w:ascii="inherit" w:hAnsi="inherit"/>
+          <w:color w:val="B75301"/>
+          <w:bdr w:val="none" w:sz="0" w:space="0" w:color="auto" w:frame="1"/>
+          <w:lang w:val="en-US"/>
+        </w:rPr>
+        <w:t>Const_V_</w:t>
+      </w:r>
+      <w:proofErr w:type="gramStart"/>
+      <w:r>
+        <w:rPr>
+          <w:rStyle w:val="hljs-title"/>
+          <w:rFonts w:ascii="inherit" w:hAnsi="inherit"/>
+          <w:color w:val="B75301"/>
+          <w:bdr w:val="none" w:sz="0" w:space="0" w:color="auto" w:frame="1"/>
+          <w:lang w:val="en-US"/>
+        </w:rPr>
+        <w:t>Readonly</w:t>
+      </w:r>
+      <w:proofErr w:type="spellEnd"/>
+      <w:r>
+        <w:rPr>
+          <w:rStyle w:val="hljs-function"/>
+          <w:rFonts w:ascii="inherit" w:eastAsiaTheme="majorEastAsia" w:hAnsi="inherit"/>
+          <w:color w:val="0C0D0E"/>
+          <w:bdr w:val="none" w:sz="0" w:space="0" w:color="auto" w:frame="1"/>
+          <w:lang w:val="en-US"/>
+        </w:rPr>
+        <w:t>(</w:t>
+      </w:r>
+      <w:proofErr w:type="gramEnd"/>
+      <w:r>
+        <w:rPr>
+          <w:rStyle w:val="hljs-function"/>
+          <w:rFonts w:ascii="inherit" w:eastAsiaTheme="majorEastAsia" w:hAnsi="inherit"/>
+          <w:color w:val="0C0D0E"/>
+          <w:bdr w:val="none" w:sz="0" w:space="0" w:color="auto" w:frame="1"/>
+          <w:lang w:val="en-US"/>
+        </w:rPr>
+        <w:t>)</w:t>
+      </w:r>
+    </w:p>
+    <w:p>
+      <w:pPr>
+        <w:pStyle w:val="HTML"/>
+        <w:shd w:val="clear" w:color="auto" w:fill="F6F6F6"/>
+        <w:textAlignment w:val="baseline"/>
+        <w:rPr>
+          <w:rStyle w:val="HTML1"/>
+          <w:rFonts w:ascii="inherit" w:hAnsi="inherit"/>
+          <w:color w:val="0C0D0E"/>
+          <w:bdr w:val="none" w:sz="0" w:space="0" w:color="auto" w:frame="1"/>
+          <w:lang w:val="en-US"/>
+        </w:rPr>
+      </w:pPr>
+      <w:r>
+        <w:rPr>
+          <w:rStyle w:val="HTML1"/>
+          <w:rFonts w:ascii="inherit" w:hAnsi="inherit"/>
+          <w:color w:val="0C0D0E"/>
+          <w:bdr w:val="none" w:sz="0" w:space="0" w:color="auto" w:frame="1"/>
+          <w:lang w:val="en-US"/>
+        </w:rPr>
+        <w:t xml:space="preserve">  {</w:t>
+      </w:r>
+    </w:p>
+    <w:p>
+      <w:pPr>
+        <w:pStyle w:val="HTML"/>
+        <w:shd w:val="clear" w:color="auto" w:fill="F6F6F6"/>
+        <w:textAlignment w:val="baseline"/>
+        <w:rPr>
+          <w:rStyle w:val="HTML1"/>
+          <w:rFonts w:ascii="inherit" w:hAnsi="inherit"/>
+          <w:color w:val="0C0D0E"/>
+          <w:bdr w:val="none" w:sz="0" w:space="0" w:color="auto" w:frame="1"/>
+          <w:lang w:val="en-US"/>
+        </w:rPr>
+      </w:pPr>
+      <w:r>
+        <w:rPr>
+          <w:rStyle w:val="HTML1"/>
+          <w:rFonts w:ascii="inherit" w:hAnsi="inherit"/>
+          <w:color w:val="0C0D0E"/>
+          <w:bdr w:val="none" w:sz="0" w:space="0" w:color="auto" w:frame="1"/>
+          <w:lang w:val="en-US"/>
+        </w:rPr>
+        <w:t xml:space="preserve">     I_RO_VALUE = </w:t>
+      </w:r>
+      <w:r>
+        <w:rPr>
+          <w:rStyle w:val="hljs-number"/>
+          <w:rFonts w:ascii="inherit" w:hAnsi="inherit"/>
+          <w:color w:val="B75301"/>
+          <w:bdr w:val="none" w:sz="0" w:space="0" w:color="auto" w:frame="1"/>
+          <w:lang w:val="en-US"/>
+        </w:rPr>
+        <w:t>3</w:t>
+      </w:r>
+      <w:r>
+        <w:rPr>
+          <w:rStyle w:val="HTML1"/>
+          <w:rFonts w:ascii="inherit" w:hAnsi="inherit"/>
+          <w:color w:val="0C0D0E"/>
+          <w:bdr w:val="none" w:sz="0" w:space="0" w:color="auto" w:frame="1"/>
+          <w:lang w:val="en-US"/>
+        </w:rPr>
+        <w:t>;</w:t>
+      </w:r>
+    </w:p>
+    <w:p>
+      <w:pPr>
+        <w:pStyle w:val="HTML"/>
+        <w:shd w:val="clear" w:color="auto" w:fill="F6F6F6"/>
+        <w:textAlignment w:val="baseline"/>
+        <w:rPr>
+          <w:rStyle w:val="HTML1"/>
+          <w:rFonts w:ascii="inherit" w:hAnsi="inherit"/>
+          <w:color w:val="0C0D0E"/>
+          <w:bdr w:val="none" w:sz="0" w:space="0" w:color="auto" w:frame="1"/>
+          <w:lang w:val="en-US"/>
+        </w:rPr>
+      </w:pPr>
+      <w:r>
+        <w:rPr>
+          <w:rStyle w:val="HTML1"/>
+          <w:rFonts w:ascii="inherit" w:hAnsi="inherit"/>
+          <w:color w:val="0C0D0E"/>
+          <w:bdr w:val="none" w:sz="0" w:space="0" w:color="auto" w:frame="1"/>
+          <w:lang w:val="en-US"/>
+        </w:rPr>
+        <w:t xml:space="preserve">  }</w:t>
+      </w:r>
+    </w:p>
+    <w:p>
+      <w:pPr>
+        <w:pStyle w:val="HTML"/>
+        <w:shd w:val="clear" w:color="auto" w:fill="F6F6F6"/>
+        <w:textAlignment w:val="baseline"/>
+        <w:rPr>
+          <w:rStyle w:val="HTML1"/>
+          <w:rFonts w:ascii="inherit" w:hAnsi="inherit"/>
+          <w:color w:val="0C0D0E"/>
+          <w:bdr w:val="none" w:sz="0" w:space="0" w:color="auto" w:frame="1"/>
+          <w:lang w:val="en-US"/>
+        </w:rPr>
+      </w:pPr>
+      <w:r>
+        <w:rPr>
+          <w:rStyle w:val="HTML1"/>
+          <w:rFonts w:ascii="inherit" w:hAnsi="inherit"/>
+          <w:color w:val="0C0D0E"/>
+          <w:bdr w:val="none" w:sz="0" w:space="0" w:color="auto" w:frame="1"/>
+          <w:lang w:val="en-US"/>
+        </w:rPr>
+        <w:t>}</w:t>
+      </w:r>
+    </w:p>
+    <w:p>
+      <w:pPr>
+        <w:pStyle w:val="a3"/>
+        <w:shd w:val="clear" w:color="auto" w:fill="FFFFFF"/>
+        <w:spacing w:before="0" w:beforeAutospacing="0" w:after="0" w:afterAutospacing="0"/>
+        <w:textAlignment w:val="baseline"/>
+        <w:rPr>
+          <w:rFonts w:ascii="Segoe UI" w:hAnsi="Segoe UI" w:cs="Segoe UI"/>
+          <w:color w:val="0C0D0E"/>
+          <w:sz w:val="23"/>
+          <w:szCs w:val="23"/>
+        </w:rPr>
+      </w:pPr>
+      <w:proofErr w:type="spellStart"/>
+      <w:r>
+        <w:rPr>
+          <w:rStyle w:val="HTML1"/>
+          <w:rFonts w:ascii="Consolas" w:hAnsi="Consolas"/>
+          <w:color w:val="0C0D0E"/>
+          <w:bdr w:val="none" w:sz="0" w:space="0" w:color="auto" w:frame="1"/>
+          <w:shd w:val="clear" w:color="auto" w:fill="E3E6E8"/>
+          <w:lang w:val="en-US"/>
+        </w:rPr>
+        <w:t>AssemblyB</w:t>
+      </w:r>
+      <w:proofErr w:type="spellEnd"/>
+      <w:r>
+        <w:rPr>
+          <w:rFonts w:ascii="Segoe UI" w:hAnsi="Segoe UI" w:cs="Segoe UI"/>
+          <w:color w:val="0C0D0E"/>
+          <w:sz w:val="23"/>
+          <w:szCs w:val="23"/>
+          <w:lang w:val="en-US"/>
+        </w:rPr>
+        <w:t> references </w:t>
+      </w:r>
+      <w:proofErr w:type="spellStart"/>
+      <w:r>
+        <w:rPr>
+          <w:rStyle w:val="HTML1"/>
+          <w:rFonts w:ascii="Consolas" w:hAnsi="Consolas"/>
+          <w:color w:val="0C0D0E"/>
+          <w:bdr w:val="none" w:sz="0" w:space="0" w:color="auto" w:frame="1"/>
+          <w:shd w:val="clear" w:color="auto" w:fill="E3E6E8"/>
+          <w:lang w:val="en-US"/>
+        </w:rPr>
+        <w:t>AssemblyA</w:t>
+      </w:r>
+      <w:proofErr w:type="spellEnd"/>
+      <w:r>
+        <w:rPr>
+          <w:rFonts w:ascii="Segoe UI" w:hAnsi="Segoe UI" w:cs="Segoe UI"/>
+          <w:color w:val="0C0D0E"/>
+          <w:sz w:val="23"/>
+          <w:szCs w:val="23"/>
+          <w:lang w:val="en-US"/>
+        </w:rPr>
+        <w:t xml:space="preserve"> and uses these values in code. </w:t>
+      </w:r>
+      <w:proofErr w:type="spellStart"/>
+      <w:r>
+        <w:rPr>
+          <w:rFonts w:ascii="Segoe UI" w:hAnsi="Segoe UI" w:cs="Segoe UI"/>
+          <w:color w:val="0C0D0E"/>
+          <w:sz w:val="23"/>
+          <w:szCs w:val="23"/>
+        </w:rPr>
+        <w:t>When</w:t>
+      </w:r>
+      <w:proofErr w:type="spellEnd"/>
+      <w:r>
+        <w:rPr>
+          <w:rFonts w:ascii="Segoe UI" w:hAnsi="Segoe UI" w:cs="Segoe UI"/>
+          <w:color w:val="0C0D0E"/>
+          <w:sz w:val="23"/>
+          <w:szCs w:val="23"/>
+        </w:rPr>
+        <w:t xml:space="preserve"> </w:t>
+      </w:r>
+      <w:proofErr w:type="spellStart"/>
+      <w:r>
+        <w:rPr>
+          <w:rFonts w:ascii="Segoe UI" w:hAnsi="Segoe UI" w:cs="Segoe UI"/>
+          <w:color w:val="0C0D0E"/>
+          <w:sz w:val="23"/>
+          <w:szCs w:val="23"/>
+        </w:rPr>
+        <w:t>this</w:t>
+      </w:r>
+      <w:proofErr w:type="spellEnd"/>
+      <w:r>
+        <w:rPr>
+          <w:rFonts w:ascii="Segoe UI" w:hAnsi="Segoe UI" w:cs="Segoe UI"/>
+          <w:color w:val="0C0D0E"/>
+          <w:sz w:val="23"/>
+          <w:szCs w:val="23"/>
+        </w:rPr>
+        <w:t xml:space="preserve"> </w:t>
+      </w:r>
+      <w:proofErr w:type="spellStart"/>
+      <w:r>
+        <w:rPr>
+          <w:rFonts w:ascii="Segoe UI" w:hAnsi="Segoe UI" w:cs="Segoe UI"/>
+          <w:color w:val="0C0D0E"/>
+          <w:sz w:val="23"/>
+          <w:szCs w:val="23"/>
+        </w:rPr>
+        <w:t>is</w:t>
+      </w:r>
+      <w:proofErr w:type="spellEnd"/>
+      <w:r>
+        <w:rPr>
+          <w:rFonts w:ascii="Segoe UI" w:hAnsi="Segoe UI" w:cs="Segoe UI"/>
+          <w:color w:val="0C0D0E"/>
+          <w:sz w:val="23"/>
+          <w:szCs w:val="23"/>
+        </w:rPr>
+        <w:t xml:space="preserve"> </w:t>
+      </w:r>
+      <w:proofErr w:type="spellStart"/>
+      <w:r>
+        <w:rPr>
+          <w:rFonts w:ascii="Segoe UI" w:hAnsi="Segoe UI" w:cs="Segoe UI"/>
+          <w:color w:val="0C0D0E"/>
+          <w:sz w:val="23"/>
+          <w:szCs w:val="23"/>
+        </w:rPr>
+        <w:t>compiled</w:t>
+      </w:r>
+      <w:proofErr w:type="spellEnd"/>
+      <w:r>
+        <w:rPr>
+          <w:rFonts w:ascii="Segoe UI" w:hAnsi="Segoe UI" w:cs="Segoe UI"/>
+          <w:color w:val="0C0D0E"/>
+          <w:sz w:val="23"/>
+          <w:szCs w:val="23"/>
+        </w:rPr>
+        <w:t>:</w:t>
+      </w:r>
+    </w:p>
+    <w:p>
+      <w:pPr>
+        <w:numPr>
+          <w:ilvl w:val="0"/>
+          <w:numId w:val="5"/>
+        </w:numPr>
+        <w:shd w:val="clear" w:color="auto" w:fill="FFFFFF"/>
+        <w:spacing w:beforeAutospacing="1" w:after="0" w:afterAutospacing="1" w:line="240" w:lineRule="auto"/>
+        <w:ind w:left="450"/>
+        <w:textAlignment w:val="baseline"/>
+        <w:rPr>
+          <w:rFonts w:ascii="inherit" w:hAnsi="inherit" w:cs="Segoe UI"/>
+          <w:color w:val="0C0D0E"/>
+          <w:sz w:val="23"/>
+          <w:szCs w:val="23"/>
+          <w:lang w:val="en-US"/>
+        </w:rPr>
+      </w:pPr>
+      <w:r>
+        <w:rPr>
+          <w:rFonts w:ascii="inherit" w:hAnsi="inherit" w:cs="Segoe UI"/>
+          <w:color w:val="0C0D0E"/>
+          <w:sz w:val="23"/>
+          <w:szCs w:val="23"/>
+          <w:lang w:val="en-US"/>
+        </w:rPr>
+        <w:t>in the case of the </w:t>
+      </w:r>
+      <w:r>
+        <w:rPr>
+          <w:rStyle w:val="HTML1"/>
+          <w:rFonts w:ascii="Consolas" w:eastAsiaTheme="minorHAnsi" w:hAnsi="Consolas"/>
+          <w:color w:val="0C0D0E"/>
+          <w:bdr w:val="none" w:sz="0" w:space="0" w:color="auto" w:frame="1"/>
+          <w:shd w:val="clear" w:color="auto" w:fill="E3E6E8"/>
+          <w:lang w:val="en-US"/>
+        </w:rPr>
+        <w:t>const</w:t>
+      </w:r>
+      <w:r>
+        <w:rPr>
+          <w:rFonts w:ascii="inherit" w:hAnsi="inherit" w:cs="Segoe UI"/>
+          <w:color w:val="0C0D0E"/>
+          <w:sz w:val="23"/>
+          <w:szCs w:val="23"/>
+          <w:lang w:val="en-US"/>
+        </w:rPr>
+        <w:t> value, it is like a find-replace. The value 2 is 'baked into' the </w:t>
+      </w:r>
+      <w:proofErr w:type="spellStart"/>
+      <w:r>
+        <w:rPr>
+          <w:rStyle w:val="HTML1"/>
+          <w:rFonts w:ascii="Consolas" w:eastAsiaTheme="minorHAnsi" w:hAnsi="Consolas"/>
+          <w:color w:val="0C0D0E"/>
+          <w:bdr w:val="none" w:sz="0" w:space="0" w:color="auto" w:frame="1"/>
+          <w:shd w:val="clear" w:color="auto" w:fill="E3E6E8"/>
+          <w:lang w:val="en-US"/>
+        </w:rPr>
+        <w:t>AssemblyB</w:t>
+      </w:r>
+      <w:r>
+        <w:rPr>
+          <w:rFonts w:ascii="inherit" w:hAnsi="inherit" w:cs="Segoe UI"/>
+          <w:color w:val="0C0D0E"/>
+          <w:sz w:val="23"/>
+          <w:szCs w:val="23"/>
+          <w:lang w:val="en-US"/>
+        </w:rPr>
+        <w:t>'s</w:t>
+      </w:r>
+      <w:proofErr w:type="spellEnd"/>
+      <w:r>
+        <w:rPr>
+          <w:rFonts w:ascii="inherit" w:hAnsi="inherit" w:cs="Segoe UI"/>
+          <w:color w:val="0C0D0E"/>
+          <w:sz w:val="23"/>
+          <w:szCs w:val="23"/>
+          <w:lang w:val="en-US"/>
+        </w:rPr>
+        <w:t xml:space="preserve"> IL. This means that if tomorrow I update </w:t>
+      </w:r>
+      <w:r>
+        <w:rPr>
+          <w:rStyle w:val="HTML1"/>
+          <w:rFonts w:ascii="Consolas" w:eastAsiaTheme="minorHAnsi" w:hAnsi="Consolas"/>
+          <w:color w:val="0C0D0E"/>
+          <w:bdr w:val="none" w:sz="0" w:space="0" w:color="auto" w:frame="1"/>
+          <w:shd w:val="clear" w:color="auto" w:fill="E3E6E8"/>
+          <w:lang w:val="en-US"/>
+        </w:rPr>
+        <w:t>I_CONST_VALUE</w:t>
+      </w:r>
+      <w:r>
+        <w:rPr>
+          <w:rFonts w:ascii="inherit" w:hAnsi="inherit" w:cs="Segoe UI"/>
+          <w:color w:val="0C0D0E"/>
+          <w:sz w:val="23"/>
+          <w:szCs w:val="23"/>
+          <w:lang w:val="en-US"/>
+        </w:rPr>
+        <w:t> to 20, </w:t>
+      </w:r>
+      <w:proofErr w:type="spellStart"/>
+      <w:r>
+        <w:rPr>
+          <w:rStyle w:val="HTML1"/>
+          <w:rFonts w:ascii="Consolas" w:eastAsiaTheme="minorHAnsi" w:hAnsi="Consolas"/>
+          <w:i/>
+          <w:iCs/>
+          <w:color w:val="0C0D0E"/>
+          <w:bdr w:val="none" w:sz="0" w:space="0" w:color="auto" w:frame="1"/>
+          <w:shd w:val="clear" w:color="auto" w:fill="E3E6E8"/>
+          <w:lang w:val="en-US"/>
+        </w:rPr>
+        <w:t>AssemblyB</w:t>
+      </w:r>
+      <w:proofErr w:type="spellEnd"/>
+      <w:r>
+        <w:rPr>
+          <w:rStyle w:val="a4"/>
+          <w:rFonts w:ascii="inherit" w:hAnsi="inherit" w:cs="Segoe UI"/>
+          <w:color w:val="0C0D0E"/>
+          <w:sz w:val="23"/>
+          <w:szCs w:val="23"/>
+          <w:bdr w:val="none" w:sz="0" w:space="0" w:color="auto" w:frame="1"/>
+          <w:lang w:val="en-US"/>
+        </w:rPr>
+        <w:t> would still have 2 till I recompile it</w:t>
+      </w:r>
+      <w:r>
+        <w:rPr>
+          <w:rFonts w:ascii="inherit" w:hAnsi="inherit" w:cs="Segoe UI"/>
+          <w:color w:val="0C0D0E"/>
+          <w:sz w:val="23"/>
+          <w:szCs w:val="23"/>
+          <w:lang w:val="en-US"/>
+        </w:rPr>
+        <w:t>.</w:t>
+      </w:r>
+      <w:bookmarkStart w:id="0" w:name="_GoBack"/>
+      <w:bookmarkEnd w:id="0"/>
+    </w:p>
+    <w:p>
+      <w:pPr>
+        <w:numPr>
+          <w:ilvl w:val="0"/>
+          <w:numId w:val="5"/>
+        </w:numPr>
+        <w:shd w:val="clear" w:color="auto" w:fill="FFFFFF"/>
+        <w:spacing w:after="0" w:line="240" w:lineRule="auto"/>
+        <w:ind w:left="450"/>
+        <w:textAlignment w:val="baseline"/>
+        <w:rPr>
+          <w:rFonts w:ascii="inherit" w:hAnsi="inherit" w:cs="Segoe UI"/>
+          <w:color w:val="0C0D0E"/>
+          <w:sz w:val="23"/>
+          <w:szCs w:val="23"/>
+          <w:lang w:val="en-US"/>
+        </w:rPr>
+      </w:pPr>
+      <w:r>
+        <w:rPr>
+          <w:rFonts w:ascii="inherit" w:hAnsi="inherit" w:cs="Segoe UI"/>
+          <w:color w:val="0C0D0E"/>
+          <w:sz w:val="23"/>
+          <w:szCs w:val="23"/>
+          <w:lang w:val="en-US"/>
+        </w:rPr>
+        <w:t>in the case of the </w:t>
+      </w:r>
+      <w:proofErr w:type="spellStart"/>
+      <w:r>
+        <w:rPr>
+          <w:rStyle w:val="HTML1"/>
+          <w:rFonts w:ascii="Consolas" w:eastAsiaTheme="minorHAnsi" w:hAnsi="Consolas"/>
+          <w:color w:val="0C0D0E"/>
+          <w:bdr w:val="none" w:sz="0" w:space="0" w:color="auto" w:frame="1"/>
+          <w:shd w:val="clear" w:color="auto" w:fill="E3E6E8"/>
+          <w:lang w:val="en-US"/>
+        </w:rPr>
+        <w:t>readonly</w:t>
+      </w:r>
+      <w:proofErr w:type="spellEnd"/>
+      <w:r>
+        <w:rPr>
+          <w:rFonts w:ascii="inherit" w:hAnsi="inherit" w:cs="Segoe UI"/>
+          <w:color w:val="0C0D0E"/>
+          <w:sz w:val="23"/>
+          <w:szCs w:val="23"/>
+          <w:lang w:val="en-US"/>
+        </w:rPr>
+        <w:t> value, it is like a </w:t>
+      </w:r>
+      <w:r>
+        <w:rPr>
+          <w:rStyle w:val="HTML1"/>
+          <w:rFonts w:ascii="Consolas" w:eastAsiaTheme="minorHAnsi" w:hAnsi="Consolas"/>
+          <w:color w:val="0C0D0E"/>
+          <w:bdr w:val="none" w:sz="0" w:space="0" w:color="auto" w:frame="1"/>
+          <w:shd w:val="clear" w:color="auto" w:fill="E3E6E8"/>
+          <w:lang w:val="en-US"/>
+        </w:rPr>
+        <w:t>ref</w:t>
+      </w:r>
+      <w:r>
+        <w:rPr>
+          <w:rFonts w:ascii="inherit" w:hAnsi="inherit" w:cs="Segoe UI"/>
+          <w:color w:val="0C0D0E"/>
+          <w:sz w:val="23"/>
+          <w:szCs w:val="23"/>
+          <w:lang w:val="en-US"/>
+        </w:rPr>
+        <w:t> to a memory location. The value is not baked into </w:t>
+      </w:r>
+      <w:proofErr w:type="spellStart"/>
+      <w:r>
+        <w:rPr>
+          <w:rStyle w:val="HTML1"/>
+          <w:rFonts w:ascii="Consolas" w:eastAsiaTheme="minorHAnsi" w:hAnsi="Consolas"/>
+          <w:color w:val="0C0D0E"/>
+          <w:bdr w:val="none" w:sz="0" w:space="0" w:color="auto" w:frame="1"/>
+          <w:shd w:val="clear" w:color="auto" w:fill="E3E6E8"/>
+          <w:lang w:val="en-US"/>
+        </w:rPr>
+        <w:t>AssemblyB</w:t>
+      </w:r>
+      <w:r>
+        <w:rPr>
+          <w:rFonts w:ascii="inherit" w:hAnsi="inherit" w:cs="Segoe UI"/>
+          <w:color w:val="0C0D0E"/>
+          <w:sz w:val="23"/>
+          <w:szCs w:val="23"/>
+          <w:lang w:val="en-US"/>
+        </w:rPr>
+        <w:t>'s</w:t>
+      </w:r>
+      <w:proofErr w:type="spellEnd"/>
+      <w:r>
+        <w:rPr>
+          <w:rFonts w:ascii="inherit" w:hAnsi="inherit" w:cs="Segoe UI"/>
+          <w:color w:val="0C0D0E"/>
+          <w:sz w:val="23"/>
+          <w:szCs w:val="23"/>
+          <w:lang w:val="en-US"/>
+        </w:rPr>
+        <w:t xml:space="preserve"> IL. This means that if the memory location is updated, </w:t>
+      </w:r>
+      <w:proofErr w:type="spellStart"/>
+      <w:r>
+        <w:rPr>
+          <w:rStyle w:val="HTML1"/>
+          <w:rFonts w:ascii="Consolas" w:eastAsiaTheme="minorHAnsi" w:hAnsi="Consolas"/>
+          <w:color w:val="0C0D0E"/>
+          <w:bdr w:val="none" w:sz="0" w:space="0" w:color="auto" w:frame="1"/>
+          <w:shd w:val="clear" w:color="auto" w:fill="E3E6E8"/>
+          <w:lang w:val="en-US"/>
+        </w:rPr>
+        <w:t>AssemblyB</w:t>
+      </w:r>
+      <w:proofErr w:type="spellEnd"/>
+      <w:r>
+        <w:rPr>
+          <w:rFonts w:ascii="inherit" w:hAnsi="inherit" w:cs="Segoe UI"/>
+          <w:color w:val="0C0D0E"/>
+          <w:sz w:val="23"/>
+          <w:szCs w:val="23"/>
+          <w:lang w:val="en-US"/>
+        </w:rPr>
+        <w:t xml:space="preserve"> gets the new value without recompilation. </w:t>
+      </w:r>
+      <w:proofErr w:type="gramStart"/>
+      <w:r>
+        <w:rPr>
+          <w:rFonts w:ascii="inherit" w:hAnsi="inherit" w:cs="Segoe UI"/>
+          <w:color w:val="0C0D0E"/>
+          <w:sz w:val="23"/>
+          <w:szCs w:val="23"/>
+          <w:lang w:val="en-US"/>
+        </w:rPr>
+        <w:t>So</w:t>
+      </w:r>
+      <w:proofErr w:type="gramEnd"/>
+      <w:r>
+        <w:rPr>
+          <w:rFonts w:ascii="inherit" w:hAnsi="inherit" w:cs="Segoe UI"/>
+          <w:color w:val="0C0D0E"/>
+          <w:sz w:val="23"/>
+          <w:szCs w:val="23"/>
+          <w:lang w:val="en-US"/>
+        </w:rPr>
+        <w:t xml:space="preserve"> if </w:t>
+      </w:r>
+      <w:r>
+        <w:rPr>
+          <w:rStyle w:val="HTML1"/>
+          <w:rFonts w:ascii="Consolas" w:eastAsiaTheme="minorHAnsi" w:hAnsi="Consolas"/>
+          <w:color w:val="0C0D0E"/>
+          <w:bdr w:val="none" w:sz="0" w:space="0" w:color="auto" w:frame="1"/>
+          <w:shd w:val="clear" w:color="auto" w:fill="E3E6E8"/>
+          <w:lang w:val="en-US"/>
+        </w:rPr>
+        <w:t>I_RO_VALUE</w:t>
+      </w:r>
+      <w:r>
+        <w:rPr>
+          <w:rFonts w:ascii="inherit" w:hAnsi="inherit" w:cs="Segoe UI"/>
+          <w:color w:val="0C0D0E"/>
+          <w:sz w:val="23"/>
+          <w:szCs w:val="23"/>
+          <w:lang w:val="en-US"/>
+        </w:rPr>
+        <w:t> is updated to 30, you only need to build </w:t>
+      </w:r>
+      <w:proofErr w:type="spellStart"/>
+      <w:r>
+        <w:rPr>
+          <w:rStyle w:val="HTML1"/>
+          <w:rFonts w:ascii="Consolas" w:eastAsiaTheme="minorHAnsi" w:hAnsi="Consolas"/>
+          <w:color w:val="0C0D0E"/>
+          <w:bdr w:val="none" w:sz="0" w:space="0" w:color="auto" w:frame="1"/>
+          <w:shd w:val="clear" w:color="auto" w:fill="E3E6E8"/>
+          <w:lang w:val="en-US"/>
+        </w:rPr>
+        <w:t>AssemblyA</w:t>
+      </w:r>
+      <w:proofErr w:type="spellEnd"/>
+      <w:r>
+        <w:rPr>
+          <w:rFonts w:ascii="inherit" w:hAnsi="inherit" w:cs="Segoe UI"/>
+          <w:color w:val="0C0D0E"/>
+          <w:sz w:val="23"/>
+          <w:szCs w:val="23"/>
+          <w:lang w:val="en-US"/>
+        </w:rPr>
+        <w:t> and all clients do not need to be recompiled.</w:t>
+      </w:r>
+    </w:p>
+    <w:p>
+      <w:pPr>
+        <w:pStyle w:val="a3"/>
+        <w:shd w:val="clear" w:color="auto" w:fill="FFFFFF"/>
+        <w:spacing w:before="0" w:beforeAutospacing="0" w:after="0" w:afterAutospacing="0"/>
+        <w:textAlignment w:val="baseline"/>
+        <w:rPr>
+          <w:rFonts w:ascii="Segoe UI" w:hAnsi="Segoe UI" w:cs="Segoe UI"/>
+          <w:color w:val="0C0D0E"/>
+          <w:sz w:val="23"/>
+          <w:szCs w:val="23"/>
+          <w:lang w:val="en-US"/>
+        </w:rPr>
+      </w:pPr>
+      <w:proofErr w:type="gramStart"/>
+      <w:r>
+        <w:rPr>
+          <w:rFonts w:ascii="Segoe UI" w:hAnsi="Segoe UI" w:cs="Segoe UI"/>
+          <w:color w:val="0C0D0E"/>
+          <w:sz w:val="23"/>
+          <w:szCs w:val="23"/>
+          <w:lang w:val="en-US"/>
+        </w:rPr>
+        <w:t>So</w:t>
+      </w:r>
+      <w:proofErr w:type="gramEnd"/>
+      <w:r>
+        <w:rPr>
+          <w:rFonts w:ascii="Segoe UI" w:hAnsi="Segoe UI" w:cs="Segoe UI"/>
+          <w:color w:val="0C0D0E"/>
+          <w:sz w:val="23"/>
+          <w:szCs w:val="23"/>
+          <w:lang w:val="en-US"/>
+        </w:rPr>
+        <w:t xml:space="preserve"> if you are confident that the value of the constant won't change, use a </w:t>
+      </w:r>
+      <w:r>
+        <w:rPr>
+          <w:rStyle w:val="HTML1"/>
+          <w:rFonts w:ascii="Consolas" w:hAnsi="Consolas"/>
+          <w:color w:val="0C0D0E"/>
+          <w:bdr w:val="none" w:sz="0" w:space="0" w:color="auto" w:frame="1"/>
+          <w:shd w:val="clear" w:color="auto" w:fill="E3E6E8"/>
+          <w:lang w:val="en-US"/>
+        </w:rPr>
+        <w:t>const</w:t>
+      </w:r>
+      <w:r>
+        <w:rPr>
+          <w:rFonts w:ascii="Segoe UI" w:hAnsi="Segoe UI" w:cs="Segoe UI"/>
+          <w:color w:val="0C0D0E"/>
+          <w:sz w:val="23"/>
+          <w:szCs w:val="23"/>
+          <w:lang w:val="en-US"/>
+        </w:rPr>
+        <w:t>.</w:t>
+      </w:r>
+    </w:p>
+    <w:p>
+      <w:pPr>
+        <w:pStyle w:val="HTML"/>
+        <w:shd w:val="clear" w:color="auto" w:fill="F6F6F6"/>
+        <w:textAlignment w:val="baseline"/>
+        <w:rPr>
+          <w:rStyle w:val="HTML1"/>
+          <w:rFonts w:ascii="inherit" w:hAnsi="inherit"/>
+          <w:color w:val="0C0D0E"/>
+          <w:bdr w:val="none" w:sz="0" w:space="0" w:color="auto" w:frame="1"/>
+          <w:lang w:val="en-US"/>
+        </w:rPr>
+      </w:pPr>
+      <w:r>
+        <w:rPr>
+          <w:rStyle w:val="hljs-keyword"/>
+          <w:rFonts w:ascii="inherit" w:hAnsi="inherit"/>
+          <w:color w:val="015493"/>
+          <w:bdr w:val="none" w:sz="0" w:space="0" w:color="auto" w:frame="1"/>
+          <w:lang w:val="en-US"/>
+        </w:rPr>
+        <w:t>public</w:t>
+      </w:r>
+      <w:r>
+        <w:rPr>
+          <w:rStyle w:val="HTML1"/>
+          <w:rFonts w:ascii="inherit" w:hAnsi="inherit"/>
+          <w:color w:val="0C0D0E"/>
+          <w:bdr w:val="none" w:sz="0" w:space="0" w:color="auto" w:frame="1"/>
+          <w:lang w:val="en-US"/>
+        </w:rPr>
+        <w:t xml:space="preserve"> </w:t>
+      </w:r>
+      <w:r>
+        <w:rPr>
+          <w:rStyle w:val="hljs-keyword"/>
+          <w:rFonts w:ascii="inherit" w:hAnsi="inherit"/>
+          <w:color w:val="015493"/>
+          <w:bdr w:val="none" w:sz="0" w:space="0" w:color="auto" w:frame="1"/>
+          <w:lang w:val="en-US"/>
+        </w:rPr>
+        <w:t>const</w:t>
+      </w:r>
+      <w:r>
+        <w:rPr>
+          <w:rStyle w:val="HTML1"/>
+          <w:rFonts w:ascii="inherit" w:hAnsi="inherit"/>
+          <w:color w:val="0C0D0E"/>
+          <w:bdr w:val="none" w:sz="0" w:space="0" w:color="auto" w:frame="1"/>
+          <w:lang w:val="en-US"/>
+        </w:rPr>
+        <w:t xml:space="preserve"> </w:t>
+      </w:r>
+      <w:r>
+        <w:rPr>
+          <w:rStyle w:val="hljs-builtin"/>
+          <w:rFonts w:ascii="inherit" w:hAnsi="inherit"/>
+          <w:color w:val="B75301"/>
+          <w:bdr w:val="none" w:sz="0" w:space="0" w:color="auto" w:frame="1"/>
+          <w:lang w:val="en-US"/>
+        </w:rPr>
+        <w:t>int</w:t>
+      </w:r>
+      <w:r>
+        <w:rPr>
+          <w:rStyle w:val="HTML1"/>
+          <w:rFonts w:ascii="inherit" w:hAnsi="inherit"/>
+          <w:color w:val="0C0D0E"/>
+          <w:bdr w:val="none" w:sz="0" w:space="0" w:color="auto" w:frame="1"/>
+          <w:lang w:val="en-US"/>
+        </w:rPr>
+        <w:t xml:space="preserve"> CM_IN_A_METER = </w:t>
+      </w:r>
+      <w:r>
+        <w:rPr>
+          <w:rStyle w:val="hljs-number"/>
+          <w:rFonts w:ascii="inherit" w:hAnsi="inherit"/>
+          <w:color w:val="B75301"/>
+          <w:bdr w:val="none" w:sz="0" w:space="0" w:color="auto" w:frame="1"/>
+          <w:lang w:val="en-US"/>
+        </w:rPr>
+        <w:t>100</w:t>
+      </w:r>
+      <w:r>
+        <w:rPr>
+          <w:rStyle w:val="HTML1"/>
+          <w:rFonts w:ascii="inherit" w:hAnsi="inherit"/>
+          <w:color w:val="0C0D0E"/>
+          <w:bdr w:val="none" w:sz="0" w:space="0" w:color="auto" w:frame="1"/>
+          <w:lang w:val="en-US"/>
+        </w:rPr>
+        <w:t>;</w:t>
+      </w:r>
+    </w:p>
+    <w:p>
+      <w:pPr>
+        <w:pStyle w:val="a3"/>
+        <w:shd w:val="clear" w:color="auto" w:fill="FFFFFF"/>
+        <w:spacing w:before="0" w:beforeAutospacing="0" w:after="0" w:afterAutospacing="0"/>
+        <w:textAlignment w:val="baseline"/>
+        <w:rPr>
+          <w:rFonts w:ascii="Segoe UI" w:hAnsi="Segoe UI" w:cs="Segoe UI"/>
+          <w:color w:val="0C0D0E"/>
+          <w:sz w:val="23"/>
+          <w:szCs w:val="23"/>
+          <w:lang w:val="en-US"/>
+        </w:rPr>
+      </w:pPr>
+      <w:r>
+        <w:rPr>
+          <w:rFonts w:ascii="Segoe UI" w:hAnsi="Segoe UI" w:cs="Segoe UI"/>
+          <w:color w:val="0C0D0E"/>
+          <w:sz w:val="23"/>
+          <w:szCs w:val="23"/>
+          <w:lang w:val="en-US"/>
+        </w:rPr>
+        <w:t xml:space="preserve">But if you have a constant that may change (e.g. </w:t>
+      </w:r>
+      <w:proofErr w:type="spellStart"/>
+      <w:r>
+        <w:rPr>
+          <w:rFonts w:ascii="Segoe UI" w:hAnsi="Segoe UI" w:cs="Segoe UI"/>
+          <w:color w:val="0C0D0E"/>
+          <w:sz w:val="23"/>
+          <w:szCs w:val="23"/>
+          <w:lang w:val="en-US"/>
+        </w:rPr>
+        <w:t>w.r.t.</w:t>
+      </w:r>
+      <w:proofErr w:type="spellEnd"/>
+      <w:r>
+        <w:rPr>
+          <w:rFonts w:ascii="Segoe UI" w:hAnsi="Segoe UI" w:cs="Segoe UI"/>
+          <w:color w:val="0C0D0E"/>
+          <w:sz w:val="23"/>
+          <w:szCs w:val="23"/>
+          <w:lang w:val="en-US"/>
+        </w:rPr>
+        <w:t xml:space="preserve"> precision) or when in doubt, use a </w:t>
+      </w:r>
+      <w:proofErr w:type="spellStart"/>
+      <w:r>
+        <w:rPr>
+          <w:rStyle w:val="HTML1"/>
+          <w:rFonts w:ascii="Consolas" w:hAnsi="Consolas"/>
+          <w:color w:val="0C0D0E"/>
+          <w:bdr w:val="none" w:sz="0" w:space="0" w:color="auto" w:frame="1"/>
+          <w:shd w:val="clear" w:color="auto" w:fill="E3E6E8"/>
+          <w:lang w:val="en-US"/>
+        </w:rPr>
+        <w:t>readonly</w:t>
+      </w:r>
+      <w:proofErr w:type="spellEnd"/>
+      <w:r>
+        <w:rPr>
+          <w:rFonts w:ascii="Segoe UI" w:hAnsi="Segoe UI" w:cs="Segoe UI"/>
+          <w:color w:val="0C0D0E"/>
+          <w:sz w:val="23"/>
+          <w:szCs w:val="23"/>
+          <w:lang w:val="en-US"/>
+        </w:rPr>
+        <w:t>.</w:t>
+      </w:r>
+    </w:p>
+    <w:p>
+      <w:pPr>
+        <w:pStyle w:val="HTML"/>
+        <w:shd w:val="clear" w:color="auto" w:fill="F6F6F6"/>
+        <w:textAlignment w:val="baseline"/>
+        <w:rPr>
+          <w:rStyle w:val="HTML1"/>
+          <w:rFonts w:ascii="inherit" w:hAnsi="inherit"/>
+          <w:color w:val="0C0D0E"/>
+          <w:bdr w:val="none" w:sz="0" w:space="0" w:color="auto" w:frame="1"/>
+          <w:lang w:val="en-US"/>
+        </w:rPr>
+      </w:pPr>
+      <w:r>
+        <w:rPr>
+          <w:rStyle w:val="hljs-keyword"/>
+          <w:rFonts w:ascii="inherit" w:hAnsi="inherit"/>
+          <w:color w:val="015493"/>
+          <w:bdr w:val="none" w:sz="0" w:space="0" w:color="auto" w:frame="1"/>
+          <w:lang w:val="en-US"/>
+        </w:rPr>
+        <w:t>public</w:t>
+      </w:r>
+      <w:r>
+        <w:rPr>
+          <w:rStyle w:val="HTML1"/>
+          <w:rFonts w:ascii="inherit" w:hAnsi="inherit"/>
+          <w:color w:val="0C0D0E"/>
+          <w:bdr w:val="none" w:sz="0" w:space="0" w:color="auto" w:frame="1"/>
+          <w:lang w:val="en-US"/>
+        </w:rPr>
+        <w:t xml:space="preserve"> </w:t>
+      </w:r>
+      <w:proofErr w:type="spellStart"/>
+      <w:r>
+        <w:rPr>
+          <w:rStyle w:val="hljs-keyword"/>
+          <w:rFonts w:ascii="inherit" w:hAnsi="inherit"/>
+          <w:color w:val="015493"/>
+          <w:bdr w:val="none" w:sz="0" w:space="0" w:color="auto" w:frame="1"/>
+          <w:lang w:val="en-US"/>
+        </w:rPr>
+        <w:t>readonly</w:t>
+      </w:r>
+      <w:proofErr w:type="spellEnd"/>
+      <w:r>
+        <w:rPr>
+          <w:rStyle w:val="HTML1"/>
+          <w:rFonts w:ascii="inherit" w:hAnsi="inherit"/>
+          <w:color w:val="0C0D0E"/>
+          <w:bdr w:val="none" w:sz="0" w:space="0" w:color="auto" w:frame="1"/>
+          <w:lang w:val="en-US"/>
+        </w:rPr>
+        <w:t xml:space="preserve"> </w:t>
+      </w:r>
+      <w:r>
+        <w:rPr>
+          <w:rStyle w:val="hljs-builtin"/>
+          <w:rFonts w:ascii="inherit" w:hAnsi="inherit"/>
+          <w:color w:val="B75301"/>
+          <w:bdr w:val="none" w:sz="0" w:space="0" w:color="auto" w:frame="1"/>
+          <w:lang w:val="en-US"/>
+        </w:rPr>
+        <w:t>float</w:t>
+      </w:r>
+      <w:r>
+        <w:rPr>
+          <w:rStyle w:val="HTML1"/>
+          <w:rFonts w:ascii="inherit" w:hAnsi="inherit"/>
+          <w:color w:val="0C0D0E"/>
+          <w:bdr w:val="none" w:sz="0" w:space="0" w:color="auto" w:frame="1"/>
+          <w:lang w:val="en-US"/>
+        </w:rPr>
+        <w:t xml:space="preserve"> PI = </w:t>
+      </w:r>
+      <w:r>
+        <w:rPr>
+          <w:rStyle w:val="hljs-number"/>
+          <w:rFonts w:ascii="inherit" w:hAnsi="inherit"/>
+          <w:color w:val="B75301"/>
+          <w:bdr w:val="none" w:sz="0" w:space="0" w:color="auto" w:frame="1"/>
+          <w:lang w:val="en-US"/>
+        </w:rPr>
+        <w:t>3.14</w:t>
+      </w:r>
+      <w:r>
+        <w:rPr>
+          <w:rStyle w:val="HTML1"/>
+          <w:rFonts w:ascii="inherit" w:hAnsi="inherit"/>
+          <w:color w:val="0C0D0E"/>
+          <w:bdr w:val="none" w:sz="0" w:space="0" w:color="auto" w:frame="1"/>
+          <w:lang w:val="en-US"/>
+        </w:rPr>
+        <w:t>;</w:t>
+      </w:r>
+    </w:p>
+    <w:p>
+      <w:pPr>
+        <w:pStyle w:val="a3"/>
+        <w:shd w:val="clear" w:color="auto" w:fill="FFFFFF"/>
+        <w:spacing w:before="0" w:beforeAutospacing="0" w:after="0" w:afterAutospacing="0"/>
+        <w:textAlignment w:val="baseline"/>
+        <w:rPr>
+          <w:rFonts w:ascii="Segoe UI" w:hAnsi="Segoe UI" w:cs="Segoe UI"/>
+          <w:color w:val="0C0D0E"/>
+          <w:sz w:val="23"/>
+          <w:szCs w:val="23"/>
+          <w:lang w:val="en-US"/>
+        </w:rPr>
+      </w:pPr>
+      <w:r>
+        <w:rPr>
+          <w:rStyle w:val="a4"/>
+          <w:rFonts w:ascii="inherit" w:hAnsi="inherit" w:cs="Segoe UI"/>
+          <w:color w:val="0C0D0E"/>
+          <w:sz w:val="23"/>
+          <w:szCs w:val="23"/>
+          <w:bdr w:val="none" w:sz="0" w:space="0" w:color="auto" w:frame="1"/>
+          <w:lang w:val="en-US"/>
+        </w:rPr>
+        <w:t xml:space="preserve">Update: </w:t>
+      </w:r>
+      <w:proofErr w:type="spellStart"/>
+      <w:r>
+        <w:rPr>
+          <w:rStyle w:val="a4"/>
+          <w:rFonts w:ascii="inherit" w:hAnsi="inherit" w:cs="Segoe UI"/>
+          <w:color w:val="0C0D0E"/>
+          <w:sz w:val="23"/>
+          <w:szCs w:val="23"/>
+          <w:bdr w:val="none" w:sz="0" w:space="0" w:color="auto" w:frame="1"/>
+          <w:lang w:val="en-US"/>
+        </w:rPr>
+        <w:t>Aku</w:t>
+      </w:r>
+      <w:proofErr w:type="spellEnd"/>
+      <w:r>
+        <w:rPr>
+          <w:rStyle w:val="a4"/>
+          <w:rFonts w:ascii="inherit" w:hAnsi="inherit" w:cs="Segoe UI"/>
+          <w:color w:val="0C0D0E"/>
+          <w:sz w:val="23"/>
+          <w:szCs w:val="23"/>
+          <w:bdr w:val="none" w:sz="0" w:space="0" w:color="auto" w:frame="1"/>
+          <w:lang w:val="en-US"/>
+        </w:rPr>
+        <w:t xml:space="preserve"> needs to get a mention because he pointed this out first. </w:t>
+      </w:r>
+      <w:proofErr w:type="gramStart"/>
+      <w:r>
+        <w:rPr>
+          <w:rStyle w:val="a4"/>
+          <w:rFonts w:ascii="inherit" w:hAnsi="inherit" w:cs="Segoe UI"/>
+          <w:color w:val="0C0D0E"/>
+          <w:sz w:val="23"/>
+          <w:szCs w:val="23"/>
+          <w:bdr w:val="none" w:sz="0" w:space="0" w:color="auto" w:frame="1"/>
+          <w:lang w:val="en-US"/>
+        </w:rPr>
+        <w:t>Also</w:t>
+      </w:r>
+      <w:proofErr w:type="gramEnd"/>
+      <w:r>
+        <w:rPr>
+          <w:rStyle w:val="a4"/>
+          <w:rFonts w:ascii="inherit" w:hAnsi="inherit" w:cs="Segoe UI"/>
+          <w:color w:val="0C0D0E"/>
+          <w:sz w:val="23"/>
+          <w:szCs w:val="23"/>
+          <w:bdr w:val="none" w:sz="0" w:space="0" w:color="auto" w:frame="1"/>
+          <w:lang w:val="en-US"/>
+        </w:rPr>
+        <w:t xml:space="preserve"> I need to plug where I learned this: </w:t>
+      </w:r>
+      <w:hyperlink r:id="rId14" w:history="1">
+        <w:r>
+          <w:rPr>
+            <w:rStyle w:val="a5"/>
+            <w:rFonts w:ascii="inherit" w:hAnsi="inherit" w:cs="Segoe UI"/>
+            <w:i/>
+            <w:iCs/>
+            <w:color w:val="1B75D0"/>
+            <w:sz w:val="23"/>
+            <w:szCs w:val="23"/>
+            <w:bdr w:val="none" w:sz="0" w:space="0" w:color="auto" w:frame="1"/>
+            <w:lang w:val="en-US"/>
+          </w:rPr>
+          <w:t>Effective C# - Bill Wagner</w:t>
+        </w:r>
+      </w:hyperlink>
+    </w:p>
+    <w:p>
+      <w:pPr>
+        <w:rPr>
+          <w:lang w:val="en-US"/>
+        </w:rPr>
+      </w:pPr>
+    </w:p>
+    <w:p>
+      <w:pPr>
+        <w:pStyle w:val="1"/>
+        <w:rPr>
+          <w:lang w:val="en-US"/>
+        </w:rPr>
+      </w:pPr>
+      <w:r>
+        <w:rPr>
+          <w:lang w:val="en-US"/>
+        </w:rPr>
+        <w:t>Static constructor</w:t>
+      </w:r>
+    </w:p>
+    <w:p>
+      <w:pPr>
+        <w:rPr>
+          <w:lang w:val="en-US"/>
+        </w:rPr>
+      </w:pPr>
+      <w:r>
+        <w:rPr>
+          <w:lang w:val="en-US"/>
+        </w:rPr>
+        <w:t>It's called automatically before the first instance is created or any static members are referenced. A static constructor is called at most once</w:t>
+      </w:r>
+      <w:r>
+        <w:rPr>
+          <w:lang w:val="en-US"/>
+        </w:rPr>
+        <w:t>.</w:t>
+      </w:r>
+    </w:p>
+    <w:p>
+      <w:pPr>
+        <w:rPr>
+          <w:lang w:val="en-US"/>
+        </w:rPr>
+      </w:pPr>
+      <w:r>
+        <w:rPr>
+          <w:lang w:val="en-US"/>
+        </w:rPr>
+        <w:t>There are several actions that are part of static initialization. Those actions take place in the following order:</w:t>
+      </w:r>
+    </w:p>
+    <w:p>
+      <w:pPr>
+        <w:pStyle w:val="a7"/>
+        <w:numPr>
+          <w:ilvl w:val="0"/>
+          <w:numId w:val="6"/>
+        </w:numPr>
+        <w:rPr>
+          <w:lang w:val="en-US"/>
+        </w:rPr>
+      </w:pPr>
+      <w:r>
+        <w:rPr>
+          <w:lang w:val="en-US"/>
+        </w:rPr>
+        <w:t>Static fields are set to 0. The runtime typically does this initialization.</w:t>
+      </w:r>
+    </w:p>
+    <w:p>
+      <w:pPr>
+        <w:pStyle w:val="a7"/>
+        <w:numPr>
+          <w:ilvl w:val="0"/>
+          <w:numId w:val="6"/>
+        </w:numPr>
+        <w:rPr>
+          <w:lang w:val="en-US"/>
+        </w:rPr>
+      </w:pPr>
+      <w:r>
+        <w:rPr>
+          <w:lang w:val="en-US"/>
+        </w:rPr>
+        <w:t>Static field initializers run. The static field initializers in the most derived type run.</w:t>
+      </w:r>
+    </w:p>
+    <w:p>
+      <w:pPr>
+        <w:pStyle w:val="a7"/>
+        <w:numPr>
+          <w:ilvl w:val="0"/>
+          <w:numId w:val="6"/>
+        </w:numPr>
+        <w:rPr>
+          <w:lang w:val="en-US"/>
+        </w:rPr>
+      </w:pPr>
+      <w:r>
+        <w:rPr>
+          <w:lang w:val="en-US"/>
+        </w:rPr>
+        <w:t xml:space="preserve">Base type static field initializers run. Static field initializers starting with the direct base through each base type to </w:t>
+      </w:r>
+      <w:proofErr w:type="spellStart"/>
+      <w:r>
+        <w:rPr>
+          <w:lang w:val="en-US"/>
+        </w:rPr>
+        <w:t>System.Object</w:t>
+      </w:r>
+      <w:proofErr w:type="spellEnd"/>
+      <w:r>
+        <w:rPr>
+          <w:lang w:val="en-US"/>
+        </w:rPr>
+        <w:t>.</w:t>
+      </w:r>
+    </w:p>
+    <w:p>
+      <w:pPr>
+        <w:pStyle w:val="a7"/>
+        <w:numPr>
+          <w:ilvl w:val="0"/>
+          <w:numId w:val="6"/>
+        </w:numPr>
+        <w:rPr>
+          <w:lang w:val="en-US"/>
+        </w:rPr>
+      </w:pPr>
+      <w:r>
+        <w:rPr>
+          <w:lang w:val="en-US"/>
+        </w:rPr>
+        <w:t xml:space="preserve">Any static constructor runs. Any static constructors, from the ultimate base class of </w:t>
+      </w:r>
+      <w:proofErr w:type="spellStart"/>
+      <w:r>
+        <w:rPr>
+          <w:lang w:val="en-US"/>
+        </w:rPr>
+        <w:t>Object.Object</w:t>
+      </w:r>
+      <w:proofErr w:type="spellEnd"/>
+      <w:r>
+        <w:rPr>
+          <w:lang w:val="en-US"/>
+        </w:rPr>
+        <w:t xml:space="preserve"> through each base class through the type run. The order of static constructor execution isn't specified. However, all static constructors in the hierarchy run before any instances are created.</w:t>
+      </w:r>
+    </w:p>
     <w:sectPr>
       <w:pgSz w:w="11906" w:h="16838"/>
       <w:pgMar w:top="1134" w:right="850" w:bottom="1134" w:left="1701" w:header="708" w:footer="708" w:gutter="0"/>
@@ -5903,7 +7557,7 @@
 </file>
 
 <file path=word/numbering.xml><?xml version="1.0" encoding="utf-8"?>
-<w:numbering xmlns:wpc="http://schemas.microsoft.com/office/word/2010/wordprocessingCanvas" xmlns:cx="http://schemas.microsoft.com/office/drawing/2014/chartex" xmlns:cx1="http://schemas.microsoft.com/office/drawing/2015/9/8/chartex" xmlns:cx2="http://schemas.microsoft.com/office/drawing/2015/10/21/chartex" xmlns:cx3="http://schemas.microsoft.com/office/drawing/2016/5/9/chartex" xmlns:cx4="http://schemas.microsoft.com/office/drawing/2016/5/10/chartex" xmlns:cx5="http://schemas.microsoft.com/office/drawing/2016/5/11/chartex" xmlns:cx6="http://schemas.microsoft.com/office/drawing/2016/5/12/chartex" xmlns:cx7="http://schemas.microsoft.com/office/drawing/2016/5/13/chartex" xmlns:cx8="http://schemas.microsoft.com/office/drawing/2016/5/14/chartex" xmlns:mc="http://schemas.openxmlformats.org/markup-compatibility/2006" xmlns:aink="http://schemas.microsoft.com/office/drawing/2016/ink" xmlns:am3d="http://schemas.microsoft.com/office/drawing/2017/model3d" xmlns:o="urn:schemas-microsoft-com:office:office" xmlns:r="http://schemas.openxmlformats.org/officeDocument/2006/relationships" xmlns:m="http://schemas.openxmlformats.org/officeDocument/2006/math" xmlns:v="urn:schemas-microsoft-com:vml" xmlns:wp14="http://schemas.microsoft.com/office/word/2010/wordprocessingDrawing" xmlns:wp="http://schemas.openxmlformats.org/drawingml/2006/wordprocessingDrawing" xmlns:w10="urn:schemas-microsoft-com:office:word" xmlns:w="http://schemas.openxmlformats.org/wordprocessingml/2006/main" xmlns:w14="http://schemas.microsoft.com/office/word/2010/wordml" xmlns:w15="http://schemas.microsoft.com/office/word/2012/wordml" xmlns:w16cex="http://schemas.microsoft.com/office/word/2018/wordml/cex" xmlns:w16cid="http://schemas.microsoft.com/office/word/2016/wordml/cid" xmlns:w16="http://schemas.microsoft.com/office/word/2018/wordml" xmlns:w16sdtdh="http://schemas.microsoft.com/office/word/2020/wordml/sdtdatahash" xmlns:w16se="http://schemas.microsoft.com/office/word/2015/wordml/symex" xmlns:wpg="http://schemas.microsoft.com/office/word/2010/wordprocessingGroup" xmlns:wpi="http://schemas.microsoft.com/office/word/2010/wordprocessingInk" xmlns:wne="http://schemas.microsoft.com/office/word/2006/wordml" xmlns:wps="http://schemas.microsoft.com/office/word/2010/wordprocessingShape" mc:Ignorable="w14 w15 w16se w16cid w16 w16cex w16sdtdh wp14">
+<w:numbering xmlns:wpc="http://schemas.microsoft.com/office/word/2010/wordprocessingCanvas" xmlns:cx="http://schemas.microsoft.com/office/drawing/2014/chartex" xmlns:cx1="http://schemas.microsoft.com/office/drawing/2015/9/8/chartex" xmlns:cx2="http://schemas.microsoft.com/office/drawing/2015/10/21/chartex" xmlns:cx3="http://schemas.microsoft.com/office/drawing/2016/5/9/chartex" xmlns:cx4="http://schemas.microsoft.com/office/drawing/2016/5/10/chartex" xmlns:cx5="http://schemas.microsoft.com/office/drawing/2016/5/11/chartex" xmlns:cx6="http://schemas.microsoft.com/office/drawing/2016/5/12/chartex" xmlns:cx7="http://schemas.microsoft.com/office/drawing/2016/5/13/chartex" xmlns:cx8="http://schemas.microsoft.com/office/drawing/2016/5/14/chartex" xmlns:mc="http://schemas.openxmlformats.org/markup-compatibility/2006" xmlns:aink="http://schemas.microsoft.com/office/drawing/2016/ink" xmlns:am3d="http://schemas.microsoft.com/office/drawing/2017/model3d" xmlns:o="urn:schemas-microsoft-com:office:office" xmlns:r="http://schemas.openxmlformats.org/officeDocument/2006/relationships" xmlns:m="http://schemas.openxmlformats.org/officeDocument/2006/math" xmlns:v="urn:schemas-microsoft-com:vml" xmlns:wp14="http://schemas.microsoft.com/office/word/2010/wordprocessingDrawing" xmlns:wp="http://schemas.openxmlformats.org/drawingml/2006/wordprocessingDrawing" xmlns:w10="urn:schemas-microsoft-com:office:word" xmlns:w="http://schemas.openxmlformats.org/wordprocessingml/2006/main" xmlns:w14="http://schemas.microsoft.com/office/word/2010/wordml" xmlns:w15="http://schemas.microsoft.com/office/word/2012/wordml" xmlns:w16cid="http://schemas.microsoft.com/office/word/2016/wordml/cid" xmlns:w16se="http://schemas.microsoft.com/office/word/2015/wordml/symex" xmlns:wpg="http://schemas.microsoft.com/office/word/2010/wordprocessingGroup" xmlns:wpi="http://schemas.microsoft.com/office/word/2010/wordprocessingInk" xmlns:wne="http://schemas.microsoft.com/office/word/2006/wordml" xmlns:wps="http://schemas.microsoft.com/office/word/2010/wordprocessingShape" mc:Ignorable="w14 w15 w16se w16cid wp14">
   <w:abstractNum w:abstractNumId="0" w15:restartNumberingAfterBreak="0">
     <w:nsid w:val="2C090381"/>
     <w:multiLevelType w:val="multilevel"/>
@@ -6203,9 +7857,9 @@
     </w:lvl>
   </w:abstractNum>
   <w:abstractNum w:abstractNumId="2" w15:restartNumberingAfterBreak="0">
-    <w:nsid w:val="58980F93"/>
+    <w:nsid w:val="4F512310"/>
     <w:multiLevelType w:val="multilevel"/>
-    <w:tmpl w:val="7E7E1B48"/>
+    <w:tmpl w:val="87460562"/>
     <w:lvl w:ilvl="0">
       <w:start w:val="1"/>
       <w:numFmt w:val="bullet"/>
@@ -6213,9 +7867,9 @@
       <w:lvlJc w:val="left"/>
       <w:pPr>
         <w:tabs>
-          <w:tab w:val="num" w:pos="618"/>
+          <w:tab w:val="num" w:pos="720"/>
         </w:tabs>
-        <w:ind w:left="618" w:hanging="360"/>
+        <w:ind w:left="720" w:hanging="360"/>
       </w:pPr>
       <w:rPr>
         <w:rFonts w:ascii="Symbol" w:hAnsi="Symbol" w:hint="default"/>
@@ -6229,9 +7883,9 @@
       <w:lvlJc w:val="left"/>
       <w:pPr>
         <w:tabs>
-          <w:tab w:val="num" w:pos="1338"/>
+          <w:tab w:val="num" w:pos="1440"/>
         </w:tabs>
-        <w:ind w:left="1338" w:hanging="360"/>
+        <w:ind w:left="1440" w:hanging="360"/>
       </w:pPr>
       <w:rPr>
         <w:rFonts w:ascii="Symbol" w:hAnsi="Symbol" w:hint="default"/>
@@ -6245,9 +7899,9 @@
       <w:lvlJc w:val="left"/>
       <w:pPr>
         <w:tabs>
-          <w:tab w:val="num" w:pos="2058"/>
+          <w:tab w:val="num" w:pos="2160"/>
         </w:tabs>
-        <w:ind w:left="2058" w:hanging="360"/>
+        <w:ind w:left="2160" w:hanging="360"/>
       </w:pPr>
       <w:rPr>
         <w:rFonts w:ascii="Symbol" w:hAnsi="Symbol" w:hint="default"/>
@@ -6261,9 +7915,9 @@
       <w:lvlJc w:val="left"/>
       <w:pPr>
         <w:tabs>
-          <w:tab w:val="num" w:pos="2778"/>
+          <w:tab w:val="num" w:pos="2880"/>
         </w:tabs>
-        <w:ind w:left="2778" w:hanging="360"/>
+        <w:ind w:left="2880" w:hanging="360"/>
       </w:pPr>
       <w:rPr>
         <w:rFonts w:ascii="Symbol" w:hAnsi="Symbol" w:hint="default"/>
@@ -6277,9 +7931,9 @@
       <w:lvlJc w:val="left"/>
       <w:pPr>
         <w:tabs>
-          <w:tab w:val="num" w:pos="3498"/>
+          <w:tab w:val="num" w:pos="3600"/>
         </w:tabs>
-        <w:ind w:left="3498" w:hanging="360"/>
+        <w:ind w:left="3600" w:hanging="360"/>
       </w:pPr>
       <w:rPr>
         <w:rFonts w:ascii="Symbol" w:hAnsi="Symbol" w:hint="default"/>
@@ -6293,9 +7947,9 @@
       <w:lvlJc w:val="left"/>
       <w:pPr>
         <w:tabs>
-          <w:tab w:val="num" w:pos="4218"/>
+          <w:tab w:val="num" w:pos="4320"/>
         </w:tabs>
-        <w:ind w:left="4218" w:hanging="360"/>
+        <w:ind w:left="4320" w:hanging="360"/>
       </w:pPr>
       <w:rPr>
         <w:rFonts w:ascii="Symbol" w:hAnsi="Symbol" w:hint="default"/>
@@ -6309,9 +7963,9 @@
       <w:lvlJc w:val="left"/>
       <w:pPr>
         <w:tabs>
-          <w:tab w:val="num" w:pos="4938"/>
+          <w:tab w:val="num" w:pos="5040"/>
         </w:tabs>
-        <w:ind w:left="4938" w:hanging="360"/>
+        <w:ind w:left="5040" w:hanging="360"/>
       </w:pPr>
       <w:rPr>
         <w:rFonts w:ascii="Symbol" w:hAnsi="Symbol" w:hint="default"/>
@@ -6325,9 +7979,9 @@
       <w:lvlJc w:val="left"/>
       <w:pPr>
         <w:tabs>
-          <w:tab w:val="num" w:pos="5658"/>
+          <w:tab w:val="num" w:pos="5760"/>
         </w:tabs>
-        <w:ind w:left="5658" w:hanging="360"/>
+        <w:ind w:left="5760" w:hanging="360"/>
       </w:pPr>
       <w:rPr>
         <w:rFonts w:ascii="Symbol" w:hAnsi="Symbol" w:hint="default"/>
@@ -6341,9 +7995,393 @@
       <w:lvlJc w:val="left"/>
       <w:pPr>
         <w:tabs>
+          <w:tab w:val="num" w:pos="6480"/>
+        </w:tabs>
+        <w:ind w:left="6480" w:hanging="360"/>
+      </w:pPr>
+      <w:rPr>
+        <w:rFonts w:ascii="Symbol" w:hAnsi="Symbol" w:hint="default"/>
+        <w:sz w:val="20"/>
+      </w:rPr>
+    </w:lvl>
+  </w:abstractNum>
+  <w:abstractNum w:abstractNumId="3" w15:restartNumberingAfterBreak="0">
+    <w:nsid w:val="58980F93"/>
+    <w:multiLevelType w:val="multilevel"/>
+    <w:tmpl w:val="7E7E1B48"/>
+    <w:lvl w:ilvl="0">
+      <w:start w:val="1"/>
+      <w:numFmt w:val="bullet"/>
+      <w:lvlText w:val=""/>
+      <w:lvlJc w:val="left"/>
+      <w:pPr>
+        <w:tabs>
+          <w:tab w:val="num" w:pos="618"/>
+        </w:tabs>
+        <w:ind w:left="618" w:hanging="360"/>
+      </w:pPr>
+      <w:rPr>
+        <w:rFonts w:ascii="Symbol" w:hAnsi="Symbol" w:hint="default"/>
+        <w:sz w:val="20"/>
+      </w:rPr>
+    </w:lvl>
+    <w:lvl w:ilvl="1" w:tentative="1">
+      <w:start w:val="1"/>
+      <w:numFmt w:val="bullet"/>
+      <w:lvlText w:val=""/>
+      <w:lvlJc w:val="left"/>
+      <w:pPr>
+        <w:tabs>
+          <w:tab w:val="num" w:pos="1338"/>
+        </w:tabs>
+        <w:ind w:left="1338" w:hanging="360"/>
+      </w:pPr>
+      <w:rPr>
+        <w:rFonts w:ascii="Symbol" w:hAnsi="Symbol" w:hint="default"/>
+        <w:sz w:val="20"/>
+      </w:rPr>
+    </w:lvl>
+    <w:lvl w:ilvl="2" w:tentative="1">
+      <w:start w:val="1"/>
+      <w:numFmt w:val="bullet"/>
+      <w:lvlText w:val=""/>
+      <w:lvlJc w:val="left"/>
+      <w:pPr>
+        <w:tabs>
+          <w:tab w:val="num" w:pos="2058"/>
+        </w:tabs>
+        <w:ind w:left="2058" w:hanging="360"/>
+      </w:pPr>
+      <w:rPr>
+        <w:rFonts w:ascii="Symbol" w:hAnsi="Symbol" w:hint="default"/>
+        <w:sz w:val="20"/>
+      </w:rPr>
+    </w:lvl>
+    <w:lvl w:ilvl="3" w:tentative="1">
+      <w:start w:val="1"/>
+      <w:numFmt w:val="bullet"/>
+      <w:lvlText w:val=""/>
+      <w:lvlJc w:val="left"/>
+      <w:pPr>
+        <w:tabs>
+          <w:tab w:val="num" w:pos="2778"/>
+        </w:tabs>
+        <w:ind w:left="2778" w:hanging="360"/>
+      </w:pPr>
+      <w:rPr>
+        <w:rFonts w:ascii="Symbol" w:hAnsi="Symbol" w:hint="default"/>
+        <w:sz w:val="20"/>
+      </w:rPr>
+    </w:lvl>
+    <w:lvl w:ilvl="4" w:tentative="1">
+      <w:start w:val="1"/>
+      <w:numFmt w:val="bullet"/>
+      <w:lvlText w:val=""/>
+      <w:lvlJc w:val="left"/>
+      <w:pPr>
+        <w:tabs>
+          <w:tab w:val="num" w:pos="3498"/>
+        </w:tabs>
+        <w:ind w:left="3498" w:hanging="360"/>
+      </w:pPr>
+      <w:rPr>
+        <w:rFonts w:ascii="Symbol" w:hAnsi="Symbol" w:hint="default"/>
+        <w:sz w:val="20"/>
+      </w:rPr>
+    </w:lvl>
+    <w:lvl w:ilvl="5" w:tentative="1">
+      <w:start w:val="1"/>
+      <w:numFmt w:val="bullet"/>
+      <w:lvlText w:val=""/>
+      <w:lvlJc w:val="left"/>
+      <w:pPr>
+        <w:tabs>
+          <w:tab w:val="num" w:pos="4218"/>
+        </w:tabs>
+        <w:ind w:left="4218" w:hanging="360"/>
+      </w:pPr>
+      <w:rPr>
+        <w:rFonts w:ascii="Symbol" w:hAnsi="Symbol" w:hint="default"/>
+        <w:sz w:val="20"/>
+      </w:rPr>
+    </w:lvl>
+    <w:lvl w:ilvl="6" w:tentative="1">
+      <w:start w:val="1"/>
+      <w:numFmt w:val="bullet"/>
+      <w:lvlText w:val=""/>
+      <w:lvlJc w:val="left"/>
+      <w:pPr>
+        <w:tabs>
+          <w:tab w:val="num" w:pos="4938"/>
+        </w:tabs>
+        <w:ind w:left="4938" w:hanging="360"/>
+      </w:pPr>
+      <w:rPr>
+        <w:rFonts w:ascii="Symbol" w:hAnsi="Symbol" w:hint="default"/>
+        <w:sz w:val="20"/>
+      </w:rPr>
+    </w:lvl>
+    <w:lvl w:ilvl="7" w:tentative="1">
+      <w:start w:val="1"/>
+      <w:numFmt w:val="bullet"/>
+      <w:lvlText w:val=""/>
+      <w:lvlJc w:val="left"/>
+      <w:pPr>
+        <w:tabs>
+          <w:tab w:val="num" w:pos="5658"/>
+        </w:tabs>
+        <w:ind w:left="5658" w:hanging="360"/>
+      </w:pPr>
+      <w:rPr>
+        <w:rFonts w:ascii="Symbol" w:hAnsi="Symbol" w:hint="default"/>
+        <w:sz w:val="20"/>
+      </w:rPr>
+    </w:lvl>
+    <w:lvl w:ilvl="8" w:tentative="1">
+      <w:start w:val="1"/>
+      <w:numFmt w:val="bullet"/>
+      <w:lvlText w:val=""/>
+      <w:lvlJc w:val="left"/>
+      <w:pPr>
+        <w:tabs>
           <w:tab w:val="num" w:pos="6378"/>
         </w:tabs>
         <w:ind w:left="6378" w:hanging="360"/>
+      </w:pPr>
+      <w:rPr>
+        <w:rFonts w:ascii="Symbol" w:hAnsi="Symbol" w:hint="default"/>
+        <w:sz w:val="20"/>
+      </w:rPr>
+    </w:lvl>
+  </w:abstractNum>
+  <w:abstractNum w:abstractNumId="4" w15:restartNumberingAfterBreak="0">
+    <w:nsid w:val="71D84DB5"/>
+    <w:multiLevelType w:val="hybridMultilevel"/>
+    <w:tmpl w:val="B774887C"/>
+    <w:lvl w:ilvl="0" w:tplc="0419000F">
+      <w:start w:val="1"/>
+      <w:numFmt w:val="decimal"/>
+      <w:lvlText w:val="%1."/>
+      <w:lvlJc w:val="left"/>
+      <w:pPr>
+        <w:ind w:left="720" w:hanging="360"/>
+      </w:pPr>
+    </w:lvl>
+    <w:lvl w:ilvl="1" w:tplc="04190019" w:tentative="1">
+      <w:start w:val="1"/>
+      <w:numFmt w:val="lowerLetter"/>
+      <w:lvlText w:val="%2."/>
+      <w:lvlJc w:val="left"/>
+      <w:pPr>
+        <w:ind w:left="1440" w:hanging="360"/>
+      </w:pPr>
+    </w:lvl>
+    <w:lvl w:ilvl="2" w:tplc="0419001B" w:tentative="1">
+      <w:start w:val="1"/>
+      <w:numFmt w:val="lowerRoman"/>
+      <w:lvlText w:val="%3."/>
+      <w:lvlJc w:val="right"/>
+      <w:pPr>
+        <w:ind w:left="2160" w:hanging="180"/>
+      </w:pPr>
+    </w:lvl>
+    <w:lvl w:ilvl="3" w:tplc="0419000F" w:tentative="1">
+      <w:start w:val="1"/>
+      <w:numFmt w:val="decimal"/>
+      <w:lvlText w:val="%4."/>
+      <w:lvlJc w:val="left"/>
+      <w:pPr>
+        <w:ind w:left="2880" w:hanging="360"/>
+      </w:pPr>
+    </w:lvl>
+    <w:lvl w:ilvl="4" w:tplc="04190019" w:tentative="1">
+      <w:start w:val="1"/>
+      <w:numFmt w:val="lowerLetter"/>
+      <w:lvlText w:val="%5."/>
+      <w:lvlJc w:val="left"/>
+      <w:pPr>
+        <w:ind w:left="3600" w:hanging="360"/>
+      </w:pPr>
+    </w:lvl>
+    <w:lvl w:ilvl="5" w:tplc="0419001B" w:tentative="1">
+      <w:start w:val="1"/>
+      <w:numFmt w:val="lowerRoman"/>
+      <w:lvlText w:val="%6."/>
+      <w:lvlJc w:val="right"/>
+      <w:pPr>
+        <w:ind w:left="4320" w:hanging="180"/>
+      </w:pPr>
+    </w:lvl>
+    <w:lvl w:ilvl="6" w:tplc="0419000F" w:tentative="1">
+      <w:start w:val="1"/>
+      <w:numFmt w:val="decimal"/>
+      <w:lvlText w:val="%7."/>
+      <w:lvlJc w:val="left"/>
+      <w:pPr>
+        <w:ind w:left="5040" w:hanging="360"/>
+      </w:pPr>
+    </w:lvl>
+    <w:lvl w:ilvl="7" w:tplc="04190019" w:tentative="1">
+      <w:start w:val="1"/>
+      <w:numFmt w:val="lowerLetter"/>
+      <w:lvlText w:val="%8."/>
+      <w:lvlJc w:val="left"/>
+      <w:pPr>
+        <w:ind w:left="5760" w:hanging="360"/>
+      </w:pPr>
+    </w:lvl>
+    <w:lvl w:ilvl="8" w:tplc="0419001B" w:tentative="1">
+      <w:start w:val="1"/>
+      <w:numFmt w:val="lowerRoman"/>
+      <w:lvlText w:val="%9."/>
+      <w:lvlJc w:val="right"/>
+      <w:pPr>
+        <w:ind w:left="6480" w:hanging="180"/>
+      </w:pPr>
+    </w:lvl>
+  </w:abstractNum>
+  <w:abstractNum w:abstractNumId="5" w15:restartNumberingAfterBreak="0">
+    <w:nsid w:val="7318426C"/>
+    <w:multiLevelType w:val="multilevel"/>
+    <w:tmpl w:val="EB7EF706"/>
+    <w:lvl w:ilvl="0">
+      <w:start w:val="1"/>
+      <w:numFmt w:val="bullet"/>
+      <w:lvlText w:val=""/>
+      <w:lvlJc w:val="left"/>
+      <w:pPr>
+        <w:tabs>
+          <w:tab w:val="num" w:pos="720"/>
+        </w:tabs>
+        <w:ind w:left="720" w:hanging="360"/>
+      </w:pPr>
+      <w:rPr>
+        <w:rFonts w:ascii="Symbol" w:hAnsi="Symbol" w:hint="default"/>
+        <w:sz w:val="20"/>
+      </w:rPr>
+    </w:lvl>
+    <w:lvl w:ilvl="1" w:tentative="1">
+      <w:start w:val="1"/>
+      <w:numFmt w:val="bullet"/>
+      <w:lvlText w:val=""/>
+      <w:lvlJc w:val="left"/>
+      <w:pPr>
+        <w:tabs>
+          <w:tab w:val="num" w:pos="1440"/>
+        </w:tabs>
+        <w:ind w:left="1440" w:hanging="360"/>
+      </w:pPr>
+      <w:rPr>
+        <w:rFonts w:ascii="Symbol" w:hAnsi="Symbol" w:hint="default"/>
+        <w:sz w:val="20"/>
+      </w:rPr>
+    </w:lvl>
+    <w:lvl w:ilvl="2" w:tentative="1">
+      <w:start w:val="1"/>
+      <w:numFmt w:val="bullet"/>
+      <w:lvlText w:val=""/>
+      <w:lvlJc w:val="left"/>
+      <w:pPr>
+        <w:tabs>
+          <w:tab w:val="num" w:pos="2160"/>
+        </w:tabs>
+        <w:ind w:left="2160" w:hanging="360"/>
+      </w:pPr>
+      <w:rPr>
+        <w:rFonts w:ascii="Symbol" w:hAnsi="Symbol" w:hint="default"/>
+        <w:sz w:val="20"/>
+      </w:rPr>
+    </w:lvl>
+    <w:lvl w:ilvl="3" w:tentative="1">
+      <w:start w:val="1"/>
+      <w:numFmt w:val="bullet"/>
+      <w:lvlText w:val=""/>
+      <w:lvlJc w:val="left"/>
+      <w:pPr>
+        <w:tabs>
+          <w:tab w:val="num" w:pos="2880"/>
+        </w:tabs>
+        <w:ind w:left="2880" w:hanging="360"/>
+      </w:pPr>
+      <w:rPr>
+        <w:rFonts w:ascii="Symbol" w:hAnsi="Symbol" w:hint="default"/>
+        <w:sz w:val="20"/>
+      </w:rPr>
+    </w:lvl>
+    <w:lvl w:ilvl="4" w:tentative="1">
+      <w:start w:val="1"/>
+      <w:numFmt w:val="bullet"/>
+      <w:lvlText w:val=""/>
+      <w:lvlJc w:val="left"/>
+      <w:pPr>
+        <w:tabs>
+          <w:tab w:val="num" w:pos="3600"/>
+        </w:tabs>
+        <w:ind w:left="3600" w:hanging="360"/>
+      </w:pPr>
+      <w:rPr>
+        <w:rFonts w:ascii="Symbol" w:hAnsi="Symbol" w:hint="default"/>
+        <w:sz w:val="20"/>
+      </w:rPr>
+    </w:lvl>
+    <w:lvl w:ilvl="5" w:tentative="1">
+      <w:start w:val="1"/>
+      <w:numFmt w:val="bullet"/>
+      <w:lvlText w:val=""/>
+      <w:lvlJc w:val="left"/>
+      <w:pPr>
+        <w:tabs>
+          <w:tab w:val="num" w:pos="4320"/>
+        </w:tabs>
+        <w:ind w:left="4320" w:hanging="360"/>
+      </w:pPr>
+      <w:rPr>
+        <w:rFonts w:ascii="Symbol" w:hAnsi="Symbol" w:hint="default"/>
+        <w:sz w:val="20"/>
+      </w:rPr>
+    </w:lvl>
+    <w:lvl w:ilvl="6" w:tentative="1">
+      <w:start w:val="1"/>
+      <w:numFmt w:val="bullet"/>
+      <w:lvlText w:val=""/>
+      <w:lvlJc w:val="left"/>
+      <w:pPr>
+        <w:tabs>
+          <w:tab w:val="num" w:pos="5040"/>
+        </w:tabs>
+        <w:ind w:left="5040" w:hanging="360"/>
+      </w:pPr>
+      <w:rPr>
+        <w:rFonts w:ascii="Symbol" w:hAnsi="Symbol" w:hint="default"/>
+        <w:sz w:val="20"/>
+      </w:rPr>
+    </w:lvl>
+    <w:lvl w:ilvl="7" w:tentative="1">
+      <w:start w:val="1"/>
+      <w:numFmt w:val="bullet"/>
+      <w:lvlText w:val=""/>
+      <w:lvlJc w:val="left"/>
+      <w:pPr>
+        <w:tabs>
+          <w:tab w:val="num" w:pos="5760"/>
+        </w:tabs>
+        <w:ind w:left="5760" w:hanging="360"/>
+      </w:pPr>
+      <w:rPr>
+        <w:rFonts w:ascii="Symbol" w:hAnsi="Symbol" w:hint="default"/>
+        <w:sz w:val="20"/>
+      </w:rPr>
+    </w:lvl>
+    <w:lvl w:ilvl="8" w:tentative="1">
+      <w:start w:val="1"/>
+      <w:numFmt w:val="bullet"/>
+      <w:lvlText w:val=""/>
+      <w:lvlJc w:val="left"/>
+      <w:pPr>
+        <w:tabs>
+          <w:tab w:val="num" w:pos="6480"/>
+        </w:tabs>
+        <w:ind w:left="6480" w:hanging="360"/>
       </w:pPr>
       <w:rPr>
         <w:rFonts w:ascii="Symbol" w:hAnsi="Symbol" w:hint="default"/>
@@ -6355,16 +8393,25 @@
     <w:abstractNumId w:val="0"/>
   </w:num>
   <w:num w:numId="2">
-    <w:abstractNumId w:val="2"/>
+    <w:abstractNumId w:val="3"/>
   </w:num>
   <w:num w:numId="3">
     <w:abstractNumId w:val="1"/>
+  </w:num>
+  <w:num w:numId="4">
+    <w:abstractNumId w:val="2"/>
+  </w:num>
+  <w:num w:numId="5">
+    <w:abstractNumId w:val="5"/>
+  </w:num>
+  <w:num w:numId="6">
+    <w:abstractNumId w:val="4"/>
   </w:num>
 </w:numbering>
 </file>
 
 <file path=word/styles.xml><?xml version="1.0" encoding="utf-8"?>
-<w:styles xmlns:mc="http://schemas.openxmlformats.org/markup-compatibility/2006" xmlns:r="http://schemas.openxmlformats.org/officeDocument/2006/relationships" xmlns:w="http://schemas.openxmlformats.org/wordprocessingml/2006/main" xmlns:w14="http://schemas.microsoft.com/office/word/2010/wordml" xmlns:w15="http://schemas.microsoft.com/office/word/2012/wordml" xmlns:w16cex="http://schemas.microsoft.com/office/word/2018/wordml/cex" xmlns:w16cid="http://schemas.microsoft.com/office/word/2016/wordml/cid" xmlns:w16="http://schemas.microsoft.com/office/word/2018/wordml" xmlns:w16sdtdh="http://schemas.microsoft.com/office/word/2020/wordml/sdtdatahash" xmlns:w16se="http://schemas.microsoft.com/office/word/2015/wordml/symex" mc:Ignorable="w14 w15 w16se w16cid w16 w16cex w16sdtdh">
+<w:styles xmlns:mc="http://schemas.openxmlformats.org/markup-compatibility/2006" xmlns:r="http://schemas.openxmlformats.org/officeDocument/2006/relationships" xmlns:w="http://schemas.openxmlformats.org/wordprocessingml/2006/main" xmlns:w14="http://schemas.microsoft.com/office/word/2010/wordml" xmlns:w15="http://schemas.microsoft.com/office/word/2012/wordml" xmlns:w16cid="http://schemas.microsoft.com/office/word/2016/wordml/cid" xmlns:w16se="http://schemas.microsoft.com/office/word/2015/wordml/symex" mc:Ignorable="w14 w15 w16se w16cid">
   <w:docDefaults>
     <w:rPrDefault>
       <w:rPr>
@@ -6380,7 +8427,7 @@
       </w:pPr>
     </w:pPrDefault>
   </w:docDefaults>
-  <w:latentStyles w:defLockedState="0" w:defUIPriority="99" w:defSemiHidden="0" w:defUnhideWhenUsed="0" w:defQFormat="0" w:count="376">
+  <w:latentStyles w:defLockedState="0" w:defUIPriority="99" w:defSemiHidden="0" w:defUnhideWhenUsed="0" w:defQFormat="0" w:count="375">
     <w:lsdException w:name="Normal" w:uiPriority="0" w:qFormat="1"/>
     <w:lsdException w:name="heading 1" w:uiPriority="9" w:qFormat="1"/>
     <w:lsdException w:name="heading 2" w:semiHidden="1" w:uiPriority="9" w:unhideWhenUsed="1" w:qFormat="1"/>
@@ -6756,17 +8803,17 @@
     <w:lsdException w:name="Smart Hyperlink" w:semiHidden="1" w:unhideWhenUsed="1"/>
     <w:lsdException w:name="Hashtag" w:semiHidden="1" w:unhideWhenUsed="1"/>
     <w:lsdException w:name="Unresolved Mention" w:semiHidden="1" w:unhideWhenUsed="1"/>
-    <w:lsdException w:name="Smart Link" w:semiHidden="1" w:unhideWhenUsed="1"/>
   </w:latentStyles>
-  <w:style w:type="paragraph" w:default="1" w:styleId="Normal">
+  <w:style w:type="paragraph" w:default="1" w:styleId="a">
     <w:name w:val="Normal"/>
     <w:qFormat/>
+    <w:rsid w:val="002E0FB2"/>
   </w:style>
-  <w:style w:type="paragraph" w:styleId="Heading1">
+  <w:style w:type="paragraph" w:styleId="1">
     <w:name w:val="heading 1"/>
-    <w:basedOn w:val="Normal"/>
-    <w:next w:val="Normal"/>
-    <w:link w:val="Heading1Char"/>
+    <w:basedOn w:val="a"/>
+    <w:next w:val="a"/>
+    <w:link w:val="10"/>
     <w:uiPriority w:val="9"/>
     <w:qFormat/>
     <w:rsid w:val="00C51752"/>
@@ -6783,11 +8830,11 @@
       <w:szCs w:val="32"/>
     </w:rPr>
   </w:style>
-  <w:style w:type="paragraph" w:styleId="Heading2">
+  <w:style w:type="paragraph" w:styleId="2">
     <w:name w:val="heading 2"/>
-    <w:basedOn w:val="Normal"/>
-    <w:next w:val="Normal"/>
-    <w:link w:val="Heading2Char"/>
+    <w:basedOn w:val="a"/>
+    <w:next w:val="a"/>
+    <w:link w:val="20"/>
     <w:uiPriority w:val="9"/>
     <w:semiHidden/>
     <w:unhideWhenUsed/>
@@ -6806,13 +8853,13 @@
       <w:szCs w:val="26"/>
     </w:rPr>
   </w:style>
-  <w:style w:type="character" w:default="1" w:styleId="DefaultParagraphFont">
+  <w:style w:type="character" w:default="1" w:styleId="a0">
     <w:name w:val="Default Paragraph Font"/>
     <w:uiPriority w:val="1"/>
     <w:semiHidden/>
     <w:unhideWhenUsed/>
   </w:style>
-  <w:style w:type="table" w:default="1" w:styleId="TableNormal">
+  <w:style w:type="table" w:default="1" w:styleId="a1">
     <w:name w:val="Normal Table"/>
     <w:uiPriority w:val="99"/>
     <w:semiHidden/>
@@ -6827,15 +8874,15 @@
       </w:tblCellMar>
     </w:tblPr>
   </w:style>
-  <w:style w:type="numbering" w:default="1" w:styleId="NoList">
+  <w:style w:type="numbering" w:default="1" w:styleId="a2">
     <w:name w:val="No List"/>
     <w:uiPriority w:val="99"/>
     <w:semiHidden/>
     <w:unhideWhenUsed/>
   </w:style>
-  <w:style w:type="paragraph" w:styleId="NormalWeb">
+  <w:style w:type="paragraph" w:styleId="a3">
     <w:name w:val="Normal (Web)"/>
-    <w:basedOn w:val="Normal"/>
+    <w:basedOn w:val="a"/>
     <w:uiPriority w:val="99"/>
     <w:semiHidden/>
     <w:unhideWhenUsed/>
@@ -6850,12 +8897,11 @@
       <w:lang w:eastAsia="ru-RU"/>
     </w:rPr>
   </w:style>
-  <w:style w:type="paragraph" w:styleId="HTMLPreformatted">
+  <w:style w:type="paragraph" w:styleId="HTML">
     <w:name w:val="HTML Preformatted"/>
-    <w:basedOn w:val="Normal"/>
-    <w:link w:val="HTMLPreformattedChar"/>
+    <w:basedOn w:val="a"/>
+    <w:link w:val="HTML0"/>
     <w:uiPriority w:val="99"/>
-    <w:semiHidden/>
     <w:unhideWhenUsed/>
     <w:rsid w:val="00C51752"/>
     <w:pPr>
@@ -6886,12 +8932,11 @@
       <w:lang w:eastAsia="ru-RU"/>
     </w:rPr>
   </w:style>
-  <w:style w:type="character" w:customStyle="1" w:styleId="HTMLPreformattedChar">
-    <w:name w:val="HTML Preformatted Char"/>
-    <w:basedOn w:val="DefaultParagraphFont"/>
-    <w:link w:val="HTMLPreformatted"/>
+  <w:style w:type="character" w:customStyle="1" w:styleId="HTML0">
+    <w:name w:val="Стандартный HTML Знак"/>
+    <w:basedOn w:val="a0"/>
+    <w:link w:val="HTML"/>
     <w:uiPriority w:val="99"/>
-    <w:semiHidden/>
     <w:rsid w:val="00C51752"/>
     <w:rPr>
       <w:rFonts w:ascii="Courier New" w:eastAsia="Times New Roman" w:hAnsi="Courier New" w:cs="Courier New"/>
@@ -6900,9 +8945,9 @@
       <w:lang w:eastAsia="ru-RU"/>
     </w:rPr>
   </w:style>
-  <w:style w:type="character" w:styleId="HTMLCode">
+  <w:style w:type="character" w:styleId="HTML1">
     <w:name w:val="HTML Code"/>
-    <w:basedOn w:val="DefaultParagraphFont"/>
+    <w:basedOn w:val="a0"/>
     <w:uiPriority w:val="99"/>
     <w:semiHidden/>
     <w:unhideWhenUsed/>
@@ -6915,27 +8960,27 @@
   </w:style>
   <w:style w:type="character" w:customStyle="1" w:styleId="hljs-keyword">
     <w:name w:val="hljs-keyword"/>
-    <w:basedOn w:val="DefaultParagraphFont"/>
+    <w:basedOn w:val="a0"/>
     <w:rsid w:val="00C51752"/>
   </w:style>
   <w:style w:type="character" w:customStyle="1" w:styleId="hljs-title">
     <w:name w:val="hljs-title"/>
-    <w:basedOn w:val="DefaultParagraphFont"/>
+    <w:basedOn w:val="a0"/>
     <w:rsid w:val="00C51752"/>
   </w:style>
   <w:style w:type="character" w:customStyle="1" w:styleId="hljs-builtin">
     <w:name w:val="hljs-built_in"/>
-    <w:basedOn w:val="DefaultParagraphFont"/>
+    <w:basedOn w:val="a0"/>
     <w:rsid w:val="00C51752"/>
   </w:style>
   <w:style w:type="character" w:customStyle="1" w:styleId="hljs-function">
     <w:name w:val="hljs-function"/>
-    <w:basedOn w:val="DefaultParagraphFont"/>
+    <w:basedOn w:val="a0"/>
     <w:rsid w:val="00C51752"/>
   </w:style>
-  <w:style w:type="character" w:styleId="Emphasis">
+  <w:style w:type="character" w:styleId="a4">
     <w:name w:val="Emphasis"/>
-    <w:basedOn w:val="DefaultParagraphFont"/>
+    <w:basedOn w:val="a0"/>
     <w:uiPriority w:val="20"/>
     <w:qFormat/>
     <w:rsid w:val="00C51752"/>
@@ -6944,10 +8989,10 @@
       <w:iCs/>
     </w:rPr>
   </w:style>
-  <w:style w:type="character" w:customStyle="1" w:styleId="Heading1Char">
-    <w:name w:val="Heading 1 Char"/>
-    <w:basedOn w:val="DefaultParagraphFont"/>
-    <w:link w:val="Heading1"/>
+  <w:style w:type="character" w:customStyle="1" w:styleId="10">
+    <w:name w:val="Заголовок 1 Знак"/>
+    <w:basedOn w:val="a0"/>
+    <w:link w:val="1"/>
     <w:uiPriority w:val="9"/>
     <w:rsid w:val="00C51752"/>
     <w:rPr>
@@ -6957,9 +9002,9 @@
       <w:szCs w:val="32"/>
     </w:rPr>
   </w:style>
-  <w:style w:type="character" w:styleId="Hyperlink">
+  <w:style w:type="character" w:styleId="a5">
     <w:name w:val="Hyperlink"/>
-    <w:basedOn w:val="DefaultParagraphFont"/>
+    <w:basedOn w:val="a0"/>
     <w:uiPriority w:val="99"/>
     <w:unhideWhenUsed/>
     <w:rsid w:val="00BA3196"/>
@@ -6970,23 +9015,23 @@
   </w:style>
   <w:style w:type="character" w:customStyle="1" w:styleId="hljs-params">
     <w:name w:val="hljs-params"/>
-    <w:basedOn w:val="DefaultParagraphFont"/>
+    <w:basedOn w:val="a0"/>
     <w:rsid w:val="00524926"/>
   </w:style>
   <w:style w:type="character" w:customStyle="1" w:styleId="hljs-string">
     <w:name w:val="hljs-string"/>
-    <w:basedOn w:val="DefaultParagraphFont"/>
+    <w:basedOn w:val="a0"/>
     <w:rsid w:val="00524926"/>
   </w:style>
   <w:style w:type="character" w:customStyle="1" w:styleId="hljs-subst">
     <w:name w:val="hljs-subst"/>
-    <w:basedOn w:val="DefaultParagraphFont"/>
+    <w:basedOn w:val="a0"/>
     <w:rsid w:val="00524926"/>
   </w:style>
-  <w:style w:type="character" w:customStyle="1" w:styleId="Heading2Char">
-    <w:name w:val="Heading 2 Char"/>
-    <w:basedOn w:val="DefaultParagraphFont"/>
-    <w:link w:val="Heading2"/>
+  <w:style w:type="character" w:customStyle="1" w:styleId="20">
+    <w:name w:val="Заголовок 2 Знак"/>
+    <w:basedOn w:val="a0"/>
+    <w:link w:val="2"/>
     <w:uiPriority w:val="9"/>
     <w:semiHidden/>
     <w:rsid w:val="00806792"/>
@@ -6999,12 +9044,12 @@
   </w:style>
   <w:style w:type="character" w:customStyle="1" w:styleId="mr-1">
     <w:name w:val="mr-1"/>
-    <w:basedOn w:val="DefaultParagraphFont"/>
+    <w:basedOn w:val="a0"/>
     <w:rsid w:val="00806792"/>
   </w:style>
-  <w:style w:type="character" w:styleId="UnresolvedMention">
+  <w:style w:type="character" w:styleId="a6">
     <w:name w:val="Unresolved Mention"/>
-    <w:basedOn w:val="DefaultParagraphFont"/>
+    <w:basedOn w:val="a0"/>
     <w:uiPriority w:val="99"/>
     <w:semiHidden/>
     <w:unhideWhenUsed/>
@@ -7013,6 +9058,22 @@
       <w:color w:val="605E5C"/>
       <w:shd w:val="clear" w:color="auto" w:fill="E1DFDD"/>
     </w:rPr>
+  </w:style>
+  <w:style w:type="character" w:customStyle="1" w:styleId="hljs-number">
+    <w:name w:val="hljs-number"/>
+    <w:basedOn w:val="a0"/>
+    <w:rsid w:val="00172037"/>
+  </w:style>
+  <w:style w:type="paragraph" w:styleId="a7">
+    <w:name w:val="List Paragraph"/>
+    <w:basedOn w:val="a"/>
+    <w:uiPriority w:val="34"/>
+    <w:qFormat/>
+    <w:rsid w:val="0079251D"/>
+    <w:pPr>
+      <w:ind w:left="720"/>
+      <w:contextualSpacing/>
+    </w:pPr>
   </w:style>
 </w:styles>
 </file>
@@ -7317,7 +9378,7 @@
 </file>
 
 <file path=customXml/itemProps1.xml><?xml version="1.0" encoding="utf-8"?>
-<ds:datastoreItem xmlns:ds="http://schemas.openxmlformats.org/officeDocument/2006/customXml" ds:itemID="{C4DF790C-93F1-444D-A710-2A97DFDEC4F8}">
+<ds:datastoreItem xmlns:ds="http://schemas.openxmlformats.org/officeDocument/2006/customXml" ds:itemID="{38ECD5BB-456B-4079-BA52-574F5F6310C1}">
   <ds:schemaRefs>
     <ds:schemaRef ds:uri="http://schemas.openxmlformats.org/officeDocument/2006/bibliography"/>
   </ds:schemaRefs>

--- a/.NET веселые вопросы.docx
+++ b/.NET веселые вопросы.docx
@@ -1,10 +1,10 @@
 
 <file path=word/document.xml><?xml version="1.0" encoding="utf-8"?>
-<w:document xmlns:wpc="http://schemas.microsoft.com/office/word/2010/wordprocessingCanvas" xmlns:cx="http://schemas.microsoft.com/office/drawing/2014/chartex" xmlns:cx1="http://schemas.microsoft.com/office/drawing/2015/9/8/chartex" xmlns:cx2="http://schemas.microsoft.com/office/drawing/2015/10/21/chartex" xmlns:cx3="http://schemas.microsoft.com/office/drawing/2016/5/9/chartex" xmlns:cx4="http://schemas.microsoft.com/office/drawing/2016/5/10/chartex" xmlns:cx5="http://schemas.microsoft.com/office/drawing/2016/5/11/chartex" xmlns:cx6="http://schemas.microsoft.com/office/drawing/2016/5/12/chartex" xmlns:cx7="http://schemas.microsoft.com/office/drawing/2016/5/13/chartex" xmlns:cx8="http://schemas.microsoft.com/office/drawing/2016/5/14/chartex" xmlns:mc="http://schemas.openxmlformats.org/markup-compatibility/2006" xmlns:aink="http://schemas.microsoft.com/office/drawing/2016/ink" xmlns:am3d="http://schemas.microsoft.com/office/drawing/2017/model3d" xmlns:o="urn:schemas-microsoft-com:office:office" xmlns:r="http://schemas.openxmlformats.org/officeDocument/2006/relationships" xmlns:m="http://schemas.openxmlformats.org/officeDocument/2006/math" xmlns:v="urn:schemas-microsoft-com:vml" xmlns:wp14="http://schemas.microsoft.com/office/word/2010/wordprocessingDrawing" xmlns:wp="http://schemas.openxmlformats.org/drawingml/2006/wordprocessingDrawing" xmlns:w10="urn:schemas-microsoft-com:office:word" xmlns:w="http://schemas.openxmlformats.org/wordprocessingml/2006/main" xmlns:w14="http://schemas.microsoft.com/office/word/2010/wordml" xmlns:w15="http://schemas.microsoft.com/office/word/2012/wordml" xmlns:w16cid="http://schemas.microsoft.com/office/word/2016/wordml/cid" xmlns:w16se="http://schemas.microsoft.com/office/word/2015/wordml/symex" xmlns:wpg="http://schemas.microsoft.com/office/word/2010/wordprocessingGroup" xmlns:wpi="http://schemas.microsoft.com/office/word/2010/wordprocessingInk" xmlns:wne="http://schemas.microsoft.com/office/word/2006/wordml" xmlns:wps="http://schemas.microsoft.com/office/word/2010/wordprocessingShape" mc:Ignorable="w14 w15 w16se w16cid wp14">
+<w:document xmlns:wpc="http://schemas.microsoft.com/office/word/2010/wordprocessingCanvas" xmlns:cx="http://schemas.microsoft.com/office/drawing/2014/chartex" xmlns:cx1="http://schemas.microsoft.com/office/drawing/2015/9/8/chartex" xmlns:cx2="http://schemas.microsoft.com/office/drawing/2015/10/21/chartex" xmlns:cx3="http://schemas.microsoft.com/office/drawing/2016/5/9/chartex" xmlns:cx4="http://schemas.microsoft.com/office/drawing/2016/5/10/chartex" xmlns:cx5="http://schemas.microsoft.com/office/drawing/2016/5/11/chartex" xmlns:cx6="http://schemas.microsoft.com/office/drawing/2016/5/12/chartex" xmlns:cx7="http://schemas.microsoft.com/office/drawing/2016/5/13/chartex" xmlns:cx8="http://schemas.microsoft.com/office/drawing/2016/5/14/chartex" xmlns:mc="http://schemas.openxmlformats.org/markup-compatibility/2006" xmlns:aink="http://schemas.microsoft.com/office/drawing/2016/ink" xmlns:am3d="http://schemas.microsoft.com/office/drawing/2017/model3d" xmlns:o="urn:schemas-microsoft-com:office:office" xmlns:oel="http://schemas.microsoft.com/office/2019/extlst" xmlns:r="http://schemas.openxmlformats.org/officeDocument/2006/relationships" xmlns:m="http://schemas.openxmlformats.org/officeDocument/2006/math" xmlns:v="urn:schemas-microsoft-com:vml" xmlns:wp14="http://schemas.microsoft.com/office/word/2010/wordprocessingDrawing" xmlns:wp="http://schemas.openxmlformats.org/drawingml/2006/wordprocessingDrawing" xmlns:w10="urn:schemas-microsoft-com:office:word" xmlns:w="http://schemas.openxmlformats.org/wordprocessingml/2006/main" xmlns:w14="http://schemas.microsoft.com/office/word/2010/wordml" xmlns:w15="http://schemas.microsoft.com/office/word/2012/wordml" xmlns:w16cex="http://schemas.microsoft.com/office/word/2018/wordml/cex" xmlns:w16cid="http://schemas.microsoft.com/office/word/2016/wordml/cid" xmlns:w16="http://schemas.microsoft.com/office/word/2018/wordml" xmlns:w16sdtdh="http://schemas.microsoft.com/office/word/2020/wordml/sdtdatahash" xmlns:w16se="http://schemas.microsoft.com/office/word/2015/wordml/symex" xmlns:wpg="http://schemas.microsoft.com/office/word/2010/wordprocessingGroup" xmlns:wpi="http://schemas.microsoft.com/office/word/2010/wordprocessingInk" xmlns:wne="http://schemas.microsoft.com/office/word/2006/wordml" xmlns:wps="http://schemas.microsoft.com/office/word/2010/wordprocessingShape" mc:Ignorable="w14 w15 w16se w16cid w16 w16cex w16sdtdh wp14">
   <w:body>
     <w:p>
       <w:pPr>
-        <w:pStyle w:val="1"/>
+        <w:pStyle w:val="Heading1"/>
         <w:rPr>
           <w:rFonts w:eastAsia="Times New Roman"/>
           <w:lang w:eastAsia="ru-RU"/>
@@ -118,7 +118,6 @@
           <w:lang w:eastAsia="ru-RU"/>
         </w:rPr>
       </w:pPr>
-      <w:proofErr w:type="spellStart"/>
       <w:r>
         <w:rPr>
           <w:rFonts w:ascii="inherit" w:eastAsia="Times New Roman" w:hAnsi="inherit" w:cs="Courier New"/>
@@ -128,19 +127,7 @@
           <w:bdr w:val="none" w:sz="0" w:space="0" w:color="auto" w:frame="1"/>
           <w:lang w:eastAsia="ru-RU"/>
         </w:rPr>
-        <w:t>class</w:t>
-      </w:r>
-      <w:proofErr w:type="spellEnd"/>
-      <w:r>
-        <w:rPr>
-          <w:rFonts w:ascii="inherit" w:eastAsia="Times New Roman" w:hAnsi="inherit" w:cs="Courier New"/>
-          <w:color w:val="0C0D0E"/>
-          <w:sz w:val="20"/>
-          <w:szCs w:val="20"/>
-          <w:bdr w:val="none" w:sz="0" w:space="0" w:color="auto" w:frame="1"/>
-          <w:lang w:eastAsia="ru-RU"/>
-        </w:rPr>
-        <w:t xml:space="preserve"> C1</w:t>
+        <w:t>class C1</w:t>
       </w:r>
     </w:p>
     <w:p>
@@ -647,9 +634,18 @@
           <w:bdr w:val="none" w:sz="0" w:space="0" w:color="auto" w:frame="1"/>
           <w:lang w:eastAsia="ru-RU"/>
         </w:rPr>
-        <w:t xml:space="preserve">C1 c = </w:t>
-      </w:r>
-      <w:proofErr w:type="spellStart"/>
+        <w:t>C1 c = new C2();</w:t>
+      </w:r>
+      <w:r>
+        <w:rPr>
+          <w:rFonts w:ascii="Segoe UI" w:eastAsia="Times New Roman" w:hAnsi="Segoe UI" w:cs="Segoe UI"/>
+          <w:color w:val="0C0D0E"/>
+          <w:sz w:val="23"/>
+          <w:szCs w:val="23"/>
+          <w:lang w:eastAsia="ru-RU"/>
+        </w:rPr>
+        <w:t> и вызвать </w:t>
+      </w:r>
       <w:r>
         <w:rPr>
           <w:rFonts w:ascii="var(--ff-mono)" w:eastAsia="Times New Roman" w:hAnsi="var(--ff-mono)" w:cs="Courier New"/>
@@ -659,86 +655,17 @@
           <w:bdr w:val="none" w:sz="0" w:space="0" w:color="auto" w:frame="1"/>
           <w:lang w:eastAsia="ru-RU"/>
         </w:rPr>
-        <w:t>new</w:t>
-      </w:r>
-      <w:proofErr w:type="spellEnd"/>
-      <w:r>
-        <w:rPr>
-          <w:rFonts w:ascii="var(--ff-mono)" w:eastAsia="Times New Roman" w:hAnsi="var(--ff-mono)" w:cs="Courier New"/>
-          <w:color w:val="0C0D0E"/>
-          <w:sz w:val="20"/>
-          <w:szCs w:val="20"/>
-          <w:bdr w:val="none" w:sz="0" w:space="0" w:color="auto" w:frame="1"/>
+        <w:t>c.ToString();</w:t>
+      </w:r>
+      <w:r>
+        <w:rPr>
+          <w:rFonts w:ascii="Segoe UI" w:eastAsia="Times New Roman" w:hAnsi="Segoe UI" w:cs="Segoe UI"/>
+          <w:color w:val="0C0D0E"/>
+          <w:sz w:val="23"/>
+          <w:szCs w:val="23"/>
           <w:lang w:eastAsia="ru-RU"/>
         </w:rPr>
-        <w:t xml:space="preserve"> C2();</w:t>
-      </w:r>
-      <w:r>
-        <w:rPr>
-          <w:rFonts w:ascii="Segoe UI" w:eastAsia="Times New Roman" w:hAnsi="Segoe UI" w:cs="Segoe UI"/>
-          <w:color w:val="0C0D0E"/>
-          <w:sz w:val="23"/>
-          <w:szCs w:val="23"/>
-          <w:lang w:eastAsia="ru-RU"/>
-        </w:rPr>
-        <w:t> и вызвать </w:t>
-      </w:r>
-      <w:proofErr w:type="spellStart"/>
-      <w:r>
-        <w:rPr>
-          <w:rFonts w:ascii="var(--ff-mono)" w:eastAsia="Times New Roman" w:hAnsi="var(--ff-mono)" w:cs="Courier New"/>
-          <w:color w:val="0C0D0E"/>
-          <w:sz w:val="20"/>
-          <w:szCs w:val="20"/>
-          <w:bdr w:val="none" w:sz="0" w:space="0" w:color="auto" w:frame="1"/>
-          <w:lang w:eastAsia="ru-RU"/>
-        </w:rPr>
-        <w:t>c.ToString</w:t>
-      </w:r>
-      <w:proofErr w:type="spellEnd"/>
-      <w:r>
-        <w:rPr>
-          <w:rFonts w:ascii="var(--ff-mono)" w:eastAsia="Times New Roman" w:hAnsi="var(--ff-mono)" w:cs="Courier New"/>
-          <w:color w:val="0C0D0E"/>
-          <w:sz w:val="20"/>
-          <w:szCs w:val="20"/>
-          <w:bdr w:val="none" w:sz="0" w:space="0" w:color="auto" w:frame="1"/>
-          <w:lang w:eastAsia="ru-RU"/>
-        </w:rPr>
-        <w:t>(</w:t>
-      </w:r>
-      <w:proofErr w:type="gramStart"/>
-      <w:r>
-        <w:rPr>
-          <w:rFonts w:ascii="var(--ff-mono)" w:eastAsia="Times New Roman" w:hAnsi="var(--ff-mono)" w:cs="Courier New"/>
-          <w:color w:val="0C0D0E"/>
-          <w:sz w:val="20"/>
-          <w:szCs w:val="20"/>
-          <w:bdr w:val="none" w:sz="0" w:space="0" w:color="auto" w:frame="1"/>
-          <w:lang w:eastAsia="ru-RU"/>
-        </w:rPr>
-        <w:t>);</w:t>
-      </w:r>
-      <w:r>
-        <w:rPr>
-          <w:rFonts w:ascii="Segoe UI" w:eastAsia="Times New Roman" w:hAnsi="Segoe UI" w:cs="Segoe UI"/>
-          <w:color w:val="0C0D0E"/>
-          <w:sz w:val="23"/>
-          <w:szCs w:val="23"/>
-          <w:lang w:eastAsia="ru-RU"/>
-        </w:rPr>
-        <w:t>.</w:t>
-      </w:r>
-      <w:proofErr w:type="gramEnd"/>
-      <w:r>
-        <w:rPr>
-          <w:rFonts w:ascii="Segoe UI" w:eastAsia="Times New Roman" w:hAnsi="Segoe UI" w:cs="Segoe UI"/>
-          <w:color w:val="0C0D0E"/>
-          <w:sz w:val="23"/>
-          <w:szCs w:val="23"/>
-          <w:lang w:eastAsia="ru-RU"/>
-        </w:rPr>
-        <w:t xml:space="preserve"> Поскольку </w:t>
+        <w:t>. Поскольку </w:t>
       </w:r>
       <w:r>
         <w:rPr>
@@ -1555,7 +1482,6 @@
         </w:rPr>
         <w:t> там просто нет места! Что в этом случае должен вернуть вызов </w:t>
       </w:r>
-      <w:proofErr w:type="spellStart"/>
       <w:r>
         <w:rPr>
           <w:rFonts w:ascii="var(--ff-mono)" w:eastAsia="Times New Roman" w:hAnsi="var(--ff-mono)" w:cs="Courier New"/>
@@ -1565,19 +1491,7 @@
           <w:bdr w:val="none" w:sz="0" w:space="0" w:color="auto" w:frame="1"/>
           <w:lang w:eastAsia="ru-RU"/>
         </w:rPr>
-        <w:t>s.ToString</w:t>
-      </w:r>
-      <w:proofErr w:type="spellEnd"/>
-      <w:r>
-        <w:rPr>
-          <w:rFonts w:ascii="var(--ff-mono)" w:eastAsia="Times New Roman" w:hAnsi="var(--ff-mono)" w:cs="Courier New"/>
-          <w:color w:val="0C0D0E"/>
-          <w:sz w:val="20"/>
-          <w:szCs w:val="20"/>
-          <w:bdr w:val="none" w:sz="0" w:space="0" w:color="auto" w:frame="1"/>
-          <w:lang w:eastAsia="ru-RU"/>
-        </w:rPr>
-        <w:t>()</w:t>
+        <w:t>s.ToString()</w:t>
       </w:r>
       <w:r>
         <w:rPr>
@@ -1637,7 +1551,6 @@
         </w:rPr>
         <w:t>Эта проблема называется </w:t>
       </w:r>
-      <w:proofErr w:type="spellStart"/>
       <w:r>
         <w:rPr>
           <w:rFonts w:ascii="inherit" w:eastAsia="Times New Roman" w:hAnsi="inherit" w:cs="Segoe UI"/>
@@ -1653,7 +1566,6 @@
         </w:rPr>
         <w:t>slicing</w:t>
       </w:r>
-      <w:proofErr w:type="spellEnd"/>
       <w:r>
         <w:rPr>
           <w:rFonts w:ascii="Segoe UI" w:eastAsia="Times New Roman" w:hAnsi="Segoe UI" w:cs="Segoe UI"/>
@@ -1662,29 +1574,7 @@
           <w:szCs w:val="23"/>
           <w:lang w:eastAsia="ru-RU"/>
         </w:rPr>
-        <w:t xml:space="preserve">, и она актуальна для дизайна многих языков программирования. Например, она присутствует в C++. Решение в C# — отказаться от наследования структур: допустить неработающий полиморфизм при наследовании — плохая идея. При таком решении </w:t>
-      </w:r>
-      <w:proofErr w:type="spellStart"/>
-      <w:r>
-        <w:rPr>
-          <w:rFonts w:ascii="Segoe UI" w:eastAsia="Times New Roman" w:hAnsi="Segoe UI" w:cs="Segoe UI"/>
-          <w:color w:val="0C0D0E"/>
-          <w:sz w:val="23"/>
-          <w:szCs w:val="23"/>
-          <w:lang w:eastAsia="ru-RU"/>
-        </w:rPr>
-        <w:t>slicing</w:t>
-      </w:r>
-      <w:proofErr w:type="spellEnd"/>
-      <w:r>
-        <w:rPr>
-          <w:rFonts w:ascii="Segoe UI" w:eastAsia="Times New Roman" w:hAnsi="Segoe UI" w:cs="Segoe UI"/>
-          <w:color w:val="0C0D0E"/>
-          <w:sz w:val="23"/>
-          <w:szCs w:val="23"/>
-          <w:lang w:eastAsia="ru-RU"/>
-        </w:rPr>
-        <w:t xml:space="preserve"> в C# исключён.</w:t>
+        <w:t>, и она актуальна для дизайна многих языков программирования. Например, она присутствует в C++. Решение в C# — отказаться от наследования структур: допустить неработающий полиморфизм при наследовании — плохая идея. При таком решении slicing в C# исключён.</w:t>
       </w:r>
     </w:p>
     <w:p>
@@ -1792,29 +1682,7 @@
           <w:szCs w:val="23"/>
           <w:lang w:eastAsia="ru-RU"/>
         </w:rPr>
-        <w:t xml:space="preserve"> просто потеряется. Создатели языка C# считают такое поведение </w:t>
-      </w:r>
-      <w:proofErr w:type="spellStart"/>
-      <w:r>
-        <w:rPr>
-          <w:rFonts w:ascii="Segoe UI" w:eastAsia="Times New Roman" w:hAnsi="Segoe UI" w:cs="Segoe UI"/>
-          <w:color w:val="0C0D0E"/>
-          <w:sz w:val="23"/>
-          <w:szCs w:val="23"/>
-          <w:lang w:eastAsia="ru-RU"/>
-        </w:rPr>
-        <w:t>неинтуитивным</w:t>
-      </w:r>
-      <w:proofErr w:type="spellEnd"/>
-      <w:r>
-        <w:rPr>
-          <w:rFonts w:ascii="Segoe UI" w:eastAsia="Times New Roman" w:hAnsi="Segoe UI" w:cs="Segoe UI"/>
-          <w:color w:val="0C0D0E"/>
-          <w:sz w:val="23"/>
-          <w:szCs w:val="23"/>
-          <w:lang w:eastAsia="ru-RU"/>
-        </w:rPr>
-        <w:t>, ведущим к проблемам и ошибкам, поэтому они пошли по другому пути. Если вам нужно наследование, в C# нужно воспользоваться классами, или перейти к композиции.</w:t>
+        <w:t> просто потеряется. Создатели языка C# считают такое поведение неинтуитивным, ведущим к проблемам и ошибкам, поэтому они пошли по другому пути. Если вам нужно наследование, в C# нужно воспользоваться классами, или перейти к композиции.</w:t>
       </w:r>
     </w:p>
     <w:p>
@@ -1940,29 +1808,7 @@
           <w:szCs w:val="23"/>
           <w:lang w:eastAsia="ru-RU"/>
         </w:rPr>
-        <w:t xml:space="preserve">: каждая операция со структурой стала бы медленнее из-за лишнего косвенного доступа, плюс </w:t>
-      </w:r>
-      <w:proofErr w:type="spellStart"/>
-      <w:r>
-        <w:rPr>
-          <w:rFonts w:ascii="Segoe UI" w:eastAsia="Times New Roman" w:hAnsi="Segoe UI" w:cs="Segoe UI"/>
-          <w:color w:val="0C0D0E"/>
-          <w:sz w:val="23"/>
-          <w:szCs w:val="23"/>
-          <w:lang w:eastAsia="ru-RU"/>
-        </w:rPr>
-        <w:t>аллокация</w:t>
-      </w:r>
-      <w:proofErr w:type="spellEnd"/>
-      <w:r>
-        <w:rPr>
-          <w:rFonts w:ascii="Segoe UI" w:eastAsia="Times New Roman" w:hAnsi="Segoe UI" w:cs="Segoe UI"/>
-          <w:color w:val="0C0D0E"/>
-          <w:sz w:val="23"/>
-          <w:szCs w:val="23"/>
-          <w:lang w:eastAsia="ru-RU"/>
-        </w:rPr>
-        <w:t xml:space="preserve"> структур в общем случае была бы вытеснена из стека в кучу.</w:t>
+        <w:t>: каждая операция со структурой стала бы медленнее из-за лишнего косвенного доступа, плюс аллокация структур в общем случае была бы вытеснена из стека в кучу.</w:t>
       </w:r>
     </w:p>
     <w:p>
@@ -1993,23 +1839,15 @@
     <w:p/>
     <w:p>
       <w:pPr>
-        <w:pStyle w:val="1"/>
-      </w:pPr>
-      <w:r>
-        <w:t xml:space="preserve">Почему быстрее создать лист классов, чем лист </w:t>
-      </w:r>
-      <w:proofErr w:type="spellStart"/>
-      <w:r>
-        <w:t>интов</w:t>
-      </w:r>
-      <w:proofErr w:type="spellEnd"/>
-      <w:r>
-        <w:t>?</w:t>
-      </w:r>
-    </w:p>
-    <w:p>
-      <w:pPr>
-        <w:pStyle w:val="a3"/>
+        <w:pStyle w:val="Heading1"/>
+      </w:pPr>
+      <w:r>
+        <w:t>Почему быстрее создать лист классов, чем лист интов?</w:t>
+      </w:r>
+    </w:p>
+    <w:p>
+      <w:pPr>
+        <w:pStyle w:val="NormalWeb"/>
         <w:shd w:val="clear" w:color="auto" w:fill="FFFFFF"/>
         <w:spacing w:before="0" w:beforeAutospacing="0" w:after="264" w:afterAutospacing="0"/>
         <w:textAlignment w:val="baseline"/>
@@ -2034,7 +1872,7 @@
     </w:p>
     <w:p>
       <w:pPr>
-        <w:pStyle w:val="a3"/>
+        <w:pStyle w:val="NormalWeb"/>
         <w:shd w:val="clear" w:color="auto" w:fill="FFFFFF"/>
         <w:spacing w:before="0" w:beforeAutospacing="0" w:after="264" w:afterAutospacing="0"/>
         <w:textAlignment w:val="baseline"/>
@@ -2081,7 +1919,7 @@
     </w:p>
     <w:p>
       <w:pPr>
-        <w:pStyle w:val="a3"/>
+        <w:pStyle w:val="NormalWeb"/>
         <w:shd w:val="clear" w:color="auto" w:fill="FFFFFF"/>
         <w:spacing w:before="0" w:beforeAutospacing="0" w:after="0" w:afterAutospacing="0"/>
         <w:textAlignment w:val="baseline"/>
@@ -2106,7 +1944,7 @@
       <w:hyperlink r:id="rId6" w:history="1">
         <w:r>
           <w:rPr>
-            <w:rStyle w:val="a5"/>
+            <w:rStyle w:val="Hyperlink"/>
             <w:rFonts w:ascii="inherit" w:hAnsi="inherit" w:cs="Segoe UI"/>
             <w:sz w:val="23"/>
             <w:szCs w:val="23"/>
@@ -2151,7 +1989,7 @@
       <w:hyperlink r:id="rId7" w:history="1">
         <w:r>
           <w:rPr>
-            <w:rStyle w:val="a5"/>
+            <w:rStyle w:val="Hyperlink"/>
             <w:rFonts w:ascii="inherit" w:hAnsi="inherit" w:cs="Segoe UI"/>
             <w:sz w:val="23"/>
             <w:szCs w:val="23"/>
@@ -2174,7 +2012,7 @@
       <w:hyperlink r:id="rId8" w:history="1">
         <w:r>
           <w:rPr>
-            <w:rStyle w:val="a5"/>
+            <w:rStyle w:val="Hyperlink"/>
             <w:rFonts w:ascii="inherit" w:hAnsi="inherit" w:cs="Segoe UI"/>
             <w:sz w:val="23"/>
             <w:szCs w:val="23"/>
@@ -2197,7 +2035,7 @@
     </w:p>
     <w:p>
       <w:pPr>
-        <w:pStyle w:val="a3"/>
+        <w:pStyle w:val="NormalWeb"/>
         <w:shd w:val="clear" w:color="auto" w:fill="FFFFFF"/>
         <w:spacing w:before="0" w:beforeAutospacing="0" w:after="0" w:afterAutospacing="0"/>
         <w:textAlignment w:val="baseline"/>
@@ -2222,7 +2060,7 @@
       <w:proofErr w:type="spellStart"/>
       <w:r>
         <w:rPr>
-          <w:rStyle w:val="HTML1"/>
+          <w:rStyle w:val="HTMLCode"/>
           <w:rFonts w:ascii="var(--ff-mono)" w:hAnsi="var(--ff-mono)"/>
           <w:color w:val="0C0D0E"/>
           <w:bdr w:val="none" w:sz="0" w:space="0" w:color="auto" w:frame="1"/>
@@ -2244,7 +2082,7 @@
       <w:proofErr w:type="spellStart"/>
       <w:r>
         <w:rPr>
-          <w:rStyle w:val="HTML1"/>
+          <w:rStyle w:val="HTMLCode"/>
           <w:rFonts w:ascii="var(--ff-mono)" w:hAnsi="var(--ff-mono)"/>
           <w:color w:val="0C0D0E"/>
           <w:bdr w:val="none" w:sz="0" w:space="0" w:color="auto" w:frame="1"/>
@@ -2266,7 +2104,7 @@
     </w:p>
     <w:p>
       <w:pPr>
-        <w:pStyle w:val="a3"/>
+        <w:pStyle w:val="NormalWeb"/>
         <w:shd w:val="clear" w:color="auto" w:fill="FFFFFF"/>
         <w:spacing w:before="0" w:beforeAutospacing="0" w:after="0" w:afterAutospacing="0"/>
         <w:textAlignment w:val="baseline"/>
@@ -2311,7 +2149,7 @@
       <w:hyperlink r:id="rId9" w:history="1">
         <w:r>
           <w:rPr>
-            <w:rStyle w:val="a5"/>
+            <w:rStyle w:val="Hyperlink"/>
             <w:rFonts w:ascii="inherit" w:hAnsi="inherit" w:cs="Segoe UI"/>
             <w:sz w:val="23"/>
             <w:szCs w:val="23"/>
@@ -2370,34 +2208,26 @@
     </w:p>
     <w:p>
       <w:pPr>
-        <w:pStyle w:val="1"/>
-      </w:pPr>
-      <w:r>
-        <w:t xml:space="preserve">Как уменьшить количество </w:t>
+        <w:pStyle w:val="Heading1"/>
+      </w:pPr>
+      <w:r>
+        <w:t>Как уменьшить количество аллокаций массивов (</w:t>
       </w:r>
       <w:proofErr w:type="spellStart"/>
       <w:r>
-        <w:t>аллокаций</w:t>
+        <w:rPr>
+          <w:lang w:val="en-US"/>
+        </w:rPr>
+        <w:t>ArrayPool</w:t>
       </w:r>
       <w:proofErr w:type="spellEnd"/>
       <w:r>
-        <w:t xml:space="preserve"> массивов (</w:t>
-      </w:r>
-      <w:proofErr w:type="spellStart"/>
-      <w:r>
-        <w:rPr>
-          <w:lang w:val="en-US"/>
-        </w:rPr>
-        <w:t>ArrayPool</w:t>
-      </w:r>
-      <w:proofErr w:type="spellEnd"/>
-      <w:r>
         <w:t>)</w:t>
       </w:r>
     </w:p>
     <w:p>
       <w:pPr>
-        <w:pStyle w:val="a3"/>
+        <w:pStyle w:val="NormalWeb"/>
         <w:shd w:val="clear" w:color="auto" w:fill="FFFFFF"/>
         <w:spacing w:before="0" w:beforeAutospacing="0" w:after="0" w:afterAutospacing="0"/>
         <w:textAlignment w:val="baseline"/>
@@ -2422,7 +2252,7 @@
       <w:proofErr w:type="spellStart"/>
       <w:r>
         <w:rPr>
-          <w:rStyle w:val="HTML1"/>
+          <w:rStyle w:val="HTMLCode"/>
           <w:rFonts w:ascii="var(--ff-mono)" w:hAnsi="var(--ff-mono)"/>
           <w:color w:val="0C0D0E"/>
           <w:bdr w:val="none" w:sz="0" w:space="0" w:color="auto" w:frame="1"/>
@@ -2443,7 +2273,7 @@
       </w:r>
       <w:r>
         <w:rPr>
-          <w:rStyle w:val="HTML1"/>
+          <w:rStyle w:val="HTMLCode"/>
           <w:rFonts w:ascii="var(--ff-mono)" w:hAnsi="var(--ff-mono)"/>
           <w:color w:val="0C0D0E"/>
           <w:bdr w:val="none" w:sz="0" w:space="0" w:color="auto" w:frame="1"/>
@@ -2464,7 +2294,7 @@
       <w:proofErr w:type="spellStart"/>
       <w:r>
         <w:rPr>
-          <w:rStyle w:val="HTML1"/>
+          <w:rStyle w:val="HTMLCode"/>
           <w:rFonts w:ascii="var(--ff-mono)" w:hAnsi="var(--ff-mono)"/>
           <w:color w:val="0C0D0E"/>
           <w:bdr w:val="none" w:sz="0" w:space="0" w:color="auto" w:frame="1"/>
@@ -2486,7 +2316,7 @@
       <w:proofErr w:type="spellStart"/>
       <w:r>
         <w:rPr>
-          <w:rStyle w:val="HTML1"/>
+          <w:rStyle w:val="HTMLCode"/>
           <w:rFonts w:ascii="var(--ff-mono)" w:hAnsi="var(--ff-mono)"/>
           <w:color w:val="0C0D0E"/>
           <w:bdr w:val="none" w:sz="0" w:space="0" w:color="auto" w:frame="1"/>
@@ -2508,7 +2338,7 @@
     </w:p>
     <w:p>
       <w:pPr>
-        <w:pStyle w:val="a3"/>
+        <w:pStyle w:val="NormalWeb"/>
         <w:shd w:val="clear" w:color="auto" w:fill="FFFFFF"/>
         <w:spacing w:before="0" w:beforeAutospacing="0" w:after="264" w:afterAutospacing="0"/>
         <w:textAlignment w:val="baseline"/>
@@ -2533,10 +2363,10 @@
     </w:p>
     <w:p>
       <w:pPr>
-        <w:pStyle w:val="HTML"/>
+        <w:pStyle w:val="HTMLPreformatted"/>
         <w:textAlignment w:val="baseline"/>
         <w:rPr>
-          <w:rStyle w:val="HTML1"/>
+          <w:rStyle w:val="HTMLCode"/>
           <w:rFonts w:ascii="inherit" w:hAnsi="inherit"/>
           <w:color w:val="0C0D0E"/>
           <w:bdr w:val="none" w:sz="0" w:space="0" w:color="auto" w:frame="1"/>
@@ -2672,19 +2502,19 @@
     </w:p>
     <w:p>
       <w:pPr>
-        <w:pStyle w:val="HTML"/>
+        <w:pStyle w:val="HTMLPreformatted"/>
         <w:textAlignment w:val="baseline"/>
         <w:rPr>
-          <w:rStyle w:val="HTML1"/>
-          <w:rFonts w:ascii="inherit" w:hAnsi="inherit"/>
-          <w:color w:val="0C0D0E"/>
-          <w:bdr w:val="none" w:sz="0" w:space="0" w:color="auto" w:frame="1"/>
-          <w:lang w:val="en-US"/>
-        </w:rPr>
-      </w:pPr>
-      <w:r>
-        <w:rPr>
-          <w:rStyle w:val="HTML1"/>
+          <w:rStyle w:val="HTMLCode"/>
+          <w:rFonts w:ascii="inherit" w:hAnsi="inherit"/>
+          <w:color w:val="0C0D0E"/>
+          <w:bdr w:val="none" w:sz="0" w:space="0" w:color="auto" w:frame="1"/>
+          <w:lang w:val="en-US"/>
+        </w:rPr>
+      </w:pPr>
+      <w:r>
+        <w:rPr>
+          <w:rStyle w:val="HTMLCode"/>
           <w:rFonts w:ascii="inherit" w:hAnsi="inherit"/>
           <w:color w:val="0C0D0E"/>
           <w:bdr w:val="none" w:sz="0" w:space="0" w:color="auto" w:frame="1"/>
@@ -2695,19 +2525,19 @@
     </w:p>
     <w:p>
       <w:pPr>
-        <w:pStyle w:val="HTML"/>
+        <w:pStyle w:val="HTMLPreformatted"/>
         <w:textAlignment w:val="baseline"/>
         <w:rPr>
-          <w:rStyle w:val="HTML1"/>
-          <w:rFonts w:ascii="inherit" w:hAnsi="inherit"/>
-          <w:color w:val="0C0D0E"/>
-          <w:bdr w:val="none" w:sz="0" w:space="0" w:color="auto" w:frame="1"/>
-          <w:lang w:val="en-US"/>
-        </w:rPr>
-      </w:pPr>
-      <w:r>
-        <w:rPr>
-          <w:rStyle w:val="HTML1"/>
+          <w:rStyle w:val="HTMLCode"/>
+          <w:rFonts w:ascii="inherit" w:hAnsi="inherit"/>
+          <w:color w:val="0C0D0E"/>
+          <w:bdr w:val="none" w:sz="0" w:space="0" w:color="auto" w:frame="1"/>
+          <w:lang w:val="en-US"/>
+        </w:rPr>
+      </w:pPr>
+      <w:r>
+        <w:rPr>
+          <w:rStyle w:val="HTMLCode"/>
           <w:rFonts w:ascii="inherit" w:hAnsi="inherit"/>
           <w:color w:val="0C0D0E"/>
           <w:bdr w:val="none" w:sz="0" w:space="0" w:color="auto" w:frame="1"/>
@@ -2728,7 +2558,7 @@
       </w:r>
       <w:r>
         <w:rPr>
-          <w:rStyle w:val="HTML1"/>
+          <w:rStyle w:val="HTMLCode"/>
           <w:rFonts w:ascii="inherit" w:hAnsi="inherit"/>
           <w:color w:val="0C0D0E"/>
           <w:bdr w:val="none" w:sz="0" w:space="0" w:color="auto" w:frame="1"/>
@@ -2739,7 +2569,7 @@
       <w:proofErr w:type="gramEnd"/>
       <w:r>
         <w:rPr>
-          <w:rStyle w:val="HTML1"/>
+          <w:rStyle w:val="HTMLCode"/>
           <w:rFonts w:ascii="inherit" w:hAnsi="inherit"/>
           <w:color w:val="0C0D0E"/>
           <w:bdr w:val="none" w:sz="0" w:space="0" w:color="auto" w:frame="1"/>
@@ -2750,7 +2580,7 @@
       <w:proofErr w:type="spellStart"/>
       <w:r>
         <w:rPr>
-          <w:rStyle w:val="HTML1"/>
+          <w:rStyle w:val="HTMLCode"/>
           <w:rFonts w:ascii="inherit" w:hAnsi="inherit"/>
           <w:color w:val="0C0D0E"/>
           <w:bdr w:val="none" w:sz="0" w:space="0" w:color="auto" w:frame="1"/>
@@ -2761,7 +2591,7 @@
       <w:proofErr w:type="spellEnd"/>
       <w:r>
         <w:rPr>
-          <w:rStyle w:val="HTML1"/>
+          <w:rStyle w:val="HTMLCode"/>
           <w:rFonts w:ascii="inherit" w:hAnsi="inherit"/>
           <w:color w:val="0C0D0E"/>
           <w:bdr w:val="none" w:sz="0" w:space="0" w:color="auto" w:frame="1"/>
@@ -2772,7 +2602,7 @@
       <w:proofErr w:type="spellStart"/>
       <w:r>
         <w:rPr>
-          <w:rStyle w:val="HTML1"/>
+          <w:rStyle w:val="HTMLCode"/>
           <w:rFonts w:ascii="inherit" w:hAnsi="inherit"/>
           <w:color w:val="0C0D0E"/>
           <w:bdr w:val="none" w:sz="0" w:space="0" w:color="auto" w:frame="1"/>
@@ -2783,7 +2613,7 @@
       <w:proofErr w:type="spellEnd"/>
       <w:r>
         <w:rPr>
-          <w:rStyle w:val="HTML1"/>
+          <w:rStyle w:val="HTMLCode"/>
           <w:rFonts w:ascii="inherit" w:hAnsi="inherit"/>
           <w:color w:val="0C0D0E"/>
           <w:bdr w:val="none" w:sz="0" w:space="0" w:color="auto" w:frame="1"/>
@@ -2803,7 +2633,7 @@
       </w:r>
       <w:r>
         <w:rPr>
-          <w:rStyle w:val="HTML1"/>
+          <w:rStyle w:val="HTMLCode"/>
           <w:rFonts w:ascii="inherit" w:hAnsi="inherit"/>
           <w:color w:val="0C0D0E"/>
           <w:bdr w:val="none" w:sz="0" w:space="0" w:color="auto" w:frame="1"/>
@@ -2814,7 +2644,7 @@
       <w:proofErr w:type="spellStart"/>
       <w:r>
         <w:rPr>
-          <w:rStyle w:val="HTML1"/>
+          <w:rStyle w:val="HTMLCode"/>
           <w:rFonts w:ascii="inherit" w:hAnsi="inherit"/>
           <w:color w:val="0C0D0E"/>
           <w:bdr w:val="none" w:sz="0" w:space="0" w:color="auto" w:frame="1"/>
@@ -2825,7 +2655,7 @@
       <w:proofErr w:type="spellEnd"/>
       <w:r>
         <w:rPr>
-          <w:rStyle w:val="HTML1"/>
+          <w:rStyle w:val="HTMLCode"/>
           <w:rFonts w:ascii="inherit" w:hAnsi="inherit"/>
           <w:color w:val="0C0D0E"/>
           <w:bdr w:val="none" w:sz="0" w:space="0" w:color="auto" w:frame="1"/>
@@ -2836,19 +2666,19 @@
     </w:p>
     <w:p>
       <w:pPr>
-        <w:pStyle w:val="HTML"/>
+        <w:pStyle w:val="HTMLPreformatted"/>
         <w:textAlignment w:val="baseline"/>
         <w:rPr>
-          <w:rStyle w:val="HTML1"/>
-          <w:rFonts w:ascii="inherit" w:hAnsi="inherit"/>
-          <w:color w:val="0C0D0E"/>
-          <w:bdr w:val="none" w:sz="0" w:space="0" w:color="auto" w:frame="1"/>
-          <w:lang w:val="en-US"/>
-        </w:rPr>
-      </w:pPr>
-      <w:r>
-        <w:rPr>
-          <w:rStyle w:val="HTML1"/>
+          <w:rStyle w:val="HTMLCode"/>
+          <w:rFonts w:ascii="inherit" w:hAnsi="inherit"/>
+          <w:color w:val="0C0D0E"/>
+          <w:bdr w:val="none" w:sz="0" w:space="0" w:color="auto" w:frame="1"/>
+          <w:lang w:val="en-US"/>
+        </w:rPr>
+      </w:pPr>
+      <w:r>
+        <w:rPr>
+          <w:rStyle w:val="HTMLCode"/>
           <w:rFonts w:ascii="inherit" w:hAnsi="inherit"/>
           <w:color w:val="0C0D0E"/>
           <w:bdr w:val="none" w:sz="0" w:space="0" w:color="auto" w:frame="1"/>
@@ -2870,19 +2700,19 @@
     </w:p>
     <w:p>
       <w:pPr>
-        <w:pStyle w:val="HTML"/>
+        <w:pStyle w:val="HTMLPreformatted"/>
         <w:textAlignment w:val="baseline"/>
         <w:rPr>
-          <w:rStyle w:val="HTML1"/>
-          <w:rFonts w:ascii="inherit" w:hAnsi="inherit"/>
-          <w:color w:val="0C0D0E"/>
-          <w:bdr w:val="none" w:sz="0" w:space="0" w:color="auto" w:frame="1"/>
-          <w:lang w:val="en-US"/>
-        </w:rPr>
-      </w:pPr>
-      <w:r>
-        <w:rPr>
-          <w:rStyle w:val="HTML1"/>
+          <w:rStyle w:val="HTMLCode"/>
+          <w:rFonts w:ascii="inherit" w:hAnsi="inherit"/>
+          <w:color w:val="0C0D0E"/>
+          <w:bdr w:val="none" w:sz="0" w:space="0" w:color="auto" w:frame="1"/>
+          <w:lang w:val="en-US"/>
+        </w:rPr>
+      </w:pPr>
+      <w:r>
+        <w:rPr>
+          <w:rStyle w:val="HTMLCode"/>
           <w:rFonts w:ascii="inherit" w:hAnsi="inherit"/>
           <w:color w:val="0C0D0E"/>
           <w:bdr w:val="none" w:sz="0" w:space="0" w:color="auto" w:frame="1"/>
@@ -2893,19 +2723,19 @@
     </w:p>
     <w:p>
       <w:pPr>
-        <w:pStyle w:val="HTML"/>
+        <w:pStyle w:val="HTMLPreformatted"/>
         <w:textAlignment w:val="baseline"/>
         <w:rPr>
-          <w:rStyle w:val="HTML1"/>
-          <w:rFonts w:ascii="inherit" w:hAnsi="inherit"/>
-          <w:color w:val="0C0D0E"/>
-          <w:bdr w:val="none" w:sz="0" w:space="0" w:color="auto" w:frame="1"/>
-          <w:lang w:val="en-US"/>
-        </w:rPr>
-      </w:pPr>
-      <w:r>
-        <w:rPr>
-          <w:rStyle w:val="HTML1"/>
+          <w:rStyle w:val="HTMLCode"/>
+          <w:rFonts w:ascii="inherit" w:hAnsi="inherit"/>
+          <w:color w:val="0C0D0E"/>
+          <w:bdr w:val="none" w:sz="0" w:space="0" w:color="auto" w:frame="1"/>
+          <w:lang w:val="en-US"/>
+        </w:rPr>
+      </w:pPr>
+      <w:r>
+        <w:rPr>
+          <w:rStyle w:val="HTMLCode"/>
           <w:rFonts w:ascii="inherit" w:hAnsi="inherit"/>
           <w:color w:val="0C0D0E"/>
           <w:bdr w:val="none" w:sz="0" w:space="0" w:color="auto" w:frame="1"/>
@@ -2917,7 +2747,7 @@
       <w:proofErr w:type="gramStart"/>
       <w:r>
         <w:rPr>
-          <w:rStyle w:val="HTML1"/>
+          <w:rStyle w:val="HTMLCode"/>
           <w:rFonts w:ascii="inherit" w:hAnsi="inherit"/>
           <w:color w:val="0C0D0E"/>
           <w:bdr w:val="none" w:sz="0" w:space="0" w:color="auto" w:frame="1"/>
@@ -2928,7 +2758,7 @@
       <w:proofErr w:type="spellEnd"/>
       <w:r>
         <w:rPr>
-          <w:rStyle w:val="HTML1"/>
+          <w:rStyle w:val="HTMLCode"/>
           <w:rFonts w:ascii="inherit" w:hAnsi="inherit"/>
           <w:color w:val="0C0D0E"/>
           <w:bdr w:val="none" w:sz="0" w:space="0" w:color="auto" w:frame="1"/>
@@ -2991,7 +2821,7 @@
       </w:r>
       <w:r>
         <w:rPr>
-          <w:rStyle w:val="HTML1"/>
+          <w:rStyle w:val="HTMLCode"/>
           <w:rFonts w:ascii="inherit" w:hAnsi="inherit"/>
           <w:color w:val="0C0D0E"/>
           <w:bdr w:val="none" w:sz="0" w:space="0" w:color="auto" w:frame="1"/>
@@ -3002,7 +2832,7 @@
       <w:proofErr w:type="spellStart"/>
       <w:r>
         <w:rPr>
-          <w:rStyle w:val="HTML1"/>
+          <w:rStyle w:val="HTMLCode"/>
           <w:rFonts w:ascii="inherit" w:hAnsi="inherit"/>
           <w:color w:val="0C0D0E"/>
           <w:bdr w:val="none" w:sz="0" w:space="0" w:color="auto" w:frame="1"/>
@@ -3013,7 +2843,7 @@
       <w:proofErr w:type="spellEnd"/>
       <w:r>
         <w:rPr>
-          <w:rStyle w:val="HTML1"/>
+          <w:rStyle w:val="HTMLCode"/>
           <w:rFonts w:ascii="inherit" w:hAnsi="inherit"/>
           <w:color w:val="0C0D0E"/>
           <w:bdr w:val="none" w:sz="0" w:space="0" w:color="auto" w:frame="1"/>
@@ -3024,19 +2854,19 @@
     </w:p>
     <w:p>
       <w:pPr>
-        <w:pStyle w:val="HTML"/>
+        <w:pStyle w:val="HTMLPreformatted"/>
         <w:textAlignment w:val="baseline"/>
         <w:rPr>
-          <w:rStyle w:val="HTML1"/>
-          <w:rFonts w:ascii="inherit" w:hAnsi="inherit"/>
-          <w:color w:val="0C0D0E"/>
-          <w:bdr w:val="none" w:sz="0" w:space="0" w:color="auto" w:frame="1"/>
-          <w:lang w:val="en-US"/>
-        </w:rPr>
-      </w:pPr>
-      <w:r>
-        <w:rPr>
-          <w:rStyle w:val="HTML1"/>
+          <w:rStyle w:val="HTMLCode"/>
+          <w:rFonts w:ascii="inherit" w:hAnsi="inherit"/>
+          <w:color w:val="0C0D0E"/>
+          <w:bdr w:val="none" w:sz="0" w:space="0" w:color="auto" w:frame="1"/>
+          <w:lang w:val="en-US"/>
+        </w:rPr>
+      </w:pPr>
+      <w:r>
+        <w:rPr>
+          <w:rStyle w:val="HTMLCode"/>
           <w:rFonts w:ascii="inherit" w:hAnsi="inherit"/>
           <w:color w:val="0C0D0E"/>
           <w:bdr w:val="none" w:sz="0" w:space="0" w:color="auto" w:frame="1"/>
@@ -3047,7 +2877,7 @@
       <w:proofErr w:type="spellStart"/>
       <w:r>
         <w:rPr>
-          <w:rStyle w:val="HTML1"/>
+          <w:rStyle w:val="HTMLCode"/>
           <w:rFonts w:ascii="inherit" w:hAnsi="inherit"/>
           <w:color w:val="0C0D0E"/>
           <w:bdr w:val="none" w:sz="0" w:space="0" w:color="auto" w:frame="1"/>
@@ -3058,7 +2888,7 @@
       <w:proofErr w:type="spellEnd"/>
       <w:r>
         <w:rPr>
-          <w:rStyle w:val="HTML1"/>
+          <w:rStyle w:val="HTMLCode"/>
           <w:rFonts w:ascii="inherit" w:hAnsi="inherit"/>
           <w:color w:val="0C0D0E"/>
           <w:bdr w:val="none" w:sz="0" w:space="0" w:color="auto" w:frame="1"/>
@@ -3069,7 +2899,7 @@
       <w:proofErr w:type="spellStart"/>
       <w:r>
         <w:rPr>
-          <w:rStyle w:val="HTML1"/>
+          <w:rStyle w:val="HTMLCode"/>
           <w:rFonts w:ascii="inherit" w:hAnsi="inherit"/>
           <w:color w:val="0C0D0E"/>
           <w:bdr w:val="none" w:sz="0" w:space="0" w:color="auto" w:frame="1"/>
@@ -3080,7 +2910,7 @@
       <w:proofErr w:type="spellEnd"/>
       <w:r>
         <w:rPr>
-          <w:rStyle w:val="HTML1"/>
+          <w:rStyle w:val="HTMLCode"/>
           <w:rFonts w:ascii="inherit" w:hAnsi="inherit"/>
           <w:color w:val="0C0D0E"/>
           <w:bdr w:val="none" w:sz="0" w:space="0" w:color="auto" w:frame="1"/>
@@ -3091,19 +2921,19 @@
     </w:p>
     <w:p>
       <w:pPr>
-        <w:pStyle w:val="HTML"/>
+        <w:pStyle w:val="HTMLPreformatted"/>
         <w:textAlignment w:val="baseline"/>
         <w:rPr>
-          <w:rStyle w:val="HTML1"/>
-          <w:rFonts w:ascii="inherit" w:hAnsi="inherit"/>
-          <w:color w:val="0C0D0E"/>
-          <w:bdr w:val="none" w:sz="0" w:space="0" w:color="auto" w:frame="1"/>
-          <w:lang w:val="en-US"/>
-        </w:rPr>
-      </w:pPr>
-      <w:r>
-        <w:rPr>
-          <w:rStyle w:val="HTML1"/>
+          <w:rStyle w:val="HTMLCode"/>
+          <w:rFonts w:ascii="inherit" w:hAnsi="inherit"/>
+          <w:color w:val="0C0D0E"/>
+          <w:bdr w:val="none" w:sz="0" w:space="0" w:color="auto" w:frame="1"/>
+          <w:lang w:val="en-US"/>
+        </w:rPr>
+      </w:pPr>
+      <w:r>
+        <w:rPr>
+          <w:rStyle w:val="HTMLCode"/>
           <w:rFonts w:ascii="inherit" w:hAnsi="inherit"/>
           <w:color w:val="0C0D0E"/>
           <w:bdr w:val="none" w:sz="0" w:space="0" w:color="auto" w:frame="1"/>
@@ -3114,7 +2944,7 @@
       <w:proofErr w:type="spellStart"/>
       <w:r>
         <w:rPr>
-          <w:rStyle w:val="HTML1"/>
+          <w:rStyle w:val="HTMLCode"/>
           <w:rFonts w:ascii="inherit" w:hAnsi="inherit"/>
           <w:color w:val="0C0D0E"/>
           <w:bdr w:val="none" w:sz="0" w:space="0" w:color="auto" w:frame="1"/>
@@ -3125,7 +2955,7 @@
       <w:proofErr w:type="spellEnd"/>
       <w:r>
         <w:rPr>
-          <w:rStyle w:val="HTML1"/>
+          <w:rStyle w:val="HTMLCode"/>
           <w:rFonts w:ascii="inherit" w:hAnsi="inherit"/>
           <w:color w:val="0C0D0E"/>
           <w:bdr w:val="none" w:sz="0" w:space="0" w:color="auto" w:frame="1"/>
@@ -3136,7 +2966,7 @@
       <w:proofErr w:type="spellStart"/>
       <w:r>
         <w:rPr>
-          <w:rStyle w:val="HTML1"/>
+          <w:rStyle w:val="HTMLCode"/>
           <w:rFonts w:ascii="inherit" w:hAnsi="inherit"/>
           <w:color w:val="0C0D0E"/>
           <w:bdr w:val="none" w:sz="0" w:space="0" w:color="auto" w:frame="1"/>
@@ -3147,7 +2977,7 @@
       <w:proofErr w:type="spellEnd"/>
       <w:r>
         <w:rPr>
-          <w:rStyle w:val="HTML1"/>
+          <w:rStyle w:val="HTMLCode"/>
           <w:rFonts w:ascii="inherit" w:hAnsi="inherit"/>
           <w:color w:val="0C0D0E"/>
           <w:bdr w:val="none" w:sz="0" w:space="0" w:color="auto" w:frame="1"/>
@@ -3158,19 +2988,19 @@
     </w:p>
     <w:p>
       <w:pPr>
-        <w:pStyle w:val="HTML"/>
+        <w:pStyle w:val="HTMLPreformatted"/>
         <w:textAlignment w:val="baseline"/>
         <w:rPr>
-          <w:rStyle w:val="HTML1"/>
-          <w:rFonts w:ascii="inherit" w:hAnsi="inherit"/>
-          <w:color w:val="0C0D0E"/>
-          <w:bdr w:val="none" w:sz="0" w:space="0" w:color="auto" w:frame="1"/>
-          <w:lang w:val="en-US"/>
-        </w:rPr>
-      </w:pPr>
-      <w:r>
-        <w:rPr>
-          <w:rStyle w:val="HTML1"/>
+          <w:rStyle w:val="HTMLCode"/>
+          <w:rFonts w:ascii="inherit" w:hAnsi="inherit"/>
+          <w:color w:val="0C0D0E"/>
+          <w:bdr w:val="none" w:sz="0" w:space="0" w:color="auto" w:frame="1"/>
+          <w:lang w:val="en-US"/>
+        </w:rPr>
+      </w:pPr>
+      <w:r>
+        <w:rPr>
+          <w:rStyle w:val="HTMLCode"/>
           <w:rFonts w:ascii="inherit" w:hAnsi="inherit"/>
           <w:color w:val="0C0D0E"/>
           <w:bdr w:val="none" w:sz="0" w:space="0" w:color="auto" w:frame="1"/>
@@ -3181,19 +3011,19 @@
     </w:p>
     <w:p>
       <w:pPr>
-        <w:pStyle w:val="HTML"/>
+        <w:pStyle w:val="HTMLPreformatted"/>
         <w:textAlignment w:val="baseline"/>
         <w:rPr>
-          <w:rStyle w:val="HTML1"/>
-          <w:rFonts w:ascii="inherit" w:hAnsi="inherit"/>
-          <w:color w:val="0C0D0E"/>
-          <w:bdr w:val="none" w:sz="0" w:space="0" w:color="auto" w:frame="1"/>
-          <w:lang w:val="en-US"/>
-        </w:rPr>
-      </w:pPr>
-      <w:r>
-        <w:rPr>
-          <w:rStyle w:val="HTML1"/>
+          <w:rStyle w:val="HTMLCode"/>
+          <w:rFonts w:ascii="inherit" w:hAnsi="inherit"/>
+          <w:color w:val="0C0D0E"/>
+          <w:bdr w:val="none" w:sz="0" w:space="0" w:color="auto" w:frame="1"/>
+          <w:lang w:val="en-US"/>
+        </w:rPr>
+      </w:pPr>
+      <w:r>
+        <w:rPr>
+          <w:rStyle w:val="HTMLCode"/>
           <w:rFonts w:ascii="inherit" w:hAnsi="inherit"/>
           <w:color w:val="0C0D0E"/>
           <w:bdr w:val="none" w:sz="0" w:space="0" w:color="auto" w:frame="1"/>
@@ -3214,19 +3044,19 @@
     </w:p>
     <w:p>
       <w:pPr>
-        <w:pStyle w:val="HTML"/>
+        <w:pStyle w:val="HTMLPreformatted"/>
         <w:textAlignment w:val="baseline"/>
         <w:rPr>
-          <w:rStyle w:val="HTML1"/>
-          <w:rFonts w:ascii="inherit" w:hAnsi="inherit"/>
-          <w:color w:val="0C0D0E"/>
-          <w:bdr w:val="none" w:sz="0" w:space="0" w:color="auto" w:frame="1"/>
-          <w:lang w:val="en-US"/>
-        </w:rPr>
-      </w:pPr>
-      <w:r>
-        <w:rPr>
-          <w:rStyle w:val="HTML1"/>
+          <w:rStyle w:val="HTMLCode"/>
+          <w:rFonts w:ascii="inherit" w:hAnsi="inherit"/>
+          <w:color w:val="0C0D0E"/>
+          <w:bdr w:val="none" w:sz="0" w:space="0" w:color="auto" w:frame="1"/>
+          <w:lang w:val="en-US"/>
+        </w:rPr>
+      </w:pPr>
+      <w:r>
+        <w:rPr>
+          <w:rStyle w:val="HTMLCode"/>
           <w:rFonts w:ascii="inherit" w:hAnsi="inherit"/>
           <w:color w:val="0C0D0E"/>
           <w:bdr w:val="none" w:sz="0" w:space="0" w:color="auto" w:frame="1"/>
@@ -3237,19 +3067,19 @@
     </w:p>
     <w:p>
       <w:pPr>
-        <w:pStyle w:val="HTML"/>
+        <w:pStyle w:val="HTMLPreformatted"/>
         <w:textAlignment w:val="baseline"/>
         <w:rPr>
-          <w:rStyle w:val="HTML1"/>
-          <w:rFonts w:ascii="inherit" w:hAnsi="inherit"/>
-          <w:color w:val="0C0D0E"/>
-          <w:bdr w:val="none" w:sz="0" w:space="0" w:color="auto" w:frame="1"/>
-          <w:lang w:val="en-US"/>
-        </w:rPr>
-      </w:pPr>
-      <w:r>
-        <w:rPr>
-          <w:rStyle w:val="HTML1"/>
+          <w:rStyle w:val="HTMLCode"/>
+          <w:rFonts w:ascii="inherit" w:hAnsi="inherit"/>
+          <w:color w:val="0C0D0E"/>
+          <w:bdr w:val="none" w:sz="0" w:space="0" w:color="auto" w:frame="1"/>
+          <w:lang w:val="en-US"/>
+        </w:rPr>
+      </w:pPr>
+      <w:r>
+        <w:rPr>
+          <w:rStyle w:val="HTMLCode"/>
           <w:rFonts w:ascii="inherit" w:hAnsi="inherit"/>
           <w:color w:val="0C0D0E"/>
           <w:bdr w:val="none" w:sz="0" w:space="0" w:color="auto" w:frame="1"/>
@@ -3261,7 +3091,7 @@
       <w:proofErr w:type="gramStart"/>
       <w:r>
         <w:rPr>
-          <w:rStyle w:val="HTML1"/>
+          <w:rStyle w:val="HTMLCode"/>
           <w:rFonts w:ascii="inherit" w:hAnsi="inherit"/>
           <w:color w:val="0C0D0E"/>
           <w:bdr w:val="none" w:sz="0" w:space="0" w:color="auto" w:frame="1"/>
@@ -3272,7 +3102,7 @@
       <w:proofErr w:type="spellEnd"/>
       <w:r>
         <w:rPr>
-          <w:rStyle w:val="HTML1"/>
+          <w:rStyle w:val="HTMLCode"/>
           <w:rFonts w:ascii="inherit" w:hAnsi="inherit"/>
           <w:color w:val="0C0D0E"/>
           <w:bdr w:val="none" w:sz="0" w:space="0" w:color="auto" w:frame="1"/>
@@ -3292,7 +3122,7 @@
       </w:r>
       <w:r>
         <w:rPr>
-          <w:rStyle w:val="HTML1"/>
+          <w:rStyle w:val="HTMLCode"/>
           <w:rFonts w:ascii="inherit" w:hAnsi="inherit"/>
           <w:color w:val="0C0D0E"/>
           <w:bdr w:val="none" w:sz="0" w:space="0" w:color="auto" w:frame="1"/>
@@ -3303,7 +3133,7 @@
       <w:proofErr w:type="spellStart"/>
       <w:r>
         <w:rPr>
-          <w:rStyle w:val="HTML1"/>
+          <w:rStyle w:val="HTMLCode"/>
           <w:rFonts w:ascii="inherit" w:hAnsi="inherit"/>
           <w:color w:val="0C0D0E"/>
           <w:bdr w:val="none" w:sz="0" w:space="0" w:color="auto" w:frame="1"/>
@@ -3315,7 +3145,7 @@
       <w:proofErr w:type="gramEnd"/>
       <w:r>
         <w:rPr>
-          <w:rStyle w:val="HTML1"/>
+          <w:rStyle w:val="HTMLCode"/>
           <w:rFonts w:ascii="inherit" w:hAnsi="inherit"/>
           <w:color w:val="0C0D0E"/>
           <w:bdr w:val="none" w:sz="0" w:space="0" w:color="auto" w:frame="1"/>
@@ -3326,7 +3156,7 @@
       <w:proofErr w:type="spellStart"/>
       <w:r>
         <w:rPr>
-          <w:rStyle w:val="HTML1"/>
+          <w:rStyle w:val="HTMLCode"/>
           <w:rFonts w:ascii="inherit" w:hAnsi="inherit"/>
           <w:color w:val="0C0D0E"/>
           <w:bdr w:val="none" w:sz="0" w:space="0" w:color="auto" w:frame="1"/>
@@ -3337,7 +3167,7 @@
       <w:proofErr w:type="spellEnd"/>
       <w:r>
         <w:rPr>
-          <w:rStyle w:val="HTML1"/>
+          <w:rStyle w:val="HTMLCode"/>
           <w:rFonts w:ascii="inherit" w:hAnsi="inherit"/>
           <w:color w:val="0C0D0E"/>
           <w:bdr w:val="none" w:sz="0" w:space="0" w:color="auto" w:frame="1"/>
@@ -3348,19 +3178,19 @@
     </w:p>
     <w:p>
       <w:pPr>
-        <w:pStyle w:val="HTML"/>
+        <w:pStyle w:val="HTMLPreformatted"/>
         <w:textAlignment w:val="baseline"/>
         <w:rPr>
-          <w:rStyle w:val="HTML1"/>
-          <w:rFonts w:ascii="inherit" w:hAnsi="inherit"/>
-          <w:color w:val="0C0D0E"/>
-          <w:bdr w:val="none" w:sz="0" w:space="0" w:color="auto" w:frame="1"/>
-          <w:lang w:val="en-US"/>
-        </w:rPr>
-      </w:pPr>
-      <w:r>
-        <w:rPr>
-          <w:rStyle w:val="HTML1"/>
+          <w:rStyle w:val="HTMLCode"/>
+          <w:rFonts w:ascii="inherit" w:hAnsi="inherit"/>
+          <w:color w:val="0C0D0E"/>
+          <w:bdr w:val="none" w:sz="0" w:space="0" w:color="auto" w:frame="1"/>
+          <w:lang w:val="en-US"/>
+        </w:rPr>
+      </w:pPr>
+      <w:r>
+        <w:rPr>
+          <w:rStyle w:val="HTMLCode"/>
           <w:rFonts w:ascii="inherit" w:hAnsi="inherit"/>
           <w:color w:val="0C0D0E"/>
           <w:bdr w:val="none" w:sz="0" w:space="0" w:color="auto" w:frame="1"/>
@@ -3371,19 +3201,19 @@
     </w:p>
     <w:p>
       <w:pPr>
-        <w:pStyle w:val="HTML"/>
+        <w:pStyle w:val="HTMLPreformatted"/>
         <w:textAlignment w:val="baseline"/>
         <w:rPr>
-          <w:rStyle w:val="HTML1"/>
-          <w:rFonts w:ascii="inherit" w:hAnsi="inherit"/>
-          <w:color w:val="0C0D0E"/>
-          <w:bdr w:val="none" w:sz="0" w:space="0" w:color="auto" w:frame="1"/>
-          <w:lang w:val="en-US"/>
-        </w:rPr>
-      </w:pPr>
-      <w:r>
-        <w:rPr>
-          <w:rStyle w:val="HTML1"/>
+          <w:rStyle w:val="HTMLCode"/>
+          <w:rFonts w:ascii="inherit" w:hAnsi="inherit"/>
+          <w:color w:val="0C0D0E"/>
+          <w:bdr w:val="none" w:sz="0" w:space="0" w:color="auto" w:frame="1"/>
+          <w:lang w:val="en-US"/>
+        </w:rPr>
+      </w:pPr>
+      <w:r>
+        <w:rPr>
+          <w:rStyle w:val="HTMLCode"/>
           <w:rFonts w:ascii="inherit" w:hAnsi="inherit"/>
           <w:color w:val="0C0D0E"/>
           <w:bdr w:val="none" w:sz="0" w:space="0" w:color="auto" w:frame="1"/>
@@ -3394,7 +3224,7 @@
     </w:p>
     <w:p>
       <w:pPr>
-        <w:pStyle w:val="a3"/>
+        <w:pStyle w:val="NormalWeb"/>
         <w:shd w:val="clear" w:color="auto" w:fill="FFFFFF"/>
         <w:spacing w:before="0" w:beforeAutospacing="0" w:after="264" w:afterAutospacing="0"/>
         <w:textAlignment w:val="baseline"/>
@@ -3419,7 +3249,7 @@
     </w:p>
     <w:p>
       <w:pPr>
-        <w:pStyle w:val="a3"/>
+        <w:pStyle w:val="NormalWeb"/>
         <w:shd w:val="clear" w:color="auto" w:fill="FFFFFF"/>
         <w:spacing w:before="0" w:beforeAutospacing="0" w:after="0" w:afterAutospacing="0"/>
         <w:textAlignment w:val="baseline"/>
@@ -3444,7 +3274,7 @@
       <w:proofErr w:type="gramStart"/>
       <w:r>
         <w:rPr>
-          <w:rStyle w:val="HTML1"/>
+          <w:rStyle w:val="HTMLCode"/>
           <w:rFonts w:ascii="var(--ff-mono)" w:hAnsi="var(--ff-mono)"/>
           <w:color w:val="0C0D0E"/>
           <w:bdr w:val="none" w:sz="0" w:space="0" w:color="auto" w:frame="1"/>
@@ -3475,7 +3305,7 @@
       </w:r>
       <w:r>
         <w:rPr>
-          <w:rStyle w:val="HTML1"/>
+          <w:rStyle w:val="HTMLCode"/>
           <w:rFonts w:ascii="var(--ff-mono)" w:hAnsi="var(--ff-mono)"/>
           <w:color w:val="0C0D0E"/>
           <w:bdr w:val="none" w:sz="0" w:space="0" w:color="auto" w:frame="1"/>
@@ -3496,7 +3326,7 @@
       <w:proofErr w:type="spellStart"/>
       <w:r>
         <w:rPr>
-          <w:rStyle w:val="HTML1"/>
+          <w:rStyle w:val="HTMLCode"/>
           <w:rFonts w:ascii="var(--ff-mono)" w:hAnsi="var(--ff-mono)"/>
           <w:color w:val="0C0D0E"/>
           <w:bdr w:val="none" w:sz="0" w:space="0" w:color="auto" w:frame="1"/>
@@ -3507,7 +3337,7 @@
       <w:proofErr w:type="spellEnd"/>
       <w:r>
         <w:rPr>
-          <w:rStyle w:val="HTML1"/>
+          <w:rStyle w:val="HTMLCode"/>
           <w:rFonts w:ascii="var(--ff-mono)" w:hAnsi="var(--ff-mono)"/>
           <w:color w:val="0C0D0E"/>
           <w:bdr w:val="none" w:sz="0" w:space="0" w:color="auto" w:frame="1"/>
@@ -3528,7 +3358,7 @@
     </w:p>
     <w:p>
       <w:pPr>
-        <w:pStyle w:val="a3"/>
+        <w:pStyle w:val="NormalWeb"/>
         <w:shd w:val="clear" w:color="auto" w:fill="FFFFFF"/>
         <w:spacing w:before="0" w:beforeAutospacing="0" w:after="0" w:afterAutospacing="0"/>
         <w:textAlignment w:val="baseline"/>
@@ -3553,7 +3383,7 @@
       <w:proofErr w:type="spellStart"/>
       <w:r>
         <w:rPr>
-          <w:rStyle w:val="HTML1"/>
+          <w:rStyle w:val="HTMLCode"/>
           <w:rFonts w:ascii="var(--ff-mono)" w:hAnsi="var(--ff-mono)"/>
           <w:color w:val="0C0D0E"/>
           <w:bdr w:val="none" w:sz="0" w:space="0" w:color="auto" w:frame="1"/>
@@ -3582,7 +3412,7 @@
     </w:p>
     <w:p>
       <w:pPr>
-        <w:pStyle w:val="1"/>
+        <w:pStyle w:val="Heading1"/>
         <w:rPr>
           <w:rFonts w:asciiTheme="minorHAnsi" w:hAnsiTheme="minorHAnsi" w:cstheme="minorBidi"/>
           <w:color w:val="auto"/>
@@ -3620,7 +3450,7 @@
     </w:p>
     <w:p>
       <w:pPr>
-        <w:pStyle w:val="a3"/>
+        <w:pStyle w:val="NormalWeb"/>
         <w:numPr>
           <w:ilvl w:val="0"/>
           <w:numId w:val="2"/>
@@ -3684,7 +3514,7 @@
     </w:p>
     <w:p>
       <w:pPr>
-        <w:pStyle w:val="a3"/>
+        <w:pStyle w:val="NormalWeb"/>
         <w:numPr>
           <w:ilvl w:val="0"/>
           <w:numId w:val="2"/>
@@ -3716,7 +3546,7 @@
     </w:p>
     <w:p>
       <w:pPr>
-        <w:pStyle w:val="a3"/>
+        <w:pStyle w:val="NormalWeb"/>
         <w:numPr>
           <w:ilvl w:val="0"/>
           <w:numId w:val="2"/>
@@ -3747,7 +3577,7 @@
     </w:p>
     <w:p>
       <w:pPr>
-        <w:pStyle w:val="a3"/>
+        <w:pStyle w:val="NormalWeb"/>
         <w:numPr>
           <w:ilvl w:val="0"/>
           <w:numId w:val="2"/>
@@ -3778,7 +3608,7 @@
     </w:p>
     <w:p>
       <w:pPr>
-        <w:pStyle w:val="a3"/>
+        <w:pStyle w:val="NormalWeb"/>
         <w:numPr>
           <w:ilvl w:val="0"/>
           <w:numId w:val="2"/>
@@ -3808,7 +3638,7 @@
     </w:p>
     <w:p>
       <w:pPr>
-        <w:pStyle w:val="a3"/>
+        <w:pStyle w:val="NormalWeb"/>
         <w:shd w:val="clear" w:color="auto" w:fill="FFFFFF"/>
         <w:spacing w:after="0"/>
         <w:textAlignment w:val="baseline"/>
@@ -3823,7 +3653,7 @@
       <w:hyperlink r:id="rId10" w:history="1">
         <w:r>
           <w:rPr>
-            <w:rStyle w:val="a5"/>
+            <w:rStyle w:val="Hyperlink"/>
             <w:rFonts w:asciiTheme="minorHAnsi" w:hAnsiTheme="minorHAnsi" w:cstheme="minorHAnsi"/>
             <w:sz w:val="23"/>
             <w:szCs w:val="23"/>
@@ -3835,7 +3665,7 @@
     </w:p>
     <w:p>
       <w:pPr>
-        <w:pStyle w:val="a3"/>
+        <w:pStyle w:val="NormalWeb"/>
         <w:shd w:val="clear" w:color="auto" w:fill="FFFFFF"/>
         <w:spacing w:after="0"/>
         <w:textAlignment w:val="baseline"/>
@@ -3850,7 +3680,7 @@
     </w:p>
     <w:p>
       <w:pPr>
-        <w:pStyle w:val="a3"/>
+        <w:pStyle w:val="NormalWeb"/>
         <w:shd w:val="clear" w:color="auto" w:fill="FFFFFF"/>
         <w:spacing w:after="0"/>
         <w:textAlignment w:val="baseline"/>
@@ -3878,44 +3708,42 @@
     </w:p>
     <w:p>
       <w:pPr>
-        <w:pStyle w:val="1"/>
-        <w:rPr>
-          <w:lang w:val="en-US"/>
-        </w:rPr>
-      </w:pPr>
-      <w:proofErr w:type="spellStart"/>
+        <w:pStyle w:val="Heading1"/>
+        <w:rPr>
+          <w:lang w:val="en-US"/>
+        </w:rPr>
+      </w:pPr>
       <w:r>
         <w:lastRenderedPageBreak/>
         <w:t>Инджектнуть</w:t>
       </w:r>
+      <w:r>
+        <w:rPr>
+          <w:lang w:val="en-US"/>
+        </w:rPr>
+        <w:t xml:space="preserve"> Scoped </w:t>
+      </w:r>
+      <w:r>
+        <w:t>в</w:t>
+      </w:r>
+      <w:r>
+        <w:rPr>
+          <w:lang w:val="en-US"/>
+        </w:rPr>
+        <w:t xml:space="preserve"> </w:t>
+      </w:r>
+      <w:proofErr w:type="spellStart"/>
+      <w:r>
+        <w:rPr>
+          <w:lang w:val="en-US"/>
+        </w:rPr>
+        <w:t>Singletone</w:t>
+      </w:r>
       <w:proofErr w:type="spellEnd"/>
-      <w:r>
-        <w:rPr>
-          <w:lang w:val="en-US"/>
-        </w:rPr>
-        <w:t xml:space="preserve"> Scoped </w:t>
-      </w:r>
-      <w:r>
-        <w:t>в</w:t>
-      </w:r>
-      <w:r>
-        <w:rPr>
-          <w:lang w:val="en-US"/>
-        </w:rPr>
-        <w:t xml:space="preserve"> </w:t>
-      </w:r>
-      <w:proofErr w:type="spellStart"/>
-      <w:r>
-        <w:rPr>
-          <w:lang w:val="en-US"/>
-        </w:rPr>
-        <w:t>Singletone</w:t>
-      </w:r>
-      <w:proofErr w:type="spellEnd"/>
-    </w:p>
-    <w:p>
-      <w:pPr>
-        <w:pStyle w:val="a3"/>
+    </w:p>
+    <w:p>
+      <w:pPr>
+        <w:pStyle w:val="NormalWeb"/>
         <w:pBdr>
           <w:top w:val="single" w:sz="2" w:space="0" w:color="E5E7EB"/>
           <w:left w:val="single" w:sz="2" w:space="0" w:color="E5E7EB"/>
@@ -3945,7 +3773,7 @@
       <w:hyperlink r:id="rId11" w:tgtFrame="_blank" w:history="1">
         <w:r>
           <w:rPr>
-            <w:rStyle w:val="a5"/>
+            <w:rStyle w:val="Hyperlink"/>
             <w:rFonts w:ascii="Segoe UI" w:hAnsi="Segoe UI" w:cs="Segoe UI"/>
             <w:color w:val="111111"/>
             <w:sz w:val="30"/>
@@ -3969,7 +3797,7 @@
       <w:proofErr w:type="spellStart"/>
       <w:r>
         <w:rPr>
-          <w:rStyle w:val="HTML1"/>
+          <w:rStyle w:val="HTMLCode"/>
           <w:rFonts w:ascii="Consolas" w:hAnsi="Consolas"/>
           <w:color w:val="111111"/>
           <w:bdr w:val="single" w:sz="2" w:space="0" w:color="E5E7EB" w:frame="1"/>
@@ -4016,7 +3844,7 @@
       <w:proofErr w:type="spellStart"/>
       <w:r>
         <w:rPr>
-          <w:rStyle w:val="HTML1"/>
+          <w:rStyle w:val="HTMLCode"/>
           <w:rFonts w:ascii="Consolas" w:hAnsi="Consolas"/>
           <w:color w:val="111111"/>
           <w:bdr w:val="single" w:sz="2" w:space="0" w:color="E5E7EB" w:frame="1"/>
@@ -4039,7 +3867,7 @@
       <w:proofErr w:type="spellStart"/>
       <w:r>
         <w:rPr>
-          <w:rStyle w:val="HTML1"/>
+          <w:rStyle w:val="HTMLCode"/>
           <w:rFonts w:ascii="Consolas" w:hAnsi="Consolas"/>
           <w:color w:val="111111"/>
           <w:bdr w:val="single" w:sz="2" w:space="0" w:color="E5E7EB" w:frame="1"/>
@@ -4062,7 +3890,7 @@
       <w:proofErr w:type="spellStart"/>
       <w:r>
         <w:rPr>
-          <w:rStyle w:val="HTML1"/>
+          <w:rStyle w:val="HTMLCode"/>
           <w:rFonts w:ascii="Consolas" w:hAnsi="Consolas"/>
           <w:color w:val="111111"/>
           <w:bdr w:val="single" w:sz="2" w:space="0" w:color="E5E7EB" w:frame="1"/>
@@ -4085,7 +3913,7 @@
     </w:p>
     <w:p>
       <w:pPr>
-        <w:pStyle w:val="a3"/>
+        <w:pStyle w:val="NormalWeb"/>
         <w:pBdr>
           <w:top w:val="single" w:sz="2" w:space="0" w:color="E5E7EB"/>
           <w:left w:val="single" w:sz="2" w:space="0" w:color="E5E7EB"/>
@@ -4161,7 +3989,7 @@
     </w:p>
     <w:p>
       <w:pPr>
-        <w:pStyle w:val="2"/>
+        <w:pStyle w:val="Heading2"/>
         <w:pBdr>
           <w:top w:val="single" w:sz="2" w:space="0" w:color="E5E7EB"/>
           <w:left w:val="single" w:sz="2" w:space="0" w:color="E5E7EB"/>
@@ -4190,7 +4018,7 @@
     </w:p>
     <w:p>
       <w:pPr>
-        <w:pStyle w:val="a3"/>
+        <w:pStyle w:val="NormalWeb"/>
         <w:pBdr>
           <w:top w:val="single" w:sz="2" w:space="0" w:color="E5E7EB"/>
           <w:left w:val="single" w:sz="2" w:space="0" w:color="E5E7EB"/>
@@ -4220,7 +4048,7 @@
       <w:proofErr w:type="spellStart"/>
       <w:r>
         <w:rPr>
-          <w:rStyle w:val="HTML1"/>
+          <w:rStyle w:val="HTMLCode"/>
           <w:rFonts w:ascii="Consolas" w:hAnsi="Consolas"/>
           <w:color w:val="111111"/>
           <w:bdr w:val="single" w:sz="2" w:space="0" w:color="E5E7EB" w:frame="1"/>
@@ -4243,7 +4071,7 @@
       <w:proofErr w:type="spellStart"/>
       <w:r>
         <w:rPr>
-          <w:rStyle w:val="HTML1"/>
+          <w:rStyle w:val="HTMLCode"/>
           <w:rFonts w:ascii="Consolas" w:hAnsi="Consolas"/>
           <w:color w:val="111111"/>
           <w:bdr w:val="single" w:sz="2" w:space="0" w:color="E5E7EB" w:frame="1"/>
@@ -4266,7 +4094,7 @@
       <w:proofErr w:type="spellStart"/>
       <w:r>
         <w:rPr>
-          <w:rStyle w:val="HTML1"/>
+          <w:rStyle w:val="HTMLCode"/>
           <w:rFonts w:ascii="Consolas" w:hAnsi="Consolas"/>
           <w:color w:val="111111"/>
           <w:bdr w:val="single" w:sz="2" w:space="0" w:color="E5E7EB" w:frame="1"/>
@@ -4289,7 +4117,7 @@
       <w:proofErr w:type="spellStart"/>
       <w:r>
         <w:rPr>
-          <w:rStyle w:val="HTML1"/>
+          <w:rStyle w:val="HTMLCode"/>
           <w:rFonts w:ascii="Consolas" w:hAnsi="Consolas"/>
           <w:color w:val="111111"/>
           <w:bdr w:val="single" w:sz="2" w:space="0" w:color="E5E7EB" w:frame="1"/>
@@ -4312,10 +4140,10 @@
     </w:p>
     <w:p>
       <w:pPr>
-        <w:pStyle w:val="HTML"/>
+        <w:pStyle w:val="HTMLPreformatted"/>
         <w:shd w:val="clear" w:color="auto" w:fill="806000" w:themeFill="accent4" w:themeFillShade="80"/>
         <w:rPr>
-          <w:rStyle w:val="HTML1"/>
+          <w:rStyle w:val="HTMLCode"/>
           <w:rFonts w:ascii="inherit" w:hAnsi="inherit"/>
           <w:color w:val="FAFAFA"/>
           <w:sz w:val="27"/>
@@ -4338,7 +4166,7 @@
       </w:r>
       <w:r>
         <w:rPr>
-          <w:rStyle w:val="HTML1"/>
+          <w:rStyle w:val="HTMLCode"/>
           <w:rFonts w:ascii="inherit" w:hAnsi="inherit"/>
           <w:color w:val="FAFAFA"/>
           <w:sz w:val="27"/>
@@ -4362,7 +4190,7 @@
       </w:r>
       <w:r>
         <w:rPr>
-          <w:rStyle w:val="HTML1"/>
+          <w:rStyle w:val="HTMLCode"/>
           <w:rFonts w:ascii="inherit" w:hAnsi="inherit"/>
           <w:color w:val="FAFAFA"/>
           <w:sz w:val="27"/>
@@ -4389,10 +4217,10 @@
     </w:p>
     <w:p>
       <w:pPr>
-        <w:pStyle w:val="HTML"/>
+        <w:pStyle w:val="HTMLPreformatted"/>
         <w:shd w:val="clear" w:color="auto" w:fill="806000" w:themeFill="accent4" w:themeFillShade="80"/>
         <w:rPr>
-          <w:rStyle w:val="HTML1"/>
+          <w:rStyle w:val="HTMLCode"/>
           <w:rFonts w:ascii="inherit" w:hAnsi="inherit"/>
           <w:color w:val="FAFAFA"/>
           <w:sz w:val="27"/>
@@ -4402,7 +4230,7 @@
       </w:pPr>
       <w:r>
         <w:rPr>
-          <w:rStyle w:val="HTML1"/>
+          <w:rStyle w:val="HTMLCode"/>
           <w:rFonts w:ascii="inherit" w:hAnsi="inherit"/>
           <w:color w:val="FAFAFA"/>
           <w:sz w:val="27"/>
@@ -4414,10 +4242,10 @@
     </w:p>
     <w:p>
       <w:pPr>
-        <w:pStyle w:val="HTML"/>
+        <w:pStyle w:val="HTMLPreformatted"/>
         <w:shd w:val="clear" w:color="auto" w:fill="806000" w:themeFill="accent4" w:themeFillShade="80"/>
         <w:rPr>
-          <w:rStyle w:val="HTML1"/>
+          <w:rStyle w:val="HTMLCode"/>
           <w:rFonts w:ascii="inherit" w:hAnsi="inherit"/>
           <w:color w:val="FAFAFA"/>
           <w:sz w:val="27"/>
@@ -4450,7 +4278,7 @@
       </w:r>
       <w:r>
         <w:rPr>
-          <w:rStyle w:val="HTML1"/>
+          <w:rStyle w:val="HTMLCode"/>
           <w:rFonts w:ascii="inherit" w:hAnsi="inherit"/>
           <w:color w:val="FAFAFA"/>
           <w:sz w:val="27"/>
@@ -4497,7 +4325,7 @@
       <w:proofErr w:type="spellStart"/>
       <w:r>
         <w:rPr>
-          <w:rStyle w:val="HTML1"/>
+          <w:rStyle w:val="HTMLCode"/>
           <w:rFonts w:ascii="inherit" w:hAnsi="inherit"/>
           <w:color w:val="FAFAFA"/>
           <w:sz w:val="27"/>
@@ -4509,7 +4337,7 @@
       <w:proofErr w:type="spellEnd"/>
       <w:r>
         <w:rPr>
-          <w:rStyle w:val="HTML1"/>
+          <w:rStyle w:val="HTMLCode"/>
           <w:rFonts w:ascii="inherit" w:hAnsi="inherit"/>
           <w:color w:val="FAFAFA"/>
           <w:sz w:val="27"/>
@@ -4521,7 +4349,7 @@
       <w:proofErr w:type="spellStart"/>
       <w:r>
         <w:rPr>
-          <w:rStyle w:val="HTML1"/>
+          <w:rStyle w:val="HTMLCode"/>
           <w:rFonts w:ascii="inherit" w:hAnsi="inherit"/>
           <w:color w:val="FAFAFA"/>
           <w:sz w:val="27"/>
@@ -4533,7 +4361,7 @@
       <w:proofErr w:type="spellEnd"/>
       <w:r>
         <w:rPr>
-          <w:rStyle w:val="HTML1"/>
+          <w:rStyle w:val="HTMLCode"/>
           <w:rFonts w:ascii="inherit" w:hAnsi="inherit"/>
           <w:color w:val="FAFAFA"/>
           <w:sz w:val="27"/>
@@ -4545,10 +4373,10 @@
     </w:p>
     <w:p>
       <w:pPr>
-        <w:pStyle w:val="HTML"/>
+        <w:pStyle w:val="HTMLPreformatted"/>
         <w:shd w:val="clear" w:color="auto" w:fill="806000" w:themeFill="accent4" w:themeFillShade="80"/>
         <w:rPr>
-          <w:rStyle w:val="HTML1"/>
+          <w:rStyle w:val="HTMLCode"/>
           <w:rFonts w:ascii="inherit" w:hAnsi="inherit"/>
           <w:color w:val="FAFAFA"/>
           <w:sz w:val="27"/>
@@ -4560,10 +4388,10 @@
     </w:p>
     <w:p>
       <w:pPr>
-        <w:pStyle w:val="HTML"/>
+        <w:pStyle w:val="HTMLPreformatted"/>
         <w:shd w:val="clear" w:color="auto" w:fill="806000" w:themeFill="accent4" w:themeFillShade="80"/>
         <w:rPr>
-          <w:rStyle w:val="HTML1"/>
+          <w:rStyle w:val="HTMLCode"/>
           <w:rFonts w:ascii="inherit" w:hAnsi="inherit"/>
           <w:color w:val="FAFAFA"/>
           <w:sz w:val="27"/>
@@ -4573,7 +4401,7 @@
       </w:pPr>
       <w:r>
         <w:rPr>
-          <w:rStyle w:val="HTML1"/>
+          <w:rStyle w:val="HTMLCode"/>
           <w:rFonts w:ascii="inherit" w:hAnsi="inherit"/>
           <w:color w:val="FAFAFA"/>
           <w:sz w:val="27"/>
@@ -4624,10 +4452,11 @@
       <w:proofErr w:type="spellEnd"/>
       <w:r>
         <w:rPr>
-          <w:rStyle w:val="HTML1"/>
+          <w:rStyle w:val="HTMLCode"/>
           <w:rFonts w:ascii="inherit" w:hAnsi="inherit"/>
           <w:sz w:val="27"/>
           <w:szCs w:val="27"/>
+          <w:lang w:val="en-US"/>
         </w:rPr>
         <w:t>(</w:t>
       </w:r>
@@ -4635,53 +4464,57 @@
       <w:proofErr w:type="gramEnd"/>
       <w:r>
         <w:rPr>
-          <w:rStyle w:val="HTML1"/>
+          <w:rStyle w:val="HTMLCode"/>
           <w:rFonts w:ascii="inherit" w:hAnsi="inherit"/>
           <w:color w:val="FAFAFA"/>
           <w:sz w:val="27"/>
           <w:szCs w:val="27"/>
+          <w:lang w:val="en-US"/>
         </w:rPr>
         <w:t>IServiceScopeFactory</w:t>
       </w:r>
       <w:proofErr w:type="spellEnd"/>
       <w:r>
         <w:rPr>
-          <w:rStyle w:val="HTML1"/>
+          <w:rStyle w:val="HTMLCode"/>
           <w:rFonts w:ascii="inherit" w:hAnsi="inherit"/>
           <w:color w:val="FAFAFA"/>
           <w:sz w:val="27"/>
           <w:szCs w:val="27"/>
+          <w:lang w:val="en-US"/>
         </w:rPr>
         <w:t xml:space="preserve"> </w:t>
       </w:r>
       <w:proofErr w:type="spellStart"/>
       <w:r>
         <w:rPr>
-          <w:rStyle w:val="HTML1"/>
+          <w:rStyle w:val="HTMLCode"/>
           <w:rFonts w:ascii="inherit" w:hAnsi="inherit"/>
           <w:color w:val="FAFAFA"/>
           <w:sz w:val="27"/>
           <w:szCs w:val="27"/>
+          <w:lang w:val="en-US"/>
         </w:rPr>
         <w:t>serviceScopeFactory</w:t>
       </w:r>
       <w:proofErr w:type="spellEnd"/>
       <w:r>
         <w:rPr>
-          <w:rStyle w:val="HTML1"/>
+          <w:rStyle w:val="HTMLCode"/>
           <w:rFonts w:ascii="inherit" w:hAnsi="inherit"/>
           <w:sz w:val="27"/>
           <w:szCs w:val="27"/>
+          <w:lang w:val="en-US"/>
         </w:rPr>
         <w:t>)</w:t>
       </w:r>
     </w:p>
     <w:p>
       <w:pPr>
-        <w:pStyle w:val="HTML"/>
+        <w:pStyle w:val="HTMLPreformatted"/>
         <w:shd w:val="clear" w:color="auto" w:fill="806000" w:themeFill="accent4" w:themeFillShade="80"/>
         <w:rPr>
-          <w:rStyle w:val="HTML1"/>
+          <w:rStyle w:val="HTMLCode"/>
           <w:rFonts w:ascii="inherit" w:hAnsi="inherit"/>
           <w:color w:val="FAFAFA"/>
           <w:sz w:val="27"/>
@@ -4691,7 +4524,7 @@
       </w:pPr>
       <w:r>
         <w:rPr>
-          <w:rStyle w:val="HTML1"/>
+          <w:rStyle w:val="HTMLCode"/>
           <w:rFonts w:ascii="inherit" w:hAnsi="inherit"/>
           <w:color w:val="FAFAFA"/>
           <w:sz w:val="27"/>
@@ -4703,10 +4536,10 @@
     </w:p>
     <w:p>
       <w:pPr>
-        <w:pStyle w:val="HTML"/>
+        <w:pStyle w:val="HTMLPreformatted"/>
         <w:shd w:val="clear" w:color="auto" w:fill="806000" w:themeFill="accent4" w:themeFillShade="80"/>
         <w:rPr>
-          <w:rStyle w:val="HTML1"/>
+          <w:rStyle w:val="HTMLCode"/>
           <w:rFonts w:ascii="inherit" w:hAnsi="inherit"/>
           <w:color w:val="FAFAFA"/>
           <w:sz w:val="27"/>
@@ -4716,7 +4549,7 @@
       </w:pPr>
       <w:r>
         <w:rPr>
-          <w:rStyle w:val="HTML1"/>
+          <w:rStyle w:val="HTMLCode"/>
           <w:rFonts w:ascii="inherit" w:hAnsi="inherit"/>
           <w:color w:val="FAFAFA"/>
           <w:sz w:val="27"/>
@@ -4728,7 +4561,7 @@
       <w:proofErr w:type="spellStart"/>
       <w:r>
         <w:rPr>
-          <w:rStyle w:val="HTML1"/>
+          <w:rStyle w:val="HTMLCode"/>
           <w:rFonts w:ascii="inherit" w:hAnsi="inherit"/>
           <w:color w:val="FAFAFA"/>
           <w:sz w:val="27"/>
@@ -4740,7 +4573,7 @@
       <w:proofErr w:type="spellEnd"/>
       <w:r>
         <w:rPr>
-          <w:rStyle w:val="HTML1"/>
+          <w:rStyle w:val="HTMLCode"/>
           <w:rFonts w:ascii="inherit" w:hAnsi="inherit"/>
           <w:color w:val="FAFAFA"/>
           <w:sz w:val="27"/>
@@ -4752,7 +4585,7 @@
       <w:proofErr w:type="spellStart"/>
       <w:r>
         <w:rPr>
-          <w:rStyle w:val="HTML1"/>
+          <w:rStyle w:val="HTMLCode"/>
           <w:rFonts w:ascii="inherit" w:hAnsi="inherit"/>
           <w:color w:val="FAFAFA"/>
           <w:sz w:val="27"/>
@@ -4764,7 +4597,7 @@
       <w:proofErr w:type="spellEnd"/>
       <w:r>
         <w:rPr>
-          <w:rStyle w:val="HTML1"/>
+          <w:rStyle w:val="HTMLCode"/>
           <w:rFonts w:ascii="inherit" w:hAnsi="inherit"/>
           <w:color w:val="FAFAFA"/>
           <w:sz w:val="27"/>
@@ -4776,10 +4609,10 @@
     </w:p>
     <w:p>
       <w:pPr>
-        <w:pStyle w:val="HTML"/>
+        <w:pStyle w:val="HTMLPreformatted"/>
         <w:shd w:val="clear" w:color="auto" w:fill="806000" w:themeFill="accent4" w:themeFillShade="80"/>
         <w:rPr>
-          <w:rStyle w:val="HTML1"/>
+          <w:rStyle w:val="HTMLCode"/>
           <w:rFonts w:ascii="inherit" w:hAnsi="inherit"/>
           <w:color w:val="FAFAFA"/>
           <w:sz w:val="27"/>
@@ -4789,7 +4622,7 @@
       </w:pPr>
       <w:r>
         <w:rPr>
-          <w:rStyle w:val="HTML1"/>
+          <w:rStyle w:val="HTMLCode"/>
           <w:rFonts w:ascii="inherit" w:hAnsi="inherit"/>
           <w:color w:val="FAFAFA"/>
           <w:sz w:val="27"/>
@@ -4801,10 +4634,10 @@
     </w:p>
     <w:p>
       <w:pPr>
-        <w:pStyle w:val="HTML"/>
+        <w:pStyle w:val="HTMLPreformatted"/>
         <w:shd w:val="clear" w:color="auto" w:fill="806000" w:themeFill="accent4" w:themeFillShade="80"/>
         <w:rPr>
-          <w:rStyle w:val="HTML1"/>
+          <w:rStyle w:val="HTMLCode"/>
           <w:rFonts w:ascii="inherit" w:hAnsi="inherit"/>
           <w:color w:val="FAFAFA"/>
           <w:sz w:val="27"/>
@@ -4815,10 +4648,10 @@
     </w:p>
     <w:p>
       <w:pPr>
-        <w:pStyle w:val="HTML"/>
+        <w:pStyle w:val="HTMLPreformatted"/>
         <w:shd w:val="clear" w:color="auto" w:fill="806000" w:themeFill="accent4" w:themeFillShade="80"/>
         <w:rPr>
-          <w:rStyle w:val="HTML1"/>
+          <w:rStyle w:val="HTMLCode"/>
           <w:rFonts w:ascii="inherit" w:hAnsi="inherit"/>
           <w:color w:val="FAFAFA"/>
           <w:sz w:val="27"/>
@@ -4829,7 +4662,7 @@
       </w:pPr>
       <w:r>
         <w:rPr>
-          <w:rStyle w:val="HTML1"/>
+          <w:rStyle w:val="HTMLCode"/>
           <w:rFonts w:ascii="inherit" w:hAnsi="inherit"/>
           <w:color w:val="FAFAFA"/>
           <w:sz w:val="27"/>
@@ -4928,10 +4761,10 @@
     </w:p>
     <w:p>
       <w:pPr>
-        <w:pStyle w:val="HTML"/>
+        <w:pStyle w:val="HTMLPreformatted"/>
         <w:shd w:val="clear" w:color="auto" w:fill="806000" w:themeFill="accent4" w:themeFillShade="80"/>
         <w:rPr>
-          <w:rStyle w:val="HTML1"/>
+          <w:rStyle w:val="HTMLCode"/>
           <w:rFonts w:ascii="inherit" w:hAnsi="inherit"/>
           <w:color w:val="FAFAFA"/>
           <w:sz w:val="27"/>
@@ -4942,7 +4775,7 @@
       </w:pPr>
       <w:r>
         <w:rPr>
-          <w:rStyle w:val="HTML1"/>
+          <w:rStyle w:val="HTMLCode"/>
           <w:rFonts w:ascii="inherit" w:hAnsi="inherit"/>
           <w:color w:val="FAFAFA"/>
           <w:sz w:val="27"/>
@@ -4955,10 +4788,10 @@
     </w:p>
     <w:p>
       <w:pPr>
-        <w:pStyle w:val="HTML"/>
+        <w:pStyle w:val="HTMLPreformatted"/>
         <w:shd w:val="clear" w:color="auto" w:fill="806000" w:themeFill="accent4" w:themeFillShade="80"/>
         <w:rPr>
-          <w:rStyle w:val="HTML1"/>
+          <w:rStyle w:val="HTMLCode"/>
           <w:rFonts w:ascii="inherit" w:hAnsi="inherit"/>
           <w:color w:val="FAFAFA"/>
           <w:sz w:val="27"/>
@@ -4968,7 +4801,7 @@
       </w:pPr>
       <w:r>
         <w:rPr>
-          <w:rStyle w:val="HTML1"/>
+          <w:rStyle w:val="HTMLCode"/>
           <w:rFonts w:ascii="inherit" w:hAnsi="inherit"/>
           <w:color w:val="FAFAFA"/>
           <w:sz w:val="27"/>
@@ -4992,7 +4825,7 @@
       </w:r>
       <w:r>
         <w:rPr>
-          <w:rStyle w:val="HTML1"/>
+          <w:rStyle w:val="HTMLCode"/>
           <w:rFonts w:ascii="inherit" w:hAnsi="inherit"/>
           <w:color w:val="FAFAFA"/>
           <w:sz w:val="27"/>
@@ -5016,7 +4849,7 @@
       </w:r>
       <w:r>
         <w:rPr>
-          <w:rStyle w:val="HTML1"/>
+          <w:rStyle w:val="HTMLCode"/>
           <w:rFonts w:ascii="inherit" w:hAnsi="inherit"/>
           <w:color w:val="FAFAFA"/>
           <w:sz w:val="27"/>
@@ -5028,7 +4861,7 @@
       </w:r>
       <w:r>
         <w:rPr>
-          <w:rStyle w:val="HTML1"/>
+          <w:rStyle w:val="HTMLCode"/>
           <w:rFonts w:ascii="inherit" w:hAnsi="inherit"/>
           <w:color w:val="FAFAFA"/>
           <w:sz w:val="27"/>
@@ -5040,7 +4873,7 @@
       <w:proofErr w:type="spellStart"/>
       <w:r>
         <w:rPr>
-          <w:rStyle w:val="HTML1"/>
+          <w:rStyle w:val="HTMLCode"/>
           <w:rFonts w:ascii="inherit" w:hAnsi="inherit"/>
           <w:color w:val="FAFAFA"/>
           <w:sz w:val="27"/>
@@ -5052,7 +4885,7 @@
       <w:proofErr w:type="spellEnd"/>
       <w:r>
         <w:rPr>
-          <w:rStyle w:val="HTML1"/>
+          <w:rStyle w:val="HTMLCode"/>
           <w:rFonts w:ascii="inherit" w:hAnsi="inherit"/>
           <w:color w:val="FAFAFA"/>
           <w:sz w:val="27"/>
@@ -5064,10 +4897,10 @@
     </w:p>
     <w:p>
       <w:pPr>
-        <w:pStyle w:val="HTML"/>
+        <w:pStyle w:val="HTMLPreformatted"/>
         <w:shd w:val="clear" w:color="auto" w:fill="806000" w:themeFill="accent4" w:themeFillShade="80"/>
         <w:rPr>
-          <w:rStyle w:val="HTML1"/>
+          <w:rStyle w:val="HTMLCode"/>
           <w:rFonts w:ascii="inherit" w:hAnsi="inherit"/>
           <w:color w:val="FAFAFA"/>
           <w:sz w:val="27"/>
@@ -5077,7 +4910,7 @@
       </w:pPr>
       <w:r>
         <w:rPr>
-          <w:rStyle w:val="HTML1"/>
+          <w:rStyle w:val="HTMLCode"/>
           <w:rFonts w:ascii="inherit" w:hAnsi="inherit"/>
           <w:color w:val="FAFAFA"/>
           <w:sz w:val="27"/>
@@ -5089,10 +4922,10 @@
     </w:p>
     <w:p>
       <w:pPr>
-        <w:pStyle w:val="HTML"/>
+        <w:pStyle w:val="HTMLPreformatted"/>
         <w:shd w:val="clear" w:color="auto" w:fill="806000" w:themeFill="accent4" w:themeFillShade="80"/>
         <w:rPr>
-          <w:rStyle w:val="HTML1"/>
+          <w:rStyle w:val="HTMLCode"/>
           <w:rFonts w:ascii="inherit" w:hAnsi="inherit"/>
           <w:color w:val="FAFAFA"/>
           <w:sz w:val="27"/>
@@ -5102,7 +4935,7 @@
       </w:pPr>
       <w:r>
         <w:rPr>
-          <w:rStyle w:val="HTML1"/>
+          <w:rStyle w:val="HTMLCode"/>
           <w:rFonts w:ascii="inherit" w:hAnsi="inherit"/>
           <w:color w:val="FAFAFA"/>
           <w:sz w:val="27"/>
@@ -5114,17 +4947,18 @@
       </w:r>
       <w:r>
         <w:rPr>
-          <w:rStyle w:val="HTML1"/>
+          <w:rStyle w:val="HTMLCode"/>
           <w:rFonts w:ascii="inherit" w:hAnsi="inherit"/>
           <w:color w:val="FAFAFA"/>
           <w:sz w:val="27"/>
           <w:szCs w:val="27"/>
+          <w:lang w:val="en-US"/>
         </w:rPr>
         <w:t>var</w:t>
       </w:r>
       <w:r>
         <w:rPr>
-          <w:rStyle w:val="HTML1"/>
+          <w:rStyle w:val="HTMLCode"/>
           <w:rFonts w:ascii="inherit" w:hAnsi="inherit"/>
           <w:color w:val="FAFAFA"/>
           <w:sz w:val="27"/>
@@ -5136,7 +4970,7 @@
       <w:proofErr w:type="spellStart"/>
       <w:r>
         <w:rPr>
-          <w:rStyle w:val="HTML1"/>
+          <w:rStyle w:val="HTMLCode"/>
           <w:rFonts w:ascii="inherit" w:hAnsi="inherit"/>
           <w:color w:val="FAFAFA"/>
           <w:sz w:val="27"/>
@@ -5148,7 +4982,7 @@
       <w:proofErr w:type="spellEnd"/>
       <w:r>
         <w:rPr>
-          <w:rStyle w:val="HTML1"/>
+          <w:rStyle w:val="HTMLCode"/>
           <w:rFonts w:ascii="inherit" w:hAnsi="inherit"/>
           <w:color w:val="FAFAFA"/>
           <w:sz w:val="27"/>
@@ -5161,7 +4995,7 @@
       <w:proofErr w:type="gramStart"/>
       <w:r>
         <w:rPr>
-          <w:rStyle w:val="HTML1"/>
+          <w:rStyle w:val="HTMLCode"/>
           <w:rFonts w:ascii="inherit" w:hAnsi="inherit"/>
           <w:color w:val="FAFAFA"/>
           <w:sz w:val="27"/>
@@ -5174,7 +5008,7 @@
       <w:proofErr w:type="gramEnd"/>
       <w:r>
         <w:rPr>
-          <w:rStyle w:val="HTML1"/>
+          <w:rStyle w:val="HTMLCode"/>
           <w:rFonts w:ascii="inherit" w:hAnsi="inherit"/>
           <w:color w:val="FAFAFA"/>
           <w:sz w:val="27"/>
@@ -5186,7 +5020,7 @@
       <w:proofErr w:type="spellStart"/>
       <w:r>
         <w:rPr>
-          <w:rStyle w:val="HTML1"/>
+          <w:rStyle w:val="HTMLCode"/>
           <w:rFonts w:ascii="inherit" w:hAnsi="inherit"/>
           <w:color w:val="FAFAFA"/>
           <w:sz w:val="27"/>
@@ -5198,7 +5032,7 @@
       <w:proofErr w:type="spellEnd"/>
       <w:r>
         <w:rPr>
-          <w:rStyle w:val="HTML1"/>
+          <w:rStyle w:val="HTMLCode"/>
           <w:rFonts w:ascii="inherit" w:hAnsi="inherit"/>
           <w:color w:val="FAFAFA"/>
           <w:sz w:val="27"/>
@@ -5210,10 +5044,10 @@
     </w:p>
     <w:p>
       <w:pPr>
-        <w:pStyle w:val="HTML"/>
+        <w:pStyle w:val="HTMLPreformatted"/>
         <w:shd w:val="clear" w:color="auto" w:fill="806000" w:themeFill="accent4" w:themeFillShade="80"/>
         <w:rPr>
-          <w:rStyle w:val="HTML1"/>
+          <w:rStyle w:val="HTMLCode"/>
           <w:rFonts w:ascii="inherit" w:hAnsi="inherit"/>
           <w:color w:val="FAFAFA"/>
           <w:sz w:val="27"/>
@@ -5224,10 +5058,10 @@
     </w:p>
     <w:p>
       <w:pPr>
-        <w:pStyle w:val="HTML"/>
+        <w:pStyle w:val="HTMLPreformatted"/>
         <w:shd w:val="clear" w:color="auto" w:fill="806000" w:themeFill="accent4" w:themeFillShade="80"/>
         <w:rPr>
-          <w:rStyle w:val="HTML1"/>
+          <w:rStyle w:val="HTMLCode"/>
           <w:rFonts w:ascii="inherit" w:hAnsi="inherit"/>
           <w:color w:val="FAFAFA"/>
           <w:sz w:val="27"/>
@@ -5237,7 +5071,7 @@
       </w:pPr>
       <w:r>
         <w:rPr>
-          <w:rStyle w:val="HTML1"/>
+          <w:rStyle w:val="HTMLCode"/>
           <w:rFonts w:ascii="inherit" w:hAnsi="inherit"/>
           <w:color w:val="FAFAFA"/>
           <w:sz w:val="27"/>
@@ -5249,7 +5083,7 @@
       <w:proofErr w:type="spellStart"/>
       <w:r>
         <w:rPr>
-          <w:rStyle w:val="HTML1"/>
+          <w:rStyle w:val="HTMLCode"/>
           <w:rFonts w:ascii="inherit" w:hAnsi="inherit"/>
           <w:color w:val="FAFAFA"/>
           <w:sz w:val="27"/>
@@ -5261,7 +5095,7 @@
       <w:proofErr w:type="spellEnd"/>
       <w:r>
         <w:rPr>
-          <w:rStyle w:val="HTML1"/>
+          <w:rStyle w:val="HTMLCode"/>
           <w:rFonts w:ascii="inherit" w:hAnsi="inherit"/>
           <w:color w:val="FAFAFA"/>
           <w:sz w:val="27"/>
@@ -5273,10 +5107,10 @@
     </w:p>
     <w:p>
       <w:pPr>
-        <w:pStyle w:val="HTML"/>
+        <w:pStyle w:val="HTMLPreformatted"/>
         <w:shd w:val="clear" w:color="auto" w:fill="806000" w:themeFill="accent4" w:themeFillShade="80"/>
         <w:rPr>
-          <w:rStyle w:val="HTML1"/>
+          <w:rStyle w:val="HTMLCode"/>
           <w:rFonts w:ascii="inherit" w:hAnsi="inherit"/>
           <w:color w:val="FAFAFA"/>
           <w:sz w:val="27"/>
@@ -5286,7 +5120,7 @@
       </w:pPr>
       <w:r>
         <w:rPr>
-          <w:rStyle w:val="HTML1"/>
+          <w:rStyle w:val="HTMLCode"/>
           <w:rFonts w:ascii="inherit" w:hAnsi="inherit"/>
           <w:color w:val="FAFAFA"/>
           <w:sz w:val="27"/>
@@ -5298,10 +5132,10 @@
     </w:p>
     <w:p>
       <w:pPr>
-        <w:pStyle w:val="HTML"/>
+        <w:pStyle w:val="HTMLPreformatted"/>
         <w:shd w:val="clear" w:color="auto" w:fill="806000" w:themeFill="accent4" w:themeFillShade="80"/>
         <w:rPr>
-          <w:rStyle w:val="HTML1"/>
+          <w:rStyle w:val="HTMLCode"/>
           <w:rFonts w:ascii="inherit" w:hAnsi="inherit"/>
           <w:color w:val="FAFAFA"/>
           <w:sz w:val="27"/>
@@ -5311,7 +5145,7 @@
       </w:pPr>
       <w:r>
         <w:rPr>
-          <w:rStyle w:val="HTML1"/>
+          <w:rStyle w:val="HTMLCode"/>
           <w:rFonts w:ascii="inherit" w:hAnsi="inherit"/>
           <w:color w:val="FAFAFA"/>
           <w:sz w:val="27"/>
@@ -5323,10 +5157,10 @@
     </w:p>
     <w:p>
       <w:pPr>
-        <w:pStyle w:val="HTML"/>
+        <w:pStyle w:val="HTMLPreformatted"/>
         <w:shd w:val="clear" w:color="auto" w:fill="806000" w:themeFill="accent4" w:themeFillShade="80"/>
         <w:rPr>
-          <w:rStyle w:val="HTML1"/>
+          <w:rStyle w:val="HTMLCode"/>
           <w:rFonts w:ascii="inherit" w:hAnsi="inherit"/>
           <w:color w:val="FAFAFA"/>
           <w:sz w:val="27"/>
@@ -5336,7 +5170,7 @@
       </w:pPr>
       <w:r>
         <w:rPr>
-          <w:rStyle w:val="HTML1"/>
+          <w:rStyle w:val="HTMLCode"/>
           <w:rFonts w:ascii="inherit" w:hAnsi="inherit"/>
           <w:color w:val="FAFAFA"/>
           <w:sz w:val="27"/>
@@ -5348,7 +5182,7 @@
     </w:p>
     <w:p>
       <w:pPr>
-        <w:pStyle w:val="a3"/>
+        <w:pStyle w:val="NormalWeb"/>
         <w:pBdr>
           <w:top w:val="single" w:sz="2" w:space="0" w:color="E5E7EB"/>
           <w:left w:val="single" w:sz="2" w:space="0" w:color="E5E7EB"/>
@@ -5402,7 +5236,7 @@
       <w:proofErr w:type="spellStart"/>
       <w:r>
         <w:rPr>
-          <w:rStyle w:val="HTML1"/>
+          <w:rStyle w:val="HTMLCode"/>
           <w:rFonts w:ascii="Consolas" w:hAnsi="Consolas"/>
           <w:color w:val="111111"/>
           <w:bdr w:val="single" w:sz="2" w:space="0" w:color="E5E7EB" w:frame="1"/>
@@ -5425,7 +5259,7 @@
     </w:p>
     <w:p>
       <w:pPr>
-        <w:pStyle w:val="a3"/>
+        <w:pStyle w:val="NormalWeb"/>
         <w:pBdr>
           <w:top w:val="single" w:sz="2" w:space="0" w:color="E5E7EB"/>
           <w:left w:val="single" w:sz="2" w:space="0" w:color="E5E7EB"/>
@@ -5451,7 +5285,6 @@
         </w:rPr>
         <w:t xml:space="preserve">It is important to make sure that the scope only exists for as long as is necessary, and that it is properly disposed of once you have finished with it. This is to avoid any issues of captive dependencies (as discussed at the start of this article. </w:t>
       </w:r>
-      <w:proofErr w:type="spellStart"/>
       <w:r>
         <w:rPr>
           <w:rFonts w:ascii="Segoe UI" w:hAnsi="Segoe UI" w:cs="Segoe UI"/>
@@ -5459,57 +5292,7 @@
           <w:sz w:val="30"/>
           <w:szCs w:val="30"/>
         </w:rPr>
-        <w:t>Therefore</w:t>
-      </w:r>
-      <w:proofErr w:type="spellEnd"/>
-      <w:r>
-        <w:rPr>
-          <w:rFonts w:ascii="Segoe UI" w:hAnsi="Segoe UI" w:cs="Segoe UI"/>
-          <w:color w:val="111111"/>
-          <w:sz w:val="30"/>
-          <w:szCs w:val="30"/>
-        </w:rPr>
-        <w:t xml:space="preserve">, I </w:t>
-      </w:r>
-      <w:proofErr w:type="spellStart"/>
-      <w:r>
-        <w:rPr>
-          <w:rFonts w:ascii="Segoe UI" w:hAnsi="Segoe UI" w:cs="Segoe UI"/>
-          <w:color w:val="111111"/>
-          <w:sz w:val="30"/>
-          <w:szCs w:val="30"/>
-        </w:rPr>
-        <w:t>would</w:t>
-      </w:r>
-      <w:proofErr w:type="spellEnd"/>
-      <w:r>
-        <w:rPr>
-          <w:rFonts w:ascii="Segoe UI" w:hAnsi="Segoe UI" w:cs="Segoe UI"/>
-          <w:color w:val="111111"/>
-          <w:sz w:val="30"/>
-          <w:szCs w:val="30"/>
-        </w:rPr>
-        <w:t xml:space="preserve"> </w:t>
-      </w:r>
-      <w:proofErr w:type="spellStart"/>
-      <w:r>
-        <w:rPr>
-          <w:rFonts w:ascii="Segoe UI" w:hAnsi="Segoe UI" w:cs="Segoe UI"/>
-          <w:color w:val="111111"/>
-          <w:sz w:val="30"/>
-          <w:szCs w:val="30"/>
-        </w:rPr>
-        <w:t>recommend</w:t>
-      </w:r>
-      <w:proofErr w:type="spellEnd"/>
-      <w:r>
-        <w:rPr>
-          <w:rFonts w:ascii="Segoe UI" w:hAnsi="Segoe UI" w:cs="Segoe UI"/>
-          <w:color w:val="111111"/>
-          <w:sz w:val="30"/>
-          <w:szCs w:val="30"/>
-        </w:rPr>
-        <w:t>:</w:t>
+        <w:t>Therefore, I would recommend:</w:t>
       </w:r>
     </w:p>
     <w:p>
@@ -5579,7 +5362,7 @@
       </w:r>
       <w:r>
         <w:rPr>
-          <w:rStyle w:val="HTML1"/>
+          <w:rStyle w:val="HTMLCode"/>
           <w:rFonts w:ascii="Consolas" w:eastAsiaTheme="minorHAnsi" w:hAnsi="Consolas"/>
           <w:color w:val="111111"/>
           <w:sz w:val="24"/>
@@ -5617,42 +5400,29 @@
     </w:p>
     <w:p>
       <w:pPr>
-        <w:pStyle w:val="1"/>
-      </w:pPr>
-      <w:r>
-        <w:t xml:space="preserve">Как </w:t>
-      </w:r>
-      <w:proofErr w:type="spellStart"/>
-      <w:r>
-        <w:t>заюзать</w:t>
-      </w:r>
-      <w:proofErr w:type="spellEnd"/>
+        <w:pStyle w:val="Heading1"/>
+      </w:pPr>
+      <w:r>
+        <w:t xml:space="preserve">Как заюзать </w:t>
+      </w:r>
+      <w:r>
+        <w:rPr>
+          <w:lang w:val="en-US"/>
+        </w:rPr>
+        <w:t>Scoped</w:t>
+      </w:r>
       <w:r>
         <w:t xml:space="preserve"> </w:t>
       </w:r>
       <w:r>
-        <w:rPr>
-          <w:lang w:val="en-US"/>
-        </w:rPr>
-        <w:t>Scoped</w:t>
-      </w:r>
-      <w:r>
-        <w:t xml:space="preserve"> </w:t>
-      </w:r>
-      <w:r>
-        <w:t xml:space="preserve">сервис в бэкграунд </w:t>
-      </w:r>
-      <w:proofErr w:type="spellStart"/>
-      <w:r>
-        <w:t>джобе</w:t>
-      </w:r>
-      <w:proofErr w:type="spellEnd"/>
+        <w:t>сервис в бэкграунд джобе</w:t>
+      </w:r>
     </w:p>
     <w:p>
       <w:hyperlink r:id="rId13" w:history="1">
         <w:r>
           <w:rPr>
-            <w:rStyle w:val="a5"/>
+            <w:rStyle w:val="Hyperlink"/>
           </w:rPr>
           <w:t>https://learn.microsoft.com/en-us/dotnet/core/extensions/scoped-service</w:t>
         </w:r>
@@ -5661,7 +5431,7 @@
     <w:p/>
     <w:p>
       <w:pPr>
-        <w:pStyle w:val="1"/>
+        <w:pStyle w:val="Heading1"/>
         <w:rPr>
           <w:lang w:val="en-US"/>
         </w:rPr>
@@ -5690,7 +5460,7 @@
     </w:p>
     <w:p>
       <w:pPr>
-        <w:pStyle w:val="a3"/>
+        <w:pStyle w:val="NormalWeb"/>
         <w:shd w:val="clear" w:color="auto" w:fill="FFFFFF"/>
         <w:spacing w:before="0" w:beforeAutospacing="0" w:after="264" w:afterAutospacing="0"/>
         <w:textAlignment w:val="baseline"/>
@@ -5742,7 +5512,7 @@
       </w:r>
       <w:r>
         <w:rPr>
-          <w:rStyle w:val="HTML1"/>
+          <w:rStyle w:val="HTMLCode"/>
           <w:rFonts w:ascii="Consolas" w:eastAsiaTheme="minorHAnsi" w:hAnsi="Consolas"/>
           <w:color w:val="0C0D0E"/>
           <w:bdr w:val="none" w:sz="0" w:space="0" w:color="auto" w:frame="1"/>
@@ -5764,7 +5534,7 @@
       <w:proofErr w:type="spellStart"/>
       <w:r>
         <w:rPr>
-          <w:rStyle w:val="HTML1"/>
+          <w:rStyle w:val="HTMLCode"/>
           <w:rFonts w:ascii="Consolas" w:eastAsiaTheme="minorHAnsi" w:hAnsi="Consolas"/>
           <w:color w:val="0C0D0E"/>
           <w:bdr w:val="none" w:sz="0" w:space="0" w:color="auto" w:frame="1"/>
@@ -5784,7 +5554,6 @@
         </w:rPr>
         <w:t xml:space="preserve"> values can be computed dynamically but need to be assigned before the constructor exits. </w:t>
       </w:r>
-      <w:proofErr w:type="spellStart"/>
       <w:r>
         <w:rPr>
           <w:rFonts w:ascii="inherit" w:hAnsi="inherit" w:cs="Segoe UI"/>
@@ -5792,97 +5561,7 @@
           <w:sz w:val="23"/>
           <w:szCs w:val="23"/>
         </w:rPr>
-        <w:t>After</w:t>
-      </w:r>
-      <w:proofErr w:type="spellEnd"/>
-      <w:r>
-        <w:rPr>
-          <w:rFonts w:ascii="inherit" w:hAnsi="inherit" w:cs="Segoe UI"/>
-          <w:color w:val="0C0D0E"/>
-          <w:sz w:val="23"/>
-          <w:szCs w:val="23"/>
-        </w:rPr>
-        <w:t xml:space="preserve"> </w:t>
-      </w:r>
-      <w:proofErr w:type="spellStart"/>
-      <w:r>
-        <w:rPr>
-          <w:rFonts w:ascii="inherit" w:hAnsi="inherit" w:cs="Segoe UI"/>
-          <w:color w:val="0C0D0E"/>
-          <w:sz w:val="23"/>
-          <w:szCs w:val="23"/>
-        </w:rPr>
-        <w:t>that</w:t>
-      </w:r>
-      <w:proofErr w:type="spellEnd"/>
-      <w:r>
-        <w:rPr>
-          <w:rFonts w:ascii="inherit" w:hAnsi="inherit" w:cs="Segoe UI"/>
-          <w:color w:val="0C0D0E"/>
-          <w:sz w:val="23"/>
-          <w:szCs w:val="23"/>
-        </w:rPr>
-        <w:t xml:space="preserve"> </w:t>
-      </w:r>
-      <w:proofErr w:type="spellStart"/>
-      <w:r>
-        <w:rPr>
-          <w:rFonts w:ascii="inherit" w:hAnsi="inherit" w:cs="Segoe UI"/>
-          <w:color w:val="0C0D0E"/>
-          <w:sz w:val="23"/>
-          <w:szCs w:val="23"/>
-        </w:rPr>
-        <w:t>it</w:t>
-      </w:r>
-      <w:proofErr w:type="spellEnd"/>
-      <w:r>
-        <w:rPr>
-          <w:rFonts w:ascii="inherit" w:hAnsi="inherit" w:cs="Segoe UI"/>
-          <w:color w:val="0C0D0E"/>
-          <w:sz w:val="23"/>
-          <w:szCs w:val="23"/>
-        </w:rPr>
-        <w:t xml:space="preserve"> </w:t>
-      </w:r>
-      <w:proofErr w:type="spellStart"/>
-      <w:r>
-        <w:rPr>
-          <w:rFonts w:ascii="inherit" w:hAnsi="inherit" w:cs="Segoe UI"/>
-          <w:color w:val="0C0D0E"/>
-          <w:sz w:val="23"/>
-          <w:szCs w:val="23"/>
-        </w:rPr>
-        <w:t>is</w:t>
-      </w:r>
-      <w:proofErr w:type="spellEnd"/>
-      <w:r>
-        <w:rPr>
-          <w:rFonts w:ascii="inherit" w:hAnsi="inherit" w:cs="Segoe UI"/>
-          <w:color w:val="0C0D0E"/>
-          <w:sz w:val="23"/>
-          <w:szCs w:val="23"/>
-        </w:rPr>
-        <w:t xml:space="preserve"> </w:t>
-      </w:r>
-      <w:proofErr w:type="spellStart"/>
-      <w:r>
-        <w:rPr>
-          <w:rFonts w:ascii="inherit" w:hAnsi="inherit" w:cs="Segoe UI"/>
-          <w:color w:val="0C0D0E"/>
-          <w:sz w:val="23"/>
-          <w:szCs w:val="23"/>
-        </w:rPr>
-        <w:t>frozen</w:t>
-      </w:r>
-      <w:proofErr w:type="spellEnd"/>
-      <w:r>
-        <w:rPr>
-          <w:rFonts w:ascii="inherit" w:hAnsi="inherit" w:cs="Segoe UI"/>
-          <w:color w:val="0C0D0E"/>
-          <w:sz w:val="23"/>
-          <w:szCs w:val="23"/>
-        </w:rPr>
-        <w:t>.</w:t>
+        <w:t>After that it is frozen.</w:t>
       </w:r>
     </w:p>
     <w:p>
@@ -5905,7 +5584,7 @@
       </w:pPr>
       <w:r>
         <w:rPr>
-          <w:rStyle w:val="HTML1"/>
+          <w:rStyle w:val="HTMLCode"/>
           <w:rFonts w:ascii="Consolas" w:eastAsiaTheme="minorHAnsi" w:hAnsi="Consolas"/>
           <w:color w:val="0C0D0E"/>
           <w:bdr w:val="none" w:sz="0" w:space="0" w:color="auto" w:frame="1"/>
@@ -5926,7 +5605,7 @@
       </w:r>
       <w:r>
         <w:rPr>
-          <w:rStyle w:val="HTML1"/>
+          <w:rStyle w:val="HTMLCode"/>
           <w:rFonts w:ascii="Consolas" w:eastAsiaTheme="minorHAnsi" w:hAnsi="Consolas"/>
           <w:color w:val="0C0D0E"/>
           <w:bdr w:val="none" w:sz="0" w:space="0" w:color="auto" w:frame="1"/>
@@ -5948,7 +5627,7 @@
       <w:proofErr w:type="spellStart"/>
       <w:r>
         <w:rPr>
-          <w:rStyle w:val="HTML1"/>
+          <w:rStyle w:val="HTMLCode"/>
           <w:rFonts w:ascii="Consolas" w:eastAsiaTheme="minorHAnsi" w:hAnsi="Consolas"/>
           <w:color w:val="0C0D0E"/>
           <w:bdr w:val="none" w:sz="0" w:space="0" w:color="auto" w:frame="1"/>
@@ -5971,7 +5650,7 @@
     </w:p>
     <w:p>
       <w:pPr>
-        <w:pStyle w:val="a3"/>
+        <w:pStyle w:val="NormalWeb"/>
         <w:shd w:val="clear" w:color="auto" w:fill="FFFFFF"/>
         <w:spacing w:before="0" w:beforeAutospacing="0" w:after="0" w:afterAutospacing="0"/>
         <w:textAlignment w:val="baseline"/>
@@ -5997,7 +5676,7 @@
       <w:proofErr w:type="spellStart"/>
       <w:r>
         <w:rPr>
-          <w:rStyle w:val="HTML1"/>
+          <w:rStyle w:val="HTMLCode"/>
           <w:rFonts w:ascii="Consolas" w:hAnsi="Consolas"/>
           <w:color w:val="0C0D0E"/>
           <w:bdr w:val="none" w:sz="0" w:space="0" w:color="auto" w:frame="1"/>
@@ -6020,11 +5699,11 @@
     </w:p>
     <w:p>
       <w:pPr>
-        <w:pStyle w:val="HTML"/>
+        <w:pStyle w:val="HTMLPreformatted"/>
         <w:shd w:val="clear" w:color="auto" w:fill="F6F6F6"/>
         <w:textAlignment w:val="baseline"/>
         <w:rPr>
-          <w:rStyle w:val="HTML1"/>
+          <w:rStyle w:val="HTMLCode"/>
           <w:rFonts w:ascii="inherit" w:hAnsi="inherit"/>
           <w:color w:val="0C0D0E"/>
           <w:bdr w:val="none" w:sz="0" w:space="0" w:color="auto" w:frame="1"/>
@@ -6043,7 +5722,7 @@
       </w:r>
       <w:r>
         <w:rPr>
-          <w:rStyle w:val="HTML1"/>
+          <w:rStyle w:val="HTMLCode"/>
           <w:rFonts w:ascii="inherit" w:hAnsi="inherit"/>
           <w:color w:val="0C0D0E"/>
           <w:bdr w:val="none" w:sz="0" w:space="0" w:color="auto" w:frame="1"/>
@@ -6063,7 +5742,7 @@
       </w:r>
       <w:r>
         <w:rPr>
-          <w:rStyle w:val="HTML1"/>
+          <w:rStyle w:val="HTMLCode"/>
           <w:rFonts w:ascii="inherit" w:hAnsi="inherit"/>
           <w:color w:val="0C0D0E"/>
           <w:bdr w:val="none" w:sz="0" w:space="0" w:color="auto" w:frame="1"/>
@@ -6086,20 +5765,20 @@
     </w:p>
     <w:p>
       <w:pPr>
-        <w:pStyle w:val="HTML"/>
+        <w:pStyle w:val="HTMLPreformatted"/>
         <w:shd w:val="clear" w:color="auto" w:fill="F6F6F6"/>
         <w:textAlignment w:val="baseline"/>
         <w:rPr>
-          <w:rStyle w:val="HTML1"/>
-          <w:rFonts w:ascii="inherit" w:hAnsi="inherit"/>
-          <w:color w:val="0C0D0E"/>
-          <w:bdr w:val="none" w:sz="0" w:space="0" w:color="auto" w:frame="1"/>
-          <w:lang w:val="en-US"/>
-        </w:rPr>
-      </w:pPr>
-      <w:r>
-        <w:rPr>
-          <w:rStyle w:val="HTML1"/>
+          <w:rStyle w:val="HTMLCode"/>
+          <w:rFonts w:ascii="inherit" w:hAnsi="inherit"/>
+          <w:color w:val="0C0D0E"/>
+          <w:bdr w:val="none" w:sz="0" w:space="0" w:color="auto" w:frame="1"/>
+          <w:lang w:val="en-US"/>
+        </w:rPr>
+      </w:pPr>
+      <w:r>
+        <w:rPr>
+          <w:rStyle w:val="HTMLCode"/>
           <w:rFonts w:ascii="inherit" w:hAnsi="inherit"/>
           <w:color w:val="0C0D0E"/>
           <w:bdr w:val="none" w:sz="0" w:space="0" w:color="auto" w:frame="1"/>
@@ -6110,20 +5789,20 @@
     </w:p>
     <w:p>
       <w:pPr>
-        <w:pStyle w:val="HTML"/>
+        <w:pStyle w:val="HTMLPreformatted"/>
         <w:shd w:val="clear" w:color="auto" w:fill="F6F6F6"/>
         <w:textAlignment w:val="baseline"/>
         <w:rPr>
-          <w:rStyle w:val="HTML1"/>
-          <w:rFonts w:ascii="inherit" w:hAnsi="inherit"/>
-          <w:color w:val="0C0D0E"/>
-          <w:bdr w:val="none" w:sz="0" w:space="0" w:color="auto" w:frame="1"/>
-          <w:lang w:val="en-US"/>
-        </w:rPr>
-      </w:pPr>
-      <w:r>
-        <w:rPr>
-          <w:rStyle w:val="HTML1"/>
+          <w:rStyle w:val="HTMLCode"/>
+          <w:rFonts w:ascii="inherit" w:hAnsi="inherit"/>
+          <w:color w:val="0C0D0E"/>
+          <w:bdr w:val="none" w:sz="0" w:space="0" w:color="auto" w:frame="1"/>
+          <w:lang w:val="en-US"/>
+        </w:rPr>
+      </w:pPr>
+      <w:r>
+        <w:rPr>
+          <w:rStyle w:val="HTMLCode"/>
           <w:rFonts w:ascii="inherit" w:hAnsi="inherit"/>
           <w:color w:val="0C0D0E"/>
           <w:bdr w:val="none" w:sz="0" w:space="0" w:color="auto" w:frame="1"/>
@@ -6143,7 +5822,7 @@
       </w:r>
       <w:r>
         <w:rPr>
-          <w:rStyle w:val="HTML1"/>
+          <w:rStyle w:val="HTMLCode"/>
           <w:rFonts w:ascii="inherit" w:hAnsi="inherit"/>
           <w:color w:val="0C0D0E"/>
           <w:bdr w:val="none" w:sz="0" w:space="0" w:color="auto" w:frame="1"/>
@@ -6163,7 +5842,7 @@
       </w:r>
       <w:r>
         <w:rPr>
-          <w:rStyle w:val="HTML1"/>
+          <w:rStyle w:val="HTMLCode"/>
           <w:rFonts w:ascii="inherit" w:hAnsi="inherit"/>
           <w:color w:val="0C0D0E"/>
           <w:bdr w:val="none" w:sz="0" w:space="0" w:color="auto" w:frame="1"/>
@@ -6183,7 +5862,7 @@
       </w:r>
       <w:r>
         <w:rPr>
-          <w:rStyle w:val="HTML1"/>
+          <w:rStyle w:val="HTMLCode"/>
           <w:rFonts w:ascii="inherit" w:hAnsi="inherit"/>
           <w:color w:val="0C0D0E"/>
           <w:bdr w:val="none" w:sz="0" w:space="0" w:color="auto" w:frame="1"/>
@@ -6203,7 +5882,7 @@
       </w:r>
       <w:r>
         <w:rPr>
-          <w:rStyle w:val="HTML1"/>
+          <w:rStyle w:val="HTMLCode"/>
           <w:rFonts w:ascii="inherit" w:hAnsi="inherit"/>
           <w:color w:val="0C0D0E"/>
           <w:bdr w:val="none" w:sz="0" w:space="0" w:color="auto" w:frame="1"/>
@@ -6214,20 +5893,20 @@
     </w:p>
     <w:p>
       <w:pPr>
-        <w:pStyle w:val="HTML"/>
+        <w:pStyle w:val="HTMLPreformatted"/>
         <w:shd w:val="clear" w:color="auto" w:fill="F6F6F6"/>
         <w:textAlignment w:val="baseline"/>
         <w:rPr>
-          <w:rStyle w:val="HTML1"/>
-          <w:rFonts w:ascii="inherit" w:hAnsi="inherit"/>
-          <w:color w:val="0C0D0E"/>
-          <w:bdr w:val="none" w:sz="0" w:space="0" w:color="auto" w:frame="1"/>
-          <w:lang w:val="en-US"/>
-        </w:rPr>
-      </w:pPr>
-      <w:r>
-        <w:rPr>
-          <w:rStyle w:val="HTML1"/>
+          <w:rStyle w:val="HTMLCode"/>
+          <w:rFonts w:ascii="inherit" w:hAnsi="inherit"/>
+          <w:color w:val="0C0D0E"/>
+          <w:bdr w:val="none" w:sz="0" w:space="0" w:color="auto" w:frame="1"/>
+          <w:lang w:val="en-US"/>
+        </w:rPr>
+      </w:pPr>
+      <w:r>
+        <w:rPr>
+          <w:rStyle w:val="HTMLCode"/>
           <w:rFonts w:ascii="inherit" w:hAnsi="inherit"/>
           <w:color w:val="0C0D0E"/>
           <w:bdr w:val="none" w:sz="0" w:space="0" w:color="auto" w:frame="1"/>
@@ -6247,7 +5926,7 @@
       </w:r>
       <w:r>
         <w:rPr>
-          <w:rStyle w:val="HTML1"/>
+          <w:rStyle w:val="HTMLCode"/>
           <w:rFonts w:ascii="inherit" w:hAnsi="inherit"/>
           <w:color w:val="0C0D0E"/>
           <w:bdr w:val="none" w:sz="0" w:space="0" w:color="auto" w:frame="1"/>
@@ -6269,7 +5948,7 @@
       <w:proofErr w:type="spellEnd"/>
       <w:r>
         <w:rPr>
-          <w:rStyle w:val="HTML1"/>
+          <w:rStyle w:val="HTMLCode"/>
           <w:rFonts w:ascii="inherit" w:hAnsi="inherit"/>
           <w:color w:val="0C0D0E"/>
           <w:bdr w:val="none" w:sz="0" w:space="0" w:color="auto" w:frame="1"/>
@@ -6289,7 +5968,7 @@
       </w:r>
       <w:r>
         <w:rPr>
-          <w:rStyle w:val="HTML1"/>
+          <w:rStyle w:val="HTMLCode"/>
           <w:rFonts w:ascii="inherit" w:hAnsi="inherit"/>
           <w:color w:val="0C0D0E"/>
           <w:bdr w:val="none" w:sz="0" w:space="0" w:color="auto" w:frame="1"/>
@@ -6300,20 +5979,20 @@
     </w:p>
     <w:p>
       <w:pPr>
-        <w:pStyle w:val="HTML"/>
+        <w:pStyle w:val="HTMLPreformatted"/>
         <w:shd w:val="clear" w:color="auto" w:fill="F6F6F6"/>
         <w:textAlignment w:val="baseline"/>
         <w:rPr>
-          <w:rStyle w:val="HTML1"/>
-          <w:rFonts w:ascii="inherit" w:hAnsi="inherit"/>
-          <w:color w:val="0C0D0E"/>
-          <w:bdr w:val="none" w:sz="0" w:space="0" w:color="auto" w:frame="1"/>
-          <w:lang w:val="en-US"/>
-        </w:rPr>
-      </w:pPr>
-      <w:r>
-        <w:rPr>
-          <w:rStyle w:val="HTML1"/>
+          <w:rStyle w:val="HTMLCode"/>
+          <w:rFonts w:ascii="inherit" w:hAnsi="inherit"/>
+          <w:color w:val="0C0D0E"/>
+          <w:bdr w:val="none" w:sz="0" w:space="0" w:color="auto" w:frame="1"/>
+          <w:lang w:val="en-US"/>
+        </w:rPr>
+      </w:pPr>
+      <w:r>
+        <w:rPr>
+          <w:rStyle w:val="HTMLCode"/>
           <w:rFonts w:ascii="inherit" w:hAnsi="inherit"/>
           <w:color w:val="0C0D0E"/>
           <w:bdr w:val="none" w:sz="0" w:space="0" w:color="auto" w:frame="1"/>
@@ -6388,20 +6067,20 @@
     </w:p>
     <w:p>
       <w:pPr>
-        <w:pStyle w:val="HTML"/>
+        <w:pStyle w:val="HTMLPreformatted"/>
         <w:shd w:val="clear" w:color="auto" w:fill="F6F6F6"/>
         <w:textAlignment w:val="baseline"/>
         <w:rPr>
-          <w:rStyle w:val="HTML1"/>
-          <w:rFonts w:ascii="inherit" w:hAnsi="inherit"/>
-          <w:color w:val="0C0D0E"/>
-          <w:bdr w:val="none" w:sz="0" w:space="0" w:color="auto" w:frame="1"/>
-          <w:lang w:val="en-US"/>
-        </w:rPr>
-      </w:pPr>
-      <w:r>
-        <w:rPr>
-          <w:rStyle w:val="HTML1"/>
+          <w:rStyle w:val="HTMLCode"/>
+          <w:rFonts w:ascii="inherit" w:hAnsi="inherit"/>
+          <w:color w:val="0C0D0E"/>
+          <w:bdr w:val="none" w:sz="0" w:space="0" w:color="auto" w:frame="1"/>
+          <w:lang w:val="en-US"/>
+        </w:rPr>
+      </w:pPr>
+      <w:r>
+        <w:rPr>
+          <w:rStyle w:val="HTMLCode"/>
           <w:rFonts w:ascii="inherit" w:hAnsi="inherit"/>
           <w:color w:val="0C0D0E"/>
           <w:bdr w:val="none" w:sz="0" w:space="0" w:color="auto" w:frame="1"/>
@@ -6412,20 +6091,20 @@
     </w:p>
     <w:p>
       <w:pPr>
-        <w:pStyle w:val="HTML"/>
+        <w:pStyle w:val="HTMLPreformatted"/>
         <w:shd w:val="clear" w:color="auto" w:fill="F6F6F6"/>
         <w:textAlignment w:val="baseline"/>
         <w:rPr>
-          <w:rStyle w:val="HTML1"/>
-          <w:rFonts w:ascii="inherit" w:hAnsi="inherit"/>
-          <w:color w:val="0C0D0E"/>
-          <w:bdr w:val="none" w:sz="0" w:space="0" w:color="auto" w:frame="1"/>
-          <w:lang w:val="en-US"/>
-        </w:rPr>
-      </w:pPr>
-      <w:r>
-        <w:rPr>
-          <w:rStyle w:val="HTML1"/>
+          <w:rStyle w:val="HTMLCode"/>
+          <w:rFonts w:ascii="inherit" w:hAnsi="inherit"/>
+          <w:color w:val="0C0D0E"/>
+          <w:bdr w:val="none" w:sz="0" w:space="0" w:color="auto" w:frame="1"/>
+          <w:lang w:val="en-US"/>
+        </w:rPr>
+      </w:pPr>
+      <w:r>
+        <w:rPr>
+          <w:rStyle w:val="HTMLCode"/>
           <w:rFonts w:ascii="inherit" w:hAnsi="inherit"/>
           <w:color w:val="0C0D0E"/>
           <w:bdr w:val="none" w:sz="0" w:space="0" w:color="auto" w:frame="1"/>
@@ -6445,7 +6124,7 @@
       </w:r>
       <w:r>
         <w:rPr>
-          <w:rStyle w:val="HTML1"/>
+          <w:rStyle w:val="HTMLCode"/>
           <w:rFonts w:ascii="inherit" w:hAnsi="inherit"/>
           <w:color w:val="0C0D0E"/>
           <w:bdr w:val="none" w:sz="0" w:space="0" w:color="auto" w:frame="1"/>
@@ -6456,20 +6135,20 @@
     </w:p>
     <w:p>
       <w:pPr>
-        <w:pStyle w:val="HTML"/>
+        <w:pStyle w:val="HTMLPreformatted"/>
         <w:shd w:val="clear" w:color="auto" w:fill="F6F6F6"/>
         <w:textAlignment w:val="baseline"/>
         <w:rPr>
-          <w:rStyle w:val="HTML1"/>
-          <w:rFonts w:ascii="inherit" w:hAnsi="inherit"/>
-          <w:color w:val="0C0D0E"/>
-          <w:bdr w:val="none" w:sz="0" w:space="0" w:color="auto" w:frame="1"/>
-          <w:lang w:val="en-US"/>
-        </w:rPr>
-      </w:pPr>
-      <w:r>
-        <w:rPr>
-          <w:rStyle w:val="HTML1"/>
+          <w:rStyle w:val="HTMLCode"/>
+          <w:rFonts w:ascii="inherit" w:hAnsi="inherit"/>
+          <w:color w:val="0C0D0E"/>
+          <w:bdr w:val="none" w:sz="0" w:space="0" w:color="auto" w:frame="1"/>
+          <w:lang w:val="en-US"/>
+        </w:rPr>
+      </w:pPr>
+      <w:r>
+        <w:rPr>
+          <w:rStyle w:val="HTMLCode"/>
           <w:rFonts w:ascii="inherit" w:hAnsi="inherit"/>
           <w:color w:val="0C0D0E"/>
           <w:bdr w:val="none" w:sz="0" w:space="0" w:color="auto" w:frame="1"/>
@@ -6480,20 +6159,20 @@
     </w:p>
     <w:p>
       <w:pPr>
-        <w:pStyle w:val="HTML"/>
+        <w:pStyle w:val="HTMLPreformatted"/>
         <w:shd w:val="clear" w:color="auto" w:fill="F6F6F6"/>
         <w:textAlignment w:val="baseline"/>
         <w:rPr>
-          <w:rStyle w:val="HTML1"/>
-          <w:rFonts w:ascii="inherit" w:hAnsi="inherit"/>
-          <w:color w:val="0C0D0E"/>
-          <w:bdr w:val="none" w:sz="0" w:space="0" w:color="auto" w:frame="1"/>
-          <w:lang w:val="en-US"/>
-        </w:rPr>
-      </w:pPr>
-      <w:r>
-        <w:rPr>
-          <w:rStyle w:val="HTML1"/>
+          <w:rStyle w:val="HTMLCode"/>
+          <w:rFonts w:ascii="inherit" w:hAnsi="inherit"/>
+          <w:color w:val="0C0D0E"/>
+          <w:bdr w:val="none" w:sz="0" w:space="0" w:color="auto" w:frame="1"/>
+          <w:lang w:val="en-US"/>
+        </w:rPr>
+      </w:pPr>
+      <w:r>
+        <w:rPr>
+          <w:rStyle w:val="HTMLCode"/>
           <w:rFonts w:ascii="inherit" w:hAnsi="inherit"/>
           <w:color w:val="0C0D0E"/>
           <w:bdr w:val="none" w:sz="0" w:space="0" w:color="auto" w:frame="1"/>
@@ -6504,7 +6183,7 @@
     </w:p>
     <w:p>
       <w:pPr>
-        <w:pStyle w:val="a3"/>
+        <w:pStyle w:val="NormalWeb"/>
         <w:shd w:val="clear" w:color="auto" w:fill="FFFFFF"/>
         <w:spacing w:before="0" w:beforeAutospacing="0" w:after="0" w:afterAutospacing="0"/>
         <w:textAlignment w:val="baseline"/>
@@ -6518,7 +6197,7 @@
       <w:proofErr w:type="spellStart"/>
       <w:r>
         <w:rPr>
-          <w:rStyle w:val="HTML1"/>
+          <w:rStyle w:val="HTMLCode"/>
           <w:rFonts w:ascii="Consolas" w:hAnsi="Consolas"/>
           <w:color w:val="0C0D0E"/>
           <w:bdr w:val="none" w:sz="0" w:space="0" w:color="auto" w:frame="1"/>
@@ -6541,7 +6220,7 @@
       <w:proofErr w:type="spellStart"/>
       <w:r>
         <w:rPr>
-          <w:rStyle w:val="HTML1"/>
+          <w:rStyle w:val="HTMLCode"/>
           <w:rFonts w:ascii="Consolas" w:hAnsi="Consolas"/>
           <w:color w:val="0C0D0E"/>
           <w:bdr w:val="none" w:sz="0" w:space="0" w:color="auto" w:frame="1"/>
@@ -6561,7 +6240,6 @@
         </w:rPr>
         <w:t xml:space="preserve"> and uses these values in code. </w:t>
       </w:r>
-      <w:proofErr w:type="spellStart"/>
       <w:r>
         <w:rPr>
           <w:rFonts w:ascii="Segoe UI" w:hAnsi="Segoe UI" w:cs="Segoe UI"/>
@@ -6569,77 +6247,7 @@
           <w:sz w:val="23"/>
           <w:szCs w:val="23"/>
         </w:rPr>
-        <w:t>When</w:t>
-      </w:r>
-      <w:proofErr w:type="spellEnd"/>
-      <w:r>
-        <w:rPr>
-          <w:rFonts w:ascii="Segoe UI" w:hAnsi="Segoe UI" w:cs="Segoe UI"/>
-          <w:color w:val="0C0D0E"/>
-          <w:sz w:val="23"/>
-          <w:szCs w:val="23"/>
-        </w:rPr>
-        <w:t xml:space="preserve"> </w:t>
-      </w:r>
-      <w:proofErr w:type="spellStart"/>
-      <w:r>
-        <w:rPr>
-          <w:rFonts w:ascii="Segoe UI" w:hAnsi="Segoe UI" w:cs="Segoe UI"/>
-          <w:color w:val="0C0D0E"/>
-          <w:sz w:val="23"/>
-          <w:szCs w:val="23"/>
-        </w:rPr>
-        <w:t>this</w:t>
-      </w:r>
-      <w:proofErr w:type="spellEnd"/>
-      <w:r>
-        <w:rPr>
-          <w:rFonts w:ascii="Segoe UI" w:hAnsi="Segoe UI" w:cs="Segoe UI"/>
-          <w:color w:val="0C0D0E"/>
-          <w:sz w:val="23"/>
-          <w:szCs w:val="23"/>
-        </w:rPr>
-        <w:t xml:space="preserve"> </w:t>
-      </w:r>
-      <w:proofErr w:type="spellStart"/>
-      <w:r>
-        <w:rPr>
-          <w:rFonts w:ascii="Segoe UI" w:hAnsi="Segoe UI" w:cs="Segoe UI"/>
-          <w:color w:val="0C0D0E"/>
-          <w:sz w:val="23"/>
-          <w:szCs w:val="23"/>
-        </w:rPr>
-        <w:t>is</w:t>
-      </w:r>
-      <w:proofErr w:type="spellEnd"/>
-      <w:r>
-        <w:rPr>
-          <w:rFonts w:ascii="Segoe UI" w:hAnsi="Segoe UI" w:cs="Segoe UI"/>
-          <w:color w:val="0C0D0E"/>
-          <w:sz w:val="23"/>
-          <w:szCs w:val="23"/>
-        </w:rPr>
-        <w:t xml:space="preserve"> </w:t>
-      </w:r>
-      <w:proofErr w:type="spellStart"/>
-      <w:r>
-        <w:rPr>
-          <w:rFonts w:ascii="Segoe UI" w:hAnsi="Segoe UI" w:cs="Segoe UI"/>
-          <w:color w:val="0C0D0E"/>
-          <w:sz w:val="23"/>
-          <w:szCs w:val="23"/>
-        </w:rPr>
-        <w:t>compiled</w:t>
-      </w:r>
-      <w:proofErr w:type="spellEnd"/>
-      <w:r>
-        <w:rPr>
-          <w:rFonts w:ascii="Segoe UI" w:hAnsi="Segoe UI" w:cs="Segoe UI"/>
-          <w:color w:val="0C0D0E"/>
-          <w:sz w:val="23"/>
-          <w:szCs w:val="23"/>
-        </w:rPr>
-        <w:t>:</w:t>
+        <w:t>When this is compiled:</w:t>
       </w:r>
     </w:p>
     <w:p>
@@ -6672,7 +6280,7 @@
       </w:r>
       <w:r>
         <w:rPr>
-          <w:rStyle w:val="HTML1"/>
+          <w:rStyle w:val="HTMLCode"/>
           <w:rFonts w:ascii="Consolas" w:eastAsiaTheme="minorHAnsi" w:hAnsi="Consolas"/>
           <w:color w:val="0C0D0E"/>
           <w:bdr w:val="none" w:sz="0" w:space="0" w:color="auto" w:frame="1"/>
@@ -6694,7 +6302,7 @@
       <w:proofErr w:type="spellStart"/>
       <w:r>
         <w:rPr>
-          <w:rStyle w:val="HTML1"/>
+          <w:rStyle w:val="HTMLCode"/>
           <w:rFonts w:ascii="Consolas" w:eastAsiaTheme="minorHAnsi" w:hAnsi="Consolas"/>
           <w:color w:val="0C0D0E"/>
           <w:bdr w:val="none" w:sz="0" w:space="0" w:color="auto" w:frame="1"/>
@@ -6726,7 +6334,7 @@
       </w:r>
       <w:r>
         <w:rPr>
-          <w:rStyle w:val="HTML1"/>
+          <w:rStyle w:val="HTMLCode"/>
           <w:rFonts w:ascii="Consolas" w:eastAsiaTheme="minorHAnsi" w:hAnsi="Consolas"/>
           <w:color w:val="0C0D0E"/>
           <w:bdr w:val="none" w:sz="0" w:space="0" w:color="auto" w:frame="1"/>
@@ -6748,7 +6356,7 @@
       <w:proofErr w:type="spellStart"/>
       <w:r>
         <w:rPr>
-          <w:rStyle w:val="HTML1"/>
+          <w:rStyle w:val="HTMLCode"/>
           <w:rFonts w:ascii="Consolas" w:eastAsiaTheme="minorHAnsi" w:hAnsi="Consolas"/>
           <w:i/>
           <w:iCs/>
@@ -6762,7 +6370,7 @@
       <w:proofErr w:type="spellEnd"/>
       <w:r>
         <w:rPr>
-          <w:rStyle w:val="a4"/>
+          <w:rStyle w:val="Emphasis"/>
           <w:rFonts w:ascii="inherit" w:hAnsi="inherit" w:cs="Segoe UI"/>
           <w:color w:val="0C0D0E"/>
           <w:sz w:val="23"/>
@@ -6782,8 +6390,6 @@
         </w:rPr>
         <w:t>.</w:t>
       </w:r>
-      <w:bookmarkStart w:id="0" w:name="_GoBack"/>
-      <w:bookmarkEnd w:id="0"/>
     </w:p>
     <w:p>
       <w:pPr>
@@ -6816,7 +6422,7 @@
       <w:proofErr w:type="spellStart"/>
       <w:r>
         <w:rPr>
-          <w:rStyle w:val="HTML1"/>
+          <w:rStyle w:val="HTMLCode"/>
           <w:rFonts w:ascii="Consolas" w:eastAsiaTheme="minorHAnsi" w:hAnsi="Consolas"/>
           <w:color w:val="0C0D0E"/>
           <w:bdr w:val="none" w:sz="0" w:space="0" w:color="auto" w:frame="1"/>
@@ -6838,7 +6444,7 @@
       </w:r>
       <w:r>
         <w:rPr>
-          <w:rStyle w:val="HTML1"/>
+          <w:rStyle w:val="HTMLCode"/>
           <w:rFonts w:ascii="Consolas" w:eastAsiaTheme="minorHAnsi" w:hAnsi="Consolas"/>
           <w:color w:val="0C0D0E"/>
           <w:bdr w:val="none" w:sz="0" w:space="0" w:color="auto" w:frame="1"/>
@@ -6860,7 +6466,7 @@
       <w:proofErr w:type="spellStart"/>
       <w:r>
         <w:rPr>
-          <w:rStyle w:val="HTML1"/>
+          <w:rStyle w:val="HTMLCode"/>
           <w:rFonts w:ascii="Consolas" w:eastAsiaTheme="minorHAnsi" w:hAnsi="Consolas"/>
           <w:color w:val="0C0D0E"/>
           <w:bdr w:val="none" w:sz="0" w:space="0" w:color="auto" w:frame="1"/>
@@ -6893,7 +6499,7 @@
       <w:proofErr w:type="spellStart"/>
       <w:r>
         <w:rPr>
-          <w:rStyle w:val="HTML1"/>
+          <w:rStyle w:val="HTMLCode"/>
           <w:rFonts w:ascii="Consolas" w:eastAsiaTheme="minorHAnsi" w:hAnsi="Consolas"/>
           <w:color w:val="0C0D0E"/>
           <w:bdr w:val="none" w:sz="0" w:space="0" w:color="auto" w:frame="1"/>
@@ -6937,7 +6543,7 @@
       </w:r>
       <w:r>
         <w:rPr>
-          <w:rStyle w:val="HTML1"/>
+          <w:rStyle w:val="HTMLCode"/>
           <w:rFonts w:ascii="Consolas" w:eastAsiaTheme="minorHAnsi" w:hAnsi="Consolas"/>
           <w:color w:val="0C0D0E"/>
           <w:bdr w:val="none" w:sz="0" w:space="0" w:color="auto" w:frame="1"/>
@@ -6959,7 +6565,7 @@
       <w:proofErr w:type="spellStart"/>
       <w:r>
         <w:rPr>
-          <w:rStyle w:val="HTML1"/>
+          <w:rStyle w:val="HTMLCode"/>
           <w:rFonts w:ascii="Consolas" w:eastAsiaTheme="minorHAnsi" w:hAnsi="Consolas"/>
           <w:color w:val="0C0D0E"/>
           <w:bdr w:val="none" w:sz="0" w:space="0" w:color="auto" w:frame="1"/>
@@ -6982,7 +6588,7 @@
     </w:p>
     <w:p>
       <w:pPr>
-        <w:pStyle w:val="a3"/>
+        <w:pStyle w:val="NormalWeb"/>
         <w:shd w:val="clear" w:color="auto" w:fill="FFFFFF"/>
         <w:spacing w:before="0" w:beforeAutospacing="0" w:after="0" w:afterAutospacing="0"/>
         <w:textAlignment w:val="baseline"/>
@@ -7018,7 +6624,7 @@
       </w:r>
       <w:r>
         <w:rPr>
-          <w:rStyle w:val="HTML1"/>
+          <w:rStyle w:val="HTMLCode"/>
           <w:rFonts w:ascii="Consolas" w:hAnsi="Consolas"/>
           <w:color w:val="0C0D0E"/>
           <w:bdr w:val="none" w:sz="0" w:space="0" w:color="auto" w:frame="1"/>
@@ -7040,11 +6646,11 @@
     </w:p>
     <w:p>
       <w:pPr>
-        <w:pStyle w:val="HTML"/>
+        <w:pStyle w:val="HTMLPreformatted"/>
         <w:shd w:val="clear" w:color="auto" w:fill="F6F6F6"/>
         <w:textAlignment w:val="baseline"/>
         <w:rPr>
-          <w:rStyle w:val="HTML1"/>
+          <w:rStyle w:val="HTMLCode"/>
           <w:rFonts w:ascii="inherit" w:hAnsi="inherit"/>
           <w:color w:val="0C0D0E"/>
           <w:bdr w:val="none" w:sz="0" w:space="0" w:color="auto" w:frame="1"/>
@@ -7063,7 +6669,7 @@
       </w:r>
       <w:r>
         <w:rPr>
-          <w:rStyle w:val="HTML1"/>
+          <w:rStyle w:val="HTMLCode"/>
           <w:rFonts w:ascii="inherit" w:hAnsi="inherit"/>
           <w:color w:val="0C0D0E"/>
           <w:bdr w:val="none" w:sz="0" w:space="0" w:color="auto" w:frame="1"/>
@@ -7083,7 +6689,7 @@
       </w:r>
       <w:r>
         <w:rPr>
-          <w:rStyle w:val="HTML1"/>
+          <w:rStyle w:val="HTMLCode"/>
           <w:rFonts w:ascii="inherit" w:hAnsi="inherit"/>
           <w:color w:val="0C0D0E"/>
           <w:bdr w:val="none" w:sz="0" w:space="0" w:color="auto" w:frame="1"/>
@@ -7103,7 +6709,7 @@
       </w:r>
       <w:r>
         <w:rPr>
-          <w:rStyle w:val="HTML1"/>
+          <w:rStyle w:val="HTMLCode"/>
           <w:rFonts w:ascii="inherit" w:hAnsi="inherit"/>
           <w:color w:val="0C0D0E"/>
           <w:bdr w:val="none" w:sz="0" w:space="0" w:color="auto" w:frame="1"/>
@@ -7123,7 +6729,7 @@
       </w:r>
       <w:r>
         <w:rPr>
-          <w:rStyle w:val="HTML1"/>
+          <w:rStyle w:val="HTMLCode"/>
           <w:rFonts w:ascii="inherit" w:hAnsi="inherit"/>
           <w:color w:val="0C0D0E"/>
           <w:bdr w:val="none" w:sz="0" w:space="0" w:color="auto" w:frame="1"/>
@@ -7134,7 +6740,7 @@
     </w:p>
     <w:p>
       <w:pPr>
-        <w:pStyle w:val="a3"/>
+        <w:pStyle w:val="NormalWeb"/>
         <w:shd w:val="clear" w:color="auto" w:fill="FFFFFF"/>
         <w:spacing w:before="0" w:beforeAutospacing="0" w:after="0" w:afterAutospacing="0"/>
         <w:textAlignment w:val="baseline"/>
@@ -7181,7 +6787,7 @@
       <w:proofErr w:type="spellStart"/>
       <w:r>
         <w:rPr>
-          <w:rStyle w:val="HTML1"/>
+          <w:rStyle w:val="HTMLCode"/>
           <w:rFonts w:ascii="Consolas" w:hAnsi="Consolas"/>
           <w:color w:val="0C0D0E"/>
           <w:bdr w:val="none" w:sz="0" w:space="0" w:color="auto" w:frame="1"/>
@@ -7204,11 +6810,11 @@
     </w:p>
     <w:p>
       <w:pPr>
-        <w:pStyle w:val="HTML"/>
+        <w:pStyle w:val="HTMLPreformatted"/>
         <w:shd w:val="clear" w:color="auto" w:fill="F6F6F6"/>
         <w:textAlignment w:val="baseline"/>
         <w:rPr>
-          <w:rStyle w:val="HTML1"/>
+          <w:rStyle w:val="HTMLCode"/>
           <w:rFonts w:ascii="inherit" w:hAnsi="inherit"/>
           <w:color w:val="0C0D0E"/>
           <w:bdr w:val="none" w:sz="0" w:space="0" w:color="auto" w:frame="1"/>
@@ -7227,7 +6833,7 @@
       </w:r>
       <w:r>
         <w:rPr>
-          <w:rStyle w:val="HTML1"/>
+          <w:rStyle w:val="HTMLCode"/>
           <w:rFonts w:ascii="inherit" w:hAnsi="inherit"/>
           <w:color w:val="0C0D0E"/>
           <w:bdr w:val="none" w:sz="0" w:space="0" w:color="auto" w:frame="1"/>
@@ -7249,7 +6855,7 @@
       <w:proofErr w:type="spellEnd"/>
       <w:r>
         <w:rPr>
-          <w:rStyle w:val="HTML1"/>
+          <w:rStyle w:val="HTMLCode"/>
           <w:rFonts w:ascii="inherit" w:hAnsi="inherit"/>
           <w:color w:val="0C0D0E"/>
           <w:bdr w:val="none" w:sz="0" w:space="0" w:color="auto" w:frame="1"/>
@@ -7269,7 +6875,7 @@
       </w:r>
       <w:r>
         <w:rPr>
-          <w:rStyle w:val="HTML1"/>
+          <w:rStyle w:val="HTMLCode"/>
           <w:rFonts w:ascii="inherit" w:hAnsi="inherit"/>
           <w:color w:val="0C0D0E"/>
           <w:bdr w:val="none" w:sz="0" w:space="0" w:color="auto" w:frame="1"/>
@@ -7289,7 +6895,7 @@
       </w:r>
       <w:r>
         <w:rPr>
-          <w:rStyle w:val="HTML1"/>
+          <w:rStyle w:val="HTMLCode"/>
           <w:rFonts w:ascii="inherit" w:hAnsi="inherit"/>
           <w:color w:val="0C0D0E"/>
           <w:bdr w:val="none" w:sz="0" w:space="0" w:color="auto" w:frame="1"/>
@@ -7300,7 +6906,7 @@
     </w:p>
     <w:p>
       <w:pPr>
-        <w:pStyle w:val="a3"/>
+        <w:pStyle w:val="NormalWeb"/>
         <w:shd w:val="clear" w:color="auto" w:fill="FFFFFF"/>
         <w:spacing w:before="0" w:beforeAutospacing="0" w:after="0" w:afterAutospacing="0"/>
         <w:textAlignment w:val="baseline"/>
@@ -7314,7 +6920,7 @@
       </w:pPr>
       <w:r>
         <w:rPr>
-          <w:rStyle w:val="a4"/>
+          <w:rStyle w:val="Emphasis"/>
           <w:rFonts w:ascii="inherit" w:hAnsi="inherit" w:cs="Segoe UI"/>
           <w:color w:val="0C0D0E"/>
           <w:sz w:val="23"/>
@@ -7322,12 +6928,12 @@
           <w:bdr w:val="none" w:sz="0" w:space="0" w:color="auto" w:frame="1"/>
           <w:lang w:val="en-US"/>
         </w:rPr>
-        <w:t xml:space="preserve">Update: </w:t>
-      </w:r>
-      <w:proofErr w:type="spellStart"/>
-      <w:r>
-        <w:rPr>
-          <w:rStyle w:val="a4"/>
+        <w:t xml:space="preserve">Update: Aku needs to get a mention because he pointed this out first. </w:t>
+      </w:r>
+      <w:proofErr w:type="gramStart"/>
+      <w:r>
+        <w:rPr>
+          <w:rStyle w:val="Emphasis"/>
           <w:rFonts w:ascii="inherit" w:hAnsi="inherit" w:cs="Segoe UI"/>
           <w:color w:val="0C0D0E"/>
           <w:sz w:val="23"/>
@@ -7335,38 +6941,12 @@
           <w:bdr w:val="none" w:sz="0" w:space="0" w:color="auto" w:frame="1"/>
           <w:lang w:val="en-US"/>
         </w:rPr>
-        <w:t>Aku</w:t>
-      </w:r>
-      <w:proofErr w:type="spellEnd"/>
-      <w:r>
-        <w:rPr>
-          <w:rStyle w:val="a4"/>
-          <w:rFonts w:ascii="inherit" w:hAnsi="inherit" w:cs="Segoe UI"/>
-          <w:color w:val="0C0D0E"/>
-          <w:sz w:val="23"/>
-          <w:szCs w:val="23"/>
-          <w:bdr w:val="none" w:sz="0" w:space="0" w:color="auto" w:frame="1"/>
-          <w:lang w:val="en-US"/>
-        </w:rPr>
-        <w:t xml:space="preserve"> needs to get a mention because he pointed this out first. </w:t>
-      </w:r>
-      <w:proofErr w:type="gramStart"/>
-      <w:r>
-        <w:rPr>
-          <w:rStyle w:val="a4"/>
-          <w:rFonts w:ascii="inherit" w:hAnsi="inherit" w:cs="Segoe UI"/>
-          <w:color w:val="0C0D0E"/>
-          <w:sz w:val="23"/>
-          <w:szCs w:val="23"/>
-          <w:bdr w:val="none" w:sz="0" w:space="0" w:color="auto" w:frame="1"/>
-          <w:lang w:val="en-US"/>
-        </w:rPr>
         <w:t>Also</w:t>
       </w:r>
       <w:proofErr w:type="gramEnd"/>
       <w:r>
         <w:rPr>
-          <w:rStyle w:val="a4"/>
+          <w:rStyle w:val="Emphasis"/>
           <w:rFonts w:ascii="inherit" w:hAnsi="inherit" w:cs="Segoe UI"/>
           <w:color w:val="0C0D0E"/>
           <w:sz w:val="23"/>
@@ -7379,7 +6959,7 @@
       <w:hyperlink r:id="rId14" w:history="1">
         <w:r>
           <w:rPr>
-            <w:rStyle w:val="a5"/>
+            <w:rStyle w:val="Hyperlink"/>
             <w:rFonts w:ascii="inherit" w:hAnsi="inherit" w:cs="Segoe UI"/>
             <w:i/>
             <w:iCs/>
@@ -7402,7 +6982,7 @@
     </w:p>
     <w:p>
       <w:pPr>
-        <w:pStyle w:val="1"/>
+        <w:pStyle w:val="Heading1"/>
         <w:rPr>
           <w:lang w:val="en-US"/>
         </w:rPr>
@@ -7448,7 +7028,7 @@
     </w:p>
     <w:p>
       <w:pPr>
-        <w:pStyle w:val="a7"/>
+        <w:pStyle w:val="ListParagraph"/>
         <w:numPr>
           <w:ilvl w:val="0"/>
           <w:numId w:val="6"/>
@@ -7466,7 +7046,7 @@
     </w:p>
     <w:p>
       <w:pPr>
-        <w:pStyle w:val="a7"/>
+        <w:pStyle w:val="ListParagraph"/>
         <w:numPr>
           <w:ilvl w:val="0"/>
           <w:numId w:val="6"/>
@@ -7484,7 +7064,7 @@
     </w:p>
     <w:p>
       <w:pPr>
-        <w:pStyle w:val="a7"/>
+        <w:pStyle w:val="ListParagraph"/>
         <w:numPr>
           <w:ilvl w:val="0"/>
           <w:numId w:val="6"/>
@@ -7516,7 +7096,7 @@
     </w:p>
     <w:p>
       <w:pPr>
-        <w:pStyle w:val="a7"/>
+        <w:pStyle w:val="ListParagraph"/>
         <w:numPr>
           <w:ilvl w:val="0"/>
           <w:numId w:val="6"/>
@@ -7544,6 +7124,5517 @@
           <w:lang w:val="en-US"/>
         </w:rPr>
         <w:t xml:space="preserve"> through each base class through the type run. The order of static constructor execution isn't specified. However, all static constructors in the hierarchy run before any instances are created.</w:t>
+      </w:r>
+    </w:p>
+    <w:p/>
+    <w:p>
+      <w:pPr>
+        <w:pStyle w:val="Heading1"/>
+        <w:rPr>
+          <w:lang w:val="en-US"/>
+        </w:rPr>
+      </w:pPr>
+      <w:r>
+        <w:rPr>
+          <w:lang w:val="en-US"/>
+        </w:rPr>
+        <w:t>How struct size matters</w:t>
+      </w:r>
+    </w:p>
+    <w:p>
+      <w:pPr>
+        <w:rPr>
+          <w:lang w:val="en-150"/>
+        </w:rPr>
+      </w:pPr>
+      <w:r>
+        <w:rPr>
+          <w:lang w:val="en-150"/>
+        </w:rPr>
+        <w:t xml:space="preserve">I benchmarked equality, </w:t>
+      </w:r>
+      <w:proofErr w:type="spellStart"/>
+      <w:r>
+        <w:rPr>
+          <w:lang w:val="en-150"/>
+        </w:rPr>
+        <w:t>GetHashCode</w:t>
+      </w:r>
+      <w:proofErr w:type="spellEnd"/>
+      <w:r>
+        <w:rPr>
+          <w:lang w:val="en-150"/>
+        </w:rPr>
+        <w:t>, and HashSet operations across different C# type implementations. The tests compared struct, </w:t>
+      </w:r>
+      <w:proofErr w:type="spellStart"/>
+      <w:r>
+        <w:rPr>
+          <w:lang w:val="en-150"/>
+        </w:rPr>
+        <w:t>readonly</w:t>
+      </w:r>
+      <w:proofErr w:type="spellEnd"/>
+      <w:r>
+        <w:rPr>
+          <w:lang w:val="en-150"/>
+        </w:rPr>
+        <w:t xml:space="preserve"> struct, record, and </w:t>
+      </w:r>
+      <w:proofErr w:type="spellStart"/>
+      <w:r>
+        <w:rPr>
+          <w:lang w:val="en-150"/>
+        </w:rPr>
+        <w:t>readonly</w:t>
+      </w:r>
+      <w:proofErr w:type="spellEnd"/>
+      <w:r>
+        <w:rPr>
+          <w:lang w:val="en-150"/>
+        </w:rPr>
+        <w:t xml:space="preserve"> record struct at various sizes (16-128 bytes).</w:t>
+      </w:r>
+    </w:p>
+    <w:p>
+      <w:pPr>
+        <w:rPr>
+          <w:b/>
+          <w:bCs/>
+          <w:lang w:val="en-150"/>
+        </w:rPr>
+      </w:pPr>
+      <w:r>
+        <w:rPr>
+          <w:b/>
+          <w:bCs/>
+          <w:lang w:val="en-150"/>
+        </w:rPr>
+        <w:t>Why?</w:t>
+      </w:r>
+    </w:p>
+    <w:p>
+      <w:pPr>
+        <w:rPr>
+          <w:lang w:val="en-150"/>
+        </w:rPr>
+      </w:pPr>
+      <w:r>
+        <w:rPr>
+          <w:lang w:val="en-150"/>
+        </w:rPr>
+        <w:lastRenderedPageBreak/>
+        <w:t xml:space="preserve">The conventional wisdom has been “don’t have more than 16 bytes in a struct” with </w:t>
+      </w:r>
+      <w:proofErr w:type="gramStart"/>
+      <w:r>
+        <w:rPr>
+          <w:lang w:val="en-150"/>
+        </w:rPr>
+        <w:t>32 bit</w:t>
+      </w:r>
+      <w:proofErr w:type="gramEnd"/>
+      <w:r>
+        <w:rPr>
+          <w:lang w:val="en-150"/>
+        </w:rPr>
+        <w:t xml:space="preserve"> CPU architectures, and no more than 32 bytes on 64 bit CPUs, but mostly the former. I wanted to see what the actual performance degradation was as struct size increases.</w:t>
+      </w:r>
+    </w:p>
+    <w:p>
+      <w:pPr>
+        <w:rPr>
+          <w:lang w:val="en-150"/>
+        </w:rPr>
+      </w:pPr>
+      <w:r>
+        <w:rPr>
+          <w:lang w:val="en-150"/>
+        </w:rPr>
+        <w:t>I like to use </w:t>
+      </w:r>
+      <w:proofErr w:type="spellStart"/>
+      <w:r>
+        <w:rPr>
+          <w:lang w:val="en-150"/>
+        </w:rPr>
+        <w:t>readonly</w:t>
+      </w:r>
+      <w:proofErr w:type="spellEnd"/>
+      <w:r>
+        <w:rPr>
+          <w:lang w:val="en-150"/>
+        </w:rPr>
+        <w:t xml:space="preserve"> record struct to model aspects of my domain knowing that the compiler will optimize the type away to just the properties it contains, while </w:t>
+      </w:r>
+      <w:proofErr w:type="gramStart"/>
+      <w:r>
+        <w:rPr>
+          <w:lang w:val="en-150"/>
+        </w:rPr>
+        <w:t>guaranteeing  domain</w:t>
+      </w:r>
+      <w:proofErr w:type="gramEnd"/>
+      <w:r>
+        <w:rPr>
+          <w:lang w:val="en-150"/>
+        </w:rPr>
+        <w:t xml:space="preserve"> correctness.</w:t>
+      </w:r>
+    </w:p>
+    <w:p>
+      <w:pPr>
+        <w:rPr>
+          <w:b/>
+          <w:bCs/>
+          <w:lang w:val="en-150"/>
+        </w:rPr>
+      </w:pPr>
+      <w:r>
+        <w:rPr>
+          <w:b/>
+          <w:bCs/>
+          <w:lang w:val="en-150"/>
+        </w:rPr>
+        <w:t>Setup</w:t>
+      </w:r>
+    </w:p>
+    <w:p>
+      <w:pPr>
+        <w:rPr>
+          <w:lang w:val="en-150"/>
+        </w:rPr>
+      </w:pPr>
+      <w:r>
+        <w:rPr>
+          <w:lang w:val="en-150"/>
+        </w:rPr>
+        <w:t xml:space="preserve">Tests were run on an Apple M3 using .NET 8 with </w:t>
+      </w:r>
+      <w:proofErr w:type="spellStart"/>
+      <w:r>
+        <w:rPr>
+          <w:lang w:val="en-150"/>
+        </w:rPr>
+        <w:t>BenchmarkDotNet’s</w:t>
+      </w:r>
+      <w:proofErr w:type="spellEnd"/>
+      <w:r>
+        <w:rPr>
+          <w:lang w:val="en-150"/>
+        </w:rPr>
+        <w:t xml:space="preserve"> </w:t>
+      </w:r>
+      <w:proofErr w:type="spellStart"/>
+      <w:r>
+        <w:rPr>
+          <w:lang w:val="en-150"/>
+        </w:rPr>
+        <w:t>ShortRun</w:t>
+      </w:r>
+      <w:proofErr w:type="spellEnd"/>
+      <w:r>
+        <w:rPr>
+          <w:lang w:val="en-150"/>
+        </w:rPr>
+        <w:t xml:space="preserve"> configuration.</w:t>
+      </w:r>
+    </w:p>
+    <w:p>
+      <w:pPr>
+        <w:numPr>
+          <w:ilvl w:val="0"/>
+          <w:numId w:val="7"/>
+        </w:numPr>
+        <w:rPr>
+          <w:lang w:val="en-150"/>
+        </w:rPr>
+      </w:pPr>
+      <w:r>
+        <w:rPr>
+          <w:lang w:val="en-150"/>
+        </w:rPr>
+        <w:t>16 bytes: 4 int properties</w:t>
+      </w:r>
+    </w:p>
+    <w:p>
+      <w:pPr>
+        <w:numPr>
+          <w:ilvl w:val="0"/>
+          <w:numId w:val="7"/>
+        </w:numPr>
+        <w:rPr>
+          <w:lang w:val="en-150"/>
+        </w:rPr>
+      </w:pPr>
+      <w:r>
+        <w:rPr>
+          <w:lang w:val="en-150"/>
+        </w:rPr>
+        <w:t>32 bytes: 8 int properties</w:t>
+      </w:r>
+    </w:p>
+    <w:p>
+      <w:pPr>
+        <w:numPr>
+          <w:ilvl w:val="0"/>
+          <w:numId w:val="7"/>
+        </w:numPr>
+        <w:rPr>
+          <w:lang w:val="en-150"/>
+        </w:rPr>
+      </w:pPr>
+      <w:r>
+        <w:rPr>
+          <w:lang w:val="en-150"/>
+        </w:rPr>
+        <w:t>64 bytes: 16 int properties</w:t>
+      </w:r>
+    </w:p>
+    <w:p>
+      <w:pPr>
+        <w:numPr>
+          <w:ilvl w:val="0"/>
+          <w:numId w:val="7"/>
+        </w:numPr>
+        <w:rPr>
+          <w:lang w:val="en-150"/>
+        </w:rPr>
+      </w:pPr>
+      <w:r>
+        <w:rPr>
+          <w:lang w:val="en-150"/>
+        </w:rPr>
+        <w:t>128 bytes: 32 int properties</w:t>
+      </w:r>
+    </w:p>
+    <w:p>
+      <w:pPr>
+        <w:rPr>
+          <w:lang w:val="en-150"/>
+        </w:rPr>
+      </w:pPr>
+      <w:r>
+        <w:rPr>
+          <w:lang w:val="en-150"/>
+        </w:rPr>
+        <w:t>record is a value type, so increasing the number of properties doesn’t change the performance characteristics much, but I did it to keep the basis for comparison as even as possible.</w:t>
+      </w:r>
+    </w:p>
+    <w:p>
+      <w:pPr>
+        <w:rPr>
+          <w:b/>
+          <w:bCs/>
+          <w:lang w:val="en-150"/>
+        </w:rPr>
+      </w:pPr>
+      <w:r>
+        <w:rPr>
+          <w:b/>
+          <w:bCs/>
+          <w:lang w:val="en-150"/>
+        </w:rPr>
+        <w:t>Equality Performance</w:t>
+      </w:r>
+    </w:p>
+    <w:tbl>
+      <w:tblPr>
+        <w:tblW w:w="9060" w:type="dxa"/>
+        <w:tblBorders>
+          <w:bottom w:val="single" w:sz="6" w:space="0" w:color="EDEDED"/>
+        </w:tblBorders>
+        <w:shd w:val="clear" w:color="auto" w:fill="FFFFFF"/>
+        <w:tblCellMar>
+          <w:top w:w="15" w:type="dxa"/>
+          <w:left w:w="15" w:type="dxa"/>
+          <w:bottom w:w="15" w:type="dxa"/>
+          <w:right w:w="15" w:type="dxa"/>
+        </w:tblCellMar>
+        <w:tblLook w:val="04A0" w:firstRow="1" w:lastRow="0" w:firstColumn="1" w:lastColumn="0" w:noHBand="0" w:noVBand="1"/>
+      </w:tblPr>
+      <w:tblGrid>
+        <w:gridCol w:w="3371"/>
+        <w:gridCol w:w="1388"/>
+        <w:gridCol w:w="1388"/>
+        <w:gridCol w:w="1388"/>
+        <w:gridCol w:w="1525"/>
+      </w:tblGrid>
+      <w:tr>
+        <w:trPr>
+          <w:tblHeader/>
+        </w:trPr>
+        <w:tc>
+          <w:tcPr>
+            <w:tcW w:w="0" w:type="auto"/>
+            <w:shd w:val="clear" w:color="auto" w:fill="FFFFFF"/>
+            <w:vAlign w:val="center"/>
+            <w:hideMark/>
+          </w:tcPr>
+          <w:p>
+            <w:pPr>
+              <w:rPr>
+                <w:b/>
+                <w:bCs/>
+                <w:lang w:val="en-150"/>
+              </w:rPr>
+            </w:pPr>
+            <w:r>
+              <w:rPr>
+                <w:b/>
+                <w:bCs/>
+                <w:lang w:val="en-150"/>
+              </w:rPr>
+              <w:t>Type</w:t>
+            </w:r>
+          </w:p>
+        </w:tc>
+        <w:tc>
+          <w:tcPr>
+            <w:tcW w:w="0" w:type="auto"/>
+            <w:shd w:val="clear" w:color="auto" w:fill="FFFFFF"/>
+            <w:vAlign w:val="center"/>
+            <w:hideMark/>
+          </w:tcPr>
+          <w:p>
+            <w:pPr>
+              <w:rPr>
+                <w:b/>
+                <w:bCs/>
+                <w:lang w:val="en-150"/>
+              </w:rPr>
+            </w:pPr>
+            <w:r>
+              <w:rPr>
+                <w:b/>
+                <w:bCs/>
+                <w:lang w:val="en-150"/>
+              </w:rPr>
+              <w:t>16-byte (ns)</w:t>
+            </w:r>
+          </w:p>
+        </w:tc>
+        <w:tc>
+          <w:tcPr>
+            <w:tcW w:w="0" w:type="auto"/>
+            <w:shd w:val="clear" w:color="auto" w:fill="FFFFFF"/>
+            <w:vAlign w:val="center"/>
+            <w:hideMark/>
+          </w:tcPr>
+          <w:p>
+            <w:pPr>
+              <w:rPr>
+                <w:b/>
+                <w:bCs/>
+                <w:lang w:val="en-150"/>
+              </w:rPr>
+            </w:pPr>
+            <w:r>
+              <w:rPr>
+                <w:b/>
+                <w:bCs/>
+                <w:lang w:val="en-150"/>
+              </w:rPr>
+              <w:t>32-byte (ns)</w:t>
+            </w:r>
+          </w:p>
+        </w:tc>
+        <w:tc>
+          <w:tcPr>
+            <w:tcW w:w="0" w:type="auto"/>
+            <w:shd w:val="clear" w:color="auto" w:fill="FFFFFF"/>
+            <w:vAlign w:val="center"/>
+            <w:hideMark/>
+          </w:tcPr>
+          <w:p>
+            <w:pPr>
+              <w:rPr>
+                <w:b/>
+                <w:bCs/>
+                <w:lang w:val="en-150"/>
+              </w:rPr>
+            </w:pPr>
+            <w:r>
+              <w:rPr>
+                <w:b/>
+                <w:bCs/>
+                <w:lang w:val="en-150"/>
+              </w:rPr>
+              <w:t>64-byte (ns)</w:t>
+            </w:r>
+          </w:p>
+        </w:tc>
+        <w:tc>
+          <w:tcPr>
+            <w:tcW w:w="0" w:type="auto"/>
+            <w:shd w:val="clear" w:color="auto" w:fill="FFFFFF"/>
+            <w:vAlign w:val="center"/>
+            <w:hideMark/>
+          </w:tcPr>
+          <w:p>
+            <w:pPr>
+              <w:rPr>
+                <w:b/>
+                <w:bCs/>
+                <w:lang w:val="en-150"/>
+              </w:rPr>
+            </w:pPr>
+            <w:r>
+              <w:rPr>
+                <w:b/>
+                <w:bCs/>
+                <w:lang w:val="en-150"/>
+              </w:rPr>
+              <w:t>128-byte (ns)</w:t>
+            </w:r>
+          </w:p>
+        </w:tc>
+      </w:tr>
+      <w:tr>
+        <w:tc>
+          <w:tcPr>
+            <w:tcW w:w="0" w:type="auto"/>
+            <w:tcBorders>
+              <w:top w:val="single" w:sz="6" w:space="0" w:color="EDEDED"/>
+            </w:tcBorders>
+            <w:shd w:val="clear" w:color="auto" w:fill="FFFFFF"/>
+            <w:tcMar>
+              <w:top w:w="90" w:type="dxa"/>
+              <w:left w:w="0" w:type="dxa"/>
+              <w:bottom w:w="90" w:type="dxa"/>
+              <w:right w:w="150" w:type="dxa"/>
+            </w:tcMar>
+            <w:vAlign w:val="center"/>
+            <w:hideMark/>
+          </w:tcPr>
+          <w:p>
+            <w:pPr>
+              <w:rPr>
+                <w:lang w:val="en-150"/>
+              </w:rPr>
+            </w:pPr>
+            <w:r>
+              <w:rPr>
+                <w:lang w:val="en-150"/>
+              </w:rPr>
+              <w:t>Struct</w:t>
+            </w:r>
+          </w:p>
+        </w:tc>
+        <w:tc>
+          <w:tcPr>
+            <w:tcW w:w="0" w:type="auto"/>
+            <w:tcBorders>
+              <w:top w:val="single" w:sz="6" w:space="0" w:color="EDEDED"/>
+            </w:tcBorders>
+            <w:shd w:val="clear" w:color="auto" w:fill="FFFFFF"/>
+            <w:tcMar>
+              <w:top w:w="90" w:type="dxa"/>
+              <w:left w:w="0" w:type="dxa"/>
+              <w:bottom w:w="90" w:type="dxa"/>
+              <w:right w:w="150" w:type="dxa"/>
+            </w:tcMar>
+            <w:vAlign w:val="center"/>
+            <w:hideMark/>
+          </w:tcPr>
+          <w:p>
+            <w:pPr>
+              <w:rPr>
+                <w:lang w:val="en-150"/>
+              </w:rPr>
+            </w:pPr>
+            <w:r>
+              <w:rPr>
+                <w:lang w:val="en-150"/>
+              </w:rPr>
+              <w:t>7.66</w:t>
+            </w:r>
+          </w:p>
+        </w:tc>
+        <w:tc>
+          <w:tcPr>
+            <w:tcW w:w="0" w:type="auto"/>
+            <w:tcBorders>
+              <w:top w:val="single" w:sz="6" w:space="0" w:color="EDEDED"/>
+            </w:tcBorders>
+            <w:shd w:val="clear" w:color="auto" w:fill="FFFFFF"/>
+            <w:tcMar>
+              <w:top w:w="90" w:type="dxa"/>
+              <w:left w:w="0" w:type="dxa"/>
+              <w:bottom w:w="90" w:type="dxa"/>
+              <w:right w:w="150" w:type="dxa"/>
+            </w:tcMar>
+            <w:vAlign w:val="center"/>
+            <w:hideMark/>
+          </w:tcPr>
+          <w:p>
+            <w:pPr>
+              <w:rPr>
+                <w:lang w:val="en-150"/>
+              </w:rPr>
+            </w:pPr>
+            <w:r>
+              <w:rPr>
+                <w:lang w:val="en-150"/>
+              </w:rPr>
+              <w:t>8.06</w:t>
+            </w:r>
+          </w:p>
+        </w:tc>
+        <w:tc>
+          <w:tcPr>
+            <w:tcW w:w="0" w:type="auto"/>
+            <w:tcBorders>
+              <w:top w:val="single" w:sz="6" w:space="0" w:color="EDEDED"/>
+            </w:tcBorders>
+            <w:shd w:val="clear" w:color="auto" w:fill="FFFFFF"/>
+            <w:tcMar>
+              <w:top w:w="90" w:type="dxa"/>
+              <w:left w:w="0" w:type="dxa"/>
+              <w:bottom w:w="90" w:type="dxa"/>
+              <w:right w:w="150" w:type="dxa"/>
+            </w:tcMar>
+            <w:vAlign w:val="center"/>
+            <w:hideMark/>
+          </w:tcPr>
+          <w:p>
+            <w:pPr>
+              <w:rPr>
+                <w:lang w:val="en-150"/>
+              </w:rPr>
+            </w:pPr>
+            <w:r>
+              <w:rPr>
+                <w:lang w:val="en-150"/>
+              </w:rPr>
+              <w:t>10.83</w:t>
+            </w:r>
+          </w:p>
+        </w:tc>
+        <w:tc>
+          <w:tcPr>
+            <w:tcW w:w="0" w:type="auto"/>
+            <w:tcBorders>
+              <w:top w:val="single" w:sz="6" w:space="0" w:color="EDEDED"/>
+            </w:tcBorders>
+            <w:shd w:val="clear" w:color="auto" w:fill="FFFFFF"/>
+            <w:tcMar>
+              <w:top w:w="90" w:type="dxa"/>
+              <w:left w:w="0" w:type="dxa"/>
+              <w:bottom w:w="90" w:type="dxa"/>
+              <w:right w:w="150" w:type="dxa"/>
+            </w:tcMar>
+            <w:vAlign w:val="center"/>
+            <w:hideMark/>
+          </w:tcPr>
+          <w:p>
+            <w:pPr>
+              <w:rPr>
+                <w:lang w:val="en-150"/>
+              </w:rPr>
+            </w:pPr>
+            <w:r>
+              <w:rPr>
+                <w:lang w:val="en-150"/>
+              </w:rPr>
+              <w:t>16.46</w:t>
+            </w:r>
+          </w:p>
+        </w:tc>
+      </w:tr>
+      <w:tr>
+        <w:tc>
+          <w:tcPr>
+            <w:tcW w:w="0" w:type="auto"/>
+            <w:tcBorders>
+              <w:top w:val="single" w:sz="6" w:space="0" w:color="EDEDED"/>
+            </w:tcBorders>
+            <w:shd w:val="clear" w:color="auto" w:fill="FFFFFF"/>
+            <w:tcMar>
+              <w:top w:w="90" w:type="dxa"/>
+              <w:left w:w="0" w:type="dxa"/>
+              <w:bottom w:w="90" w:type="dxa"/>
+              <w:right w:w="150" w:type="dxa"/>
+            </w:tcMar>
+            <w:vAlign w:val="center"/>
+            <w:hideMark/>
+          </w:tcPr>
+          <w:p>
+            <w:pPr>
+              <w:rPr>
+                <w:lang w:val="en-150"/>
+              </w:rPr>
+            </w:pPr>
+            <w:r>
+              <w:rPr>
+                <w:lang w:val="en-150"/>
+              </w:rPr>
+              <w:t xml:space="preserve">Struct + </w:t>
+            </w:r>
+            <w:proofErr w:type="spellStart"/>
+            <w:r>
+              <w:rPr>
+                <w:lang w:val="en-150"/>
+              </w:rPr>
+              <w:t>IEquatable</w:t>
+            </w:r>
+            <w:proofErr w:type="spellEnd"/>
+          </w:p>
+        </w:tc>
+        <w:tc>
+          <w:tcPr>
+            <w:tcW w:w="0" w:type="auto"/>
+            <w:tcBorders>
+              <w:top w:val="single" w:sz="6" w:space="0" w:color="EDEDED"/>
+            </w:tcBorders>
+            <w:shd w:val="clear" w:color="auto" w:fill="FFFFFF"/>
+            <w:tcMar>
+              <w:top w:w="90" w:type="dxa"/>
+              <w:left w:w="0" w:type="dxa"/>
+              <w:bottom w:w="90" w:type="dxa"/>
+              <w:right w:w="150" w:type="dxa"/>
+            </w:tcMar>
+            <w:vAlign w:val="center"/>
+            <w:hideMark/>
+          </w:tcPr>
+          <w:p>
+            <w:pPr>
+              <w:rPr>
+                <w:lang w:val="en-150"/>
+              </w:rPr>
+            </w:pPr>
+            <w:r>
+              <w:rPr>
+                <w:lang w:val="en-150"/>
+              </w:rPr>
+              <w:t>0.00</w:t>
+            </w:r>
+          </w:p>
+        </w:tc>
+        <w:tc>
+          <w:tcPr>
+            <w:tcW w:w="0" w:type="auto"/>
+            <w:tcBorders>
+              <w:top w:val="single" w:sz="6" w:space="0" w:color="EDEDED"/>
+            </w:tcBorders>
+            <w:shd w:val="clear" w:color="auto" w:fill="FFFFFF"/>
+            <w:tcMar>
+              <w:top w:w="90" w:type="dxa"/>
+              <w:left w:w="0" w:type="dxa"/>
+              <w:bottom w:w="90" w:type="dxa"/>
+              <w:right w:w="150" w:type="dxa"/>
+            </w:tcMar>
+            <w:vAlign w:val="center"/>
+            <w:hideMark/>
+          </w:tcPr>
+          <w:p>
+            <w:pPr>
+              <w:rPr>
+                <w:lang w:val="en-150"/>
+              </w:rPr>
+            </w:pPr>
+            <w:r>
+              <w:rPr>
+                <w:lang w:val="en-150"/>
+              </w:rPr>
+              <w:t>1.25</w:t>
+            </w:r>
+          </w:p>
+        </w:tc>
+        <w:tc>
+          <w:tcPr>
+            <w:tcW w:w="0" w:type="auto"/>
+            <w:tcBorders>
+              <w:top w:val="single" w:sz="6" w:space="0" w:color="EDEDED"/>
+            </w:tcBorders>
+            <w:shd w:val="clear" w:color="auto" w:fill="FFFFFF"/>
+            <w:tcMar>
+              <w:top w:w="90" w:type="dxa"/>
+              <w:left w:w="0" w:type="dxa"/>
+              <w:bottom w:w="90" w:type="dxa"/>
+              <w:right w:w="150" w:type="dxa"/>
+            </w:tcMar>
+            <w:vAlign w:val="center"/>
+            <w:hideMark/>
+          </w:tcPr>
+          <w:p>
+            <w:pPr>
+              <w:rPr>
+                <w:lang w:val="en-150"/>
+              </w:rPr>
+            </w:pPr>
+            <w:r>
+              <w:rPr>
+                <w:lang w:val="en-150"/>
+              </w:rPr>
+              <w:t>3.61</w:t>
+            </w:r>
+          </w:p>
+        </w:tc>
+        <w:tc>
+          <w:tcPr>
+            <w:tcW w:w="0" w:type="auto"/>
+            <w:tcBorders>
+              <w:top w:val="single" w:sz="6" w:space="0" w:color="EDEDED"/>
+            </w:tcBorders>
+            <w:shd w:val="clear" w:color="auto" w:fill="FFFFFF"/>
+            <w:tcMar>
+              <w:top w:w="90" w:type="dxa"/>
+              <w:left w:w="0" w:type="dxa"/>
+              <w:bottom w:w="90" w:type="dxa"/>
+              <w:right w:w="150" w:type="dxa"/>
+            </w:tcMar>
+            <w:vAlign w:val="center"/>
+            <w:hideMark/>
+          </w:tcPr>
+          <w:p>
+            <w:pPr>
+              <w:rPr>
+                <w:lang w:val="en-150"/>
+              </w:rPr>
+            </w:pPr>
+            <w:r>
+              <w:rPr>
+                <w:lang w:val="en-150"/>
+              </w:rPr>
+              <w:t>9.82</w:t>
+            </w:r>
+          </w:p>
+        </w:tc>
+      </w:tr>
+      <w:tr>
+        <w:tc>
+          <w:tcPr>
+            <w:tcW w:w="0" w:type="auto"/>
+            <w:tcBorders>
+              <w:top w:val="single" w:sz="6" w:space="0" w:color="EDEDED"/>
+            </w:tcBorders>
+            <w:shd w:val="clear" w:color="auto" w:fill="FFFFFF"/>
+            <w:tcMar>
+              <w:top w:w="90" w:type="dxa"/>
+              <w:left w:w="0" w:type="dxa"/>
+              <w:bottom w:w="90" w:type="dxa"/>
+              <w:right w:w="150" w:type="dxa"/>
+            </w:tcMar>
+            <w:vAlign w:val="center"/>
+            <w:hideMark/>
+          </w:tcPr>
+          <w:p>
+            <w:pPr>
+              <w:rPr>
+                <w:lang w:val="en-150"/>
+              </w:rPr>
+            </w:pPr>
+            <w:proofErr w:type="spellStart"/>
+            <w:r>
+              <w:rPr>
+                <w:lang w:val="en-150"/>
+              </w:rPr>
+              <w:t>Readonly</w:t>
+            </w:r>
+            <w:proofErr w:type="spellEnd"/>
+            <w:r>
+              <w:rPr>
+                <w:lang w:val="en-150"/>
+              </w:rPr>
+              <w:t xml:space="preserve"> Struct</w:t>
+            </w:r>
+          </w:p>
+        </w:tc>
+        <w:tc>
+          <w:tcPr>
+            <w:tcW w:w="0" w:type="auto"/>
+            <w:tcBorders>
+              <w:top w:val="single" w:sz="6" w:space="0" w:color="EDEDED"/>
+            </w:tcBorders>
+            <w:shd w:val="clear" w:color="auto" w:fill="FFFFFF"/>
+            <w:tcMar>
+              <w:top w:w="90" w:type="dxa"/>
+              <w:left w:w="0" w:type="dxa"/>
+              <w:bottom w:w="90" w:type="dxa"/>
+              <w:right w:w="150" w:type="dxa"/>
+            </w:tcMar>
+            <w:vAlign w:val="center"/>
+            <w:hideMark/>
+          </w:tcPr>
+          <w:p>
+            <w:pPr>
+              <w:rPr>
+                <w:lang w:val="en-150"/>
+              </w:rPr>
+            </w:pPr>
+            <w:r>
+              <w:rPr>
+                <w:lang w:val="en-150"/>
+              </w:rPr>
+              <w:t>7.56</w:t>
+            </w:r>
+          </w:p>
+        </w:tc>
+        <w:tc>
+          <w:tcPr>
+            <w:tcW w:w="0" w:type="auto"/>
+            <w:tcBorders>
+              <w:top w:val="single" w:sz="6" w:space="0" w:color="EDEDED"/>
+            </w:tcBorders>
+            <w:shd w:val="clear" w:color="auto" w:fill="FFFFFF"/>
+            <w:tcMar>
+              <w:top w:w="90" w:type="dxa"/>
+              <w:left w:w="0" w:type="dxa"/>
+              <w:bottom w:w="90" w:type="dxa"/>
+              <w:right w:w="150" w:type="dxa"/>
+            </w:tcMar>
+            <w:vAlign w:val="center"/>
+            <w:hideMark/>
+          </w:tcPr>
+          <w:p>
+            <w:pPr>
+              <w:rPr>
+                <w:lang w:val="en-150"/>
+              </w:rPr>
+            </w:pPr>
+            <w:r>
+              <w:rPr>
+                <w:lang w:val="en-150"/>
+              </w:rPr>
+              <w:t>8.02</w:t>
+            </w:r>
+          </w:p>
+        </w:tc>
+        <w:tc>
+          <w:tcPr>
+            <w:tcW w:w="0" w:type="auto"/>
+            <w:tcBorders>
+              <w:top w:val="single" w:sz="6" w:space="0" w:color="EDEDED"/>
+            </w:tcBorders>
+            <w:shd w:val="clear" w:color="auto" w:fill="FFFFFF"/>
+            <w:tcMar>
+              <w:top w:w="90" w:type="dxa"/>
+              <w:left w:w="0" w:type="dxa"/>
+              <w:bottom w:w="90" w:type="dxa"/>
+              <w:right w:w="150" w:type="dxa"/>
+            </w:tcMar>
+            <w:vAlign w:val="center"/>
+            <w:hideMark/>
+          </w:tcPr>
+          <w:p>
+            <w:pPr>
+              <w:rPr>
+                <w:lang w:val="en-150"/>
+              </w:rPr>
+            </w:pPr>
+            <w:r>
+              <w:rPr>
+                <w:lang w:val="en-150"/>
+              </w:rPr>
+              <w:t>10.91</w:t>
+            </w:r>
+          </w:p>
+        </w:tc>
+        <w:tc>
+          <w:tcPr>
+            <w:tcW w:w="0" w:type="auto"/>
+            <w:tcBorders>
+              <w:top w:val="single" w:sz="6" w:space="0" w:color="EDEDED"/>
+            </w:tcBorders>
+            <w:shd w:val="clear" w:color="auto" w:fill="FFFFFF"/>
+            <w:tcMar>
+              <w:top w:w="90" w:type="dxa"/>
+              <w:left w:w="0" w:type="dxa"/>
+              <w:bottom w:w="90" w:type="dxa"/>
+              <w:right w:w="150" w:type="dxa"/>
+            </w:tcMar>
+            <w:vAlign w:val="center"/>
+            <w:hideMark/>
+          </w:tcPr>
+          <w:p>
+            <w:pPr>
+              <w:rPr>
+                <w:lang w:val="en-150"/>
+              </w:rPr>
+            </w:pPr>
+            <w:r>
+              <w:rPr>
+                <w:lang w:val="en-150"/>
+              </w:rPr>
+              <w:t>16.51</w:t>
+            </w:r>
+          </w:p>
+        </w:tc>
+      </w:tr>
+      <w:tr>
+        <w:tc>
+          <w:tcPr>
+            <w:tcW w:w="0" w:type="auto"/>
+            <w:tcBorders>
+              <w:top w:val="single" w:sz="6" w:space="0" w:color="EDEDED"/>
+            </w:tcBorders>
+            <w:shd w:val="clear" w:color="auto" w:fill="FFFFFF"/>
+            <w:tcMar>
+              <w:top w:w="90" w:type="dxa"/>
+              <w:left w:w="0" w:type="dxa"/>
+              <w:bottom w:w="90" w:type="dxa"/>
+              <w:right w:w="150" w:type="dxa"/>
+            </w:tcMar>
+            <w:vAlign w:val="center"/>
+            <w:hideMark/>
+          </w:tcPr>
+          <w:p>
+            <w:pPr>
+              <w:rPr>
+                <w:lang w:val="en-150"/>
+              </w:rPr>
+            </w:pPr>
+            <w:proofErr w:type="spellStart"/>
+            <w:r>
+              <w:rPr>
+                <w:lang w:val="en-150"/>
+              </w:rPr>
+              <w:t>Readonly</w:t>
+            </w:r>
+            <w:proofErr w:type="spellEnd"/>
+            <w:r>
+              <w:rPr>
+                <w:lang w:val="en-150"/>
+              </w:rPr>
+              <w:t xml:space="preserve"> Struct + </w:t>
+            </w:r>
+            <w:proofErr w:type="spellStart"/>
+            <w:r>
+              <w:rPr>
+                <w:lang w:val="en-150"/>
+              </w:rPr>
+              <w:t>IEquatable</w:t>
+            </w:r>
+            <w:proofErr w:type="spellEnd"/>
+          </w:p>
+        </w:tc>
+        <w:tc>
+          <w:tcPr>
+            <w:tcW w:w="0" w:type="auto"/>
+            <w:tcBorders>
+              <w:top w:val="single" w:sz="6" w:space="0" w:color="EDEDED"/>
+            </w:tcBorders>
+            <w:shd w:val="clear" w:color="auto" w:fill="FFFFFF"/>
+            <w:tcMar>
+              <w:top w:w="90" w:type="dxa"/>
+              <w:left w:w="0" w:type="dxa"/>
+              <w:bottom w:w="90" w:type="dxa"/>
+              <w:right w:w="150" w:type="dxa"/>
+            </w:tcMar>
+            <w:vAlign w:val="center"/>
+            <w:hideMark/>
+          </w:tcPr>
+          <w:p>
+            <w:pPr>
+              <w:rPr>
+                <w:lang w:val="en-150"/>
+              </w:rPr>
+            </w:pPr>
+            <w:r>
+              <w:rPr>
+                <w:lang w:val="en-150"/>
+              </w:rPr>
+              <w:t>0.00</w:t>
+            </w:r>
+          </w:p>
+        </w:tc>
+        <w:tc>
+          <w:tcPr>
+            <w:tcW w:w="0" w:type="auto"/>
+            <w:tcBorders>
+              <w:top w:val="single" w:sz="6" w:space="0" w:color="EDEDED"/>
+            </w:tcBorders>
+            <w:shd w:val="clear" w:color="auto" w:fill="FFFFFF"/>
+            <w:tcMar>
+              <w:top w:w="90" w:type="dxa"/>
+              <w:left w:w="0" w:type="dxa"/>
+              <w:bottom w:w="90" w:type="dxa"/>
+              <w:right w:w="150" w:type="dxa"/>
+            </w:tcMar>
+            <w:vAlign w:val="center"/>
+            <w:hideMark/>
+          </w:tcPr>
+          <w:p>
+            <w:pPr>
+              <w:rPr>
+                <w:lang w:val="en-150"/>
+              </w:rPr>
+            </w:pPr>
+            <w:r>
+              <w:rPr>
+                <w:lang w:val="en-150"/>
+              </w:rPr>
+              <w:t>1.08</w:t>
+            </w:r>
+          </w:p>
+        </w:tc>
+        <w:tc>
+          <w:tcPr>
+            <w:tcW w:w="0" w:type="auto"/>
+            <w:tcBorders>
+              <w:top w:val="single" w:sz="6" w:space="0" w:color="EDEDED"/>
+            </w:tcBorders>
+            <w:shd w:val="clear" w:color="auto" w:fill="FFFFFF"/>
+            <w:tcMar>
+              <w:top w:w="90" w:type="dxa"/>
+              <w:left w:w="0" w:type="dxa"/>
+              <w:bottom w:w="90" w:type="dxa"/>
+              <w:right w:w="150" w:type="dxa"/>
+            </w:tcMar>
+            <w:vAlign w:val="center"/>
+            <w:hideMark/>
+          </w:tcPr>
+          <w:p>
+            <w:pPr>
+              <w:rPr>
+                <w:lang w:val="en-150"/>
+              </w:rPr>
+            </w:pPr>
+            <w:r>
+              <w:rPr>
+                <w:lang w:val="en-150"/>
+              </w:rPr>
+              <w:t>3.21</w:t>
+            </w:r>
+          </w:p>
+        </w:tc>
+        <w:tc>
+          <w:tcPr>
+            <w:tcW w:w="0" w:type="auto"/>
+            <w:tcBorders>
+              <w:top w:val="single" w:sz="6" w:space="0" w:color="EDEDED"/>
+            </w:tcBorders>
+            <w:shd w:val="clear" w:color="auto" w:fill="FFFFFF"/>
+            <w:tcMar>
+              <w:top w:w="90" w:type="dxa"/>
+              <w:left w:w="0" w:type="dxa"/>
+              <w:bottom w:w="90" w:type="dxa"/>
+              <w:right w:w="150" w:type="dxa"/>
+            </w:tcMar>
+            <w:vAlign w:val="center"/>
+            <w:hideMark/>
+          </w:tcPr>
+          <w:p>
+            <w:pPr>
+              <w:rPr>
+                <w:lang w:val="en-150"/>
+              </w:rPr>
+            </w:pPr>
+            <w:r>
+              <w:rPr>
+                <w:lang w:val="en-150"/>
+              </w:rPr>
+              <w:t>9.64</w:t>
+            </w:r>
+          </w:p>
+        </w:tc>
+      </w:tr>
+      <w:tr>
+        <w:tc>
+          <w:tcPr>
+            <w:tcW w:w="0" w:type="auto"/>
+            <w:tcBorders>
+              <w:top w:val="single" w:sz="6" w:space="0" w:color="EDEDED"/>
+            </w:tcBorders>
+            <w:shd w:val="clear" w:color="auto" w:fill="FFFFFF"/>
+            <w:tcMar>
+              <w:top w:w="90" w:type="dxa"/>
+              <w:left w:w="0" w:type="dxa"/>
+              <w:bottom w:w="90" w:type="dxa"/>
+              <w:right w:w="150" w:type="dxa"/>
+            </w:tcMar>
+            <w:vAlign w:val="center"/>
+            <w:hideMark/>
+          </w:tcPr>
+          <w:p>
+            <w:pPr>
+              <w:rPr>
+                <w:lang w:val="en-150"/>
+              </w:rPr>
+            </w:pPr>
+            <w:proofErr w:type="spellStart"/>
+            <w:r>
+              <w:rPr>
+                <w:lang w:val="en-150"/>
+              </w:rPr>
+              <w:t>Readonly</w:t>
+            </w:r>
+            <w:proofErr w:type="spellEnd"/>
+            <w:r>
+              <w:rPr>
+                <w:lang w:val="en-150"/>
+              </w:rPr>
+              <w:t xml:space="preserve"> Record Struct</w:t>
+            </w:r>
+          </w:p>
+        </w:tc>
+        <w:tc>
+          <w:tcPr>
+            <w:tcW w:w="0" w:type="auto"/>
+            <w:tcBorders>
+              <w:top w:val="single" w:sz="6" w:space="0" w:color="EDEDED"/>
+            </w:tcBorders>
+            <w:shd w:val="clear" w:color="auto" w:fill="FFFFFF"/>
+            <w:tcMar>
+              <w:top w:w="90" w:type="dxa"/>
+              <w:left w:w="0" w:type="dxa"/>
+              <w:bottom w:w="90" w:type="dxa"/>
+              <w:right w:w="150" w:type="dxa"/>
+            </w:tcMar>
+            <w:vAlign w:val="center"/>
+            <w:hideMark/>
+          </w:tcPr>
+          <w:p>
+            <w:pPr>
+              <w:rPr>
+                <w:lang w:val="en-150"/>
+              </w:rPr>
+            </w:pPr>
+            <w:r>
+              <w:rPr>
+                <w:lang w:val="en-150"/>
+              </w:rPr>
+              <w:t>0.00</w:t>
+            </w:r>
+          </w:p>
+        </w:tc>
+        <w:tc>
+          <w:tcPr>
+            <w:tcW w:w="0" w:type="auto"/>
+            <w:tcBorders>
+              <w:top w:val="single" w:sz="6" w:space="0" w:color="EDEDED"/>
+            </w:tcBorders>
+            <w:shd w:val="clear" w:color="auto" w:fill="FFFFFF"/>
+            <w:tcMar>
+              <w:top w:w="90" w:type="dxa"/>
+              <w:left w:w="0" w:type="dxa"/>
+              <w:bottom w:w="90" w:type="dxa"/>
+              <w:right w:w="150" w:type="dxa"/>
+            </w:tcMar>
+            <w:vAlign w:val="center"/>
+            <w:hideMark/>
+          </w:tcPr>
+          <w:p>
+            <w:pPr>
+              <w:rPr>
+                <w:lang w:val="en-150"/>
+              </w:rPr>
+            </w:pPr>
+            <w:r>
+              <w:rPr>
+                <w:lang w:val="en-150"/>
+              </w:rPr>
+              <w:t>1.00</w:t>
+            </w:r>
+          </w:p>
+        </w:tc>
+        <w:tc>
+          <w:tcPr>
+            <w:tcW w:w="0" w:type="auto"/>
+            <w:tcBorders>
+              <w:top w:val="single" w:sz="6" w:space="0" w:color="EDEDED"/>
+            </w:tcBorders>
+            <w:shd w:val="clear" w:color="auto" w:fill="FFFFFF"/>
+            <w:tcMar>
+              <w:top w:w="90" w:type="dxa"/>
+              <w:left w:w="0" w:type="dxa"/>
+              <w:bottom w:w="90" w:type="dxa"/>
+              <w:right w:w="150" w:type="dxa"/>
+            </w:tcMar>
+            <w:vAlign w:val="center"/>
+            <w:hideMark/>
+          </w:tcPr>
+          <w:p>
+            <w:pPr>
+              <w:rPr>
+                <w:lang w:val="en-150"/>
+              </w:rPr>
+            </w:pPr>
+            <w:r>
+              <w:rPr>
+                <w:lang w:val="en-150"/>
+              </w:rPr>
+              <w:t>2.82</w:t>
+            </w:r>
+          </w:p>
+        </w:tc>
+        <w:tc>
+          <w:tcPr>
+            <w:tcW w:w="0" w:type="auto"/>
+            <w:tcBorders>
+              <w:top w:val="single" w:sz="6" w:space="0" w:color="EDEDED"/>
+            </w:tcBorders>
+            <w:shd w:val="clear" w:color="auto" w:fill="FFFFFF"/>
+            <w:tcMar>
+              <w:top w:w="90" w:type="dxa"/>
+              <w:left w:w="0" w:type="dxa"/>
+              <w:bottom w:w="90" w:type="dxa"/>
+              <w:right w:w="150" w:type="dxa"/>
+            </w:tcMar>
+            <w:vAlign w:val="center"/>
+            <w:hideMark/>
+          </w:tcPr>
+          <w:p>
+            <w:pPr>
+              <w:rPr>
+                <w:lang w:val="en-150"/>
+              </w:rPr>
+            </w:pPr>
+            <w:r>
+              <w:rPr>
+                <w:lang w:val="en-150"/>
+              </w:rPr>
+              <w:t>7.57</w:t>
+            </w:r>
+          </w:p>
+        </w:tc>
+      </w:tr>
+      <w:tr>
+        <w:tc>
+          <w:tcPr>
+            <w:tcW w:w="0" w:type="auto"/>
+            <w:tcBorders>
+              <w:top w:val="single" w:sz="6" w:space="0" w:color="EDEDED"/>
+            </w:tcBorders>
+            <w:shd w:val="clear" w:color="auto" w:fill="FFFFFF"/>
+            <w:tcMar>
+              <w:top w:w="90" w:type="dxa"/>
+              <w:left w:w="0" w:type="dxa"/>
+              <w:bottom w:w="90" w:type="dxa"/>
+              <w:right w:w="150" w:type="dxa"/>
+            </w:tcMar>
+            <w:vAlign w:val="center"/>
+            <w:hideMark/>
+          </w:tcPr>
+          <w:p>
+            <w:pPr>
+              <w:rPr>
+                <w:lang w:val="en-150"/>
+              </w:rPr>
+            </w:pPr>
+            <w:r>
+              <w:rPr>
+                <w:lang w:val="en-150"/>
+              </w:rPr>
+              <w:t>Record</w:t>
+            </w:r>
+          </w:p>
+        </w:tc>
+        <w:tc>
+          <w:tcPr>
+            <w:tcW w:w="0" w:type="auto"/>
+            <w:tcBorders>
+              <w:top w:val="single" w:sz="6" w:space="0" w:color="EDEDED"/>
+            </w:tcBorders>
+            <w:shd w:val="clear" w:color="auto" w:fill="FFFFFF"/>
+            <w:tcMar>
+              <w:top w:w="90" w:type="dxa"/>
+              <w:left w:w="0" w:type="dxa"/>
+              <w:bottom w:w="90" w:type="dxa"/>
+              <w:right w:w="150" w:type="dxa"/>
+            </w:tcMar>
+            <w:vAlign w:val="center"/>
+            <w:hideMark/>
+          </w:tcPr>
+          <w:p>
+            <w:pPr>
+              <w:rPr>
+                <w:lang w:val="en-150"/>
+              </w:rPr>
+            </w:pPr>
+            <w:r>
+              <w:rPr>
+                <w:lang w:val="en-150"/>
+              </w:rPr>
+              <w:t>0.94</w:t>
+            </w:r>
+          </w:p>
+        </w:tc>
+        <w:tc>
+          <w:tcPr>
+            <w:tcW w:w="0" w:type="auto"/>
+            <w:tcBorders>
+              <w:top w:val="single" w:sz="6" w:space="0" w:color="EDEDED"/>
+            </w:tcBorders>
+            <w:shd w:val="clear" w:color="auto" w:fill="FFFFFF"/>
+            <w:tcMar>
+              <w:top w:w="90" w:type="dxa"/>
+              <w:left w:w="0" w:type="dxa"/>
+              <w:bottom w:w="90" w:type="dxa"/>
+              <w:right w:w="150" w:type="dxa"/>
+            </w:tcMar>
+            <w:vAlign w:val="center"/>
+            <w:hideMark/>
+          </w:tcPr>
+          <w:p>
+            <w:pPr>
+              <w:rPr>
+                <w:lang w:val="en-150"/>
+              </w:rPr>
+            </w:pPr>
+            <w:r>
+              <w:rPr>
+                <w:lang w:val="en-150"/>
+              </w:rPr>
+              <w:t>1.27</w:t>
+            </w:r>
+          </w:p>
+        </w:tc>
+        <w:tc>
+          <w:tcPr>
+            <w:tcW w:w="0" w:type="auto"/>
+            <w:tcBorders>
+              <w:top w:val="single" w:sz="6" w:space="0" w:color="EDEDED"/>
+            </w:tcBorders>
+            <w:shd w:val="clear" w:color="auto" w:fill="FFFFFF"/>
+            <w:tcMar>
+              <w:top w:w="90" w:type="dxa"/>
+              <w:left w:w="0" w:type="dxa"/>
+              <w:bottom w:w="90" w:type="dxa"/>
+              <w:right w:w="150" w:type="dxa"/>
+            </w:tcMar>
+            <w:vAlign w:val="center"/>
+            <w:hideMark/>
+          </w:tcPr>
+          <w:p>
+            <w:pPr>
+              <w:rPr>
+                <w:lang w:val="en-150"/>
+              </w:rPr>
+            </w:pPr>
+            <w:r>
+              <w:rPr>
+                <w:lang w:val="en-150"/>
+              </w:rPr>
+              <w:t>2.55</w:t>
+            </w:r>
+          </w:p>
+        </w:tc>
+        <w:tc>
+          <w:tcPr>
+            <w:tcW w:w="0" w:type="auto"/>
+            <w:tcBorders>
+              <w:top w:val="single" w:sz="6" w:space="0" w:color="EDEDED"/>
+            </w:tcBorders>
+            <w:shd w:val="clear" w:color="auto" w:fill="FFFFFF"/>
+            <w:tcMar>
+              <w:top w:w="90" w:type="dxa"/>
+              <w:left w:w="0" w:type="dxa"/>
+              <w:bottom w:w="90" w:type="dxa"/>
+              <w:right w:w="150" w:type="dxa"/>
+            </w:tcMar>
+            <w:vAlign w:val="center"/>
+            <w:hideMark/>
+          </w:tcPr>
+          <w:p>
+            <w:pPr>
+              <w:rPr>
+                <w:lang w:val="en-150"/>
+              </w:rPr>
+            </w:pPr>
+            <w:r>
+              <w:rPr>
+                <w:lang w:val="en-150"/>
+              </w:rPr>
+              <w:t>6.32</w:t>
+            </w:r>
+          </w:p>
+        </w:tc>
+      </w:tr>
+    </w:tbl>
+    <w:p>
+      <w:pPr>
+        <w:rPr>
+          <w:b/>
+          <w:bCs/>
+          <w:lang w:val="en-150"/>
+        </w:rPr>
+      </w:pPr>
+      <w:r>
+        <w:rPr>
+          <w:b/>
+          <w:bCs/>
+          <w:lang w:val="en-150"/>
+        </w:rPr>
+        <w:lastRenderedPageBreak/>
+        <w:drawing>
+          <wp:inline distT="0" distB="0" distL="0" distR="0" wp14:anchorId="270E9C00" wp14:editId="3C2F721F">
+            <wp:extent cx="5940425" cy="3369945"/>
+            <wp:effectExtent l="0" t="0" r="3175" b="1905"/>
+            <wp:docPr id="7" name="Picture 7"/>
+            <wp:cNvGraphicFramePr>
+              <a:graphicFrameLocks xmlns:a="http://schemas.openxmlformats.org/drawingml/2006/main" noChangeAspect="1"/>
+            </wp:cNvGraphicFramePr>
+            <a:graphic xmlns:a="http://schemas.openxmlformats.org/drawingml/2006/main">
+              <a:graphicData uri="http://schemas.openxmlformats.org/drawingml/2006/picture">
+                <pic:pic xmlns:pic="http://schemas.openxmlformats.org/drawingml/2006/picture">
+                  <pic:nvPicPr>
+                    <pic:cNvPr id="0" name="Picture 17"/>
+                    <pic:cNvPicPr>
+                      <a:picLocks noChangeAspect="1" noChangeArrowheads="1"/>
+                    </pic:cNvPicPr>
+                  </pic:nvPicPr>
+                  <pic:blipFill>
+                    <a:blip r:embed="rId15" cstate="print">
+                      <a:extLst>
+                        <a:ext uri="{28A0092B-C50C-407E-A947-70E740481C1C}">
+                          <a14:useLocalDpi xmlns:a14="http://schemas.microsoft.com/office/drawing/2010/main" val="0"/>
+                        </a:ext>
+                      </a:extLst>
+                    </a:blip>
+                    <a:srcRect/>
+                    <a:stretch>
+                      <a:fillRect/>
+                    </a:stretch>
+                  </pic:blipFill>
+                  <pic:spPr bwMode="auto">
+                    <a:xfrm>
+                      <a:off x="0" y="0"/>
+                      <a:ext cx="5940425" cy="3369945"/>
+                    </a:xfrm>
+                    <a:prstGeom prst="rect">
+                      <a:avLst/>
+                    </a:prstGeom>
+                    <a:noFill/>
+                    <a:ln>
+                      <a:noFill/>
+                    </a:ln>
+                  </pic:spPr>
+                </pic:pic>
+              </a:graphicData>
+            </a:graphic>
+          </wp:inline>
+        </w:drawing>
+      </w:r>
+    </w:p>
+    <w:p>
+      <w:pPr>
+        <w:rPr>
+          <w:b/>
+          <w:bCs/>
+          <w:lang w:val="en-150"/>
+        </w:rPr>
+      </w:pPr>
+      <w:proofErr w:type="spellStart"/>
+      <w:r>
+        <w:rPr>
+          <w:b/>
+          <w:bCs/>
+          <w:lang w:val="en-150"/>
+        </w:rPr>
+        <w:t>GetHashCode</w:t>
+      </w:r>
+      <w:proofErr w:type="spellEnd"/>
+      <w:r>
+        <w:rPr>
+          <w:b/>
+          <w:bCs/>
+          <w:lang w:val="en-150"/>
+        </w:rPr>
+        <w:t xml:space="preserve"> Performance</w:t>
+      </w:r>
+    </w:p>
+    <w:tbl>
+      <w:tblPr>
+        <w:tblW w:w="9060" w:type="dxa"/>
+        <w:tblBorders>
+          <w:bottom w:val="single" w:sz="6" w:space="0" w:color="EDEDED"/>
+        </w:tblBorders>
+        <w:shd w:val="clear" w:color="auto" w:fill="FFFFFF"/>
+        <w:tblCellMar>
+          <w:top w:w="15" w:type="dxa"/>
+          <w:left w:w="15" w:type="dxa"/>
+          <w:bottom w:w="15" w:type="dxa"/>
+          <w:right w:w="15" w:type="dxa"/>
+        </w:tblCellMar>
+        <w:tblLook w:val="04A0" w:firstRow="1" w:lastRow="0" w:firstColumn="1" w:lastColumn="0" w:noHBand="0" w:noVBand="1"/>
+      </w:tblPr>
+      <w:tblGrid>
+        <w:gridCol w:w="3371"/>
+        <w:gridCol w:w="1388"/>
+        <w:gridCol w:w="1388"/>
+        <w:gridCol w:w="1388"/>
+        <w:gridCol w:w="1525"/>
+      </w:tblGrid>
+      <w:tr>
+        <w:trPr>
+          <w:tblHeader/>
+        </w:trPr>
+        <w:tc>
+          <w:tcPr>
+            <w:tcW w:w="0" w:type="auto"/>
+            <w:shd w:val="clear" w:color="auto" w:fill="FFFFFF"/>
+            <w:vAlign w:val="center"/>
+            <w:hideMark/>
+          </w:tcPr>
+          <w:p>
+            <w:pPr>
+              <w:rPr>
+                <w:b/>
+                <w:bCs/>
+                <w:lang w:val="en-150"/>
+              </w:rPr>
+            </w:pPr>
+            <w:r>
+              <w:rPr>
+                <w:b/>
+                <w:bCs/>
+                <w:lang w:val="en-150"/>
+              </w:rPr>
+              <w:t>Type</w:t>
+            </w:r>
+          </w:p>
+        </w:tc>
+        <w:tc>
+          <w:tcPr>
+            <w:tcW w:w="0" w:type="auto"/>
+            <w:shd w:val="clear" w:color="auto" w:fill="FFFFFF"/>
+            <w:vAlign w:val="center"/>
+            <w:hideMark/>
+          </w:tcPr>
+          <w:p>
+            <w:pPr>
+              <w:rPr>
+                <w:b/>
+                <w:bCs/>
+                <w:lang w:val="en-150"/>
+              </w:rPr>
+            </w:pPr>
+            <w:r>
+              <w:rPr>
+                <w:b/>
+                <w:bCs/>
+                <w:lang w:val="en-150"/>
+              </w:rPr>
+              <w:t>16-byte (ns)</w:t>
+            </w:r>
+          </w:p>
+        </w:tc>
+        <w:tc>
+          <w:tcPr>
+            <w:tcW w:w="0" w:type="auto"/>
+            <w:shd w:val="clear" w:color="auto" w:fill="FFFFFF"/>
+            <w:vAlign w:val="center"/>
+            <w:hideMark/>
+          </w:tcPr>
+          <w:p>
+            <w:pPr>
+              <w:rPr>
+                <w:b/>
+                <w:bCs/>
+                <w:lang w:val="en-150"/>
+              </w:rPr>
+            </w:pPr>
+            <w:r>
+              <w:rPr>
+                <w:b/>
+                <w:bCs/>
+                <w:lang w:val="en-150"/>
+              </w:rPr>
+              <w:t>32-byte (ns)</w:t>
+            </w:r>
+          </w:p>
+        </w:tc>
+        <w:tc>
+          <w:tcPr>
+            <w:tcW w:w="0" w:type="auto"/>
+            <w:shd w:val="clear" w:color="auto" w:fill="FFFFFF"/>
+            <w:vAlign w:val="center"/>
+            <w:hideMark/>
+          </w:tcPr>
+          <w:p>
+            <w:pPr>
+              <w:rPr>
+                <w:b/>
+                <w:bCs/>
+                <w:lang w:val="en-150"/>
+              </w:rPr>
+            </w:pPr>
+            <w:r>
+              <w:rPr>
+                <w:b/>
+                <w:bCs/>
+                <w:lang w:val="en-150"/>
+              </w:rPr>
+              <w:t>64-byte (ns)</w:t>
+            </w:r>
+          </w:p>
+        </w:tc>
+        <w:tc>
+          <w:tcPr>
+            <w:tcW w:w="0" w:type="auto"/>
+            <w:shd w:val="clear" w:color="auto" w:fill="FFFFFF"/>
+            <w:vAlign w:val="center"/>
+            <w:hideMark/>
+          </w:tcPr>
+          <w:p>
+            <w:pPr>
+              <w:rPr>
+                <w:b/>
+                <w:bCs/>
+                <w:lang w:val="en-150"/>
+              </w:rPr>
+            </w:pPr>
+            <w:r>
+              <w:rPr>
+                <w:b/>
+                <w:bCs/>
+                <w:lang w:val="en-150"/>
+              </w:rPr>
+              <w:t>128-byte (ns)</w:t>
+            </w:r>
+          </w:p>
+        </w:tc>
+      </w:tr>
+      <w:tr>
+        <w:tc>
+          <w:tcPr>
+            <w:tcW w:w="0" w:type="auto"/>
+            <w:tcBorders>
+              <w:top w:val="single" w:sz="6" w:space="0" w:color="EDEDED"/>
+            </w:tcBorders>
+            <w:shd w:val="clear" w:color="auto" w:fill="FFFFFF"/>
+            <w:tcMar>
+              <w:top w:w="90" w:type="dxa"/>
+              <w:left w:w="0" w:type="dxa"/>
+              <w:bottom w:w="90" w:type="dxa"/>
+              <w:right w:w="150" w:type="dxa"/>
+            </w:tcMar>
+            <w:vAlign w:val="center"/>
+            <w:hideMark/>
+          </w:tcPr>
+          <w:p>
+            <w:pPr>
+              <w:rPr>
+                <w:lang w:val="en-150"/>
+              </w:rPr>
+            </w:pPr>
+            <w:r>
+              <w:rPr>
+                <w:lang w:val="en-150"/>
+              </w:rPr>
+              <w:t>Struct</w:t>
+            </w:r>
+          </w:p>
+        </w:tc>
+        <w:tc>
+          <w:tcPr>
+            <w:tcW w:w="0" w:type="auto"/>
+            <w:tcBorders>
+              <w:top w:val="single" w:sz="6" w:space="0" w:color="EDEDED"/>
+            </w:tcBorders>
+            <w:shd w:val="clear" w:color="auto" w:fill="FFFFFF"/>
+            <w:tcMar>
+              <w:top w:w="90" w:type="dxa"/>
+              <w:left w:w="0" w:type="dxa"/>
+              <w:bottom w:w="90" w:type="dxa"/>
+              <w:right w:w="150" w:type="dxa"/>
+            </w:tcMar>
+            <w:vAlign w:val="center"/>
+            <w:hideMark/>
+          </w:tcPr>
+          <w:p>
+            <w:pPr>
+              <w:rPr>
+                <w:lang w:val="en-150"/>
+              </w:rPr>
+            </w:pPr>
+            <w:r>
+              <w:rPr>
+                <w:lang w:val="en-150"/>
+              </w:rPr>
+              <w:t>12.41</w:t>
+            </w:r>
+          </w:p>
+        </w:tc>
+        <w:tc>
+          <w:tcPr>
+            <w:tcW w:w="0" w:type="auto"/>
+            <w:tcBorders>
+              <w:top w:val="single" w:sz="6" w:space="0" w:color="EDEDED"/>
+            </w:tcBorders>
+            <w:shd w:val="clear" w:color="auto" w:fill="FFFFFF"/>
+            <w:tcMar>
+              <w:top w:w="90" w:type="dxa"/>
+              <w:left w:w="0" w:type="dxa"/>
+              <w:bottom w:w="90" w:type="dxa"/>
+              <w:right w:w="150" w:type="dxa"/>
+            </w:tcMar>
+            <w:vAlign w:val="center"/>
+            <w:hideMark/>
+          </w:tcPr>
+          <w:p>
+            <w:pPr>
+              <w:rPr>
+                <w:lang w:val="en-150"/>
+              </w:rPr>
+            </w:pPr>
+            <w:r>
+              <w:rPr>
+                <w:lang w:val="en-150"/>
+              </w:rPr>
+              <w:t>12.64</w:t>
+            </w:r>
+          </w:p>
+        </w:tc>
+        <w:tc>
+          <w:tcPr>
+            <w:tcW w:w="0" w:type="auto"/>
+            <w:tcBorders>
+              <w:top w:val="single" w:sz="6" w:space="0" w:color="EDEDED"/>
+            </w:tcBorders>
+            <w:shd w:val="clear" w:color="auto" w:fill="FFFFFF"/>
+            <w:tcMar>
+              <w:top w:w="90" w:type="dxa"/>
+              <w:left w:w="0" w:type="dxa"/>
+              <w:bottom w:w="90" w:type="dxa"/>
+              <w:right w:w="150" w:type="dxa"/>
+            </w:tcMar>
+            <w:vAlign w:val="center"/>
+            <w:hideMark/>
+          </w:tcPr>
+          <w:p>
+            <w:pPr>
+              <w:rPr>
+                <w:lang w:val="en-150"/>
+              </w:rPr>
+            </w:pPr>
+            <w:r>
+              <w:rPr>
+                <w:lang w:val="en-150"/>
+              </w:rPr>
+              <w:t>10.88</w:t>
+            </w:r>
+          </w:p>
+        </w:tc>
+        <w:tc>
+          <w:tcPr>
+            <w:tcW w:w="0" w:type="auto"/>
+            <w:tcBorders>
+              <w:top w:val="single" w:sz="6" w:space="0" w:color="EDEDED"/>
+            </w:tcBorders>
+            <w:shd w:val="clear" w:color="auto" w:fill="FFFFFF"/>
+            <w:tcMar>
+              <w:top w:w="90" w:type="dxa"/>
+              <w:left w:w="0" w:type="dxa"/>
+              <w:bottom w:w="90" w:type="dxa"/>
+              <w:right w:w="150" w:type="dxa"/>
+            </w:tcMar>
+            <w:vAlign w:val="center"/>
+            <w:hideMark/>
+          </w:tcPr>
+          <w:p>
+            <w:pPr>
+              <w:rPr>
+                <w:lang w:val="en-150"/>
+              </w:rPr>
+            </w:pPr>
+            <w:r>
+              <w:rPr>
+                <w:lang w:val="en-150"/>
+              </w:rPr>
+              <w:t>13.13</w:t>
+            </w:r>
+          </w:p>
+        </w:tc>
+      </w:tr>
+      <w:tr>
+        <w:tc>
+          <w:tcPr>
+            <w:tcW w:w="0" w:type="auto"/>
+            <w:tcBorders>
+              <w:top w:val="single" w:sz="6" w:space="0" w:color="EDEDED"/>
+            </w:tcBorders>
+            <w:shd w:val="clear" w:color="auto" w:fill="FFFFFF"/>
+            <w:tcMar>
+              <w:top w:w="90" w:type="dxa"/>
+              <w:left w:w="0" w:type="dxa"/>
+              <w:bottom w:w="90" w:type="dxa"/>
+              <w:right w:w="150" w:type="dxa"/>
+            </w:tcMar>
+            <w:vAlign w:val="center"/>
+            <w:hideMark/>
+          </w:tcPr>
+          <w:p>
+            <w:pPr>
+              <w:rPr>
+                <w:lang w:val="en-150"/>
+              </w:rPr>
+            </w:pPr>
+            <w:r>
+              <w:rPr>
+                <w:lang w:val="en-150"/>
+              </w:rPr>
+              <w:t xml:space="preserve">Struct + </w:t>
+            </w:r>
+            <w:proofErr w:type="spellStart"/>
+            <w:r>
+              <w:rPr>
+                <w:lang w:val="en-150"/>
+              </w:rPr>
+              <w:t>IEquatable</w:t>
+            </w:r>
+            <w:proofErr w:type="spellEnd"/>
+          </w:p>
+        </w:tc>
+        <w:tc>
+          <w:tcPr>
+            <w:tcW w:w="0" w:type="auto"/>
+            <w:tcBorders>
+              <w:top w:val="single" w:sz="6" w:space="0" w:color="EDEDED"/>
+            </w:tcBorders>
+            <w:shd w:val="clear" w:color="auto" w:fill="FFFFFF"/>
+            <w:tcMar>
+              <w:top w:w="90" w:type="dxa"/>
+              <w:left w:w="0" w:type="dxa"/>
+              <w:bottom w:w="90" w:type="dxa"/>
+              <w:right w:w="150" w:type="dxa"/>
+            </w:tcMar>
+            <w:vAlign w:val="center"/>
+            <w:hideMark/>
+          </w:tcPr>
+          <w:p>
+            <w:pPr>
+              <w:rPr>
+                <w:lang w:val="en-150"/>
+              </w:rPr>
+            </w:pPr>
+            <w:r>
+              <w:rPr>
+                <w:lang w:val="en-150"/>
+              </w:rPr>
+              <w:t>1.90</w:t>
+            </w:r>
+          </w:p>
+        </w:tc>
+        <w:tc>
+          <w:tcPr>
+            <w:tcW w:w="0" w:type="auto"/>
+            <w:tcBorders>
+              <w:top w:val="single" w:sz="6" w:space="0" w:color="EDEDED"/>
+            </w:tcBorders>
+            <w:shd w:val="clear" w:color="auto" w:fill="FFFFFF"/>
+            <w:tcMar>
+              <w:top w:w="90" w:type="dxa"/>
+              <w:left w:w="0" w:type="dxa"/>
+              <w:bottom w:w="90" w:type="dxa"/>
+              <w:right w:w="150" w:type="dxa"/>
+            </w:tcMar>
+            <w:vAlign w:val="center"/>
+            <w:hideMark/>
+          </w:tcPr>
+          <w:p>
+            <w:pPr>
+              <w:rPr>
+                <w:lang w:val="en-150"/>
+              </w:rPr>
+            </w:pPr>
+            <w:r>
+              <w:rPr>
+                <w:lang w:val="en-150"/>
+              </w:rPr>
+              <w:t>3.14</w:t>
+            </w:r>
+          </w:p>
+        </w:tc>
+        <w:tc>
+          <w:tcPr>
+            <w:tcW w:w="0" w:type="auto"/>
+            <w:tcBorders>
+              <w:top w:val="single" w:sz="6" w:space="0" w:color="EDEDED"/>
+            </w:tcBorders>
+            <w:shd w:val="clear" w:color="auto" w:fill="FFFFFF"/>
+            <w:tcMar>
+              <w:top w:w="90" w:type="dxa"/>
+              <w:left w:w="0" w:type="dxa"/>
+              <w:bottom w:w="90" w:type="dxa"/>
+              <w:right w:w="150" w:type="dxa"/>
+            </w:tcMar>
+            <w:vAlign w:val="center"/>
+            <w:hideMark/>
+          </w:tcPr>
+          <w:p>
+            <w:pPr>
+              <w:rPr>
+                <w:lang w:val="en-150"/>
+              </w:rPr>
+            </w:pPr>
+            <w:r>
+              <w:rPr>
+                <w:lang w:val="en-150"/>
+              </w:rPr>
+              <w:t>9.45</w:t>
+            </w:r>
+          </w:p>
+        </w:tc>
+        <w:tc>
+          <w:tcPr>
+            <w:tcW w:w="0" w:type="auto"/>
+            <w:tcBorders>
+              <w:top w:val="single" w:sz="6" w:space="0" w:color="EDEDED"/>
+            </w:tcBorders>
+            <w:shd w:val="clear" w:color="auto" w:fill="FFFFFF"/>
+            <w:tcMar>
+              <w:top w:w="90" w:type="dxa"/>
+              <w:left w:w="0" w:type="dxa"/>
+              <w:bottom w:w="90" w:type="dxa"/>
+              <w:right w:w="150" w:type="dxa"/>
+            </w:tcMar>
+            <w:vAlign w:val="center"/>
+            <w:hideMark/>
+          </w:tcPr>
+          <w:p>
+            <w:pPr>
+              <w:rPr>
+                <w:lang w:val="en-150"/>
+              </w:rPr>
+            </w:pPr>
+            <w:r>
+              <w:rPr>
+                <w:lang w:val="en-150"/>
+              </w:rPr>
+              <w:t>17.71</w:t>
+            </w:r>
+          </w:p>
+        </w:tc>
+      </w:tr>
+      <w:tr>
+        <w:tc>
+          <w:tcPr>
+            <w:tcW w:w="0" w:type="auto"/>
+            <w:tcBorders>
+              <w:top w:val="single" w:sz="6" w:space="0" w:color="EDEDED"/>
+            </w:tcBorders>
+            <w:shd w:val="clear" w:color="auto" w:fill="FFFFFF"/>
+            <w:tcMar>
+              <w:top w:w="90" w:type="dxa"/>
+              <w:left w:w="0" w:type="dxa"/>
+              <w:bottom w:w="90" w:type="dxa"/>
+              <w:right w:w="150" w:type="dxa"/>
+            </w:tcMar>
+            <w:vAlign w:val="center"/>
+            <w:hideMark/>
+          </w:tcPr>
+          <w:p>
+            <w:pPr>
+              <w:rPr>
+                <w:lang w:val="en-150"/>
+              </w:rPr>
+            </w:pPr>
+            <w:proofErr w:type="spellStart"/>
+            <w:r>
+              <w:rPr>
+                <w:lang w:val="en-150"/>
+              </w:rPr>
+              <w:t>Readonly</w:t>
+            </w:r>
+            <w:proofErr w:type="spellEnd"/>
+            <w:r>
+              <w:rPr>
+                <w:lang w:val="en-150"/>
+              </w:rPr>
+              <w:t xml:space="preserve"> Struct</w:t>
+            </w:r>
+          </w:p>
+        </w:tc>
+        <w:tc>
+          <w:tcPr>
+            <w:tcW w:w="0" w:type="auto"/>
+            <w:tcBorders>
+              <w:top w:val="single" w:sz="6" w:space="0" w:color="EDEDED"/>
+            </w:tcBorders>
+            <w:shd w:val="clear" w:color="auto" w:fill="FFFFFF"/>
+            <w:tcMar>
+              <w:top w:w="90" w:type="dxa"/>
+              <w:left w:w="0" w:type="dxa"/>
+              <w:bottom w:w="90" w:type="dxa"/>
+              <w:right w:w="150" w:type="dxa"/>
+            </w:tcMar>
+            <w:vAlign w:val="center"/>
+            <w:hideMark/>
+          </w:tcPr>
+          <w:p>
+            <w:pPr>
+              <w:rPr>
+                <w:lang w:val="en-150"/>
+              </w:rPr>
+            </w:pPr>
+            <w:r>
+              <w:rPr>
+                <w:lang w:val="en-150"/>
+              </w:rPr>
+              <w:t>11.14</w:t>
+            </w:r>
+          </w:p>
+        </w:tc>
+        <w:tc>
+          <w:tcPr>
+            <w:tcW w:w="0" w:type="auto"/>
+            <w:tcBorders>
+              <w:top w:val="single" w:sz="6" w:space="0" w:color="EDEDED"/>
+            </w:tcBorders>
+            <w:shd w:val="clear" w:color="auto" w:fill="FFFFFF"/>
+            <w:tcMar>
+              <w:top w:w="90" w:type="dxa"/>
+              <w:left w:w="0" w:type="dxa"/>
+              <w:bottom w:w="90" w:type="dxa"/>
+              <w:right w:w="150" w:type="dxa"/>
+            </w:tcMar>
+            <w:vAlign w:val="center"/>
+            <w:hideMark/>
+          </w:tcPr>
+          <w:p>
+            <w:pPr>
+              <w:rPr>
+                <w:lang w:val="en-150"/>
+              </w:rPr>
+            </w:pPr>
+            <w:r>
+              <w:rPr>
+                <w:lang w:val="en-150"/>
+              </w:rPr>
+              <w:t>12.95</w:t>
+            </w:r>
+          </w:p>
+        </w:tc>
+        <w:tc>
+          <w:tcPr>
+            <w:tcW w:w="0" w:type="auto"/>
+            <w:tcBorders>
+              <w:top w:val="single" w:sz="6" w:space="0" w:color="EDEDED"/>
+            </w:tcBorders>
+            <w:shd w:val="clear" w:color="auto" w:fill="FFFFFF"/>
+            <w:tcMar>
+              <w:top w:w="90" w:type="dxa"/>
+              <w:left w:w="0" w:type="dxa"/>
+              <w:bottom w:w="90" w:type="dxa"/>
+              <w:right w:w="150" w:type="dxa"/>
+            </w:tcMar>
+            <w:vAlign w:val="center"/>
+            <w:hideMark/>
+          </w:tcPr>
+          <w:p>
+            <w:pPr>
+              <w:rPr>
+                <w:lang w:val="en-150"/>
+              </w:rPr>
+            </w:pPr>
+            <w:r>
+              <w:rPr>
+                <w:lang w:val="en-150"/>
+              </w:rPr>
+              <w:t>10.98</w:t>
+            </w:r>
+          </w:p>
+        </w:tc>
+        <w:tc>
+          <w:tcPr>
+            <w:tcW w:w="0" w:type="auto"/>
+            <w:tcBorders>
+              <w:top w:val="single" w:sz="6" w:space="0" w:color="EDEDED"/>
+            </w:tcBorders>
+            <w:shd w:val="clear" w:color="auto" w:fill="FFFFFF"/>
+            <w:tcMar>
+              <w:top w:w="90" w:type="dxa"/>
+              <w:left w:w="0" w:type="dxa"/>
+              <w:bottom w:w="90" w:type="dxa"/>
+              <w:right w:w="150" w:type="dxa"/>
+            </w:tcMar>
+            <w:vAlign w:val="center"/>
+            <w:hideMark/>
+          </w:tcPr>
+          <w:p>
+            <w:pPr>
+              <w:rPr>
+                <w:lang w:val="en-150"/>
+              </w:rPr>
+            </w:pPr>
+            <w:r>
+              <w:rPr>
+                <w:lang w:val="en-150"/>
+              </w:rPr>
+              <w:t>13.22</w:t>
+            </w:r>
+          </w:p>
+        </w:tc>
+      </w:tr>
+      <w:tr>
+        <w:tc>
+          <w:tcPr>
+            <w:tcW w:w="0" w:type="auto"/>
+            <w:tcBorders>
+              <w:top w:val="single" w:sz="6" w:space="0" w:color="EDEDED"/>
+            </w:tcBorders>
+            <w:shd w:val="clear" w:color="auto" w:fill="FFFFFF"/>
+            <w:tcMar>
+              <w:top w:w="90" w:type="dxa"/>
+              <w:left w:w="0" w:type="dxa"/>
+              <w:bottom w:w="90" w:type="dxa"/>
+              <w:right w:w="150" w:type="dxa"/>
+            </w:tcMar>
+            <w:vAlign w:val="center"/>
+            <w:hideMark/>
+          </w:tcPr>
+          <w:p>
+            <w:pPr>
+              <w:rPr>
+                <w:lang w:val="en-150"/>
+              </w:rPr>
+            </w:pPr>
+            <w:proofErr w:type="spellStart"/>
+            <w:r>
+              <w:rPr>
+                <w:lang w:val="en-150"/>
+              </w:rPr>
+              <w:t>Readonly</w:t>
+            </w:r>
+            <w:proofErr w:type="spellEnd"/>
+            <w:r>
+              <w:rPr>
+                <w:lang w:val="en-150"/>
+              </w:rPr>
+              <w:t xml:space="preserve"> Struct + </w:t>
+            </w:r>
+            <w:proofErr w:type="spellStart"/>
+            <w:r>
+              <w:rPr>
+                <w:lang w:val="en-150"/>
+              </w:rPr>
+              <w:t>IEquatable</w:t>
+            </w:r>
+            <w:proofErr w:type="spellEnd"/>
+          </w:p>
+        </w:tc>
+        <w:tc>
+          <w:tcPr>
+            <w:tcW w:w="0" w:type="auto"/>
+            <w:tcBorders>
+              <w:top w:val="single" w:sz="6" w:space="0" w:color="EDEDED"/>
+            </w:tcBorders>
+            <w:shd w:val="clear" w:color="auto" w:fill="FFFFFF"/>
+            <w:tcMar>
+              <w:top w:w="90" w:type="dxa"/>
+              <w:left w:w="0" w:type="dxa"/>
+              <w:bottom w:w="90" w:type="dxa"/>
+              <w:right w:w="150" w:type="dxa"/>
+            </w:tcMar>
+            <w:vAlign w:val="center"/>
+            <w:hideMark/>
+          </w:tcPr>
+          <w:p>
+            <w:pPr>
+              <w:rPr>
+                <w:lang w:val="en-150"/>
+              </w:rPr>
+            </w:pPr>
+            <w:r>
+              <w:rPr>
+                <w:lang w:val="en-150"/>
+              </w:rPr>
+              <w:t>1.73</w:t>
+            </w:r>
+          </w:p>
+        </w:tc>
+        <w:tc>
+          <w:tcPr>
+            <w:tcW w:w="0" w:type="auto"/>
+            <w:tcBorders>
+              <w:top w:val="single" w:sz="6" w:space="0" w:color="EDEDED"/>
+            </w:tcBorders>
+            <w:shd w:val="clear" w:color="auto" w:fill="FFFFFF"/>
+            <w:tcMar>
+              <w:top w:w="90" w:type="dxa"/>
+              <w:left w:w="0" w:type="dxa"/>
+              <w:bottom w:w="90" w:type="dxa"/>
+              <w:right w:w="150" w:type="dxa"/>
+            </w:tcMar>
+            <w:vAlign w:val="center"/>
+            <w:hideMark/>
+          </w:tcPr>
+          <w:p>
+            <w:pPr>
+              <w:rPr>
+                <w:lang w:val="en-150"/>
+              </w:rPr>
+            </w:pPr>
+            <w:r>
+              <w:rPr>
+                <w:lang w:val="en-150"/>
+              </w:rPr>
+              <w:t>2.87</w:t>
+            </w:r>
+          </w:p>
+        </w:tc>
+        <w:tc>
+          <w:tcPr>
+            <w:tcW w:w="0" w:type="auto"/>
+            <w:tcBorders>
+              <w:top w:val="single" w:sz="6" w:space="0" w:color="EDEDED"/>
+            </w:tcBorders>
+            <w:shd w:val="clear" w:color="auto" w:fill="FFFFFF"/>
+            <w:tcMar>
+              <w:top w:w="90" w:type="dxa"/>
+              <w:left w:w="0" w:type="dxa"/>
+              <w:bottom w:w="90" w:type="dxa"/>
+              <w:right w:w="150" w:type="dxa"/>
+            </w:tcMar>
+            <w:vAlign w:val="center"/>
+            <w:hideMark/>
+          </w:tcPr>
+          <w:p>
+            <w:pPr>
+              <w:rPr>
+                <w:lang w:val="en-150"/>
+              </w:rPr>
+            </w:pPr>
+            <w:r>
+              <w:rPr>
+                <w:lang w:val="en-150"/>
+              </w:rPr>
+              <w:t>8.96</w:t>
+            </w:r>
+          </w:p>
+        </w:tc>
+        <w:tc>
+          <w:tcPr>
+            <w:tcW w:w="0" w:type="auto"/>
+            <w:tcBorders>
+              <w:top w:val="single" w:sz="6" w:space="0" w:color="EDEDED"/>
+            </w:tcBorders>
+            <w:shd w:val="clear" w:color="auto" w:fill="FFFFFF"/>
+            <w:tcMar>
+              <w:top w:w="90" w:type="dxa"/>
+              <w:left w:w="0" w:type="dxa"/>
+              <w:bottom w:w="90" w:type="dxa"/>
+              <w:right w:w="150" w:type="dxa"/>
+            </w:tcMar>
+            <w:vAlign w:val="center"/>
+            <w:hideMark/>
+          </w:tcPr>
+          <w:p>
+            <w:pPr>
+              <w:rPr>
+                <w:lang w:val="en-150"/>
+              </w:rPr>
+            </w:pPr>
+            <w:r>
+              <w:rPr>
+                <w:lang w:val="en-150"/>
+              </w:rPr>
+              <w:t>16.82</w:t>
+            </w:r>
+          </w:p>
+        </w:tc>
+      </w:tr>
+      <w:tr>
+        <w:tc>
+          <w:tcPr>
+            <w:tcW w:w="0" w:type="auto"/>
+            <w:tcBorders>
+              <w:top w:val="single" w:sz="6" w:space="0" w:color="EDEDED"/>
+            </w:tcBorders>
+            <w:shd w:val="clear" w:color="auto" w:fill="FFFFFF"/>
+            <w:tcMar>
+              <w:top w:w="90" w:type="dxa"/>
+              <w:left w:w="0" w:type="dxa"/>
+              <w:bottom w:w="90" w:type="dxa"/>
+              <w:right w:w="150" w:type="dxa"/>
+            </w:tcMar>
+            <w:vAlign w:val="center"/>
+            <w:hideMark/>
+          </w:tcPr>
+          <w:p>
+            <w:pPr>
+              <w:rPr>
+                <w:lang w:val="en-150"/>
+              </w:rPr>
+            </w:pPr>
+            <w:proofErr w:type="spellStart"/>
+            <w:r>
+              <w:rPr>
+                <w:lang w:val="en-150"/>
+              </w:rPr>
+              <w:t>Readonly</w:t>
+            </w:r>
+            <w:proofErr w:type="spellEnd"/>
+            <w:r>
+              <w:rPr>
+                <w:lang w:val="en-150"/>
+              </w:rPr>
+              <w:t xml:space="preserve"> Record Struct</w:t>
+            </w:r>
+          </w:p>
+        </w:tc>
+        <w:tc>
+          <w:tcPr>
+            <w:tcW w:w="0" w:type="auto"/>
+            <w:tcBorders>
+              <w:top w:val="single" w:sz="6" w:space="0" w:color="EDEDED"/>
+            </w:tcBorders>
+            <w:shd w:val="clear" w:color="auto" w:fill="FFFFFF"/>
+            <w:tcMar>
+              <w:top w:w="90" w:type="dxa"/>
+              <w:left w:w="0" w:type="dxa"/>
+              <w:bottom w:w="90" w:type="dxa"/>
+              <w:right w:w="150" w:type="dxa"/>
+            </w:tcMar>
+            <w:vAlign w:val="center"/>
+            <w:hideMark/>
+          </w:tcPr>
+          <w:p>
+            <w:pPr>
+              <w:rPr>
+                <w:lang w:val="en-150"/>
+              </w:rPr>
+            </w:pPr>
+            <w:r>
+              <w:rPr>
+                <w:lang w:val="en-150"/>
+              </w:rPr>
+              <w:t>0.00</w:t>
+            </w:r>
+          </w:p>
+        </w:tc>
+        <w:tc>
+          <w:tcPr>
+            <w:tcW w:w="0" w:type="auto"/>
+            <w:tcBorders>
+              <w:top w:val="single" w:sz="6" w:space="0" w:color="EDEDED"/>
+            </w:tcBorders>
+            <w:shd w:val="clear" w:color="auto" w:fill="FFFFFF"/>
+            <w:tcMar>
+              <w:top w:w="90" w:type="dxa"/>
+              <w:left w:w="0" w:type="dxa"/>
+              <w:bottom w:w="90" w:type="dxa"/>
+              <w:right w:w="150" w:type="dxa"/>
+            </w:tcMar>
+            <w:vAlign w:val="center"/>
+            <w:hideMark/>
+          </w:tcPr>
+          <w:p>
+            <w:pPr>
+              <w:rPr>
+                <w:lang w:val="en-150"/>
+              </w:rPr>
+            </w:pPr>
+            <w:r>
+              <w:rPr>
+                <w:lang w:val="en-150"/>
+              </w:rPr>
+              <w:t>0.43</w:t>
+            </w:r>
+          </w:p>
+        </w:tc>
+        <w:tc>
+          <w:tcPr>
+            <w:tcW w:w="0" w:type="auto"/>
+            <w:tcBorders>
+              <w:top w:val="single" w:sz="6" w:space="0" w:color="EDEDED"/>
+            </w:tcBorders>
+            <w:shd w:val="clear" w:color="auto" w:fill="FFFFFF"/>
+            <w:tcMar>
+              <w:top w:w="90" w:type="dxa"/>
+              <w:left w:w="0" w:type="dxa"/>
+              <w:bottom w:w="90" w:type="dxa"/>
+              <w:right w:w="150" w:type="dxa"/>
+            </w:tcMar>
+            <w:vAlign w:val="center"/>
+            <w:hideMark/>
+          </w:tcPr>
+          <w:p>
+            <w:pPr>
+              <w:rPr>
+                <w:lang w:val="en-150"/>
+              </w:rPr>
+            </w:pPr>
+            <w:r>
+              <w:rPr>
+                <w:lang w:val="en-150"/>
+              </w:rPr>
+              <w:t>2.67</w:t>
+            </w:r>
+          </w:p>
+        </w:tc>
+        <w:tc>
+          <w:tcPr>
+            <w:tcW w:w="0" w:type="auto"/>
+            <w:tcBorders>
+              <w:top w:val="single" w:sz="6" w:space="0" w:color="EDEDED"/>
+            </w:tcBorders>
+            <w:shd w:val="clear" w:color="auto" w:fill="FFFFFF"/>
+            <w:tcMar>
+              <w:top w:w="90" w:type="dxa"/>
+              <w:left w:w="0" w:type="dxa"/>
+              <w:bottom w:w="90" w:type="dxa"/>
+              <w:right w:w="150" w:type="dxa"/>
+            </w:tcMar>
+            <w:vAlign w:val="center"/>
+            <w:hideMark/>
+          </w:tcPr>
+          <w:p>
+            <w:pPr>
+              <w:rPr>
+                <w:lang w:val="en-150"/>
+              </w:rPr>
+            </w:pPr>
+            <w:r>
+              <w:rPr>
+                <w:lang w:val="en-150"/>
+              </w:rPr>
+              <w:t>9.80</w:t>
+            </w:r>
+          </w:p>
+        </w:tc>
+      </w:tr>
+      <w:tr>
+        <w:tc>
+          <w:tcPr>
+            <w:tcW w:w="0" w:type="auto"/>
+            <w:tcBorders>
+              <w:top w:val="single" w:sz="6" w:space="0" w:color="EDEDED"/>
+            </w:tcBorders>
+            <w:shd w:val="clear" w:color="auto" w:fill="FFFFFF"/>
+            <w:tcMar>
+              <w:top w:w="90" w:type="dxa"/>
+              <w:left w:w="0" w:type="dxa"/>
+              <w:bottom w:w="90" w:type="dxa"/>
+              <w:right w:w="150" w:type="dxa"/>
+            </w:tcMar>
+            <w:vAlign w:val="center"/>
+            <w:hideMark/>
+          </w:tcPr>
+          <w:p>
+            <w:pPr>
+              <w:rPr>
+                <w:lang w:val="en-150"/>
+              </w:rPr>
+            </w:pPr>
+            <w:r>
+              <w:rPr>
+                <w:lang w:val="en-150"/>
+              </w:rPr>
+              <w:t>Record</w:t>
+            </w:r>
+          </w:p>
+        </w:tc>
+        <w:tc>
+          <w:tcPr>
+            <w:tcW w:w="0" w:type="auto"/>
+            <w:tcBorders>
+              <w:top w:val="single" w:sz="6" w:space="0" w:color="EDEDED"/>
+            </w:tcBorders>
+            <w:shd w:val="clear" w:color="auto" w:fill="FFFFFF"/>
+            <w:tcMar>
+              <w:top w:w="90" w:type="dxa"/>
+              <w:left w:w="0" w:type="dxa"/>
+              <w:bottom w:w="90" w:type="dxa"/>
+              <w:right w:w="150" w:type="dxa"/>
+            </w:tcMar>
+            <w:vAlign w:val="center"/>
+            <w:hideMark/>
+          </w:tcPr>
+          <w:p>
+            <w:pPr>
+              <w:rPr>
+                <w:lang w:val="en-150"/>
+              </w:rPr>
+            </w:pPr>
+            <w:r>
+              <w:rPr>
+                <w:lang w:val="en-150"/>
+              </w:rPr>
+              <w:t>1.33</w:t>
+            </w:r>
+          </w:p>
+        </w:tc>
+        <w:tc>
+          <w:tcPr>
+            <w:tcW w:w="0" w:type="auto"/>
+            <w:tcBorders>
+              <w:top w:val="single" w:sz="6" w:space="0" w:color="EDEDED"/>
+            </w:tcBorders>
+            <w:shd w:val="clear" w:color="auto" w:fill="FFFFFF"/>
+            <w:tcMar>
+              <w:top w:w="90" w:type="dxa"/>
+              <w:left w:w="0" w:type="dxa"/>
+              <w:bottom w:w="90" w:type="dxa"/>
+              <w:right w:w="150" w:type="dxa"/>
+            </w:tcMar>
+            <w:vAlign w:val="center"/>
+            <w:hideMark/>
+          </w:tcPr>
+          <w:p>
+            <w:pPr>
+              <w:rPr>
+                <w:lang w:val="en-150"/>
+              </w:rPr>
+            </w:pPr>
+            <w:r>
+              <w:rPr>
+                <w:lang w:val="en-150"/>
+              </w:rPr>
+              <w:t>1.79</w:t>
+            </w:r>
+          </w:p>
+        </w:tc>
+        <w:tc>
+          <w:tcPr>
+            <w:tcW w:w="0" w:type="auto"/>
+            <w:tcBorders>
+              <w:top w:val="single" w:sz="6" w:space="0" w:color="EDEDED"/>
+            </w:tcBorders>
+            <w:shd w:val="clear" w:color="auto" w:fill="FFFFFF"/>
+            <w:tcMar>
+              <w:top w:w="90" w:type="dxa"/>
+              <w:left w:w="0" w:type="dxa"/>
+              <w:bottom w:w="90" w:type="dxa"/>
+              <w:right w:w="150" w:type="dxa"/>
+            </w:tcMar>
+            <w:vAlign w:val="center"/>
+            <w:hideMark/>
+          </w:tcPr>
+          <w:p>
+            <w:pPr>
+              <w:rPr>
+                <w:lang w:val="en-150"/>
+              </w:rPr>
+            </w:pPr>
+            <w:r>
+              <w:rPr>
+                <w:lang w:val="en-150"/>
+              </w:rPr>
+              <w:t>4.31</w:t>
+            </w:r>
+          </w:p>
+        </w:tc>
+        <w:tc>
+          <w:tcPr>
+            <w:tcW w:w="0" w:type="auto"/>
+            <w:tcBorders>
+              <w:top w:val="single" w:sz="6" w:space="0" w:color="EDEDED"/>
+            </w:tcBorders>
+            <w:shd w:val="clear" w:color="auto" w:fill="FFFFFF"/>
+            <w:tcMar>
+              <w:top w:w="90" w:type="dxa"/>
+              <w:left w:w="0" w:type="dxa"/>
+              <w:bottom w:w="90" w:type="dxa"/>
+              <w:right w:w="150" w:type="dxa"/>
+            </w:tcMar>
+            <w:vAlign w:val="center"/>
+            <w:hideMark/>
+          </w:tcPr>
+          <w:p>
+            <w:pPr>
+              <w:rPr>
+                <w:lang w:val="en-150"/>
+              </w:rPr>
+            </w:pPr>
+            <w:r>
+              <w:rPr>
+                <w:lang w:val="en-150"/>
+              </w:rPr>
+              <w:t>10.82</w:t>
+            </w:r>
+          </w:p>
+        </w:tc>
+      </w:tr>
+    </w:tbl>
+    <w:p>
+      <w:pPr>
+        <w:rPr>
+          <w:b/>
+          <w:bCs/>
+          <w:lang w:val="en-150"/>
+        </w:rPr>
+      </w:pPr>
+      <w:r>
+        <w:rPr>
+          <w:b/>
+          <w:bCs/>
+          <w:lang w:val="en-150"/>
+        </w:rPr>
+        <w:lastRenderedPageBreak/>
+        <w:drawing>
+          <wp:inline distT="0" distB="0" distL="0" distR="0" wp14:anchorId="7683671E" wp14:editId="3D6DE679">
+            <wp:extent cx="5940425" cy="3502025"/>
+            <wp:effectExtent l="0" t="0" r="3175" b="3175"/>
+            <wp:docPr id="6" name="Picture 6"/>
+            <wp:cNvGraphicFramePr>
+              <a:graphicFrameLocks xmlns:a="http://schemas.openxmlformats.org/drawingml/2006/main" noChangeAspect="1"/>
+            </wp:cNvGraphicFramePr>
+            <a:graphic xmlns:a="http://schemas.openxmlformats.org/drawingml/2006/main">
+              <a:graphicData uri="http://schemas.openxmlformats.org/drawingml/2006/picture">
+                <pic:pic xmlns:pic="http://schemas.openxmlformats.org/drawingml/2006/picture">
+                  <pic:nvPicPr>
+                    <pic:cNvPr id="0" name="Picture 18"/>
+                    <pic:cNvPicPr>
+                      <a:picLocks noChangeAspect="1" noChangeArrowheads="1"/>
+                    </pic:cNvPicPr>
+                  </pic:nvPicPr>
+                  <pic:blipFill>
+                    <a:blip r:embed="rId16" cstate="print">
+                      <a:extLst>
+                        <a:ext uri="{28A0092B-C50C-407E-A947-70E740481C1C}">
+                          <a14:useLocalDpi xmlns:a14="http://schemas.microsoft.com/office/drawing/2010/main" val="0"/>
+                        </a:ext>
+                      </a:extLst>
+                    </a:blip>
+                    <a:srcRect/>
+                    <a:stretch>
+                      <a:fillRect/>
+                    </a:stretch>
+                  </pic:blipFill>
+                  <pic:spPr bwMode="auto">
+                    <a:xfrm>
+                      <a:off x="0" y="0"/>
+                      <a:ext cx="5940425" cy="3502025"/>
+                    </a:xfrm>
+                    <a:prstGeom prst="rect">
+                      <a:avLst/>
+                    </a:prstGeom>
+                    <a:noFill/>
+                    <a:ln>
+                      <a:noFill/>
+                    </a:ln>
+                  </pic:spPr>
+                </pic:pic>
+              </a:graphicData>
+            </a:graphic>
+          </wp:inline>
+        </w:drawing>
+      </w:r>
+    </w:p>
+    <w:p>
+      <w:pPr>
+        <w:rPr>
+          <w:b/>
+          <w:bCs/>
+          <w:lang w:val="en-150"/>
+        </w:rPr>
+      </w:pPr>
+      <w:proofErr w:type="spellStart"/>
+      <w:r>
+        <w:rPr>
+          <w:b/>
+          <w:bCs/>
+          <w:lang w:val="en-150"/>
+        </w:rPr>
+        <w:t>HashSet.Contains</w:t>
+      </w:r>
+      <w:proofErr w:type="spellEnd"/>
+      <w:r>
+        <w:rPr>
+          <w:b/>
+          <w:bCs/>
+          <w:lang w:val="en-150"/>
+        </w:rPr>
+        <w:t xml:space="preserve"> Performance</w:t>
+      </w:r>
+    </w:p>
+    <w:tbl>
+      <w:tblPr>
+        <w:tblW w:w="9060" w:type="dxa"/>
+        <w:tblBorders>
+          <w:bottom w:val="single" w:sz="6" w:space="0" w:color="EDEDED"/>
+        </w:tblBorders>
+        <w:shd w:val="clear" w:color="auto" w:fill="FFFFFF"/>
+        <w:tblCellMar>
+          <w:top w:w="15" w:type="dxa"/>
+          <w:left w:w="15" w:type="dxa"/>
+          <w:bottom w:w="15" w:type="dxa"/>
+          <w:right w:w="15" w:type="dxa"/>
+        </w:tblCellMar>
+        <w:tblLook w:val="04A0" w:firstRow="1" w:lastRow="0" w:firstColumn="1" w:lastColumn="0" w:noHBand="0" w:noVBand="1"/>
+      </w:tblPr>
+      <w:tblGrid>
+        <w:gridCol w:w="3371"/>
+        <w:gridCol w:w="1388"/>
+        <w:gridCol w:w="1388"/>
+        <w:gridCol w:w="1388"/>
+        <w:gridCol w:w="1525"/>
+      </w:tblGrid>
+      <w:tr>
+        <w:trPr>
+          <w:tblHeader/>
+        </w:trPr>
+        <w:tc>
+          <w:tcPr>
+            <w:tcW w:w="0" w:type="auto"/>
+            <w:shd w:val="clear" w:color="auto" w:fill="FFFFFF"/>
+            <w:vAlign w:val="center"/>
+            <w:hideMark/>
+          </w:tcPr>
+          <w:p>
+            <w:pPr>
+              <w:rPr>
+                <w:b/>
+                <w:bCs/>
+                <w:lang w:val="en-150"/>
+              </w:rPr>
+            </w:pPr>
+            <w:r>
+              <w:rPr>
+                <w:b/>
+                <w:bCs/>
+                <w:lang w:val="en-150"/>
+              </w:rPr>
+              <w:t>Type</w:t>
+            </w:r>
+          </w:p>
+        </w:tc>
+        <w:tc>
+          <w:tcPr>
+            <w:tcW w:w="0" w:type="auto"/>
+            <w:shd w:val="clear" w:color="auto" w:fill="FFFFFF"/>
+            <w:vAlign w:val="center"/>
+            <w:hideMark/>
+          </w:tcPr>
+          <w:p>
+            <w:pPr>
+              <w:rPr>
+                <w:b/>
+                <w:bCs/>
+                <w:lang w:val="en-150"/>
+              </w:rPr>
+            </w:pPr>
+            <w:r>
+              <w:rPr>
+                <w:b/>
+                <w:bCs/>
+                <w:lang w:val="en-150"/>
+              </w:rPr>
+              <w:t>16-byte (ns)</w:t>
+            </w:r>
+          </w:p>
+        </w:tc>
+        <w:tc>
+          <w:tcPr>
+            <w:tcW w:w="0" w:type="auto"/>
+            <w:shd w:val="clear" w:color="auto" w:fill="FFFFFF"/>
+            <w:vAlign w:val="center"/>
+            <w:hideMark/>
+          </w:tcPr>
+          <w:p>
+            <w:pPr>
+              <w:rPr>
+                <w:b/>
+                <w:bCs/>
+                <w:lang w:val="en-150"/>
+              </w:rPr>
+            </w:pPr>
+            <w:r>
+              <w:rPr>
+                <w:b/>
+                <w:bCs/>
+                <w:lang w:val="en-150"/>
+              </w:rPr>
+              <w:t>32-byte (ns)</w:t>
+            </w:r>
+          </w:p>
+        </w:tc>
+        <w:tc>
+          <w:tcPr>
+            <w:tcW w:w="0" w:type="auto"/>
+            <w:shd w:val="clear" w:color="auto" w:fill="FFFFFF"/>
+            <w:vAlign w:val="center"/>
+            <w:hideMark/>
+          </w:tcPr>
+          <w:p>
+            <w:pPr>
+              <w:rPr>
+                <w:b/>
+                <w:bCs/>
+                <w:lang w:val="en-150"/>
+              </w:rPr>
+            </w:pPr>
+            <w:r>
+              <w:rPr>
+                <w:b/>
+                <w:bCs/>
+                <w:lang w:val="en-150"/>
+              </w:rPr>
+              <w:t>64-byte (ns)</w:t>
+            </w:r>
+          </w:p>
+        </w:tc>
+        <w:tc>
+          <w:tcPr>
+            <w:tcW w:w="0" w:type="auto"/>
+            <w:shd w:val="clear" w:color="auto" w:fill="FFFFFF"/>
+            <w:vAlign w:val="center"/>
+            <w:hideMark/>
+          </w:tcPr>
+          <w:p>
+            <w:pPr>
+              <w:rPr>
+                <w:b/>
+                <w:bCs/>
+                <w:lang w:val="en-150"/>
+              </w:rPr>
+            </w:pPr>
+            <w:r>
+              <w:rPr>
+                <w:b/>
+                <w:bCs/>
+                <w:lang w:val="en-150"/>
+              </w:rPr>
+              <w:t>128-byte (ns)</w:t>
+            </w:r>
+          </w:p>
+        </w:tc>
+      </w:tr>
+      <w:tr>
+        <w:tc>
+          <w:tcPr>
+            <w:tcW w:w="0" w:type="auto"/>
+            <w:tcBorders>
+              <w:top w:val="single" w:sz="6" w:space="0" w:color="EDEDED"/>
+            </w:tcBorders>
+            <w:shd w:val="clear" w:color="auto" w:fill="FFFFFF"/>
+            <w:tcMar>
+              <w:top w:w="90" w:type="dxa"/>
+              <w:left w:w="0" w:type="dxa"/>
+              <w:bottom w:w="90" w:type="dxa"/>
+              <w:right w:w="150" w:type="dxa"/>
+            </w:tcMar>
+            <w:vAlign w:val="center"/>
+            <w:hideMark/>
+          </w:tcPr>
+          <w:p>
+            <w:pPr>
+              <w:rPr>
+                <w:lang w:val="en-150"/>
+              </w:rPr>
+            </w:pPr>
+            <w:r>
+              <w:rPr>
+                <w:lang w:val="en-150"/>
+              </w:rPr>
+              <w:t>Struct</w:t>
+            </w:r>
+          </w:p>
+        </w:tc>
+        <w:tc>
+          <w:tcPr>
+            <w:tcW w:w="0" w:type="auto"/>
+            <w:tcBorders>
+              <w:top w:val="single" w:sz="6" w:space="0" w:color="EDEDED"/>
+            </w:tcBorders>
+            <w:shd w:val="clear" w:color="auto" w:fill="FFFFFF"/>
+            <w:tcMar>
+              <w:top w:w="90" w:type="dxa"/>
+              <w:left w:w="0" w:type="dxa"/>
+              <w:bottom w:w="90" w:type="dxa"/>
+              <w:right w:w="150" w:type="dxa"/>
+            </w:tcMar>
+            <w:vAlign w:val="center"/>
+            <w:hideMark/>
+          </w:tcPr>
+          <w:p>
+            <w:pPr>
+              <w:rPr>
+                <w:lang w:val="en-150"/>
+              </w:rPr>
+            </w:pPr>
+            <w:r>
+              <w:rPr>
+                <w:lang w:val="en-150"/>
+              </w:rPr>
+              <w:t>20.27</w:t>
+            </w:r>
+          </w:p>
+        </w:tc>
+        <w:tc>
+          <w:tcPr>
+            <w:tcW w:w="0" w:type="auto"/>
+            <w:tcBorders>
+              <w:top w:val="single" w:sz="6" w:space="0" w:color="EDEDED"/>
+            </w:tcBorders>
+            <w:shd w:val="clear" w:color="auto" w:fill="FFFFFF"/>
+            <w:tcMar>
+              <w:top w:w="90" w:type="dxa"/>
+              <w:left w:w="0" w:type="dxa"/>
+              <w:bottom w:w="90" w:type="dxa"/>
+              <w:right w:w="150" w:type="dxa"/>
+            </w:tcMar>
+            <w:vAlign w:val="center"/>
+            <w:hideMark/>
+          </w:tcPr>
+          <w:p>
+            <w:pPr>
+              <w:rPr>
+                <w:lang w:val="en-150"/>
+              </w:rPr>
+            </w:pPr>
+            <w:r>
+              <w:rPr>
+                <w:lang w:val="en-150"/>
+              </w:rPr>
+              <w:t>23.59</w:t>
+            </w:r>
+          </w:p>
+        </w:tc>
+        <w:tc>
+          <w:tcPr>
+            <w:tcW w:w="0" w:type="auto"/>
+            <w:tcBorders>
+              <w:top w:val="single" w:sz="6" w:space="0" w:color="EDEDED"/>
+            </w:tcBorders>
+            <w:shd w:val="clear" w:color="auto" w:fill="FFFFFF"/>
+            <w:tcMar>
+              <w:top w:w="90" w:type="dxa"/>
+              <w:left w:w="0" w:type="dxa"/>
+              <w:bottom w:w="90" w:type="dxa"/>
+              <w:right w:w="150" w:type="dxa"/>
+            </w:tcMar>
+            <w:vAlign w:val="center"/>
+            <w:hideMark/>
+          </w:tcPr>
+          <w:p>
+            <w:pPr>
+              <w:rPr>
+                <w:lang w:val="en-150"/>
+              </w:rPr>
+            </w:pPr>
+            <w:r>
+              <w:rPr>
+                <w:lang w:val="en-150"/>
+              </w:rPr>
+              <w:t>24.00</w:t>
+            </w:r>
+          </w:p>
+        </w:tc>
+        <w:tc>
+          <w:tcPr>
+            <w:tcW w:w="0" w:type="auto"/>
+            <w:tcBorders>
+              <w:top w:val="single" w:sz="6" w:space="0" w:color="EDEDED"/>
+            </w:tcBorders>
+            <w:shd w:val="clear" w:color="auto" w:fill="FFFFFF"/>
+            <w:tcMar>
+              <w:top w:w="90" w:type="dxa"/>
+              <w:left w:w="0" w:type="dxa"/>
+              <w:bottom w:w="90" w:type="dxa"/>
+              <w:right w:w="150" w:type="dxa"/>
+            </w:tcMar>
+            <w:vAlign w:val="center"/>
+            <w:hideMark/>
+          </w:tcPr>
+          <w:p>
+            <w:pPr>
+              <w:rPr>
+                <w:lang w:val="en-150"/>
+              </w:rPr>
+            </w:pPr>
+            <w:r>
+              <w:rPr>
+                <w:lang w:val="en-150"/>
+              </w:rPr>
+              <w:t>34.56</w:t>
+            </w:r>
+          </w:p>
+        </w:tc>
+      </w:tr>
+      <w:tr>
+        <w:tc>
+          <w:tcPr>
+            <w:tcW w:w="0" w:type="auto"/>
+            <w:tcBorders>
+              <w:top w:val="single" w:sz="6" w:space="0" w:color="EDEDED"/>
+            </w:tcBorders>
+            <w:shd w:val="clear" w:color="auto" w:fill="FFFFFF"/>
+            <w:tcMar>
+              <w:top w:w="90" w:type="dxa"/>
+              <w:left w:w="0" w:type="dxa"/>
+              <w:bottom w:w="90" w:type="dxa"/>
+              <w:right w:w="150" w:type="dxa"/>
+            </w:tcMar>
+            <w:vAlign w:val="center"/>
+            <w:hideMark/>
+          </w:tcPr>
+          <w:p>
+            <w:pPr>
+              <w:rPr>
+                <w:lang w:val="en-150"/>
+              </w:rPr>
+            </w:pPr>
+            <w:r>
+              <w:rPr>
+                <w:lang w:val="en-150"/>
+              </w:rPr>
+              <w:t xml:space="preserve">Struct + </w:t>
+            </w:r>
+            <w:proofErr w:type="spellStart"/>
+            <w:r>
+              <w:rPr>
+                <w:lang w:val="en-150"/>
+              </w:rPr>
+              <w:t>IEquatable</w:t>
+            </w:r>
+            <w:proofErr w:type="spellEnd"/>
+          </w:p>
+        </w:tc>
+        <w:tc>
+          <w:tcPr>
+            <w:tcW w:w="0" w:type="auto"/>
+            <w:tcBorders>
+              <w:top w:val="single" w:sz="6" w:space="0" w:color="EDEDED"/>
+            </w:tcBorders>
+            <w:shd w:val="clear" w:color="auto" w:fill="FFFFFF"/>
+            <w:tcMar>
+              <w:top w:w="90" w:type="dxa"/>
+              <w:left w:w="0" w:type="dxa"/>
+              <w:bottom w:w="90" w:type="dxa"/>
+              <w:right w:w="150" w:type="dxa"/>
+            </w:tcMar>
+            <w:vAlign w:val="center"/>
+            <w:hideMark/>
+          </w:tcPr>
+          <w:p>
+            <w:pPr>
+              <w:rPr>
+                <w:lang w:val="en-150"/>
+              </w:rPr>
+            </w:pPr>
+            <w:r>
+              <w:rPr>
+                <w:lang w:val="en-150"/>
+              </w:rPr>
+              <w:t>5.08</w:t>
+            </w:r>
+          </w:p>
+        </w:tc>
+        <w:tc>
+          <w:tcPr>
+            <w:tcW w:w="0" w:type="auto"/>
+            <w:tcBorders>
+              <w:top w:val="single" w:sz="6" w:space="0" w:color="EDEDED"/>
+            </w:tcBorders>
+            <w:shd w:val="clear" w:color="auto" w:fill="FFFFFF"/>
+            <w:tcMar>
+              <w:top w:w="90" w:type="dxa"/>
+              <w:left w:w="0" w:type="dxa"/>
+              <w:bottom w:w="90" w:type="dxa"/>
+              <w:right w:w="150" w:type="dxa"/>
+            </w:tcMar>
+            <w:vAlign w:val="center"/>
+            <w:hideMark/>
+          </w:tcPr>
+          <w:p>
+            <w:pPr>
+              <w:rPr>
+                <w:lang w:val="en-150"/>
+              </w:rPr>
+            </w:pPr>
+            <w:r>
+              <w:rPr>
+                <w:lang w:val="en-150"/>
+              </w:rPr>
+              <w:t>6.73</w:t>
+            </w:r>
+          </w:p>
+        </w:tc>
+        <w:tc>
+          <w:tcPr>
+            <w:tcW w:w="0" w:type="auto"/>
+            <w:tcBorders>
+              <w:top w:val="single" w:sz="6" w:space="0" w:color="EDEDED"/>
+            </w:tcBorders>
+            <w:shd w:val="clear" w:color="auto" w:fill="FFFFFF"/>
+            <w:tcMar>
+              <w:top w:w="90" w:type="dxa"/>
+              <w:left w:w="0" w:type="dxa"/>
+              <w:bottom w:w="90" w:type="dxa"/>
+              <w:right w:w="150" w:type="dxa"/>
+            </w:tcMar>
+            <w:vAlign w:val="center"/>
+            <w:hideMark/>
+          </w:tcPr>
+          <w:p>
+            <w:pPr>
+              <w:rPr>
+                <w:lang w:val="en-150"/>
+              </w:rPr>
+            </w:pPr>
+            <w:r>
+              <w:rPr>
+                <w:lang w:val="en-150"/>
+              </w:rPr>
+              <w:t>15.90</w:t>
+            </w:r>
+          </w:p>
+        </w:tc>
+        <w:tc>
+          <w:tcPr>
+            <w:tcW w:w="0" w:type="auto"/>
+            <w:tcBorders>
+              <w:top w:val="single" w:sz="6" w:space="0" w:color="EDEDED"/>
+            </w:tcBorders>
+            <w:shd w:val="clear" w:color="auto" w:fill="FFFFFF"/>
+            <w:tcMar>
+              <w:top w:w="90" w:type="dxa"/>
+              <w:left w:w="0" w:type="dxa"/>
+              <w:bottom w:w="90" w:type="dxa"/>
+              <w:right w:w="150" w:type="dxa"/>
+            </w:tcMar>
+            <w:vAlign w:val="center"/>
+            <w:hideMark/>
+          </w:tcPr>
+          <w:p>
+            <w:pPr>
+              <w:rPr>
+                <w:lang w:val="en-150"/>
+              </w:rPr>
+            </w:pPr>
+            <w:r>
+              <w:rPr>
+                <w:lang w:val="en-150"/>
+              </w:rPr>
+              <w:t>27.34</w:t>
+            </w:r>
+          </w:p>
+        </w:tc>
+      </w:tr>
+      <w:tr>
+        <w:tc>
+          <w:tcPr>
+            <w:tcW w:w="0" w:type="auto"/>
+            <w:tcBorders>
+              <w:top w:val="single" w:sz="6" w:space="0" w:color="EDEDED"/>
+            </w:tcBorders>
+            <w:shd w:val="clear" w:color="auto" w:fill="FFFFFF"/>
+            <w:tcMar>
+              <w:top w:w="90" w:type="dxa"/>
+              <w:left w:w="0" w:type="dxa"/>
+              <w:bottom w:w="90" w:type="dxa"/>
+              <w:right w:w="150" w:type="dxa"/>
+            </w:tcMar>
+            <w:vAlign w:val="center"/>
+            <w:hideMark/>
+          </w:tcPr>
+          <w:p>
+            <w:pPr>
+              <w:rPr>
+                <w:lang w:val="en-150"/>
+              </w:rPr>
+            </w:pPr>
+            <w:proofErr w:type="spellStart"/>
+            <w:r>
+              <w:rPr>
+                <w:lang w:val="en-150"/>
+              </w:rPr>
+              <w:t>Readonly</w:t>
+            </w:r>
+            <w:proofErr w:type="spellEnd"/>
+            <w:r>
+              <w:rPr>
+                <w:lang w:val="en-150"/>
+              </w:rPr>
+              <w:t xml:space="preserve"> Struct</w:t>
+            </w:r>
+          </w:p>
+        </w:tc>
+        <w:tc>
+          <w:tcPr>
+            <w:tcW w:w="0" w:type="auto"/>
+            <w:tcBorders>
+              <w:top w:val="single" w:sz="6" w:space="0" w:color="EDEDED"/>
+            </w:tcBorders>
+            <w:shd w:val="clear" w:color="auto" w:fill="FFFFFF"/>
+            <w:tcMar>
+              <w:top w:w="90" w:type="dxa"/>
+              <w:left w:w="0" w:type="dxa"/>
+              <w:bottom w:w="90" w:type="dxa"/>
+              <w:right w:w="150" w:type="dxa"/>
+            </w:tcMar>
+            <w:vAlign w:val="center"/>
+            <w:hideMark/>
+          </w:tcPr>
+          <w:p>
+            <w:pPr>
+              <w:rPr>
+                <w:lang w:val="en-150"/>
+              </w:rPr>
+            </w:pPr>
+            <w:r>
+              <w:rPr>
+                <w:lang w:val="en-150"/>
+              </w:rPr>
+              <w:t>20.47</w:t>
+            </w:r>
+          </w:p>
+        </w:tc>
+        <w:tc>
+          <w:tcPr>
+            <w:tcW w:w="0" w:type="auto"/>
+            <w:tcBorders>
+              <w:top w:val="single" w:sz="6" w:space="0" w:color="EDEDED"/>
+            </w:tcBorders>
+            <w:shd w:val="clear" w:color="auto" w:fill="FFFFFF"/>
+            <w:tcMar>
+              <w:top w:w="90" w:type="dxa"/>
+              <w:left w:w="0" w:type="dxa"/>
+              <w:bottom w:w="90" w:type="dxa"/>
+              <w:right w:w="150" w:type="dxa"/>
+            </w:tcMar>
+            <w:vAlign w:val="center"/>
+            <w:hideMark/>
+          </w:tcPr>
+          <w:p>
+            <w:pPr>
+              <w:rPr>
+                <w:lang w:val="en-150"/>
+              </w:rPr>
+            </w:pPr>
+            <w:r>
+              <w:rPr>
+                <w:lang w:val="en-150"/>
+              </w:rPr>
+              <w:t>23.87</w:t>
+            </w:r>
+          </w:p>
+        </w:tc>
+        <w:tc>
+          <w:tcPr>
+            <w:tcW w:w="0" w:type="auto"/>
+            <w:tcBorders>
+              <w:top w:val="single" w:sz="6" w:space="0" w:color="EDEDED"/>
+            </w:tcBorders>
+            <w:shd w:val="clear" w:color="auto" w:fill="FFFFFF"/>
+            <w:tcMar>
+              <w:top w:w="90" w:type="dxa"/>
+              <w:left w:w="0" w:type="dxa"/>
+              <w:bottom w:w="90" w:type="dxa"/>
+              <w:right w:w="150" w:type="dxa"/>
+            </w:tcMar>
+            <w:vAlign w:val="center"/>
+            <w:hideMark/>
+          </w:tcPr>
+          <w:p>
+            <w:pPr>
+              <w:rPr>
+                <w:lang w:val="en-150"/>
+              </w:rPr>
+            </w:pPr>
+            <w:r>
+              <w:rPr>
+                <w:lang w:val="en-150"/>
+              </w:rPr>
+              <w:t>24.08</w:t>
+            </w:r>
+          </w:p>
+        </w:tc>
+        <w:tc>
+          <w:tcPr>
+            <w:tcW w:w="0" w:type="auto"/>
+            <w:tcBorders>
+              <w:top w:val="single" w:sz="6" w:space="0" w:color="EDEDED"/>
+            </w:tcBorders>
+            <w:shd w:val="clear" w:color="auto" w:fill="FFFFFF"/>
+            <w:tcMar>
+              <w:top w:w="90" w:type="dxa"/>
+              <w:left w:w="0" w:type="dxa"/>
+              <w:bottom w:w="90" w:type="dxa"/>
+              <w:right w:w="150" w:type="dxa"/>
+            </w:tcMar>
+            <w:vAlign w:val="center"/>
+            <w:hideMark/>
+          </w:tcPr>
+          <w:p>
+            <w:pPr>
+              <w:rPr>
+                <w:lang w:val="en-150"/>
+              </w:rPr>
+            </w:pPr>
+            <w:r>
+              <w:rPr>
+                <w:lang w:val="en-150"/>
+              </w:rPr>
+              <w:t>33.87</w:t>
+            </w:r>
+          </w:p>
+        </w:tc>
+      </w:tr>
+      <w:tr>
+        <w:tc>
+          <w:tcPr>
+            <w:tcW w:w="0" w:type="auto"/>
+            <w:tcBorders>
+              <w:top w:val="single" w:sz="6" w:space="0" w:color="EDEDED"/>
+            </w:tcBorders>
+            <w:shd w:val="clear" w:color="auto" w:fill="FFFFFF"/>
+            <w:tcMar>
+              <w:top w:w="90" w:type="dxa"/>
+              <w:left w:w="0" w:type="dxa"/>
+              <w:bottom w:w="90" w:type="dxa"/>
+              <w:right w:w="150" w:type="dxa"/>
+            </w:tcMar>
+            <w:vAlign w:val="center"/>
+            <w:hideMark/>
+          </w:tcPr>
+          <w:p>
+            <w:pPr>
+              <w:rPr>
+                <w:lang w:val="en-150"/>
+              </w:rPr>
+            </w:pPr>
+            <w:proofErr w:type="spellStart"/>
+            <w:r>
+              <w:rPr>
+                <w:lang w:val="en-150"/>
+              </w:rPr>
+              <w:t>Readonly</w:t>
+            </w:r>
+            <w:proofErr w:type="spellEnd"/>
+            <w:r>
+              <w:rPr>
+                <w:lang w:val="en-150"/>
+              </w:rPr>
+              <w:t xml:space="preserve"> Struct + </w:t>
+            </w:r>
+            <w:proofErr w:type="spellStart"/>
+            <w:r>
+              <w:rPr>
+                <w:lang w:val="en-150"/>
+              </w:rPr>
+              <w:t>IEquatable</w:t>
+            </w:r>
+            <w:proofErr w:type="spellEnd"/>
+          </w:p>
+        </w:tc>
+        <w:tc>
+          <w:tcPr>
+            <w:tcW w:w="0" w:type="auto"/>
+            <w:tcBorders>
+              <w:top w:val="single" w:sz="6" w:space="0" w:color="EDEDED"/>
+            </w:tcBorders>
+            <w:shd w:val="clear" w:color="auto" w:fill="FFFFFF"/>
+            <w:tcMar>
+              <w:top w:w="90" w:type="dxa"/>
+              <w:left w:w="0" w:type="dxa"/>
+              <w:bottom w:w="90" w:type="dxa"/>
+              <w:right w:w="150" w:type="dxa"/>
+            </w:tcMar>
+            <w:vAlign w:val="center"/>
+            <w:hideMark/>
+          </w:tcPr>
+          <w:p>
+            <w:pPr>
+              <w:rPr>
+                <w:lang w:val="en-150"/>
+              </w:rPr>
+            </w:pPr>
+            <w:r>
+              <w:rPr>
+                <w:lang w:val="en-150"/>
+              </w:rPr>
+              <w:t>5.11</w:t>
+            </w:r>
+          </w:p>
+        </w:tc>
+        <w:tc>
+          <w:tcPr>
+            <w:tcW w:w="0" w:type="auto"/>
+            <w:tcBorders>
+              <w:top w:val="single" w:sz="6" w:space="0" w:color="EDEDED"/>
+            </w:tcBorders>
+            <w:shd w:val="clear" w:color="auto" w:fill="FFFFFF"/>
+            <w:tcMar>
+              <w:top w:w="90" w:type="dxa"/>
+              <w:left w:w="0" w:type="dxa"/>
+              <w:bottom w:w="90" w:type="dxa"/>
+              <w:right w:w="150" w:type="dxa"/>
+            </w:tcMar>
+            <w:vAlign w:val="center"/>
+            <w:hideMark/>
+          </w:tcPr>
+          <w:p>
+            <w:pPr>
+              <w:rPr>
+                <w:lang w:val="en-150"/>
+              </w:rPr>
+            </w:pPr>
+            <w:r>
+              <w:rPr>
+                <w:lang w:val="en-150"/>
+              </w:rPr>
+              <w:t>6.61</w:t>
+            </w:r>
+          </w:p>
+        </w:tc>
+        <w:tc>
+          <w:tcPr>
+            <w:tcW w:w="0" w:type="auto"/>
+            <w:tcBorders>
+              <w:top w:val="single" w:sz="6" w:space="0" w:color="EDEDED"/>
+            </w:tcBorders>
+            <w:shd w:val="clear" w:color="auto" w:fill="FFFFFF"/>
+            <w:tcMar>
+              <w:top w:w="90" w:type="dxa"/>
+              <w:left w:w="0" w:type="dxa"/>
+              <w:bottom w:w="90" w:type="dxa"/>
+              <w:right w:w="150" w:type="dxa"/>
+            </w:tcMar>
+            <w:vAlign w:val="center"/>
+            <w:hideMark/>
+          </w:tcPr>
+          <w:p>
+            <w:pPr>
+              <w:rPr>
+                <w:lang w:val="en-150"/>
+              </w:rPr>
+            </w:pPr>
+            <w:r>
+              <w:rPr>
+                <w:lang w:val="en-150"/>
+              </w:rPr>
+              <w:t>15.50</w:t>
+            </w:r>
+          </w:p>
+        </w:tc>
+        <w:tc>
+          <w:tcPr>
+            <w:tcW w:w="0" w:type="auto"/>
+            <w:tcBorders>
+              <w:top w:val="single" w:sz="6" w:space="0" w:color="EDEDED"/>
+            </w:tcBorders>
+            <w:shd w:val="clear" w:color="auto" w:fill="FFFFFF"/>
+            <w:tcMar>
+              <w:top w:w="90" w:type="dxa"/>
+              <w:left w:w="0" w:type="dxa"/>
+              <w:bottom w:w="90" w:type="dxa"/>
+              <w:right w:w="150" w:type="dxa"/>
+            </w:tcMar>
+            <w:vAlign w:val="center"/>
+            <w:hideMark/>
+          </w:tcPr>
+          <w:p>
+            <w:pPr>
+              <w:rPr>
+                <w:lang w:val="en-150"/>
+              </w:rPr>
+            </w:pPr>
+            <w:r>
+              <w:rPr>
+                <w:lang w:val="en-150"/>
+              </w:rPr>
+              <w:t>27.41</w:t>
+            </w:r>
+          </w:p>
+        </w:tc>
+      </w:tr>
+      <w:tr>
+        <w:tc>
+          <w:tcPr>
+            <w:tcW w:w="0" w:type="auto"/>
+            <w:tcBorders>
+              <w:top w:val="single" w:sz="6" w:space="0" w:color="EDEDED"/>
+            </w:tcBorders>
+            <w:shd w:val="clear" w:color="auto" w:fill="FFFFFF"/>
+            <w:tcMar>
+              <w:top w:w="90" w:type="dxa"/>
+              <w:left w:w="0" w:type="dxa"/>
+              <w:bottom w:w="90" w:type="dxa"/>
+              <w:right w:w="150" w:type="dxa"/>
+            </w:tcMar>
+            <w:vAlign w:val="center"/>
+            <w:hideMark/>
+          </w:tcPr>
+          <w:p>
+            <w:pPr>
+              <w:rPr>
+                <w:lang w:val="en-150"/>
+              </w:rPr>
+            </w:pPr>
+            <w:proofErr w:type="spellStart"/>
+            <w:r>
+              <w:rPr>
+                <w:lang w:val="en-150"/>
+              </w:rPr>
+              <w:t>Readonly</w:t>
+            </w:r>
+            <w:proofErr w:type="spellEnd"/>
+            <w:r>
+              <w:rPr>
+                <w:lang w:val="en-150"/>
+              </w:rPr>
+              <w:t xml:space="preserve"> Record Struct</w:t>
+            </w:r>
+          </w:p>
+        </w:tc>
+        <w:tc>
+          <w:tcPr>
+            <w:tcW w:w="0" w:type="auto"/>
+            <w:tcBorders>
+              <w:top w:val="single" w:sz="6" w:space="0" w:color="EDEDED"/>
+            </w:tcBorders>
+            <w:shd w:val="clear" w:color="auto" w:fill="FFFFFF"/>
+            <w:tcMar>
+              <w:top w:w="90" w:type="dxa"/>
+              <w:left w:w="0" w:type="dxa"/>
+              <w:bottom w:w="90" w:type="dxa"/>
+              <w:right w:w="150" w:type="dxa"/>
+            </w:tcMar>
+            <w:vAlign w:val="center"/>
+            <w:hideMark/>
+          </w:tcPr>
+          <w:p>
+            <w:pPr>
+              <w:rPr>
+                <w:lang w:val="en-150"/>
+              </w:rPr>
+            </w:pPr>
+            <w:r>
+              <w:rPr>
+                <w:lang w:val="en-150"/>
+              </w:rPr>
+              <w:t>2.42</w:t>
+            </w:r>
+          </w:p>
+        </w:tc>
+        <w:tc>
+          <w:tcPr>
+            <w:tcW w:w="0" w:type="auto"/>
+            <w:tcBorders>
+              <w:top w:val="single" w:sz="6" w:space="0" w:color="EDEDED"/>
+            </w:tcBorders>
+            <w:shd w:val="clear" w:color="auto" w:fill="FFFFFF"/>
+            <w:tcMar>
+              <w:top w:w="90" w:type="dxa"/>
+              <w:left w:w="0" w:type="dxa"/>
+              <w:bottom w:w="90" w:type="dxa"/>
+              <w:right w:w="150" w:type="dxa"/>
+            </w:tcMar>
+            <w:vAlign w:val="center"/>
+            <w:hideMark/>
+          </w:tcPr>
+          <w:p>
+            <w:pPr>
+              <w:rPr>
+                <w:lang w:val="en-150"/>
+              </w:rPr>
+            </w:pPr>
+            <w:r>
+              <w:rPr>
+                <w:lang w:val="en-150"/>
+              </w:rPr>
+              <w:t>4.61</w:t>
+            </w:r>
+          </w:p>
+        </w:tc>
+        <w:tc>
+          <w:tcPr>
+            <w:tcW w:w="0" w:type="auto"/>
+            <w:tcBorders>
+              <w:top w:val="single" w:sz="6" w:space="0" w:color="EDEDED"/>
+            </w:tcBorders>
+            <w:shd w:val="clear" w:color="auto" w:fill="FFFFFF"/>
+            <w:tcMar>
+              <w:top w:w="90" w:type="dxa"/>
+              <w:left w:w="0" w:type="dxa"/>
+              <w:bottom w:w="90" w:type="dxa"/>
+              <w:right w:w="150" w:type="dxa"/>
+            </w:tcMar>
+            <w:vAlign w:val="center"/>
+            <w:hideMark/>
+          </w:tcPr>
+          <w:p>
+            <w:pPr>
+              <w:rPr>
+                <w:lang w:val="en-150"/>
+              </w:rPr>
+            </w:pPr>
+            <w:r>
+              <w:rPr>
+                <w:lang w:val="en-150"/>
+              </w:rPr>
+              <w:t>9.57</w:t>
+            </w:r>
+          </w:p>
+        </w:tc>
+        <w:tc>
+          <w:tcPr>
+            <w:tcW w:w="0" w:type="auto"/>
+            <w:tcBorders>
+              <w:top w:val="single" w:sz="6" w:space="0" w:color="EDEDED"/>
+            </w:tcBorders>
+            <w:shd w:val="clear" w:color="auto" w:fill="FFFFFF"/>
+            <w:tcMar>
+              <w:top w:w="90" w:type="dxa"/>
+              <w:left w:w="0" w:type="dxa"/>
+              <w:bottom w:w="90" w:type="dxa"/>
+              <w:right w:w="150" w:type="dxa"/>
+            </w:tcMar>
+            <w:vAlign w:val="center"/>
+            <w:hideMark/>
+          </w:tcPr>
+          <w:p>
+            <w:pPr>
+              <w:rPr>
+                <w:lang w:val="en-150"/>
+              </w:rPr>
+            </w:pPr>
+            <w:r>
+              <w:rPr>
+                <w:lang w:val="en-150"/>
+              </w:rPr>
+              <w:t>20.65</w:t>
+            </w:r>
+          </w:p>
+        </w:tc>
+      </w:tr>
+      <w:tr>
+        <w:tc>
+          <w:tcPr>
+            <w:tcW w:w="0" w:type="auto"/>
+            <w:tcBorders>
+              <w:top w:val="single" w:sz="6" w:space="0" w:color="EDEDED"/>
+            </w:tcBorders>
+            <w:shd w:val="clear" w:color="auto" w:fill="FFFFFF"/>
+            <w:tcMar>
+              <w:top w:w="90" w:type="dxa"/>
+              <w:left w:w="0" w:type="dxa"/>
+              <w:bottom w:w="90" w:type="dxa"/>
+              <w:right w:w="150" w:type="dxa"/>
+            </w:tcMar>
+            <w:vAlign w:val="center"/>
+            <w:hideMark/>
+          </w:tcPr>
+          <w:p>
+            <w:pPr>
+              <w:rPr>
+                <w:lang w:val="en-150"/>
+              </w:rPr>
+            </w:pPr>
+            <w:r>
+              <w:rPr>
+                <w:lang w:val="en-150"/>
+              </w:rPr>
+              <w:t>Record</w:t>
+            </w:r>
+          </w:p>
+        </w:tc>
+        <w:tc>
+          <w:tcPr>
+            <w:tcW w:w="0" w:type="auto"/>
+            <w:tcBorders>
+              <w:top w:val="single" w:sz="6" w:space="0" w:color="EDEDED"/>
+            </w:tcBorders>
+            <w:shd w:val="clear" w:color="auto" w:fill="FFFFFF"/>
+            <w:tcMar>
+              <w:top w:w="90" w:type="dxa"/>
+              <w:left w:w="0" w:type="dxa"/>
+              <w:bottom w:w="90" w:type="dxa"/>
+              <w:right w:w="150" w:type="dxa"/>
+            </w:tcMar>
+            <w:vAlign w:val="center"/>
+            <w:hideMark/>
+          </w:tcPr>
+          <w:p>
+            <w:pPr>
+              <w:rPr>
+                <w:lang w:val="en-150"/>
+              </w:rPr>
+            </w:pPr>
+            <w:r>
+              <w:rPr>
+                <w:lang w:val="en-150"/>
+              </w:rPr>
+              <w:t>6.14</w:t>
+            </w:r>
+          </w:p>
+        </w:tc>
+        <w:tc>
+          <w:tcPr>
+            <w:tcW w:w="0" w:type="auto"/>
+            <w:tcBorders>
+              <w:top w:val="single" w:sz="6" w:space="0" w:color="EDEDED"/>
+            </w:tcBorders>
+            <w:shd w:val="clear" w:color="auto" w:fill="FFFFFF"/>
+            <w:tcMar>
+              <w:top w:w="90" w:type="dxa"/>
+              <w:left w:w="0" w:type="dxa"/>
+              <w:bottom w:w="90" w:type="dxa"/>
+              <w:right w:w="150" w:type="dxa"/>
+            </w:tcMar>
+            <w:vAlign w:val="center"/>
+            <w:hideMark/>
+          </w:tcPr>
+          <w:p>
+            <w:pPr>
+              <w:rPr>
+                <w:lang w:val="en-150"/>
+              </w:rPr>
+            </w:pPr>
+            <w:r>
+              <w:rPr>
+                <w:lang w:val="en-150"/>
+              </w:rPr>
+              <w:t>6.89</w:t>
+            </w:r>
+          </w:p>
+        </w:tc>
+        <w:tc>
+          <w:tcPr>
+            <w:tcW w:w="0" w:type="auto"/>
+            <w:tcBorders>
+              <w:top w:val="single" w:sz="6" w:space="0" w:color="EDEDED"/>
+            </w:tcBorders>
+            <w:shd w:val="clear" w:color="auto" w:fill="FFFFFF"/>
+            <w:tcMar>
+              <w:top w:w="90" w:type="dxa"/>
+              <w:left w:w="0" w:type="dxa"/>
+              <w:bottom w:w="90" w:type="dxa"/>
+              <w:right w:w="150" w:type="dxa"/>
+            </w:tcMar>
+            <w:vAlign w:val="center"/>
+            <w:hideMark/>
+          </w:tcPr>
+          <w:p>
+            <w:pPr>
+              <w:rPr>
+                <w:lang w:val="en-150"/>
+              </w:rPr>
+            </w:pPr>
+            <w:r>
+              <w:rPr>
+                <w:lang w:val="en-150"/>
+              </w:rPr>
+              <w:t>10.51</w:t>
+            </w:r>
+          </w:p>
+        </w:tc>
+        <w:tc>
+          <w:tcPr>
+            <w:tcW w:w="0" w:type="auto"/>
+            <w:tcBorders>
+              <w:top w:val="single" w:sz="6" w:space="0" w:color="EDEDED"/>
+            </w:tcBorders>
+            <w:shd w:val="clear" w:color="auto" w:fill="FFFFFF"/>
+            <w:tcMar>
+              <w:top w:w="90" w:type="dxa"/>
+              <w:left w:w="0" w:type="dxa"/>
+              <w:bottom w:w="90" w:type="dxa"/>
+              <w:right w:w="150" w:type="dxa"/>
+            </w:tcMar>
+            <w:vAlign w:val="center"/>
+            <w:hideMark/>
+          </w:tcPr>
+          <w:p>
+            <w:pPr>
+              <w:rPr>
+                <w:lang w:val="en-150"/>
+              </w:rPr>
+            </w:pPr>
+            <w:r>
+              <w:rPr>
+                <w:lang w:val="en-150"/>
+              </w:rPr>
+              <w:t>19.20</w:t>
+            </w:r>
+          </w:p>
+        </w:tc>
+      </w:tr>
+    </w:tbl>
+    <w:p>
+      <w:pPr>
+        <w:rPr>
+          <w:b/>
+          <w:bCs/>
+          <w:lang w:val="en-150"/>
+        </w:rPr>
+      </w:pPr>
+      <w:r>
+        <w:rPr>
+          <w:b/>
+          <w:bCs/>
+          <w:lang w:val="en-150"/>
+        </w:rPr>
+        <w:lastRenderedPageBreak/>
+        <w:drawing>
+          <wp:inline distT="0" distB="0" distL="0" distR="0" wp14:anchorId="2A17CFCD" wp14:editId="60411FCD">
+            <wp:extent cx="5940425" cy="3620770"/>
+            <wp:effectExtent l="0" t="0" r="3175" b="0"/>
+            <wp:docPr id="5" name="Picture 5"/>
+            <wp:cNvGraphicFramePr>
+              <a:graphicFrameLocks xmlns:a="http://schemas.openxmlformats.org/drawingml/2006/main" noChangeAspect="1"/>
+            </wp:cNvGraphicFramePr>
+            <a:graphic xmlns:a="http://schemas.openxmlformats.org/drawingml/2006/main">
+              <a:graphicData uri="http://schemas.openxmlformats.org/drawingml/2006/picture">
+                <pic:pic xmlns:pic="http://schemas.openxmlformats.org/drawingml/2006/picture">
+                  <pic:nvPicPr>
+                    <pic:cNvPr id="0" name="Picture 19"/>
+                    <pic:cNvPicPr>
+                      <a:picLocks noChangeAspect="1" noChangeArrowheads="1"/>
+                    </pic:cNvPicPr>
+                  </pic:nvPicPr>
+                  <pic:blipFill>
+                    <a:blip r:embed="rId17" cstate="print">
+                      <a:extLst>
+                        <a:ext uri="{28A0092B-C50C-407E-A947-70E740481C1C}">
+                          <a14:useLocalDpi xmlns:a14="http://schemas.microsoft.com/office/drawing/2010/main" val="0"/>
+                        </a:ext>
+                      </a:extLst>
+                    </a:blip>
+                    <a:srcRect/>
+                    <a:stretch>
+                      <a:fillRect/>
+                    </a:stretch>
+                  </pic:blipFill>
+                  <pic:spPr bwMode="auto">
+                    <a:xfrm>
+                      <a:off x="0" y="0"/>
+                      <a:ext cx="5940425" cy="3620770"/>
+                    </a:xfrm>
+                    <a:prstGeom prst="rect">
+                      <a:avLst/>
+                    </a:prstGeom>
+                    <a:noFill/>
+                    <a:ln>
+                      <a:noFill/>
+                    </a:ln>
+                  </pic:spPr>
+                </pic:pic>
+              </a:graphicData>
+            </a:graphic>
+          </wp:inline>
+        </w:drawing>
+      </w:r>
+    </w:p>
+    <w:p>
+      <w:pPr>
+        <w:rPr>
+          <w:b/>
+          <w:bCs/>
+          <w:lang w:val="en-150"/>
+        </w:rPr>
+      </w:pPr>
+      <w:r>
+        <w:rPr>
+          <w:b/>
+          <w:bCs/>
+          <w:lang w:val="en-150"/>
+        </w:rPr>
+        <w:t>Memory Allocations</w:t>
+      </w:r>
+    </w:p>
+    <w:tbl>
+      <w:tblPr>
+        <w:tblW w:w="9060" w:type="dxa"/>
+        <w:tblBorders>
+          <w:bottom w:val="single" w:sz="6" w:space="0" w:color="EDEDED"/>
+        </w:tblBorders>
+        <w:shd w:val="clear" w:color="auto" w:fill="FFFFFF"/>
+        <w:tblCellMar>
+          <w:top w:w="15" w:type="dxa"/>
+          <w:left w:w="15" w:type="dxa"/>
+          <w:bottom w:w="15" w:type="dxa"/>
+          <w:right w:w="15" w:type="dxa"/>
+        </w:tblCellMar>
+        <w:tblLook w:val="04A0" w:firstRow="1" w:lastRow="0" w:firstColumn="1" w:lastColumn="0" w:noHBand="0" w:noVBand="1"/>
+      </w:tblPr>
+      <w:tblGrid>
+        <w:gridCol w:w="4486"/>
+        <w:gridCol w:w="1102"/>
+        <w:gridCol w:w="1101"/>
+        <w:gridCol w:w="1101"/>
+        <w:gridCol w:w="1270"/>
+      </w:tblGrid>
+      <w:tr>
+        <w:trPr>
+          <w:tblHeader/>
+        </w:trPr>
+        <w:tc>
+          <w:tcPr>
+            <w:tcW w:w="0" w:type="auto"/>
+            <w:shd w:val="clear" w:color="auto" w:fill="FFFFFF"/>
+            <w:vAlign w:val="center"/>
+            <w:hideMark/>
+          </w:tcPr>
+          <w:p>
+            <w:pPr>
+              <w:rPr>
+                <w:b/>
+                <w:bCs/>
+                <w:lang w:val="en-150"/>
+              </w:rPr>
+            </w:pPr>
+            <w:r>
+              <w:rPr>
+                <w:b/>
+                <w:bCs/>
+                <w:lang w:val="en-150"/>
+              </w:rPr>
+              <w:t>Type</w:t>
+            </w:r>
+          </w:p>
+        </w:tc>
+        <w:tc>
+          <w:tcPr>
+            <w:tcW w:w="0" w:type="auto"/>
+            <w:shd w:val="clear" w:color="auto" w:fill="FFFFFF"/>
+            <w:vAlign w:val="center"/>
+            <w:hideMark/>
+          </w:tcPr>
+          <w:p>
+            <w:pPr>
+              <w:rPr>
+                <w:b/>
+                <w:bCs/>
+                <w:lang w:val="en-150"/>
+              </w:rPr>
+            </w:pPr>
+            <w:r>
+              <w:rPr>
+                <w:b/>
+                <w:bCs/>
+                <w:lang w:val="en-150"/>
+              </w:rPr>
+              <w:t>16-byte</w:t>
+            </w:r>
+          </w:p>
+        </w:tc>
+        <w:tc>
+          <w:tcPr>
+            <w:tcW w:w="0" w:type="auto"/>
+            <w:shd w:val="clear" w:color="auto" w:fill="FFFFFF"/>
+            <w:vAlign w:val="center"/>
+            <w:hideMark/>
+          </w:tcPr>
+          <w:p>
+            <w:pPr>
+              <w:rPr>
+                <w:b/>
+                <w:bCs/>
+                <w:lang w:val="en-150"/>
+              </w:rPr>
+            </w:pPr>
+            <w:r>
+              <w:rPr>
+                <w:b/>
+                <w:bCs/>
+                <w:lang w:val="en-150"/>
+              </w:rPr>
+              <w:t>32-byte</w:t>
+            </w:r>
+          </w:p>
+        </w:tc>
+        <w:tc>
+          <w:tcPr>
+            <w:tcW w:w="0" w:type="auto"/>
+            <w:shd w:val="clear" w:color="auto" w:fill="FFFFFF"/>
+            <w:vAlign w:val="center"/>
+            <w:hideMark/>
+          </w:tcPr>
+          <w:p>
+            <w:pPr>
+              <w:rPr>
+                <w:b/>
+                <w:bCs/>
+                <w:lang w:val="en-150"/>
+              </w:rPr>
+            </w:pPr>
+            <w:r>
+              <w:rPr>
+                <w:b/>
+                <w:bCs/>
+                <w:lang w:val="en-150"/>
+              </w:rPr>
+              <w:t>64-byte</w:t>
+            </w:r>
+          </w:p>
+        </w:tc>
+        <w:tc>
+          <w:tcPr>
+            <w:tcW w:w="0" w:type="auto"/>
+            <w:shd w:val="clear" w:color="auto" w:fill="FFFFFF"/>
+            <w:vAlign w:val="center"/>
+            <w:hideMark/>
+          </w:tcPr>
+          <w:p>
+            <w:pPr>
+              <w:rPr>
+                <w:b/>
+                <w:bCs/>
+                <w:lang w:val="en-150"/>
+              </w:rPr>
+            </w:pPr>
+            <w:r>
+              <w:rPr>
+                <w:b/>
+                <w:bCs/>
+                <w:lang w:val="en-150"/>
+              </w:rPr>
+              <w:t>128-byte</w:t>
+            </w:r>
+          </w:p>
+        </w:tc>
+      </w:tr>
+      <w:tr>
+        <w:tc>
+          <w:tcPr>
+            <w:tcW w:w="0" w:type="auto"/>
+            <w:tcBorders>
+              <w:top w:val="single" w:sz="6" w:space="0" w:color="EDEDED"/>
+            </w:tcBorders>
+            <w:shd w:val="clear" w:color="auto" w:fill="FFFFFF"/>
+            <w:tcMar>
+              <w:top w:w="90" w:type="dxa"/>
+              <w:left w:w="0" w:type="dxa"/>
+              <w:bottom w:w="90" w:type="dxa"/>
+              <w:right w:w="150" w:type="dxa"/>
+            </w:tcMar>
+            <w:vAlign w:val="center"/>
+            <w:hideMark/>
+          </w:tcPr>
+          <w:p>
+            <w:pPr>
+              <w:rPr>
+                <w:lang w:val="en-150"/>
+              </w:rPr>
+            </w:pPr>
+            <w:r>
+              <w:rPr>
+                <w:lang w:val="en-150"/>
+              </w:rPr>
+              <w:t>Struct (Equals)</w:t>
+            </w:r>
+          </w:p>
+        </w:tc>
+        <w:tc>
+          <w:tcPr>
+            <w:tcW w:w="0" w:type="auto"/>
+            <w:tcBorders>
+              <w:top w:val="single" w:sz="6" w:space="0" w:color="EDEDED"/>
+            </w:tcBorders>
+            <w:shd w:val="clear" w:color="auto" w:fill="FFFFFF"/>
+            <w:tcMar>
+              <w:top w:w="90" w:type="dxa"/>
+              <w:left w:w="0" w:type="dxa"/>
+              <w:bottom w:w="90" w:type="dxa"/>
+              <w:right w:w="150" w:type="dxa"/>
+            </w:tcMar>
+            <w:vAlign w:val="center"/>
+            <w:hideMark/>
+          </w:tcPr>
+          <w:p>
+            <w:pPr>
+              <w:rPr>
+                <w:lang w:val="en-150"/>
+              </w:rPr>
+            </w:pPr>
+            <w:r>
+              <w:rPr>
+                <w:lang w:val="en-150"/>
+              </w:rPr>
+              <w:t>64 B</w:t>
+            </w:r>
+          </w:p>
+        </w:tc>
+        <w:tc>
+          <w:tcPr>
+            <w:tcW w:w="0" w:type="auto"/>
+            <w:tcBorders>
+              <w:top w:val="single" w:sz="6" w:space="0" w:color="EDEDED"/>
+            </w:tcBorders>
+            <w:shd w:val="clear" w:color="auto" w:fill="FFFFFF"/>
+            <w:tcMar>
+              <w:top w:w="90" w:type="dxa"/>
+              <w:left w:w="0" w:type="dxa"/>
+              <w:bottom w:w="90" w:type="dxa"/>
+              <w:right w:w="150" w:type="dxa"/>
+            </w:tcMar>
+            <w:vAlign w:val="center"/>
+            <w:hideMark/>
+          </w:tcPr>
+          <w:p>
+            <w:pPr>
+              <w:rPr>
+                <w:lang w:val="en-150"/>
+              </w:rPr>
+            </w:pPr>
+            <w:r>
+              <w:rPr>
+                <w:lang w:val="en-150"/>
+              </w:rPr>
+              <w:t>96 B</w:t>
+            </w:r>
+          </w:p>
+        </w:tc>
+        <w:tc>
+          <w:tcPr>
+            <w:tcW w:w="0" w:type="auto"/>
+            <w:tcBorders>
+              <w:top w:val="single" w:sz="6" w:space="0" w:color="EDEDED"/>
+            </w:tcBorders>
+            <w:shd w:val="clear" w:color="auto" w:fill="FFFFFF"/>
+            <w:tcMar>
+              <w:top w:w="90" w:type="dxa"/>
+              <w:left w:w="0" w:type="dxa"/>
+              <w:bottom w:w="90" w:type="dxa"/>
+              <w:right w:w="150" w:type="dxa"/>
+            </w:tcMar>
+            <w:vAlign w:val="center"/>
+            <w:hideMark/>
+          </w:tcPr>
+          <w:p>
+            <w:pPr>
+              <w:rPr>
+                <w:lang w:val="en-150"/>
+              </w:rPr>
+            </w:pPr>
+            <w:r>
+              <w:rPr>
+                <w:lang w:val="en-150"/>
+              </w:rPr>
+              <w:t>160 B</w:t>
+            </w:r>
+          </w:p>
+        </w:tc>
+        <w:tc>
+          <w:tcPr>
+            <w:tcW w:w="0" w:type="auto"/>
+            <w:tcBorders>
+              <w:top w:val="single" w:sz="6" w:space="0" w:color="EDEDED"/>
+            </w:tcBorders>
+            <w:shd w:val="clear" w:color="auto" w:fill="FFFFFF"/>
+            <w:tcMar>
+              <w:top w:w="90" w:type="dxa"/>
+              <w:left w:w="0" w:type="dxa"/>
+              <w:bottom w:w="90" w:type="dxa"/>
+              <w:right w:w="150" w:type="dxa"/>
+            </w:tcMar>
+            <w:vAlign w:val="center"/>
+            <w:hideMark/>
+          </w:tcPr>
+          <w:p>
+            <w:pPr>
+              <w:rPr>
+                <w:lang w:val="en-150"/>
+              </w:rPr>
+            </w:pPr>
+            <w:r>
+              <w:rPr>
+                <w:lang w:val="en-150"/>
+              </w:rPr>
+              <w:t>288 B</w:t>
+            </w:r>
+          </w:p>
+        </w:tc>
+      </w:tr>
+      <w:tr>
+        <w:tc>
+          <w:tcPr>
+            <w:tcW w:w="0" w:type="auto"/>
+            <w:tcBorders>
+              <w:top w:val="single" w:sz="6" w:space="0" w:color="EDEDED"/>
+            </w:tcBorders>
+            <w:shd w:val="clear" w:color="auto" w:fill="FFFFFF"/>
+            <w:tcMar>
+              <w:top w:w="90" w:type="dxa"/>
+              <w:left w:w="0" w:type="dxa"/>
+              <w:bottom w:w="90" w:type="dxa"/>
+              <w:right w:w="150" w:type="dxa"/>
+            </w:tcMar>
+            <w:vAlign w:val="center"/>
+            <w:hideMark/>
+          </w:tcPr>
+          <w:p>
+            <w:pPr>
+              <w:rPr>
+                <w:lang w:val="en-150"/>
+              </w:rPr>
+            </w:pPr>
+            <w:r>
+              <w:rPr>
+                <w:lang w:val="en-150"/>
+              </w:rPr>
+              <w:t>Struct (</w:t>
+            </w:r>
+            <w:proofErr w:type="spellStart"/>
+            <w:r>
+              <w:rPr>
+                <w:lang w:val="en-150"/>
+              </w:rPr>
+              <w:t>GetHashCode</w:t>
+            </w:r>
+            <w:proofErr w:type="spellEnd"/>
+            <w:r>
+              <w:rPr>
+                <w:lang w:val="en-150"/>
+              </w:rPr>
+              <w:t>)</w:t>
+            </w:r>
+          </w:p>
+        </w:tc>
+        <w:tc>
+          <w:tcPr>
+            <w:tcW w:w="0" w:type="auto"/>
+            <w:tcBorders>
+              <w:top w:val="single" w:sz="6" w:space="0" w:color="EDEDED"/>
+            </w:tcBorders>
+            <w:shd w:val="clear" w:color="auto" w:fill="FFFFFF"/>
+            <w:tcMar>
+              <w:top w:w="90" w:type="dxa"/>
+              <w:left w:w="0" w:type="dxa"/>
+              <w:bottom w:w="90" w:type="dxa"/>
+              <w:right w:w="150" w:type="dxa"/>
+            </w:tcMar>
+            <w:vAlign w:val="center"/>
+            <w:hideMark/>
+          </w:tcPr>
+          <w:p>
+            <w:pPr>
+              <w:rPr>
+                <w:lang w:val="en-150"/>
+              </w:rPr>
+            </w:pPr>
+            <w:r>
+              <w:rPr>
+                <w:lang w:val="en-150"/>
+              </w:rPr>
+              <w:t>32 B</w:t>
+            </w:r>
+          </w:p>
+        </w:tc>
+        <w:tc>
+          <w:tcPr>
+            <w:tcW w:w="0" w:type="auto"/>
+            <w:tcBorders>
+              <w:top w:val="single" w:sz="6" w:space="0" w:color="EDEDED"/>
+            </w:tcBorders>
+            <w:shd w:val="clear" w:color="auto" w:fill="FFFFFF"/>
+            <w:tcMar>
+              <w:top w:w="90" w:type="dxa"/>
+              <w:left w:w="0" w:type="dxa"/>
+              <w:bottom w:w="90" w:type="dxa"/>
+              <w:right w:w="150" w:type="dxa"/>
+            </w:tcMar>
+            <w:vAlign w:val="center"/>
+            <w:hideMark/>
+          </w:tcPr>
+          <w:p>
+            <w:pPr>
+              <w:rPr>
+                <w:lang w:val="en-150"/>
+              </w:rPr>
+            </w:pPr>
+            <w:r>
+              <w:rPr>
+                <w:lang w:val="en-150"/>
+              </w:rPr>
+              <w:t>48 B</w:t>
+            </w:r>
+          </w:p>
+        </w:tc>
+        <w:tc>
+          <w:tcPr>
+            <w:tcW w:w="0" w:type="auto"/>
+            <w:tcBorders>
+              <w:top w:val="single" w:sz="6" w:space="0" w:color="EDEDED"/>
+            </w:tcBorders>
+            <w:shd w:val="clear" w:color="auto" w:fill="FFFFFF"/>
+            <w:tcMar>
+              <w:top w:w="90" w:type="dxa"/>
+              <w:left w:w="0" w:type="dxa"/>
+              <w:bottom w:w="90" w:type="dxa"/>
+              <w:right w:w="150" w:type="dxa"/>
+            </w:tcMar>
+            <w:vAlign w:val="center"/>
+            <w:hideMark/>
+          </w:tcPr>
+          <w:p>
+            <w:pPr>
+              <w:rPr>
+                <w:lang w:val="en-150"/>
+              </w:rPr>
+            </w:pPr>
+            <w:r>
+              <w:rPr>
+                <w:lang w:val="en-150"/>
+              </w:rPr>
+              <w:t>80 B</w:t>
+            </w:r>
+          </w:p>
+        </w:tc>
+        <w:tc>
+          <w:tcPr>
+            <w:tcW w:w="0" w:type="auto"/>
+            <w:tcBorders>
+              <w:top w:val="single" w:sz="6" w:space="0" w:color="EDEDED"/>
+            </w:tcBorders>
+            <w:shd w:val="clear" w:color="auto" w:fill="FFFFFF"/>
+            <w:tcMar>
+              <w:top w:w="90" w:type="dxa"/>
+              <w:left w:w="0" w:type="dxa"/>
+              <w:bottom w:w="90" w:type="dxa"/>
+              <w:right w:w="150" w:type="dxa"/>
+            </w:tcMar>
+            <w:vAlign w:val="center"/>
+            <w:hideMark/>
+          </w:tcPr>
+          <w:p>
+            <w:pPr>
+              <w:rPr>
+                <w:lang w:val="en-150"/>
+              </w:rPr>
+            </w:pPr>
+            <w:r>
+              <w:rPr>
+                <w:lang w:val="en-150"/>
+              </w:rPr>
+              <w:t>144 B</w:t>
+            </w:r>
+          </w:p>
+        </w:tc>
+      </w:tr>
+      <w:tr>
+        <w:tc>
+          <w:tcPr>
+            <w:tcW w:w="0" w:type="auto"/>
+            <w:tcBorders>
+              <w:top w:val="single" w:sz="6" w:space="0" w:color="EDEDED"/>
+            </w:tcBorders>
+            <w:shd w:val="clear" w:color="auto" w:fill="FFFFFF"/>
+            <w:tcMar>
+              <w:top w:w="90" w:type="dxa"/>
+              <w:left w:w="0" w:type="dxa"/>
+              <w:bottom w:w="90" w:type="dxa"/>
+              <w:right w:w="150" w:type="dxa"/>
+            </w:tcMar>
+            <w:vAlign w:val="center"/>
+            <w:hideMark/>
+          </w:tcPr>
+          <w:p>
+            <w:pPr>
+              <w:rPr>
+                <w:lang w:val="en-150"/>
+              </w:rPr>
+            </w:pPr>
+            <w:r>
+              <w:rPr>
+                <w:lang w:val="en-150"/>
+              </w:rPr>
+              <w:t>Struct (HashSet)</w:t>
+            </w:r>
+          </w:p>
+        </w:tc>
+        <w:tc>
+          <w:tcPr>
+            <w:tcW w:w="0" w:type="auto"/>
+            <w:tcBorders>
+              <w:top w:val="single" w:sz="6" w:space="0" w:color="EDEDED"/>
+            </w:tcBorders>
+            <w:shd w:val="clear" w:color="auto" w:fill="FFFFFF"/>
+            <w:tcMar>
+              <w:top w:w="90" w:type="dxa"/>
+              <w:left w:w="0" w:type="dxa"/>
+              <w:bottom w:w="90" w:type="dxa"/>
+              <w:right w:w="150" w:type="dxa"/>
+            </w:tcMar>
+            <w:vAlign w:val="center"/>
+            <w:hideMark/>
+          </w:tcPr>
+          <w:p>
+            <w:pPr>
+              <w:rPr>
+                <w:lang w:val="en-150"/>
+              </w:rPr>
+            </w:pPr>
+            <w:r>
+              <w:rPr>
+                <w:lang w:val="en-150"/>
+              </w:rPr>
+              <w:t>96 B</w:t>
+            </w:r>
+          </w:p>
+        </w:tc>
+        <w:tc>
+          <w:tcPr>
+            <w:tcW w:w="0" w:type="auto"/>
+            <w:tcBorders>
+              <w:top w:val="single" w:sz="6" w:space="0" w:color="EDEDED"/>
+            </w:tcBorders>
+            <w:shd w:val="clear" w:color="auto" w:fill="FFFFFF"/>
+            <w:tcMar>
+              <w:top w:w="90" w:type="dxa"/>
+              <w:left w:w="0" w:type="dxa"/>
+              <w:bottom w:w="90" w:type="dxa"/>
+              <w:right w:w="150" w:type="dxa"/>
+            </w:tcMar>
+            <w:vAlign w:val="center"/>
+            <w:hideMark/>
+          </w:tcPr>
+          <w:p>
+            <w:pPr>
+              <w:rPr>
+                <w:lang w:val="en-150"/>
+              </w:rPr>
+            </w:pPr>
+            <w:r>
+              <w:rPr>
+                <w:lang w:val="en-150"/>
+              </w:rPr>
+              <w:t>144 B</w:t>
+            </w:r>
+          </w:p>
+        </w:tc>
+        <w:tc>
+          <w:tcPr>
+            <w:tcW w:w="0" w:type="auto"/>
+            <w:tcBorders>
+              <w:top w:val="single" w:sz="6" w:space="0" w:color="EDEDED"/>
+            </w:tcBorders>
+            <w:shd w:val="clear" w:color="auto" w:fill="FFFFFF"/>
+            <w:tcMar>
+              <w:top w:w="90" w:type="dxa"/>
+              <w:left w:w="0" w:type="dxa"/>
+              <w:bottom w:w="90" w:type="dxa"/>
+              <w:right w:w="150" w:type="dxa"/>
+            </w:tcMar>
+            <w:vAlign w:val="center"/>
+            <w:hideMark/>
+          </w:tcPr>
+          <w:p>
+            <w:pPr>
+              <w:rPr>
+                <w:lang w:val="en-150"/>
+              </w:rPr>
+            </w:pPr>
+            <w:r>
+              <w:rPr>
+                <w:lang w:val="en-150"/>
+              </w:rPr>
+              <w:t>240 B</w:t>
+            </w:r>
+          </w:p>
+        </w:tc>
+        <w:tc>
+          <w:tcPr>
+            <w:tcW w:w="0" w:type="auto"/>
+            <w:tcBorders>
+              <w:top w:val="single" w:sz="6" w:space="0" w:color="EDEDED"/>
+            </w:tcBorders>
+            <w:shd w:val="clear" w:color="auto" w:fill="FFFFFF"/>
+            <w:tcMar>
+              <w:top w:w="90" w:type="dxa"/>
+              <w:left w:w="0" w:type="dxa"/>
+              <w:bottom w:w="90" w:type="dxa"/>
+              <w:right w:w="150" w:type="dxa"/>
+            </w:tcMar>
+            <w:vAlign w:val="center"/>
+            <w:hideMark/>
+          </w:tcPr>
+          <w:p>
+            <w:pPr>
+              <w:rPr>
+                <w:lang w:val="en-150"/>
+              </w:rPr>
+            </w:pPr>
+            <w:r>
+              <w:rPr>
+                <w:lang w:val="en-150"/>
+              </w:rPr>
+              <w:t>432 B</w:t>
+            </w:r>
+          </w:p>
+        </w:tc>
+      </w:tr>
+      <w:tr>
+        <w:tc>
+          <w:tcPr>
+            <w:tcW w:w="0" w:type="auto"/>
+            <w:tcBorders>
+              <w:top w:val="single" w:sz="6" w:space="0" w:color="EDEDED"/>
+            </w:tcBorders>
+            <w:shd w:val="clear" w:color="auto" w:fill="FFFFFF"/>
+            <w:tcMar>
+              <w:top w:w="90" w:type="dxa"/>
+              <w:left w:w="0" w:type="dxa"/>
+              <w:bottom w:w="90" w:type="dxa"/>
+              <w:right w:w="150" w:type="dxa"/>
+            </w:tcMar>
+            <w:vAlign w:val="center"/>
+            <w:hideMark/>
+          </w:tcPr>
+          <w:p>
+            <w:pPr>
+              <w:rPr>
+                <w:lang w:val="en-150"/>
+              </w:rPr>
+            </w:pPr>
+            <w:proofErr w:type="spellStart"/>
+            <w:r>
+              <w:rPr>
+                <w:lang w:val="en-150"/>
+              </w:rPr>
+              <w:t>Readonly</w:t>
+            </w:r>
+            <w:proofErr w:type="spellEnd"/>
+            <w:r>
+              <w:rPr>
+                <w:lang w:val="en-150"/>
+              </w:rPr>
+              <w:t xml:space="preserve"> Struct (Equals)</w:t>
+            </w:r>
+          </w:p>
+        </w:tc>
+        <w:tc>
+          <w:tcPr>
+            <w:tcW w:w="0" w:type="auto"/>
+            <w:tcBorders>
+              <w:top w:val="single" w:sz="6" w:space="0" w:color="EDEDED"/>
+            </w:tcBorders>
+            <w:shd w:val="clear" w:color="auto" w:fill="FFFFFF"/>
+            <w:tcMar>
+              <w:top w:w="90" w:type="dxa"/>
+              <w:left w:w="0" w:type="dxa"/>
+              <w:bottom w:w="90" w:type="dxa"/>
+              <w:right w:w="150" w:type="dxa"/>
+            </w:tcMar>
+            <w:vAlign w:val="center"/>
+            <w:hideMark/>
+          </w:tcPr>
+          <w:p>
+            <w:pPr>
+              <w:rPr>
+                <w:lang w:val="en-150"/>
+              </w:rPr>
+            </w:pPr>
+            <w:r>
+              <w:rPr>
+                <w:lang w:val="en-150"/>
+              </w:rPr>
+              <w:t>64 B</w:t>
+            </w:r>
+          </w:p>
+        </w:tc>
+        <w:tc>
+          <w:tcPr>
+            <w:tcW w:w="0" w:type="auto"/>
+            <w:tcBorders>
+              <w:top w:val="single" w:sz="6" w:space="0" w:color="EDEDED"/>
+            </w:tcBorders>
+            <w:shd w:val="clear" w:color="auto" w:fill="FFFFFF"/>
+            <w:tcMar>
+              <w:top w:w="90" w:type="dxa"/>
+              <w:left w:w="0" w:type="dxa"/>
+              <w:bottom w:w="90" w:type="dxa"/>
+              <w:right w:w="150" w:type="dxa"/>
+            </w:tcMar>
+            <w:vAlign w:val="center"/>
+            <w:hideMark/>
+          </w:tcPr>
+          <w:p>
+            <w:pPr>
+              <w:rPr>
+                <w:lang w:val="en-150"/>
+              </w:rPr>
+            </w:pPr>
+            <w:r>
+              <w:rPr>
+                <w:lang w:val="en-150"/>
+              </w:rPr>
+              <w:t>96 B</w:t>
+            </w:r>
+          </w:p>
+        </w:tc>
+        <w:tc>
+          <w:tcPr>
+            <w:tcW w:w="0" w:type="auto"/>
+            <w:tcBorders>
+              <w:top w:val="single" w:sz="6" w:space="0" w:color="EDEDED"/>
+            </w:tcBorders>
+            <w:shd w:val="clear" w:color="auto" w:fill="FFFFFF"/>
+            <w:tcMar>
+              <w:top w:w="90" w:type="dxa"/>
+              <w:left w:w="0" w:type="dxa"/>
+              <w:bottom w:w="90" w:type="dxa"/>
+              <w:right w:w="150" w:type="dxa"/>
+            </w:tcMar>
+            <w:vAlign w:val="center"/>
+            <w:hideMark/>
+          </w:tcPr>
+          <w:p>
+            <w:pPr>
+              <w:rPr>
+                <w:lang w:val="en-150"/>
+              </w:rPr>
+            </w:pPr>
+            <w:r>
+              <w:rPr>
+                <w:lang w:val="en-150"/>
+              </w:rPr>
+              <w:t>160 B</w:t>
+            </w:r>
+          </w:p>
+        </w:tc>
+        <w:tc>
+          <w:tcPr>
+            <w:tcW w:w="0" w:type="auto"/>
+            <w:tcBorders>
+              <w:top w:val="single" w:sz="6" w:space="0" w:color="EDEDED"/>
+            </w:tcBorders>
+            <w:shd w:val="clear" w:color="auto" w:fill="FFFFFF"/>
+            <w:tcMar>
+              <w:top w:w="90" w:type="dxa"/>
+              <w:left w:w="0" w:type="dxa"/>
+              <w:bottom w:w="90" w:type="dxa"/>
+              <w:right w:w="150" w:type="dxa"/>
+            </w:tcMar>
+            <w:vAlign w:val="center"/>
+            <w:hideMark/>
+          </w:tcPr>
+          <w:p>
+            <w:pPr>
+              <w:rPr>
+                <w:lang w:val="en-150"/>
+              </w:rPr>
+            </w:pPr>
+            <w:r>
+              <w:rPr>
+                <w:lang w:val="en-150"/>
+              </w:rPr>
+              <w:t>288 B</w:t>
+            </w:r>
+          </w:p>
+        </w:tc>
+      </w:tr>
+      <w:tr>
+        <w:tc>
+          <w:tcPr>
+            <w:tcW w:w="0" w:type="auto"/>
+            <w:tcBorders>
+              <w:top w:val="single" w:sz="6" w:space="0" w:color="EDEDED"/>
+            </w:tcBorders>
+            <w:shd w:val="clear" w:color="auto" w:fill="FFFFFF"/>
+            <w:tcMar>
+              <w:top w:w="90" w:type="dxa"/>
+              <w:left w:w="0" w:type="dxa"/>
+              <w:bottom w:w="90" w:type="dxa"/>
+              <w:right w:w="150" w:type="dxa"/>
+            </w:tcMar>
+            <w:vAlign w:val="center"/>
+            <w:hideMark/>
+          </w:tcPr>
+          <w:p>
+            <w:pPr>
+              <w:rPr>
+                <w:lang w:val="en-150"/>
+              </w:rPr>
+            </w:pPr>
+            <w:proofErr w:type="spellStart"/>
+            <w:r>
+              <w:rPr>
+                <w:lang w:val="en-150"/>
+              </w:rPr>
+              <w:t>Readonly</w:t>
+            </w:r>
+            <w:proofErr w:type="spellEnd"/>
+            <w:r>
+              <w:rPr>
+                <w:lang w:val="en-150"/>
+              </w:rPr>
+              <w:t xml:space="preserve"> Struct (</w:t>
+            </w:r>
+            <w:proofErr w:type="spellStart"/>
+            <w:r>
+              <w:rPr>
+                <w:lang w:val="en-150"/>
+              </w:rPr>
+              <w:t>GetHashCode</w:t>
+            </w:r>
+            <w:proofErr w:type="spellEnd"/>
+            <w:r>
+              <w:rPr>
+                <w:lang w:val="en-150"/>
+              </w:rPr>
+              <w:t>)</w:t>
+            </w:r>
+          </w:p>
+        </w:tc>
+        <w:tc>
+          <w:tcPr>
+            <w:tcW w:w="0" w:type="auto"/>
+            <w:tcBorders>
+              <w:top w:val="single" w:sz="6" w:space="0" w:color="EDEDED"/>
+            </w:tcBorders>
+            <w:shd w:val="clear" w:color="auto" w:fill="FFFFFF"/>
+            <w:tcMar>
+              <w:top w:w="90" w:type="dxa"/>
+              <w:left w:w="0" w:type="dxa"/>
+              <w:bottom w:w="90" w:type="dxa"/>
+              <w:right w:w="150" w:type="dxa"/>
+            </w:tcMar>
+            <w:vAlign w:val="center"/>
+            <w:hideMark/>
+          </w:tcPr>
+          <w:p>
+            <w:pPr>
+              <w:rPr>
+                <w:lang w:val="en-150"/>
+              </w:rPr>
+            </w:pPr>
+            <w:r>
+              <w:rPr>
+                <w:lang w:val="en-150"/>
+              </w:rPr>
+              <w:t>32 B</w:t>
+            </w:r>
+          </w:p>
+        </w:tc>
+        <w:tc>
+          <w:tcPr>
+            <w:tcW w:w="0" w:type="auto"/>
+            <w:tcBorders>
+              <w:top w:val="single" w:sz="6" w:space="0" w:color="EDEDED"/>
+            </w:tcBorders>
+            <w:shd w:val="clear" w:color="auto" w:fill="FFFFFF"/>
+            <w:tcMar>
+              <w:top w:w="90" w:type="dxa"/>
+              <w:left w:w="0" w:type="dxa"/>
+              <w:bottom w:w="90" w:type="dxa"/>
+              <w:right w:w="150" w:type="dxa"/>
+            </w:tcMar>
+            <w:vAlign w:val="center"/>
+            <w:hideMark/>
+          </w:tcPr>
+          <w:p>
+            <w:pPr>
+              <w:rPr>
+                <w:lang w:val="en-150"/>
+              </w:rPr>
+            </w:pPr>
+            <w:r>
+              <w:rPr>
+                <w:lang w:val="en-150"/>
+              </w:rPr>
+              <w:t>48 B</w:t>
+            </w:r>
+          </w:p>
+        </w:tc>
+        <w:tc>
+          <w:tcPr>
+            <w:tcW w:w="0" w:type="auto"/>
+            <w:tcBorders>
+              <w:top w:val="single" w:sz="6" w:space="0" w:color="EDEDED"/>
+            </w:tcBorders>
+            <w:shd w:val="clear" w:color="auto" w:fill="FFFFFF"/>
+            <w:tcMar>
+              <w:top w:w="90" w:type="dxa"/>
+              <w:left w:w="0" w:type="dxa"/>
+              <w:bottom w:w="90" w:type="dxa"/>
+              <w:right w:w="150" w:type="dxa"/>
+            </w:tcMar>
+            <w:vAlign w:val="center"/>
+            <w:hideMark/>
+          </w:tcPr>
+          <w:p>
+            <w:pPr>
+              <w:rPr>
+                <w:lang w:val="en-150"/>
+              </w:rPr>
+            </w:pPr>
+            <w:r>
+              <w:rPr>
+                <w:lang w:val="en-150"/>
+              </w:rPr>
+              <w:t>80 B</w:t>
+            </w:r>
+          </w:p>
+        </w:tc>
+        <w:tc>
+          <w:tcPr>
+            <w:tcW w:w="0" w:type="auto"/>
+            <w:tcBorders>
+              <w:top w:val="single" w:sz="6" w:space="0" w:color="EDEDED"/>
+            </w:tcBorders>
+            <w:shd w:val="clear" w:color="auto" w:fill="FFFFFF"/>
+            <w:tcMar>
+              <w:top w:w="90" w:type="dxa"/>
+              <w:left w:w="0" w:type="dxa"/>
+              <w:bottom w:w="90" w:type="dxa"/>
+              <w:right w:w="150" w:type="dxa"/>
+            </w:tcMar>
+            <w:vAlign w:val="center"/>
+            <w:hideMark/>
+          </w:tcPr>
+          <w:p>
+            <w:pPr>
+              <w:rPr>
+                <w:lang w:val="en-150"/>
+              </w:rPr>
+            </w:pPr>
+            <w:r>
+              <w:rPr>
+                <w:lang w:val="en-150"/>
+              </w:rPr>
+              <w:t>144 B</w:t>
+            </w:r>
+          </w:p>
+        </w:tc>
+      </w:tr>
+      <w:tr>
+        <w:tc>
+          <w:tcPr>
+            <w:tcW w:w="0" w:type="auto"/>
+            <w:tcBorders>
+              <w:top w:val="single" w:sz="6" w:space="0" w:color="EDEDED"/>
+            </w:tcBorders>
+            <w:shd w:val="clear" w:color="auto" w:fill="FFFFFF"/>
+            <w:tcMar>
+              <w:top w:w="90" w:type="dxa"/>
+              <w:left w:w="0" w:type="dxa"/>
+              <w:bottom w:w="90" w:type="dxa"/>
+              <w:right w:w="150" w:type="dxa"/>
+            </w:tcMar>
+            <w:vAlign w:val="center"/>
+            <w:hideMark/>
+          </w:tcPr>
+          <w:p>
+            <w:pPr>
+              <w:rPr>
+                <w:lang w:val="en-150"/>
+              </w:rPr>
+            </w:pPr>
+            <w:proofErr w:type="spellStart"/>
+            <w:r>
+              <w:rPr>
+                <w:lang w:val="en-150"/>
+              </w:rPr>
+              <w:t>Readonly</w:t>
+            </w:r>
+            <w:proofErr w:type="spellEnd"/>
+            <w:r>
+              <w:rPr>
+                <w:lang w:val="en-150"/>
+              </w:rPr>
+              <w:t xml:space="preserve"> Struct (HashSet)</w:t>
+            </w:r>
+          </w:p>
+        </w:tc>
+        <w:tc>
+          <w:tcPr>
+            <w:tcW w:w="0" w:type="auto"/>
+            <w:tcBorders>
+              <w:top w:val="single" w:sz="6" w:space="0" w:color="EDEDED"/>
+            </w:tcBorders>
+            <w:shd w:val="clear" w:color="auto" w:fill="FFFFFF"/>
+            <w:tcMar>
+              <w:top w:w="90" w:type="dxa"/>
+              <w:left w:w="0" w:type="dxa"/>
+              <w:bottom w:w="90" w:type="dxa"/>
+              <w:right w:w="150" w:type="dxa"/>
+            </w:tcMar>
+            <w:vAlign w:val="center"/>
+            <w:hideMark/>
+          </w:tcPr>
+          <w:p>
+            <w:pPr>
+              <w:rPr>
+                <w:lang w:val="en-150"/>
+              </w:rPr>
+            </w:pPr>
+            <w:r>
+              <w:rPr>
+                <w:lang w:val="en-150"/>
+              </w:rPr>
+              <w:t>96 B</w:t>
+            </w:r>
+          </w:p>
+        </w:tc>
+        <w:tc>
+          <w:tcPr>
+            <w:tcW w:w="0" w:type="auto"/>
+            <w:tcBorders>
+              <w:top w:val="single" w:sz="6" w:space="0" w:color="EDEDED"/>
+            </w:tcBorders>
+            <w:shd w:val="clear" w:color="auto" w:fill="FFFFFF"/>
+            <w:tcMar>
+              <w:top w:w="90" w:type="dxa"/>
+              <w:left w:w="0" w:type="dxa"/>
+              <w:bottom w:w="90" w:type="dxa"/>
+              <w:right w:w="150" w:type="dxa"/>
+            </w:tcMar>
+            <w:vAlign w:val="center"/>
+            <w:hideMark/>
+          </w:tcPr>
+          <w:p>
+            <w:pPr>
+              <w:rPr>
+                <w:lang w:val="en-150"/>
+              </w:rPr>
+            </w:pPr>
+            <w:r>
+              <w:rPr>
+                <w:lang w:val="en-150"/>
+              </w:rPr>
+              <w:t>144 B</w:t>
+            </w:r>
+          </w:p>
+        </w:tc>
+        <w:tc>
+          <w:tcPr>
+            <w:tcW w:w="0" w:type="auto"/>
+            <w:tcBorders>
+              <w:top w:val="single" w:sz="6" w:space="0" w:color="EDEDED"/>
+            </w:tcBorders>
+            <w:shd w:val="clear" w:color="auto" w:fill="FFFFFF"/>
+            <w:tcMar>
+              <w:top w:w="90" w:type="dxa"/>
+              <w:left w:w="0" w:type="dxa"/>
+              <w:bottom w:w="90" w:type="dxa"/>
+              <w:right w:w="150" w:type="dxa"/>
+            </w:tcMar>
+            <w:vAlign w:val="center"/>
+            <w:hideMark/>
+          </w:tcPr>
+          <w:p>
+            <w:pPr>
+              <w:rPr>
+                <w:lang w:val="en-150"/>
+              </w:rPr>
+            </w:pPr>
+            <w:r>
+              <w:rPr>
+                <w:lang w:val="en-150"/>
+              </w:rPr>
+              <w:t>240 B</w:t>
+            </w:r>
+          </w:p>
+        </w:tc>
+        <w:tc>
+          <w:tcPr>
+            <w:tcW w:w="0" w:type="auto"/>
+            <w:tcBorders>
+              <w:top w:val="single" w:sz="6" w:space="0" w:color="EDEDED"/>
+            </w:tcBorders>
+            <w:shd w:val="clear" w:color="auto" w:fill="FFFFFF"/>
+            <w:tcMar>
+              <w:top w:w="90" w:type="dxa"/>
+              <w:left w:w="0" w:type="dxa"/>
+              <w:bottom w:w="90" w:type="dxa"/>
+              <w:right w:w="150" w:type="dxa"/>
+            </w:tcMar>
+            <w:vAlign w:val="center"/>
+            <w:hideMark/>
+          </w:tcPr>
+          <w:p>
+            <w:pPr>
+              <w:rPr>
+                <w:lang w:val="en-150"/>
+              </w:rPr>
+            </w:pPr>
+            <w:r>
+              <w:rPr>
+                <w:lang w:val="en-150"/>
+              </w:rPr>
+              <w:t>432 B</w:t>
+            </w:r>
+          </w:p>
+        </w:tc>
+      </w:tr>
+      <w:tr>
+        <w:tc>
+          <w:tcPr>
+            <w:tcW w:w="0" w:type="auto"/>
+            <w:tcBorders>
+              <w:top w:val="single" w:sz="6" w:space="0" w:color="EDEDED"/>
+            </w:tcBorders>
+            <w:shd w:val="clear" w:color="auto" w:fill="FFFFFF"/>
+            <w:tcMar>
+              <w:top w:w="90" w:type="dxa"/>
+              <w:left w:w="0" w:type="dxa"/>
+              <w:bottom w:w="90" w:type="dxa"/>
+              <w:right w:w="150" w:type="dxa"/>
+            </w:tcMar>
+            <w:vAlign w:val="center"/>
+            <w:hideMark/>
+          </w:tcPr>
+          <w:p>
+            <w:pPr>
+              <w:rPr>
+                <w:lang w:val="en-150"/>
+              </w:rPr>
+            </w:pPr>
+            <w:r>
+              <w:rPr>
+                <w:b/>
+                <w:bCs/>
+                <w:lang w:val="en-150"/>
+              </w:rPr>
+              <w:t>All others</w:t>
+            </w:r>
+          </w:p>
+        </w:tc>
+        <w:tc>
+          <w:tcPr>
+            <w:tcW w:w="0" w:type="auto"/>
+            <w:tcBorders>
+              <w:top w:val="single" w:sz="6" w:space="0" w:color="EDEDED"/>
+            </w:tcBorders>
+            <w:shd w:val="clear" w:color="auto" w:fill="FFFFFF"/>
+            <w:tcMar>
+              <w:top w:w="90" w:type="dxa"/>
+              <w:left w:w="0" w:type="dxa"/>
+              <w:bottom w:w="90" w:type="dxa"/>
+              <w:right w:w="150" w:type="dxa"/>
+            </w:tcMar>
+            <w:vAlign w:val="center"/>
+            <w:hideMark/>
+          </w:tcPr>
+          <w:p>
+            <w:pPr>
+              <w:rPr>
+                <w:lang w:val="en-150"/>
+              </w:rPr>
+            </w:pPr>
+            <w:r>
+              <w:rPr>
+                <w:b/>
+                <w:bCs/>
+                <w:lang w:val="en-150"/>
+              </w:rPr>
+              <w:t>0 B</w:t>
+            </w:r>
+          </w:p>
+        </w:tc>
+        <w:tc>
+          <w:tcPr>
+            <w:tcW w:w="0" w:type="auto"/>
+            <w:tcBorders>
+              <w:top w:val="single" w:sz="6" w:space="0" w:color="EDEDED"/>
+            </w:tcBorders>
+            <w:shd w:val="clear" w:color="auto" w:fill="FFFFFF"/>
+            <w:tcMar>
+              <w:top w:w="90" w:type="dxa"/>
+              <w:left w:w="0" w:type="dxa"/>
+              <w:bottom w:w="90" w:type="dxa"/>
+              <w:right w:w="150" w:type="dxa"/>
+            </w:tcMar>
+            <w:vAlign w:val="center"/>
+            <w:hideMark/>
+          </w:tcPr>
+          <w:p>
+            <w:pPr>
+              <w:rPr>
+                <w:lang w:val="en-150"/>
+              </w:rPr>
+            </w:pPr>
+            <w:r>
+              <w:rPr>
+                <w:b/>
+                <w:bCs/>
+                <w:lang w:val="en-150"/>
+              </w:rPr>
+              <w:t>0 B</w:t>
+            </w:r>
+          </w:p>
+        </w:tc>
+        <w:tc>
+          <w:tcPr>
+            <w:tcW w:w="0" w:type="auto"/>
+            <w:tcBorders>
+              <w:top w:val="single" w:sz="6" w:space="0" w:color="EDEDED"/>
+            </w:tcBorders>
+            <w:shd w:val="clear" w:color="auto" w:fill="FFFFFF"/>
+            <w:tcMar>
+              <w:top w:w="90" w:type="dxa"/>
+              <w:left w:w="0" w:type="dxa"/>
+              <w:bottom w:w="90" w:type="dxa"/>
+              <w:right w:w="150" w:type="dxa"/>
+            </w:tcMar>
+            <w:vAlign w:val="center"/>
+            <w:hideMark/>
+          </w:tcPr>
+          <w:p>
+            <w:pPr>
+              <w:rPr>
+                <w:lang w:val="en-150"/>
+              </w:rPr>
+            </w:pPr>
+            <w:r>
+              <w:rPr>
+                <w:b/>
+                <w:bCs/>
+                <w:lang w:val="en-150"/>
+              </w:rPr>
+              <w:t>0 B</w:t>
+            </w:r>
+          </w:p>
+        </w:tc>
+        <w:tc>
+          <w:tcPr>
+            <w:tcW w:w="0" w:type="auto"/>
+            <w:tcBorders>
+              <w:top w:val="single" w:sz="6" w:space="0" w:color="EDEDED"/>
+            </w:tcBorders>
+            <w:shd w:val="clear" w:color="auto" w:fill="FFFFFF"/>
+            <w:tcMar>
+              <w:top w:w="90" w:type="dxa"/>
+              <w:left w:w="0" w:type="dxa"/>
+              <w:bottom w:w="90" w:type="dxa"/>
+              <w:right w:w="150" w:type="dxa"/>
+            </w:tcMar>
+            <w:vAlign w:val="center"/>
+            <w:hideMark/>
+          </w:tcPr>
+          <w:p>
+            <w:pPr>
+              <w:rPr>
+                <w:lang w:val="en-150"/>
+              </w:rPr>
+            </w:pPr>
+            <w:r>
+              <w:rPr>
+                <w:b/>
+                <w:bCs/>
+                <w:lang w:val="en-150"/>
+              </w:rPr>
+              <w:t>0 B</w:t>
+            </w:r>
+          </w:p>
+        </w:tc>
+      </w:tr>
+    </w:tbl>
+    <w:p>
+      <w:pPr>
+        <w:rPr>
+          <w:b/>
+          <w:bCs/>
+          <w:lang w:val="en-150"/>
+        </w:rPr>
+      </w:pPr>
+      <w:r>
+        <w:rPr>
+          <w:b/>
+          <w:bCs/>
+          <w:lang w:val="en-150"/>
+        </w:rPr>
+        <w:t>Key Findings</w:t>
+      </w:r>
+    </w:p>
+    <w:p>
+      <w:pPr>
+        <w:numPr>
+          <w:ilvl w:val="0"/>
+          <w:numId w:val="8"/>
+        </w:numPr>
+        <w:rPr>
+          <w:lang w:val="en-150"/>
+        </w:rPr>
+      </w:pPr>
+      <w:r>
+        <w:rPr>
+          <w:lang w:val="en-150"/>
+        </w:rPr>
+        <w:t>Structs without </w:t>
+      </w:r>
+      <w:proofErr w:type="spellStart"/>
+      <w:r>
+        <w:rPr>
+          <w:lang w:val="en-150"/>
+        </w:rPr>
+        <w:t>IEquatable</w:t>
+      </w:r>
+      <w:proofErr w:type="spellEnd"/>
+      <w:r>
+        <w:rPr>
+          <w:lang w:val="en-150"/>
+        </w:rPr>
+        <w:t>&lt;T&gt; use </w:t>
+      </w:r>
+      <w:proofErr w:type="spellStart"/>
+      <w:r>
+        <w:rPr>
+          <w:lang w:val="en-150"/>
+        </w:rPr>
+        <w:fldChar w:fldCharType="begin"/>
+      </w:r>
+      <w:r>
+        <w:rPr>
+          <w:lang w:val="en-150"/>
+        </w:rPr>
+        <w:instrText>HYPERLINK "https://learn.microsoft.com/en-us/dotnet/api/system.valuetype.equals?view=net-9.0"</w:instrText>
+      </w:r>
+      <w:r>
+        <w:rPr>
+          <w:lang w:val="en-150"/>
+        </w:rPr>
+      </w:r>
+      <w:r>
+        <w:rPr>
+          <w:lang w:val="en-150"/>
+        </w:rPr>
+        <w:fldChar w:fldCharType="separate"/>
+      </w:r>
+      <w:r>
+        <w:rPr>
+          <w:rStyle w:val="Hyperlink"/>
+          <w:lang w:val="en-150"/>
+        </w:rPr>
+        <w:t>ValueType.Equals</w:t>
+      </w:r>
+      <w:proofErr w:type="spellEnd"/>
+      <w:r>
+        <w:fldChar w:fldCharType="end"/>
+      </w:r>
+      <w:r>
+        <w:rPr>
+          <w:lang w:val="en-150"/>
+        </w:rPr>
+        <w:t>, which boxes and allocates,  causing 7-16ns overhead per operation.</w:t>
+      </w:r>
+    </w:p>
+    <w:p>
+      <w:pPr>
+        <w:numPr>
+          <w:ilvl w:val="0"/>
+          <w:numId w:val="8"/>
+        </w:numPr>
+        <w:rPr>
+          <w:lang w:val="en-150"/>
+        </w:rPr>
+      </w:pPr>
+      <w:r>
+        <w:rPr>
+          <w:lang w:val="en-150"/>
+        </w:rPr>
+        <w:t xml:space="preserve">Records consistently outperform structs for </w:t>
+      </w:r>
+      <w:proofErr w:type="spellStart"/>
+      <w:r>
+        <w:rPr>
+          <w:lang w:val="en-150"/>
+        </w:rPr>
+        <w:t>GetHashCode</w:t>
+      </w:r>
+      <w:proofErr w:type="spellEnd"/>
+      <w:r>
+        <w:rPr>
+          <w:lang w:val="en-150"/>
+        </w:rPr>
+        <w:t>, likely due to compiler-generated optimizations.</w:t>
+      </w:r>
+    </w:p>
+    <w:p>
+      <w:pPr>
+        <w:numPr>
+          <w:ilvl w:val="0"/>
+          <w:numId w:val="8"/>
+        </w:numPr>
+        <w:rPr>
+          <w:lang w:val="en-150"/>
+        </w:rPr>
+      </w:pPr>
+      <w:proofErr w:type="spellStart"/>
+      <w:r>
+        <w:rPr>
+          <w:lang w:val="en-150"/>
+        </w:rPr>
+        <w:t>Readonly</w:t>
+      </w:r>
+      <w:proofErr w:type="spellEnd"/>
+      <w:r>
+        <w:rPr>
+          <w:lang w:val="en-150"/>
+        </w:rPr>
+        <w:t xml:space="preserve"> record structs combine the benefits of value semantics with record optimizations, showing best overall performance for collection operations.</w:t>
+      </w:r>
+    </w:p>
+    <w:p>
+      <w:pPr>
+        <w:numPr>
+          <w:ilvl w:val="0"/>
+          <w:numId w:val="8"/>
+        </w:numPr>
+        <w:rPr>
+          <w:lang w:val="en-150"/>
+        </w:rPr>
+      </w:pPr>
+      <w:r>
+        <w:rPr>
+          <w:lang w:val="en-150"/>
+        </w:rPr>
+        <w:t>Struct size impacts performance linearly – 128-byte types take 3-5x longer than 16-byte types for most operations.</w:t>
+      </w:r>
+    </w:p>
+    <w:p>
+      <w:pPr>
+        <w:rPr>
+          <w:b/>
+          <w:bCs/>
+          <w:lang w:val="en-150"/>
+        </w:rPr>
+      </w:pPr>
+      <w:r>
+        <w:rPr>
+          <w:b/>
+          <w:bCs/>
+          <w:lang w:val="en-150"/>
+        </w:rPr>
+        <w:lastRenderedPageBreak/>
+        <w:t>Recommendations</w:t>
+      </w:r>
+    </w:p>
+    <w:p>
+      <w:pPr>
+        <w:numPr>
+          <w:ilvl w:val="0"/>
+          <w:numId w:val="9"/>
+        </w:numPr>
+        <w:rPr>
+          <w:lang w:val="en-150"/>
+        </w:rPr>
+      </w:pPr>
+      <w:r>
+        <w:rPr>
+          <w:lang w:val="en-150"/>
+        </w:rPr>
+        <w:t xml:space="preserve">Always implement </w:t>
+      </w:r>
+      <w:proofErr w:type="spellStart"/>
+      <w:r>
+        <w:rPr>
+          <w:lang w:val="en-150"/>
+        </w:rPr>
+        <w:t>IEquatable</w:t>
+      </w:r>
+      <w:proofErr w:type="spellEnd"/>
+      <w:r>
+        <w:rPr>
+          <w:lang w:val="en-150"/>
+        </w:rPr>
+        <w:t>&lt;T&gt; on structs. </w:t>
+      </w:r>
+      <w:proofErr w:type="spellStart"/>
+      <w:r>
+        <w:rPr>
+          <w:lang w:val="en-150"/>
+        </w:rPr>
+        <w:t>ValueType.Equals</w:t>
+      </w:r>
+      <w:proofErr w:type="spellEnd"/>
+      <w:r>
+        <w:rPr>
+          <w:lang w:val="en-150"/>
+        </w:rPr>
+        <w:t> is 3-5x slower.</w:t>
+      </w:r>
+    </w:p>
+    <w:p>
+      <w:pPr>
+        <w:numPr>
+          <w:ilvl w:val="0"/>
+          <w:numId w:val="9"/>
+        </w:numPr>
+        <w:rPr>
+          <w:lang w:val="en-150"/>
+        </w:rPr>
+      </w:pPr>
+      <w:r>
+        <w:rPr>
+          <w:lang w:val="en-150"/>
+        </w:rPr>
+        <w:t xml:space="preserve">Use </w:t>
+      </w:r>
+      <w:proofErr w:type="spellStart"/>
+      <w:r>
+        <w:rPr>
+          <w:lang w:val="en-150"/>
+        </w:rPr>
+        <w:t>readonly</w:t>
+      </w:r>
+      <w:proofErr w:type="spellEnd"/>
+      <w:r>
+        <w:rPr>
+          <w:lang w:val="en-150"/>
+        </w:rPr>
+        <w:t xml:space="preserve"> record structs for small value types that need equality operations and collection membership tests.</w:t>
+      </w:r>
+    </w:p>
+    <w:p>
+      <w:pPr>
+        <w:numPr>
+          <w:ilvl w:val="0"/>
+          <w:numId w:val="9"/>
+        </w:numPr>
+        <w:rPr>
+          <w:lang w:val="en-150"/>
+        </w:rPr>
+      </w:pPr>
+      <w:r>
+        <w:rPr>
+          <w:lang w:val="en-150"/>
+        </w:rPr>
+        <w:t xml:space="preserve">Consider regular structs with </w:t>
+      </w:r>
+      <w:proofErr w:type="spellStart"/>
+      <w:r>
+        <w:rPr>
+          <w:lang w:val="en-150"/>
+        </w:rPr>
+        <w:t>IEquatable</w:t>
+      </w:r>
+      <w:proofErr w:type="spellEnd"/>
+      <w:r>
+        <w:rPr>
+          <w:lang w:val="en-150"/>
+        </w:rPr>
+        <w:t>&lt;T&gt; for types larger than 64 bytes where mutability is needed.</w:t>
+      </w:r>
+    </w:p>
+    <w:p>
+      <w:pPr>
+        <w:numPr>
+          <w:ilvl w:val="0"/>
+          <w:numId w:val="9"/>
+        </w:numPr>
+        <w:rPr>
+          <w:lang w:val="en-150"/>
+        </w:rPr>
+      </w:pPr>
+      <w:r>
+        <w:rPr>
+          <w:lang w:val="en-150"/>
+        </w:rPr>
+        <w:t xml:space="preserve">Records (reference types) remain competitive for </w:t>
+      </w:r>
+      <w:proofErr w:type="spellStart"/>
+      <w:r>
+        <w:rPr>
+          <w:lang w:val="en-150"/>
+        </w:rPr>
+        <w:t>GetHashCode</w:t>
+      </w:r>
+      <w:proofErr w:type="spellEnd"/>
+      <w:r>
+        <w:rPr>
+          <w:lang w:val="en-150"/>
+        </w:rPr>
+        <w:t xml:space="preserve"> but have allocation overhead not shown in these benchmarks.</w:t>
+      </w:r>
+    </w:p>
+    <w:p>
+      <w:pPr>
+        <w:rPr>
+          <w:lang w:val="en-150"/>
+        </w:rPr>
+      </w:pPr>
+    </w:p>
+    <w:p>
+      <w:pPr>
+        <w:pStyle w:val="Heading1"/>
+        <w:rPr>
+          <w:lang w:val="en-150"/>
+        </w:rPr>
+      </w:pPr>
+      <w:r>
+        <w:rPr>
+          <w:lang w:val="en-150"/>
+        </w:rPr>
+        <w:t>Micro / Macro tasks</w:t>
       </w:r>
     </w:p>
     <w:sectPr>
@@ -7557,7 +12648,7 @@
 </file>
 
 <file path=word/numbering.xml><?xml version="1.0" encoding="utf-8"?>
-<w:numbering xmlns:wpc="http://schemas.microsoft.com/office/word/2010/wordprocessingCanvas" xmlns:cx="http://schemas.microsoft.com/office/drawing/2014/chartex" xmlns:cx1="http://schemas.microsoft.com/office/drawing/2015/9/8/chartex" xmlns:cx2="http://schemas.microsoft.com/office/drawing/2015/10/21/chartex" xmlns:cx3="http://schemas.microsoft.com/office/drawing/2016/5/9/chartex" xmlns:cx4="http://schemas.microsoft.com/office/drawing/2016/5/10/chartex" xmlns:cx5="http://schemas.microsoft.com/office/drawing/2016/5/11/chartex" xmlns:cx6="http://schemas.microsoft.com/office/drawing/2016/5/12/chartex" xmlns:cx7="http://schemas.microsoft.com/office/drawing/2016/5/13/chartex" xmlns:cx8="http://schemas.microsoft.com/office/drawing/2016/5/14/chartex" xmlns:mc="http://schemas.openxmlformats.org/markup-compatibility/2006" xmlns:aink="http://schemas.microsoft.com/office/drawing/2016/ink" xmlns:am3d="http://schemas.microsoft.com/office/drawing/2017/model3d" xmlns:o="urn:schemas-microsoft-com:office:office" xmlns:r="http://schemas.openxmlformats.org/officeDocument/2006/relationships" xmlns:m="http://schemas.openxmlformats.org/officeDocument/2006/math" xmlns:v="urn:schemas-microsoft-com:vml" xmlns:wp14="http://schemas.microsoft.com/office/word/2010/wordprocessingDrawing" xmlns:wp="http://schemas.openxmlformats.org/drawingml/2006/wordprocessingDrawing" xmlns:w10="urn:schemas-microsoft-com:office:word" xmlns:w="http://schemas.openxmlformats.org/wordprocessingml/2006/main" xmlns:w14="http://schemas.microsoft.com/office/word/2010/wordml" xmlns:w15="http://schemas.microsoft.com/office/word/2012/wordml" xmlns:w16cid="http://schemas.microsoft.com/office/word/2016/wordml/cid" xmlns:w16se="http://schemas.microsoft.com/office/word/2015/wordml/symex" xmlns:wpg="http://schemas.microsoft.com/office/word/2010/wordprocessingGroup" xmlns:wpi="http://schemas.microsoft.com/office/word/2010/wordprocessingInk" xmlns:wne="http://schemas.microsoft.com/office/word/2006/wordml" xmlns:wps="http://schemas.microsoft.com/office/word/2010/wordprocessingShape" mc:Ignorable="w14 w15 w16se w16cid wp14">
+<w:numbering xmlns:wpc="http://schemas.microsoft.com/office/word/2010/wordprocessingCanvas" xmlns:cx="http://schemas.microsoft.com/office/drawing/2014/chartex" xmlns:cx1="http://schemas.microsoft.com/office/drawing/2015/9/8/chartex" xmlns:cx2="http://schemas.microsoft.com/office/drawing/2015/10/21/chartex" xmlns:cx3="http://schemas.microsoft.com/office/drawing/2016/5/9/chartex" xmlns:cx4="http://schemas.microsoft.com/office/drawing/2016/5/10/chartex" xmlns:cx5="http://schemas.microsoft.com/office/drawing/2016/5/11/chartex" xmlns:cx6="http://schemas.microsoft.com/office/drawing/2016/5/12/chartex" xmlns:cx7="http://schemas.microsoft.com/office/drawing/2016/5/13/chartex" xmlns:cx8="http://schemas.microsoft.com/office/drawing/2016/5/14/chartex" xmlns:mc="http://schemas.openxmlformats.org/markup-compatibility/2006" xmlns:aink="http://schemas.microsoft.com/office/drawing/2016/ink" xmlns:am3d="http://schemas.microsoft.com/office/drawing/2017/model3d" xmlns:o="urn:schemas-microsoft-com:office:office" xmlns:oel="http://schemas.microsoft.com/office/2019/extlst" xmlns:r="http://schemas.openxmlformats.org/officeDocument/2006/relationships" xmlns:m="http://schemas.openxmlformats.org/officeDocument/2006/math" xmlns:v="urn:schemas-microsoft-com:vml" xmlns:wp14="http://schemas.microsoft.com/office/word/2010/wordprocessingDrawing" xmlns:wp="http://schemas.openxmlformats.org/drawingml/2006/wordprocessingDrawing" xmlns:w10="urn:schemas-microsoft-com:office:word" xmlns:w="http://schemas.openxmlformats.org/wordprocessingml/2006/main" xmlns:w14="http://schemas.microsoft.com/office/word/2010/wordml" xmlns:w15="http://schemas.microsoft.com/office/word/2012/wordml" xmlns:w16cex="http://schemas.microsoft.com/office/word/2018/wordml/cex" xmlns:w16cid="http://schemas.microsoft.com/office/word/2016/wordml/cid" xmlns:w16="http://schemas.microsoft.com/office/word/2018/wordml" xmlns:w16sdtdh="http://schemas.microsoft.com/office/word/2020/wordml/sdtdatahash" xmlns:w16se="http://schemas.microsoft.com/office/word/2015/wordml/symex" xmlns:wpg="http://schemas.microsoft.com/office/word/2010/wordprocessingGroup" xmlns:wpi="http://schemas.microsoft.com/office/word/2010/wordprocessingInk" xmlns:wne="http://schemas.microsoft.com/office/word/2006/wordml" xmlns:wps="http://schemas.microsoft.com/office/word/2010/wordprocessingShape" mc:Ignorable="w14 w15 w16se w16cid w16 w16cex w16sdtdh wp14">
   <w:abstractNum w:abstractNumId="0" w15:restartNumberingAfterBreak="0">
     <w:nsid w:val="2C090381"/>
     <w:multiLevelType w:val="multilevel"/>
@@ -8155,6 +13246,304 @@
     </w:lvl>
   </w:abstractNum>
   <w:abstractNum w:abstractNumId="4" w15:restartNumberingAfterBreak="0">
+    <w:nsid w:val="67980528"/>
+    <w:multiLevelType w:val="multilevel"/>
+    <w:tmpl w:val="22C2E020"/>
+    <w:lvl w:ilvl="0">
+      <w:start w:val="1"/>
+      <w:numFmt w:val="bullet"/>
+      <w:lvlText w:val=""/>
+      <w:lvlJc w:val="left"/>
+      <w:pPr>
+        <w:tabs>
+          <w:tab w:val="num" w:pos="720"/>
+        </w:tabs>
+        <w:ind w:left="720" w:hanging="360"/>
+      </w:pPr>
+      <w:rPr>
+        <w:rFonts w:ascii="Wingdings" w:hAnsi="Wingdings" w:hint="default"/>
+        <w:sz w:val="20"/>
+      </w:rPr>
+    </w:lvl>
+    <w:lvl w:ilvl="1" w:tentative="1">
+      <w:start w:val="1"/>
+      <w:numFmt w:val="bullet"/>
+      <w:lvlText w:val=""/>
+      <w:lvlJc w:val="left"/>
+      <w:pPr>
+        <w:tabs>
+          <w:tab w:val="num" w:pos="1440"/>
+        </w:tabs>
+        <w:ind w:left="1440" w:hanging="360"/>
+      </w:pPr>
+      <w:rPr>
+        <w:rFonts w:ascii="Wingdings" w:hAnsi="Wingdings" w:hint="default"/>
+        <w:sz w:val="20"/>
+      </w:rPr>
+    </w:lvl>
+    <w:lvl w:ilvl="2" w:tentative="1">
+      <w:start w:val="1"/>
+      <w:numFmt w:val="bullet"/>
+      <w:lvlText w:val=""/>
+      <w:lvlJc w:val="left"/>
+      <w:pPr>
+        <w:tabs>
+          <w:tab w:val="num" w:pos="2160"/>
+        </w:tabs>
+        <w:ind w:left="2160" w:hanging="360"/>
+      </w:pPr>
+      <w:rPr>
+        <w:rFonts w:ascii="Wingdings" w:hAnsi="Wingdings" w:hint="default"/>
+        <w:sz w:val="20"/>
+      </w:rPr>
+    </w:lvl>
+    <w:lvl w:ilvl="3" w:tentative="1">
+      <w:start w:val="1"/>
+      <w:numFmt w:val="bullet"/>
+      <w:lvlText w:val=""/>
+      <w:lvlJc w:val="left"/>
+      <w:pPr>
+        <w:tabs>
+          <w:tab w:val="num" w:pos="2880"/>
+        </w:tabs>
+        <w:ind w:left="2880" w:hanging="360"/>
+      </w:pPr>
+      <w:rPr>
+        <w:rFonts w:ascii="Wingdings" w:hAnsi="Wingdings" w:hint="default"/>
+        <w:sz w:val="20"/>
+      </w:rPr>
+    </w:lvl>
+    <w:lvl w:ilvl="4" w:tentative="1">
+      <w:start w:val="1"/>
+      <w:numFmt w:val="bullet"/>
+      <w:lvlText w:val=""/>
+      <w:lvlJc w:val="left"/>
+      <w:pPr>
+        <w:tabs>
+          <w:tab w:val="num" w:pos="3600"/>
+        </w:tabs>
+        <w:ind w:left="3600" w:hanging="360"/>
+      </w:pPr>
+      <w:rPr>
+        <w:rFonts w:ascii="Wingdings" w:hAnsi="Wingdings" w:hint="default"/>
+        <w:sz w:val="20"/>
+      </w:rPr>
+    </w:lvl>
+    <w:lvl w:ilvl="5" w:tentative="1">
+      <w:start w:val="1"/>
+      <w:numFmt w:val="bullet"/>
+      <w:lvlText w:val=""/>
+      <w:lvlJc w:val="left"/>
+      <w:pPr>
+        <w:tabs>
+          <w:tab w:val="num" w:pos="4320"/>
+        </w:tabs>
+        <w:ind w:left="4320" w:hanging="360"/>
+      </w:pPr>
+      <w:rPr>
+        <w:rFonts w:ascii="Wingdings" w:hAnsi="Wingdings" w:hint="default"/>
+        <w:sz w:val="20"/>
+      </w:rPr>
+    </w:lvl>
+    <w:lvl w:ilvl="6" w:tentative="1">
+      <w:start w:val="1"/>
+      <w:numFmt w:val="bullet"/>
+      <w:lvlText w:val=""/>
+      <w:lvlJc w:val="left"/>
+      <w:pPr>
+        <w:tabs>
+          <w:tab w:val="num" w:pos="5040"/>
+        </w:tabs>
+        <w:ind w:left="5040" w:hanging="360"/>
+      </w:pPr>
+      <w:rPr>
+        <w:rFonts w:ascii="Wingdings" w:hAnsi="Wingdings" w:hint="default"/>
+        <w:sz w:val="20"/>
+      </w:rPr>
+    </w:lvl>
+    <w:lvl w:ilvl="7" w:tentative="1">
+      <w:start w:val="1"/>
+      <w:numFmt w:val="bullet"/>
+      <w:lvlText w:val=""/>
+      <w:lvlJc w:val="left"/>
+      <w:pPr>
+        <w:tabs>
+          <w:tab w:val="num" w:pos="5760"/>
+        </w:tabs>
+        <w:ind w:left="5760" w:hanging="360"/>
+      </w:pPr>
+      <w:rPr>
+        <w:rFonts w:ascii="Wingdings" w:hAnsi="Wingdings" w:hint="default"/>
+        <w:sz w:val="20"/>
+      </w:rPr>
+    </w:lvl>
+    <w:lvl w:ilvl="8" w:tentative="1">
+      <w:start w:val="1"/>
+      <w:numFmt w:val="bullet"/>
+      <w:lvlText w:val=""/>
+      <w:lvlJc w:val="left"/>
+      <w:pPr>
+        <w:tabs>
+          <w:tab w:val="num" w:pos="6480"/>
+        </w:tabs>
+        <w:ind w:left="6480" w:hanging="360"/>
+      </w:pPr>
+      <w:rPr>
+        <w:rFonts w:ascii="Wingdings" w:hAnsi="Wingdings" w:hint="default"/>
+        <w:sz w:val="20"/>
+      </w:rPr>
+    </w:lvl>
+  </w:abstractNum>
+  <w:abstractNum w:abstractNumId="5" w15:restartNumberingAfterBreak="0">
+    <w:nsid w:val="7062326F"/>
+    <w:multiLevelType w:val="multilevel"/>
+    <w:tmpl w:val="320A3938"/>
+    <w:lvl w:ilvl="0">
+      <w:start w:val="1"/>
+      <w:numFmt w:val="bullet"/>
+      <w:lvlText w:val=""/>
+      <w:lvlJc w:val="left"/>
+      <w:pPr>
+        <w:tabs>
+          <w:tab w:val="num" w:pos="720"/>
+        </w:tabs>
+        <w:ind w:left="720" w:hanging="360"/>
+      </w:pPr>
+      <w:rPr>
+        <w:rFonts w:ascii="Wingdings" w:hAnsi="Wingdings" w:hint="default"/>
+        <w:sz w:val="20"/>
+      </w:rPr>
+    </w:lvl>
+    <w:lvl w:ilvl="1" w:tentative="1">
+      <w:start w:val="1"/>
+      <w:numFmt w:val="bullet"/>
+      <w:lvlText w:val=""/>
+      <w:lvlJc w:val="left"/>
+      <w:pPr>
+        <w:tabs>
+          <w:tab w:val="num" w:pos="1440"/>
+        </w:tabs>
+        <w:ind w:left="1440" w:hanging="360"/>
+      </w:pPr>
+      <w:rPr>
+        <w:rFonts w:ascii="Wingdings" w:hAnsi="Wingdings" w:hint="default"/>
+        <w:sz w:val="20"/>
+      </w:rPr>
+    </w:lvl>
+    <w:lvl w:ilvl="2" w:tentative="1">
+      <w:start w:val="1"/>
+      <w:numFmt w:val="bullet"/>
+      <w:lvlText w:val=""/>
+      <w:lvlJc w:val="left"/>
+      <w:pPr>
+        <w:tabs>
+          <w:tab w:val="num" w:pos="2160"/>
+        </w:tabs>
+        <w:ind w:left="2160" w:hanging="360"/>
+      </w:pPr>
+      <w:rPr>
+        <w:rFonts w:ascii="Wingdings" w:hAnsi="Wingdings" w:hint="default"/>
+        <w:sz w:val="20"/>
+      </w:rPr>
+    </w:lvl>
+    <w:lvl w:ilvl="3" w:tentative="1">
+      <w:start w:val="1"/>
+      <w:numFmt w:val="bullet"/>
+      <w:lvlText w:val=""/>
+      <w:lvlJc w:val="left"/>
+      <w:pPr>
+        <w:tabs>
+          <w:tab w:val="num" w:pos="2880"/>
+        </w:tabs>
+        <w:ind w:left="2880" w:hanging="360"/>
+      </w:pPr>
+      <w:rPr>
+        <w:rFonts w:ascii="Wingdings" w:hAnsi="Wingdings" w:hint="default"/>
+        <w:sz w:val="20"/>
+      </w:rPr>
+    </w:lvl>
+    <w:lvl w:ilvl="4" w:tentative="1">
+      <w:start w:val="1"/>
+      <w:numFmt w:val="bullet"/>
+      <w:lvlText w:val=""/>
+      <w:lvlJc w:val="left"/>
+      <w:pPr>
+        <w:tabs>
+          <w:tab w:val="num" w:pos="3600"/>
+        </w:tabs>
+        <w:ind w:left="3600" w:hanging="360"/>
+      </w:pPr>
+      <w:rPr>
+        <w:rFonts w:ascii="Wingdings" w:hAnsi="Wingdings" w:hint="default"/>
+        <w:sz w:val="20"/>
+      </w:rPr>
+    </w:lvl>
+    <w:lvl w:ilvl="5" w:tentative="1">
+      <w:start w:val="1"/>
+      <w:numFmt w:val="bullet"/>
+      <w:lvlText w:val=""/>
+      <w:lvlJc w:val="left"/>
+      <w:pPr>
+        <w:tabs>
+          <w:tab w:val="num" w:pos="4320"/>
+        </w:tabs>
+        <w:ind w:left="4320" w:hanging="360"/>
+      </w:pPr>
+      <w:rPr>
+        <w:rFonts w:ascii="Wingdings" w:hAnsi="Wingdings" w:hint="default"/>
+        <w:sz w:val="20"/>
+      </w:rPr>
+    </w:lvl>
+    <w:lvl w:ilvl="6" w:tentative="1">
+      <w:start w:val="1"/>
+      <w:numFmt w:val="bullet"/>
+      <w:lvlText w:val=""/>
+      <w:lvlJc w:val="left"/>
+      <w:pPr>
+        <w:tabs>
+          <w:tab w:val="num" w:pos="5040"/>
+        </w:tabs>
+        <w:ind w:left="5040" w:hanging="360"/>
+      </w:pPr>
+      <w:rPr>
+        <w:rFonts w:ascii="Wingdings" w:hAnsi="Wingdings" w:hint="default"/>
+        <w:sz w:val="20"/>
+      </w:rPr>
+    </w:lvl>
+    <w:lvl w:ilvl="7" w:tentative="1">
+      <w:start w:val="1"/>
+      <w:numFmt w:val="bullet"/>
+      <w:lvlText w:val=""/>
+      <w:lvlJc w:val="left"/>
+      <w:pPr>
+        <w:tabs>
+          <w:tab w:val="num" w:pos="5760"/>
+        </w:tabs>
+        <w:ind w:left="5760" w:hanging="360"/>
+      </w:pPr>
+      <w:rPr>
+        <w:rFonts w:ascii="Wingdings" w:hAnsi="Wingdings" w:hint="default"/>
+        <w:sz w:val="20"/>
+      </w:rPr>
+    </w:lvl>
+    <w:lvl w:ilvl="8" w:tentative="1">
+      <w:start w:val="1"/>
+      <w:numFmt w:val="bullet"/>
+      <w:lvlText w:val=""/>
+      <w:lvlJc w:val="left"/>
+      <w:pPr>
+        <w:tabs>
+          <w:tab w:val="num" w:pos="6480"/>
+        </w:tabs>
+        <w:ind w:left="6480" w:hanging="360"/>
+      </w:pPr>
+      <w:rPr>
+        <w:rFonts w:ascii="Wingdings" w:hAnsi="Wingdings" w:hint="default"/>
+        <w:sz w:val="20"/>
+      </w:rPr>
+    </w:lvl>
+  </w:abstractNum>
+  <w:abstractNum w:abstractNumId="6" w15:restartNumberingAfterBreak="0">
     <w:nsid w:val="71D84DB5"/>
     <w:multiLevelType w:val="hybridMultilevel"/>
     <w:tmpl w:val="B774887C"/>
@@ -8240,7 +13629,7 @@
       </w:pPr>
     </w:lvl>
   </w:abstractNum>
-  <w:abstractNum w:abstractNumId="5" w15:restartNumberingAfterBreak="0">
+  <w:abstractNum w:abstractNumId="7" w15:restartNumberingAfterBreak="0">
     <w:nsid w:val="7318426C"/>
     <w:multiLevelType w:val="multilevel"/>
     <w:tmpl w:val="EB7EF706"/>
@@ -8389,29 +13778,187 @@
       </w:rPr>
     </w:lvl>
   </w:abstractNum>
-  <w:num w:numId="1">
+  <w:abstractNum w:abstractNumId="8" w15:restartNumberingAfterBreak="0">
+    <w:nsid w:val="7EE31855"/>
+    <w:multiLevelType w:val="multilevel"/>
+    <w:tmpl w:val="6D304F3C"/>
+    <w:lvl w:ilvl="0">
+      <w:start w:val="1"/>
+      <w:numFmt w:val="bullet"/>
+      <w:lvlText w:val=""/>
+      <w:lvlJc w:val="left"/>
+      <w:pPr>
+        <w:tabs>
+          <w:tab w:val="num" w:pos="720"/>
+        </w:tabs>
+        <w:ind w:left="720" w:hanging="360"/>
+      </w:pPr>
+      <w:rPr>
+        <w:rFonts w:ascii="Wingdings" w:hAnsi="Wingdings" w:hint="default"/>
+        <w:sz w:val="20"/>
+      </w:rPr>
+    </w:lvl>
+    <w:lvl w:ilvl="1" w:tentative="1">
+      <w:start w:val="1"/>
+      <w:numFmt w:val="bullet"/>
+      <w:lvlText w:val=""/>
+      <w:lvlJc w:val="left"/>
+      <w:pPr>
+        <w:tabs>
+          <w:tab w:val="num" w:pos="1440"/>
+        </w:tabs>
+        <w:ind w:left="1440" w:hanging="360"/>
+      </w:pPr>
+      <w:rPr>
+        <w:rFonts w:ascii="Wingdings" w:hAnsi="Wingdings" w:hint="default"/>
+        <w:sz w:val="20"/>
+      </w:rPr>
+    </w:lvl>
+    <w:lvl w:ilvl="2" w:tentative="1">
+      <w:start w:val="1"/>
+      <w:numFmt w:val="bullet"/>
+      <w:lvlText w:val=""/>
+      <w:lvlJc w:val="left"/>
+      <w:pPr>
+        <w:tabs>
+          <w:tab w:val="num" w:pos="2160"/>
+        </w:tabs>
+        <w:ind w:left="2160" w:hanging="360"/>
+      </w:pPr>
+      <w:rPr>
+        <w:rFonts w:ascii="Wingdings" w:hAnsi="Wingdings" w:hint="default"/>
+        <w:sz w:val="20"/>
+      </w:rPr>
+    </w:lvl>
+    <w:lvl w:ilvl="3" w:tentative="1">
+      <w:start w:val="1"/>
+      <w:numFmt w:val="bullet"/>
+      <w:lvlText w:val=""/>
+      <w:lvlJc w:val="left"/>
+      <w:pPr>
+        <w:tabs>
+          <w:tab w:val="num" w:pos="2880"/>
+        </w:tabs>
+        <w:ind w:left="2880" w:hanging="360"/>
+      </w:pPr>
+      <w:rPr>
+        <w:rFonts w:ascii="Wingdings" w:hAnsi="Wingdings" w:hint="default"/>
+        <w:sz w:val="20"/>
+      </w:rPr>
+    </w:lvl>
+    <w:lvl w:ilvl="4" w:tentative="1">
+      <w:start w:val="1"/>
+      <w:numFmt w:val="bullet"/>
+      <w:lvlText w:val=""/>
+      <w:lvlJc w:val="left"/>
+      <w:pPr>
+        <w:tabs>
+          <w:tab w:val="num" w:pos="3600"/>
+        </w:tabs>
+        <w:ind w:left="3600" w:hanging="360"/>
+      </w:pPr>
+      <w:rPr>
+        <w:rFonts w:ascii="Wingdings" w:hAnsi="Wingdings" w:hint="default"/>
+        <w:sz w:val="20"/>
+      </w:rPr>
+    </w:lvl>
+    <w:lvl w:ilvl="5" w:tentative="1">
+      <w:start w:val="1"/>
+      <w:numFmt w:val="bullet"/>
+      <w:lvlText w:val=""/>
+      <w:lvlJc w:val="left"/>
+      <w:pPr>
+        <w:tabs>
+          <w:tab w:val="num" w:pos="4320"/>
+        </w:tabs>
+        <w:ind w:left="4320" w:hanging="360"/>
+      </w:pPr>
+      <w:rPr>
+        <w:rFonts w:ascii="Wingdings" w:hAnsi="Wingdings" w:hint="default"/>
+        <w:sz w:val="20"/>
+      </w:rPr>
+    </w:lvl>
+    <w:lvl w:ilvl="6" w:tentative="1">
+      <w:start w:val="1"/>
+      <w:numFmt w:val="bullet"/>
+      <w:lvlText w:val=""/>
+      <w:lvlJc w:val="left"/>
+      <w:pPr>
+        <w:tabs>
+          <w:tab w:val="num" w:pos="5040"/>
+        </w:tabs>
+        <w:ind w:left="5040" w:hanging="360"/>
+      </w:pPr>
+      <w:rPr>
+        <w:rFonts w:ascii="Wingdings" w:hAnsi="Wingdings" w:hint="default"/>
+        <w:sz w:val="20"/>
+      </w:rPr>
+    </w:lvl>
+    <w:lvl w:ilvl="7" w:tentative="1">
+      <w:start w:val="1"/>
+      <w:numFmt w:val="bullet"/>
+      <w:lvlText w:val=""/>
+      <w:lvlJc w:val="left"/>
+      <w:pPr>
+        <w:tabs>
+          <w:tab w:val="num" w:pos="5760"/>
+        </w:tabs>
+        <w:ind w:left="5760" w:hanging="360"/>
+      </w:pPr>
+      <w:rPr>
+        <w:rFonts w:ascii="Wingdings" w:hAnsi="Wingdings" w:hint="default"/>
+        <w:sz w:val="20"/>
+      </w:rPr>
+    </w:lvl>
+    <w:lvl w:ilvl="8" w:tentative="1">
+      <w:start w:val="1"/>
+      <w:numFmt w:val="bullet"/>
+      <w:lvlText w:val=""/>
+      <w:lvlJc w:val="left"/>
+      <w:pPr>
+        <w:tabs>
+          <w:tab w:val="num" w:pos="6480"/>
+        </w:tabs>
+        <w:ind w:left="6480" w:hanging="360"/>
+      </w:pPr>
+      <w:rPr>
+        <w:rFonts w:ascii="Wingdings" w:hAnsi="Wingdings" w:hint="default"/>
+        <w:sz w:val="20"/>
+      </w:rPr>
+    </w:lvl>
+  </w:abstractNum>
+  <w:num w:numId="1" w16cid:durableId="1967855284">
     <w:abstractNumId w:val="0"/>
   </w:num>
-  <w:num w:numId="2">
+  <w:num w:numId="2" w16cid:durableId="1537891604">
     <w:abstractNumId w:val="3"/>
   </w:num>
-  <w:num w:numId="3">
+  <w:num w:numId="3" w16cid:durableId="1488354711">
     <w:abstractNumId w:val="1"/>
   </w:num>
-  <w:num w:numId="4">
+  <w:num w:numId="4" w16cid:durableId="1998026754">
     <w:abstractNumId w:val="2"/>
   </w:num>
-  <w:num w:numId="5">
+  <w:num w:numId="5" w16cid:durableId="718482804">
+    <w:abstractNumId w:val="7"/>
+  </w:num>
+  <w:num w:numId="6" w16cid:durableId="198861209">
+    <w:abstractNumId w:val="6"/>
+  </w:num>
+  <w:num w:numId="7" w16cid:durableId="1474787582">
+    <w:abstractNumId w:val="4"/>
+  </w:num>
+  <w:num w:numId="8" w16cid:durableId="940180499">
     <w:abstractNumId w:val="5"/>
   </w:num>
-  <w:num w:numId="6">
-    <w:abstractNumId w:val="4"/>
+  <w:num w:numId="9" w16cid:durableId="73170901">
+    <w:abstractNumId w:val="8"/>
   </w:num>
 </w:numbering>
 </file>
 
 <file path=word/styles.xml><?xml version="1.0" encoding="utf-8"?>
-<w:styles xmlns:mc="http://schemas.openxmlformats.org/markup-compatibility/2006" xmlns:r="http://schemas.openxmlformats.org/officeDocument/2006/relationships" xmlns:w="http://schemas.openxmlformats.org/wordprocessingml/2006/main" xmlns:w14="http://schemas.microsoft.com/office/word/2010/wordml" xmlns:w15="http://schemas.microsoft.com/office/word/2012/wordml" xmlns:w16cid="http://schemas.microsoft.com/office/word/2016/wordml/cid" xmlns:w16se="http://schemas.microsoft.com/office/word/2015/wordml/symex" mc:Ignorable="w14 w15 w16se w16cid">
+<w:styles xmlns:mc="http://schemas.openxmlformats.org/markup-compatibility/2006" xmlns:r="http://schemas.openxmlformats.org/officeDocument/2006/relationships" xmlns:w="http://schemas.openxmlformats.org/wordprocessingml/2006/main" xmlns:w14="http://schemas.microsoft.com/office/word/2010/wordml" xmlns:w15="http://schemas.microsoft.com/office/word/2012/wordml" xmlns:w16cex="http://schemas.microsoft.com/office/word/2018/wordml/cex" xmlns:w16cid="http://schemas.microsoft.com/office/word/2016/wordml/cid" xmlns:w16="http://schemas.microsoft.com/office/word/2018/wordml" xmlns:w16sdtdh="http://schemas.microsoft.com/office/word/2020/wordml/sdtdatahash" xmlns:w16se="http://schemas.microsoft.com/office/word/2015/wordml/symex" mc:Ignorable="w14 w15 w16se w16cid w16 w16cex w16sdtdh">
   <w:docDefaults>
     <w:rPrDefault>
       <w:rPr>
@@ -8427,7 +13974,7 @@
       </w:pPr>
     </w:pPrDefault>
   </w:docDefaults>
-  <w:latentStyles w:defLockedState="0" w:defUIPriority="99" w:defSemiHidden="0" w:defUnhideWhenUsed="0" w:defQFormat="0" w:count="375">
+  <w:latentStyles w:defLockedState="0" w:defUIPriority="99" w:defSemiHidden="0" w:defUnhideWhenUsed="0" w:defQFormat="0" w:count="376">
     <w:lsdException w:name="Normal" w:uiPriority="0" w:qFormat="1"/>
     <w:lsdException w:name="heading 1" w:uiPriority="9" w:qFormat="1"/>
     <w:lsdException w:name="heading 2" w:semiHidden="1" w:uiPriority="9" w:unhideWhenUsed="1" w:qFormat="1"/>
@@ -8803,17 +14350,18 @@
     <w:lsdException w:name="Smart Hyperlink" w:semiHidden="1" w:unhideWhenUsed="1"/>
     <w:lsdException w:name="Hashtag" w:semiHidden="1" w:unhideWhenUsed="1"/>
     <w:lsdException w:name="Unresolved Mention" w:semiHidden="1" w:unhideWhenUsed="1"/>
+    <w:lsdException w:name="Smart Link" w:semiHidden="1" w:unhideWhenUsed="1"/>
   </w:latentStyles>
-  <w:style w:type="paragraph" w:default="1" w:styleId="a">
+  <w:style w:type="paragraph" w:default="1" w:styleId="Normal">
     <w:name w:val="Normal"/>
     <w:qFormat/>
-    <w:rsid w:val="002E0FB2"/>
+    <w:rsid w:val="001655C4"/>
   </w:style>
-  <w:style w:type="paragraph" w:styleId="1">
+  <w:style w:type="paragraph" w:styleId="Heading1">
     <w:name w:val="heading 1"/>
-    <w:basedOn w:val="a"/>
-    <w:next w:val="a"/>
-    <w:link w:val="10"/>
+    <w:basedOn w:val="Normal"/>
+    <w:next w:val="Normal"/>
+    <w:link w:val="Heading1Char"/>
     <w:uiPriority w:val="9"/>
     <w:qFormat/>
     <w:rsid w:val="00C51752"/>
@@ -8830,11 +14378,11 @@
       <w:szCs w:val="32"/>
     </w:rPr>
   </w:style>
-  <w:style w:type="paragraph" w:styleId="2">
+  <w:style w:type="paragraph" w:styleId="Heading2">
     <w:name w:val="heading 2"/>
-    <w:basedOn w:val="a"/>
-    <w:next w:val="a"/>
-    <w:link w:val="20"/>
+    <w:basedOn w:val="Normal"/>
+    <w:next w:val="Normal"/>
+    <w:link w:val="Heading2Char"/>
     <w:uiPriority w:val="9"/>
     <w:semiHidden/>
     <w:unhideWhenUsed/>
@@ -8853,13 +14401,35 @@
       <w:szCs w:val="26"/>
     </w:rPr>
   </w:style>
-  <w:style w:type="character" w:default="1" w:styleId="a0">
+  <w:style w:type="paragraph" w:styleId="Heading3">
+    <w:name w:val="heading 3"/>
+    <w:basedOn w:val="Normal"/>
+    <w:next w:val="Normal"/>
+    <w:link w:val="Heading3Char"/>
+    <w:uiPriority w:val="9"/>
+    <w:semiHidden/>
+    <w:unhideWhenUsed/>
+    <w:qFormat/>
+    <w:rsid w:val="001655C4"/>
+    <w:pPr>
+      <w:keepNext/>
+      <w:keepLines/>
+      <w:spacing w:before="40" w:after="0"/>
+      <w:outlineLvl w:val="2"/>
+    </w:pPr>
+    <w:rPr>
+      <w:rFonts w:asciiTheme="majorHAnsi" w:eastAsiaTheme="majorEastAsia" w:hAnsiTheme="majorHAnsi" w:cstheme="majorBidi"/>
+      <w:color w:val="1F3763" w:themeColor="accent1" w:themeShade="7F"/>
+      <w:sz w:val="24"/>
+      <w:szCs w:val="24"/>
+    </w:rPr>
+  </w:style>
+  <w:style w:type="character" w:default="1" w:styleId="DefaultParagraphFont">
     <w:name w:val="Default Paragraph Font"/>
     <w:uiPriority w:val="1"/>
-    <w:semiHidden/>
     <w:unhideWhenUsed/>
   </w:style>
-  <w:style w:type="table" w:default="1" w:styleId="a1">
+  <w:style w:type="table" w:default="1" w:styleId="TableNormal">
     <w:name w:val="Normal Table"/>
     <w:uiPriority w:val="99"/>
     <w:semiHidden/>
@@ -8874,15 +14444,15 @@
       </w:tblCellMar>
     </w:tblPr>
   </w:style>
-  <w:style w:type="numbering" w:default="1" w:styleId="a2">
+  <w:style w:type="numbering" w:default="1" w:styleId="NoList">
     <w:name w:val="No List"/>
     <w:uiPriority w:val="99"/>
     <w:semiHidden/>
     <w:unhideWhenUsed/>
   </w:style>
-  <w:style w:type="paragraph" w:styleId="a3">
+  <w:style w:type="paragraph" w:styleId="NormalWeb">
     <w:name w:val="Normal (Web)"/>
-    <w:basedOn w:val="a"/>
+    <w:basedOn w:val="Normal"/>
     <w:uiPriority w:val="99"/>
     <w:semiHidden/>
     <w:unhideWhenUsed/>
@@ -8897,10 +14467,10 @@
       <w:lang w:eastAsia="ru-RU"/>
     </w:rPr>
   </w:style>
-  <w:style w:type="paragraph" w:styleId="HTML">
+  <w:style w:type="paragraph" w:styleId="HTMLPreformatted">
     <w:name w:val="HTML Preformatted"/>
-    <w:basedOn w:val="a"/>
-    <w:link w:val="HTML0"/>
+    <w:basedOn w:val="Normal"/>
+    <w:link w:val="HTMLPreformattedChar"/>
     <w:uiPriority w:val="99"/>
     <w:unhideWhenUsed/>
     <w:rsid w:val="00C51752"/>
@@ -8932,10 +14502,10 @@
       <w:lang w:eastAsia="ru-RU"/>
     </w:rPr>
   </w:style>
-  <w:style w:type="character" w:customStyle="1" w:styleId="HTML0">
-    <w:name w:val="Стандартный HTML Знак"/>
-    <w:basedOn w:val="a0"/>
-    <w:link w:val="HTML"/>
+  <w:style w:type="character" w:customStyle="1" w:styleId="HTMLPreformattedChar">
+    <w:name w:val="HTML Preformatted Char"/>
+    <w:basedOn w:val="DefaultParagraphFont"/>
+    <w:link w:val="HTMLPreformatted"/>
     <w:uiPriority w:val="99"/>
     <w:rsid w:val="00C51752"/>
     <w:rPr>
@@ -8945,9 +14515,9 @@
       <w:lang w:eastAsia="ru-RU"/>
     </w:rPr>
   </w:style>
-  <w:style w:type="character" w:styleId="HTML1">
+  <w:style w:type="character" w:styleId="HTMLCode">
     <w:name w:val="HTML Code"/>
-    <w:basedOn w:val="a0"/>
+    <w:basedOn w:val="DefaultParagraphFont"/>
     <w:uiPriority w:val="99"/>
     <w:semiHidden/>
     <w:unhideWhenUsed/>
@@ -8960,27 +14530,27 @@
   </w:style>
   <w:style w:type="character" w:customStyle="1" w:styleId="hljs-keyword">
     <w:name w:val="hljs-keyword"/>
-    <w:basedOn w:val="a0"/>
+    <w:basedOn w:val="DefaultParagraphFont"/>
     <w:rsid w:val="00C51752"/>
   </w:style>
   <w:style w:type="character" w:customStyle="1" w:styleId="hljs-title">
     <w:name w:val="hljs-title"/>
-    <w:basedOn w:val="a0"/>
+    <w:basedOn w:val="DefaultParagraphFont"/>
     <w:rsid w:val="00C51752"/>
   </w:style>
   <w:style w:type="character" w:customStyle="1" w:styleId="hljs-builtin">
     <w:name w:val="hljs-built_in"/>
-    <w:basedOn w:val="a0"/>
+    <w:basedOn w:val="DefaultParagraphFont"/>
     <w:rsid w:val="00C51752"/>
   </w:style>
   <w:style w:type="character" w:customStyle="1" w:styleId="hljs-function">
     <w:name w:val="hljs-function"/>
-    <w:basedOn w:val="a0"/>
+    <w:basedOn w:val="DefaultParagraphFont"/>
     <w:rsid w:val="00C51752"/>
   </w:style>
-  <w:style w:type="character" w:styleId="a4">
+  <w:style w:type="character" w:styleId="Emphasis">
     <w:name w:val="Emphasis"/>
-    <w:basedOn w:val="a0"/>
+    <w:basedOn w:val="DefaultParagraphFont"/>
     <w:uiPriority w:val="20"/>
     <w:qFormat/>
     <w:rsid w:val="00C51752"/>
@@ -8989,10 +14559,10 @@
       <w:iCs/>
     </w:rPr>
   </w:style>
-  <w:style w:type="character" w:customStyle="1" w:styleId="10">
-    <w:name w:val="Заголовок 1 Знак"/>
-    <w:basedOn w:val="a0"/>
-    <w:link w:val="1"/>
+  <w:style w:type="character" w:customStyle="1" w:styleId="Heading1Char">
+    <w:name w:val="Heading 1 Char"/>
+    <w:basedOn w:val="DefaultParagraphFont"/>
+    <w:link w:val="Heading1"/>
     <w:uiPriority w:val="9"/>
     <w:rsid w:val="00C51752"/>
     <w:rPr>
@@ -9002,9 +14572,9 @@
       <w:szCs w:val="32"/>
     </w:rPr>
   </w:style>
-  <w:style w:type="character" w:styleId="a5">
+  <w:style w:type="character" w:styleId="Hyperlink">
     <w:name w:val="Hyperlink"/>
-    <w:basedOn w:val="a0"/>
+    <w:basedOn w:val="DefaultParagraphFont"/>
     <w:uiPriority w:val="99"/>
     <w:unhideWhenUsed/>
     <w:rsid w:val="00BA3196"/>
@@ -9015,23 +14585,23 @@
   </w:style>
   <w:style w:type="character" w:customStyle="1" w:styleId="hljs-params">
     <w:name w:val="hljs-params"/>
-    <w:basedOn w:val="a0"/>
+    <w:basedOn w:val="DefaultParagraphFont"/>
     <w:rsid w:val="00524926"/>
   </w:style>
   <w:style w:type="character" w:customStyle="1" w:styleId="hljs-string">
     <w:name w:val="hljs-string"/>
-    <w:basedOn w:val="a0"/>
+    <w:basedOn w:val="DefaultParagraphFont"/>
     <w:rsid w:val="00524926"/>
   </w:style>
   <w:style w:type="character" w:customStyle="1" w:styleId="hljs-subst">
     <w:name w:val="hljs-subst"/>
-    <w:basedOn w:val="a0"/>
+    <w:basedOn w:val="DefaultParagraphFont"/>
     <w:rsid w:val="00524926"/>
   </w:style>
-  <w:style w:type="character" w:customStyle="1" w:styleId="20">
-    <w:name w:val="Заголовок 2 Знак"/>
-    <w:basedOn w:val="a0"/>
-    <w:link w:val="2"/>
+  <w:style w:type="character" w:customStyle="1" w:styleId="Heading2Char">
+    <w:name w:val="Heading 2 Char"/>
+    <w:basedOn w:val="DefaultParagraphFont"/>
+    <w:link w:val="Heading2"/>
     <w:uiPriority w:val="9"/>
     <w:semiHidden/>
     <w:rsid w:val="00806792"/>
@@ -9044,12 +14614,12 @@
   </w:style>
   <w:style w:type="character" w:customStyle="1" w:styleId="mr-1">
     <w:name w:val="mr-1"/>
-    <w:basedOn w:val="a0"/>
+    <w:basedOn w:val="DefaultParagraphFont"/>
     <w:rsid w:val="00806792"/>
   </w:style>
-  <w:style w:type="character" w:styleId="a6">
+  <w:style w:type="character" w:styleId="UnresolvedMention">
     <w:name w:val="Unresolved Mention"/>
-    <w:basedOn w:val="a0"/>
+    <w:basedOn w:val="DefaultParagraphFont"/>
     <w:uiPriority w:val="99"/>
     <w:semiHidden/>
     <w:unhideWhenUsed/>
@@ -9061,12 +14631,12 @@
   </w:style>
   <w:style w:type="character" w:customStyle="1" w:styleId="hljs-number">
     <w:name w:val="hljs-number"/>
-    <w:basedOn w:val="a0"/>
+    <w:basedOn w:val="DefaultParagraphFont"/>
     <w:rsid w:val="00172037"/>
   </w:style>
-  <w:style w:type="paragraph" w:styleId="a7">
+  <w:style w:type="paragraph" w:styleId="ListParagraph">
     <w:name w:val="List Paragraph"/>
-    <w:basedOn w:val="a"/>
+    <w:basedOn w:val="Normal"/>
     <w:uiPriority w:val="34"/>
     <w:qFormat/>
     <w:rsid w:val="0079251D"/>
@@ -9074,6 +14644,20 @@
       <w:ind w:left="720"/>
       <w:contextualSpacing/>
     </w:pPr>
+  </w:style>
+  <w:style w:type="character" w:customStyle="1" w:styleId="Heading3Char">
+    <w:name w:val="Heading 3 Char"/>
+    <w:basedOn w:val="DefaultParagraphFont"/>
+    <w:link w:val="Heading3"/>
+    <w:uiPriority w:val="9"/>
+    <w:semiHidden/>
+    <w:rsid w:val="001655C4"/>
+    <w:rPr>
+      <w:rFonts w:asciiTheme="majorHAnsi" w:eastAsiaTheme="majorEastAsia" w:hAnsiTheme="majorHAnsi" w:cstheme="majorBidi"/>
+      <w:color w:val="1F3763" w:themeColor="accent1" w:themeShade="7F"/>
+      <w:sz w:val="24"/>
+      <w:szCs w:val="24"/>
+    </w:rPr>
   </w:style>
 </w:styles>
 </file>
